--- a/docs/PES_Guide_5_Features_and_Data_Flows.docx
+++ b/docs/PES_Guide_5_Features_and_Data_Flows.docx
@@ -4798,7 +4798,7 @@
           <w:sz w:val="21"/>
           <w:szCs w:val="21"/>
         </w:rPr>
-        <w:t xml:space="preserve">AIAssistant.tsx, chatbotEngine.ts, intentClassifier.ts, ragRetrieval.ts, embedder.ts, llmAssistant.ts, and the ai-assistant Edge Function.</w:t>
+        <w:t xml:space="preserve">AIAssistant.tsx and chatbotEngine.ts in the browser, and the ai-assistant Edge Function, which is where the real work happens.</w:t>
       </w:r>
     </w:p>
     <w:p>
@@ -4816,7 +4816,7 @@
           <w:sz w:val="21"/>
           <w:szCs w:val="21"/>
         </w:rPr>
-        <w:t xml:space="preserve">This is the feature most often assumed to be unbuilt. It is not. Three working layers already exist, and they are tried in order from cheapest to most expensive.</w:t>
+        <w:t xml:space="preserve">This is the feature that was rebuilt in September 2026. It is worth understanding what it was first, because the change is the point.</w:t>
       </w:r>
     </w:p>
     <w:p>
@@ -4833,7 +4833,7 @@
           <w:sz w:val="26"/>
           <w:szCs w:val="26"/>
         </w:rPr>
-        <w:t xml:space="preserve">9.1 Layer 1 — understanding the question, in the browser</w:t>
+        <w:t xml:space="preserve">9.1 What it used to be, and why it felt canned</w:t>
       </w:r>
     </w:p>
     <w:p>
@@ -4851,7 +4851,7 @@
           <w:sz w:val="21"/>
           <w:szCs w:val="21"/>
         </w:rPr>
-        <w:t xml:space="preserve">The student's message is turned into a list of numbers by a small AI model running inside the browser, then compared against example phrasings of each known question type. The closest match wins.</w:t>
+        <w:t xml:space="preserve">The old design tried three things in order, cheapest first. A cascade of regular expressions, then a classifier that sorted the message into one of six known question types, and only if both failed did the question reach a language model.</w:t>
       </w:r>
     </w:p>
     <w:p>
@@ -4869,7 +4869,331 @@
           <w:sz w:val="21"/>
           <w:szCs w:val="21"/>
         </w:rPr>
-        <w:t xml:space="preserve">The model is Xenova/all-MiniLM-L6-v2, about 25 MB, downloaded once and then cached by the browser. It costs nothing per question because it never leaves the machine.</w:t>
+        <w:t xml:space="preserve">The trouble was that anything the classifier recognised was answered from a hand-written sentence with the real numbers dropped into it. A template cannot rephrase, cannot take a follow-up, and cannot combine two facts. And because the earlier steps recognised most questions, the model was almost never reached at all — 25 calls in total, ever.</w:t>
+      </w:r>
+    </w:p>
+    <w:tbl>
+      <w:tblPr>
+        <w:tblW w:type="dxa" w:w="9026"/>
+        <w:tblBorders>
+          <w:top w:val="single" w:color="FFFFFF" w:sz="2"/>
+          <w:left w:val="single" w:color="FFFFFF" w:sz="2"/>
+          <w:bottom w:val="single" w:color="FFFFFF" w:sz="2"/>
+          <w:right w:val="single" w:color="FFFFFF" w:sz="2"/>
+          <w:insideH w:val="single" w:color="FFFFFF" w:sz="2"/>
+          <w:insideV w:val="single" w:color="FFFFFF" w:sz="2"/>
+        </w:tblBorders>
+      </w:tblPr>
+      <w:tblGrid>
+        <w:gridCol w:w="9026"/>
+      </w:tblGrid>
+      <w:tr>
+        <w:tc>
+          <w:tcPr>
+            <w:tcW w:type="dxa" w:w="9026"/>
+            <w:shd w:fill="FBF0E6" w:color="auto" w:val="clear"/>
+            <w:tcMar>
+              <w:top w:type="dxa" w:w="130"/>
+              <w:left w:type="dxa" w:w="170"/>
+              <w:bottom w:type="dxa" w:w="130"/>
+              <w:right w:type="dxa" w:w="170"/>
+            </w:tcMar>
+          </w:tcPr>
+          <w:p>
+            <w:pPr>
+              <w:spacing w:after="60"/>
+            </w:pPr>
+            <w:r>
+              <w:rPr>
+                <w:rFonts w:ascii="Calibri" w:cs="Calibri" w:eastAsia="Calibri" w:hAnsi="Calibri"/>
+                <w:b/>
+                <w:bCs/>
+                <w:color w:val="8B1E2D"/>
+                <w:sz w:val="17"/>
+                <w:szCs w:val="17"/>
+              </w:rPr>
+              <w:t xml:space="preserve">THE BUG UNDERNEATH</w:t>
+            </w:r>
+          </w:p>
+          <w:p>
+            <w:pPr>
+              <w:spacing w:line="276"/>
+            </w:pPr>
+            <w:r>
+              <w:rPr>
+                <w:rFonts w:ascii="Calibri" w:cs="Calibri" w:eastAsia="Calibri" w:hAnsi="Calibri"/>
+                <w:color w:val="1A1A1A"/>
+                <w:sz w:val="20"/>
+                <w:szCs w:val="20"/>
+              </w:rPr>
+              <w:t xml:space="preserve">The model was also calling a version of Gemini that no longer exists, so every one of those 25 calls returned 404. The function reported that as a bare "Internal error", the browser fell back to a fixed reply, and a completely dead feature looked merely unhelpful for weeks. Failures now say what failed.</w:t>
+            </w:r>
+          </w:p>
+        </w:tc>
+      </w:tr>
+    </w:tbl>
+    <w:p>
+      <w:pPr>
+        <w:pStyle w:val="Heading2"/>
+        <w:spacing w:after="120" w:before="300"/>
+      </w:pPr>
+      <w:r>
+        <w:rPr>
+          <w:rFonts w:ascii="Calibri" w:cs="Calibri" w:eastAsia="Calibri" w:hAnsi="Calibri"/>
+          <w:b/>
+          <w:bCs/>
+          <w:color w:val="1A1A1A"/>
+          <w:sz w:val="26"/>
+          <w:szCs w:val="26"/>
+        </w:rPr>
+        <w:t xml:space="preserve">9.2 What it is now</w:t>
+      </w:r>
+    </w:p>
+    <w:p>
+      <w:pPr>
+        <w:spacing w:after="150" w:line="276"/>
+      </w:pPr>
+      <w:r>
+        <w:rPr>
+          <w:rFonts w:ascii="Calibri" w:cs="Calibri" w:eastAsia="Calibri" w:hAnsi="Calibri"/>
+          <w:b w:val="false"/>
+          <w:bCs w:val="false"/>
+          <w:i w:val="false"/>
+          <w:iCs w:val="false"/>
+          <w:color w:val="1A1A1A"/>
+          <w:sz w:val="21"/>
+          <w:szCs w:val="21"/>
+        </w:rPr>
+        <w:t xml:space="preserve">The order is inverted. Every message goes to the model, and the model decides for itself which of the database functions to call. The 652 lines of intent handling in the browser became 50.</w:t>
+      </w:r>
+    </w:p>
+    <w:tbl>
+      <w:tblPr>
+        <w:tblW w:type="dxa" w:w="9026"/>
+        <w:tblBorders>
+          <w:top w:val="single" w:color="FFFFFF" w:sz="2"/>
+          <w:left w:val="single" w:color="FFFFFF" w:sz="2"/>
+          <w:bottom w:val="single" w:color="FFFFFF" w:sz="2"/>
+          <w:right w:val="single" w:color="FFFFFF" w:sz="2"/>
+          <w:insideH w:val="single" w:color="FFFFFF" w:sz="2"/>
+          <w:insideV w:val="single" w:color="FFFFFF" w:sz="2"/>
+        </w:tblBorders>
+      </w:tblPr>
+      <w:tblGrid>
+        <w:gridCol w:w="9026"/>
+      </w:tblGrid>
+      <w:tr>
+        <w:tc>
+          <w:tcPr>
+            <w:tcW w:type="dxa" w:w="9026"/>
+            <w:shd w:fill="F5F5F2" w:color="auto" w:val="clear"/>
+            <w:tcMar>
+              <w:top w:type="dxa" w:w="120"/>
+              <w:left w:type="dxa" w:w="160"/>
+              <w:bottom w:type="dxa" w:w="120"/>
+              <w:right w:type="dxa" w:w="160"/>
+            </w:tcMar>
+          </w:tcPr>
+          <w:p>
+            <w:pPr>
+              <w:spacing w:after="20" w:line="240"/>
+            </w:pPr>
+            <w:r>
+              <w:rPr>
+                <w:rFonts w:ascii="Consolas" w:cs="Consolas" w:eastAsia="Consolas" w:hAnsi="Consolas"/>
+                <w:color w:val="23303B"/>
+                <w:sz w:val="18"/>
+                <w:szCs w:val="18"/>
+              </w:rPr>
+              <w:t xml:space="preserve">  message + recent conversation</w:t>
+            </w:r>
+          </w:p>
+          <w:p>
+            <w:pPr>
+              <w:spacing w:after="20" w:line="240"/>
+            </w:pPr>
+            <w:r>
+              <w:rPr>
+                <w:rFonts w:ascii="Consolas" w:cs="Consolas" w:eastAsia="Consolas" w:hAnsi="Consolas"/>
+                <w:color w:val="23303B"/>
+                <w:sz w:val="18"/>
+                <w:szCs w:val="18"/>
+              </w:rPr>
+              <w:t xml:space="preserve">        |</w:t>
+            </w:r>
+          </w:p>
+          <w:p>
+            <w:pPr>
+              <w:spacing w:after="20" w:line="240"/>
+            </w:pPr>
+            <w:r>
+              <w:rPr>
+                <w:rFonts w:ascii="Consolas" w:cs="Consolas" w:eastAsia="Consolas" w:hAnsi="Consolas"/>
+                <w:color w:val="23303B"/>
+                <w:sz w:val="18"/>
+                <w:szCs w:val="18"/>
+              </w:rPr>
+              <w:t xml:space="preserve">        v</w:t>
+            </w:r>
+          </w:p>
+          <w:p>
+            <w:pPr>
+              <w:spacing w:after="20" w:line="240"/>
+            </w:pPr>
+            <w:r>
+              <w:rPr>
+                <w:rFonts w:ascii="Consolas" w:cs="Consolas" w:eastAsia="Consolas" w:hAnsi="Consolas"/>
+                <w:color w:val="23303B"/>
+                <w:sz w:val="18"/>
+                <w:szCs w:val="18"/>
+              </w:rPr>
+              <w:t xml:space="preserve">  ai-assistant Edge Function</w:t>
+            </w:r>
+          </w:p>
+          <w:p>
+            <w:pPr>
+              <w:spacing w:after="20" w:line="240"/>
+            </w:pPr>
+            <w:r>
+              <w:rPr>
+                <w:rFonts w:ascii="Consolas" w:cs="Consolas" w:eastAsia="Consolas" w:hAnsi="Consolas"/>
+                <w:color w:val="23303B"/>
+                <w:sz w:val="18"/>
+                <w:szCs w:val="18"/>
+              </w:rPr>
+              <w:t xml:space="preserve">        |</w:t>
+            </w:r>
+          </w:p>
+          <w:p>
+            <w:pPr>
+              <w:spacing w:after="20" w:line="240"/>
+            </w:pPr>
+            <w:r>
+              <w:rPr>
+                <w:rFonts w:ascii="Consolas" w:cs="Consolas" w:eastAsia="Consolas" w:hAnsi="Consolas"/>
+                <w:color w:val="23303B"/>
+                <w:sz w:val="18"/>
+                <w:szCs w:val="18"/>
+              </w:rPr>
+              <w:t xml:space="preserve">        +--&gt; Gemini, with 12 tools described to it</w:t>
+            </w:r>
+          </w:p>
+          <w:p>
+            <w:pPr>
+              <w:spacing w:after="20" w:line="240"/>
+            </w:pPr>
+            <w:r>
+              <w:rPr>
+                <w:rFonts w:ascii="Consolas" w:cs="Consolas" w:eastAsia="Consolas" w:hAnsi="Consolas"/>
+                <w:color w:val="23303B"/>
+                <w:sz w:val="18"/>
+                <w:szCs w:val="18"/>
+              </w:rPr>
+              <w:t xml:space="preserve">        |         |</w:t>
+            </w:r>
+          </w:p>
+          <w:p>
+            <w:pPr>
+              <w:spacing w:after="20" w:line="240"/>
+            </w:pPr>
+            <w:r>
+              <w:rPr>
+                <w:rFonts w:ascii="Consolas" w:cs="Consolas" w:eastAsia="Consolas" w:hAnsi="Consolas"/>
+                <w:color w:val="23303B"/>
+                <w:sz w:val="18"/>
+                <w:szCs w:val="18"/>
+              </w:rPr>
+              <w:t xml:space="preserve">        |         +--&gt; calls the ones it needs  &lt;--+</w:t>
+            </w:r>
+          </w:p>
+          <w:p>
+            <w:pPr>
+              <w:spacing w:after="20" w:line="240"/>
+            </w:pPr>
+            <w:r>
+              <w:rPr>
+                <w:rFonts w:ascii="Consolas" w:cs="Consolas" w:eastAsia="Consolas" w:hAnsi="Consolas"/>
+                <w:color w:val="23303B"/>
+                <w:sz w:val="18"/>
+                <w:szCs w:val="18"/>
+              </w:rPr>
+              <w:t xml:space="preserve">        |                                          |</w:t>
+            </w:r>
+          </w:p>
+          <w:p>
+            <w:pPr>
+              <w:spacing w:after="20" w:line="240"/>
+            </w:pPr>
+            <w:r>
+              <w:rPr>
+                <w:rFonts w:ascii="Consolas" w:cs="Consolas" w:eastAsia="Consolas" w:hAnsi="Consolas"/>
+                <w:color w:val="23303B"/>
+                <w:sz w:val="18"/>
+                <w:szCs w:val="18"/>
+              </w:rPr>
+              <w:t xml:space="preserve">        +&lt;-- tool results (through the student's   |</w:t>
+            </w:r>
+          </w:p>
+          <w:p>
+            <w:pPr>
+              <w:spacing w:after="20" w:line="240"/>
+            </w:pPr>
+            <w:r>
+              <w:rPr>
+                <w:rFonts w:ascii="Consolas" w:cs="Consolas" w:eastAsia="Consolas" w:hAnsi="Consolas"/>
+                <w:color w:val="23303B"/>
+                <w:sz w:val="18"/>
+                <w:szCs w:val="18"/>
+              </w:rPr>
+              <w:t xml:space="preserve">        |    own token, so RLS still applies) -----+</w:t>
+            </w:r>
+          </w:p>
+          <w:p>
+            <w:pPr>
+              <w:spacing w:after="20" w:line="240"/>
+            </w:pPr>
+            <w:r>
+              <w:rPr>
+                <w:rFonts w:ascii="Consolas" w:cs="Consolas" w:eastAsia="Consolas" w:hAnsi="Consolas"/>
+                <w:color w:val="23303B"/>
+                <w:sz w:val="18"/>
+                <w:szCs w:val="18"/>
+              </w:rPr>
+              <w:t xml:space="preserve">        v</w:t>
+            </w:r>
+          </w:p>
+          <w:p>
+            <w:pPr>
+              <w:spacing w:after="20" w:line="240"/>
+            </w:pPr>
+            <w:r>
+              <w:rPr>
+                <w:rFonts w:ascii="Consolas" w:cs="Consolas" w:eastAsia="Consolas" w:hAnsi="Consolas"/>
+                <w:color w:val="23303B"/>
+                <w:sz w:val="18"/>
+                <w:szCs w:val="18"/>
+              </w:rPr>
+              <w:t xml:space="preserve">  an answer written from what came back</w:t>
+            </w:r>
+          </w:p>
+        </w:tc>
+      </w:tr>
+    </w:tbl>
+    <w:p>
+      <w:pPr>
+        <w:pStyle w:val="Heading2"/>
+        <w:spacing w:after="120" w:before="300"/>
+      </w:pPr>
+      <w:r>
+        <w:rPr>
+          <w:rFonts w:ascii="Calibri" w:cs="Calibri" w:eastAsia="Calibri" w:hAnsi="Calibri"/>
+          <w:b/>
+          <w:bCs/>
+          <w:color w:val="1A1A1A"/>
+          <w:sz w:val="26"/>
+          <w:szCs w:val="26"/>
+        </w:rPr>
+        <w:t xml:space="preserve">9.3 The twelve tools</w:t>
       </w:r>
     </w:p>
     <w:tbl>
@@ -4885,9 +5209,8 @@
         </w:tblBorders>
       </w:tblPr>
       <w:tblGrid>
-        <w:gridCol w:w="2100"/>
-        <w:gridCol w:w="3400"/>
-        <w:gridCol w:w="3526"/>
+        <w:gridCol w:w="3100"/>
+        <w:gridCol w:w="5926"/>
       </w:tblGrid>
       <w:tr>
         <w:trPr>
@@ -4895,7 +5218,7 @@
         </w:trPr>
         <w:tc>
           <w:tcPr>
-            <w:tcW w:type="dxa" w:w="2100"/>
+            <w:tcW w:type="dxa" w:w="3100"/>
             <w:shd w:fill="8B1E2D" w:color="auto" w:val="clear"/>
             <w:tcMar>
               <w:top w:type="dxa" w:w="90"/>
@@ -4917,13 +5240,13 @@
                 <w:sz w:val="19"/>
                 <w:szCs w:val="19"/>
               </w:rPr>
-              <w:t xml:space="preserve">Question type</w:t>
-            </w:r>
-          </w:p>
-        </w:tc>
-        <w:tc>
-          <w:tcPr>
-            <w:tcW w:type="dxa" w:w="3400"/>
+              <w:t xml:space="preserve">Tool</w:t>
+            </w:r>
+          </w:p>
+        </w:tc>
+        <w:tc>
+          <w:tcPr>
+            <w:tcW w:type="dxa" w:w="5926"/>
             <w:shd w:fill="8B1E2D" w:color="auto" w:val="clear"/>
             <w:tcMar>
               <w:top w:type="dxa" w:w="90"/>
@@ -4945,35 +5268,7 @@
                 <w:sz w:val="19"/>
                 <w:szCs w:val="19"/>
               </w:rPr>
-              <w:t xml:space="preserve">Example</w:t>
-            </w:r>
-          </w:p>
-        </w:tc>
-        <w:tc>
-          <w:tcPr>
-            <w:tcW w:type="dxa" w:w="3526"/>
-            <w:shd w:fill="8B1E2D" w:color="auto" w:val="clear"/>
-            <w:tcMar>
-              <w:top w:type="dxa" w:w="90"/>
-              <w:left w:type="dxa" w:w="120"/>
-              <w:bottom w:type="dxa" w:w="90"/>
-              <w:right w:type="dxa" w:w="120"/>
-            </w:tcMar>
-          </w:tcPr>
-          <w:p>
-            <w:pPr>
-              <w:spacing w:after="0" w:line="250"/>
-            </w:pPr>
-            <w:r>
-              <w:rPr>
-                <w:rFonts w:ascii="Calibri" w:cs="Calibri" w:eastAsia="Calibri" w:hAnsi="Calibri"/>
-                <w:b/>
-                <w:bCs/>
-                <w:color w:val="FFFFFF"/>
-                <w:sz w:val="19"/>
-                <w:szCs w:val="19"/>
-              </w:rPr>
-              <w:t xml:space="preserve">Answered from</w:t>
+              <w:t xml:space="preserve">Answers</w:t>
             </w:r>
           </w:p>
         </w:tc>
@@ -4981,7 +5276,7 @@
       <w:tr>
         <w:tc>
           <w:tcPr>
-            <w:tcW w:type="dxa" w:w="2100"/>
+            <w:tcW w:type="dxa" w:w="3100"/>
             <w:shd w:fill="FFFFFF" w:color="auto" w:val="clear"/>
             <w:tcMar>
               <w:top w:type="dxa" w:w="90"/>
@@ -5003,13 +5298,13 @@
                 <w:sz w:val="19"/>
                 <w:szCs w:val="19"/>
               </w:rPr>
-              <w:t xml:space="preserve">gpa_target</w:t>
-            </w:r>
-          </w:p>
-        </w:tc>
-        <w:tc>
-          <w:tcPr>
-            <w:tcW w:type="dxa" w:w="3400"/>
+              <w:t xml:space="preserve">get_academic_standing</w:t>
+            </w:r>
+          </w:p>
+        </w:tc>
+        <w:tc>
+          <w:tcPr>
+            <w:tcW w:type="dxa" w:w="5926"/>
             <w:shd w:fill="FFFFFF" w:color="auto" w:val="clear"/>
             <w:tcMar>
               <w:top w:type="dxa" w:w="90"/>
@@ -5031,13 +5326,15 @@
                 <w:sz w:val="19"/>
                 <w:szCs w:val="19"/>
               </w:rPr>
-              <w:t xml:space="preserve">What do I need for a First?</w:t>
-            </w:r>
-          </w:p>
-        </w:tc>
-        <w:tc>
-          <w:tcPr>
-            <w:tcW w:type="dxa" w:w="3526"/>
+              <w:t xml:space="preserve">CGPA, credits done and remaining, current classification.</w:t>
+            </w:r>
+          </w:p>
+        </w:tc>
+      </w:tr>
+      <w:tr>
+        <w:tc>
+          <w:tcPr>
+            <w:tcW w:type="dxa" w:w="3100"/>
             <w:shd w:fill="FFFFFF" w:color="auto" w:val="clear"/>
             <w:tcMar>
               <w:top w:type="dxa" w:w="90"/>
@@ -5059,15 +5356,13 @@
                 <w:sz w:val="19"/>
                 <w:szCs w:val="19"/>
               </w:rPr>
-              <w:t xml:space="preserve">calculate_gpa_target()</w:t>
-            </w:r>
-          </w:p>
-        </w:tc>
-      </w:tr>
-      <w:tr>
-        <w:tc>
-          <w:tcPr>
-            <w:tcW w:type="dxa" w:w="2100"/>
+              <w:t xml:space="preserve">calculate_gpa_target</w:t>
+            </w:r>
+          </w:p>
+        </w:tc>
+        <w:tc>
+          <w:tcPr>
+            <w:tcW w:type="dxa" w:w="5926"/>
             <w:shd w:fill="FFFFFF" w:color="auto" w:val="clear"/>
             <w:tcMar>
               <w:top w:type="dxa" w:w="90"/>
@@ -5089,13 +5384,15 @@
                 <w:sz w:val="19"/>
                 <w:szCs w:val="19"/>
               </w:rPr>
-              <w:t xml:space="preserve">current_standing</w:t>
-            </w:r>
-          </w:p>
-        </w:tc>
-        <w:tc>
-          <w:tcPr>
-            <w:tcW w:type="dxa" w:w="3400"/>
+              <w:t xml:space="preserve">The average SGPA needed for a target CGPA, and whether it is still reachable.</w:t>
+            </w:r>
+          </w:p>
+        </w:tc>
+      </w:tr>
+      <w:tr>
+        <w:tc>
+          <w:tcPr>
+            <w:tcW w:type="dxa" w:w="3100"/>
             <w:shd w:fill="FFFFFF" w:color="auto" w:val="clear"/>
             <w:tcMar>
               <w:top w:type="dxa" w:w="90"/>
@@ -5117,13 +5414,13 @@
                 <w:sz w:val="19"/>
                 <w:szCs w:val="19"/>
               </w:rPr>
-              <w:t xml:space="preserve">How am I doing?</w:t>
-            </w:r>
-          </w:p>
-        </w:tc>
-        <w:tc>
-          <w:tcPr>
-            <w:tcW w:type="dxa" w:w="3526"/>
+              <w:t xml:space="preserve">get_student_results</w:t>
+            </w:r>
+          </w:p>
+        </w:tc>
+        <w:tc>
+          <w:tcPr>
+            <w:tcW w:type="dxa" w:w="5926"/>
             <w:shd w:fill="FFFFFF" w:color="auto" w:val="clear"/>
             <w:tcMar>
               <w:top w:type="dxa" w:w="90"/>
@@ -5145,7 +5442,7 @@
                 <w:sz w:val="19"/>
                 <w:szCs w:val="19"/>
               </w:rPr>
-              <w:t xml:space="preserve">get_academic_standing()</w:t>
+              <w:t xml:space="preserve">Published results, filtered by semester or course.</w:t>
             </w:r>
           </w:p>
         </w:tc>
@@ -5153,7 +5450,7 @@
       <w:tr>
         <w:tc>
           <w:tcPr>
-            <w:tcW w:type="dxa" w:w="2100"/>
+            <w:tcW w:type="dxa" w:w="3100"/>
             <w:shd w:fill="FFFFFF" w:color="auto" w:val="clear"/>
             <w:tcMar>
               <w:top w:type="dxa" w:w="90"/>
@@ -5175,13 +5472,13 @@
                 <w:sz w:val="19"/>
                 <w:szCs w:val="19"/>
               </w:rPr>
-              <w:t xml:space="preserve">upcoming_courses</w:t>
-            </w:r>
-          </w:p>
-        </w:tc>
-        <w:tc>
-          <w:tcPr>
-            <w:tcW w:type="dxa" w:w="3400"/>
+              <w:t xml:space="preserve">get_student_course_result</w:t>
+            </w:r>
+          </w:p>
+        </w:tc>
+        <w:tc>
+          <w:tcPr>
+            <w:tcW w:type="dxa" w:w="5926"/>
             <w:shd w:fill="FFFFFF" w:color="auto" w:val="clear"/>
             <w:tcMar>
               <w:top w:type="dxa" w:w="90"/>
@@ -5203,13 +5500,15 @@
                 <w:sz w:val="19"/>
                 <w:szCs w:val="19"/>
               </w:rPr>
-              <w:t xml:space="preserve">What modules next semester?</w:t>
-            </w:r>
-          </w:p>
-        </w:tc>
-        <w:tc>
-          <w:tcPr>
-            <w:tcW w:type="dxa" w:w="3526"/>
+              <w:t xml:space="preserve">The grade for one named course.</w:t>
+            </w:r>
+          </w:p>
+        </w:tc>
+      </w:tr>
+      <w:tr>
+        <w:tc>
+          <w:tcPr>
+            <w:tcW w:type="dxa" w:w="3100"/>
             <w:shd w:fill="FFFFFF" w:color="auto" w:val="clear"/>
             <w:tcMar>
               <w:top w:type="dxa" w:w="90"/>
@@ -5231,15 +5530,13 @@
                 <w:sz w:val="19"/>
                 <w:szCs w:val="19"/>
               </w:rPr>
-              <w:t xml:space="preserve">get_upcoming_courses()</w:t>
-            </w:r>
-          </w:p>
-        </w:tc>
-      </w:tr>
-      <w:tr>
-        <w:tc>
-          <w:tcPr>
-            <w:tcW w:type="dxa" w:w="2100"/>
+              <w:t xml:space="preserve">get_upcoming_courses</w:t>
+            </w:r>
+          </w:p>
+        </w:tc>
+        <w:tc>
+          <w:tcPr>
+            <w:tcW w:type="dxa" w:w="5926"/>
             <w:shd w:fill="FFFFFF" w:color="auto" w:val="clear"/>
             <w:tcMar>
               <w:top w:type="dxa" w:w="90"/>
@@ -5261,13 +5558,15 @@
                 <w:sz w:val="19"/>
                 <w:szCs w:val="19"/>
               </w:rPr>
-              <w:t xml:space="preserve">semester_results</w:t>
-            </w:r>
-          </w:p>
-        </w:tc>
-        <w:tc>
-          <w:tcPr>
-            <w:tcW w:type="dxa" w:w="3400"/>
+              <w:t xml:space="preserve">The student's own next semester.</w:t>
+            </w:r>
+          </w:p>
+        </w:tc>
+      </w:tr>
+      <w:tr>
+        <w:tc>
+          <w:tcPr>
+            <w:tcW w:type="dxa" w:w="3100"/>
             <w:shd w:fill="FFFFFF" w:color="auto" w:val="clear"/>
             <w:tcMar>
               <w:top w:type="dxa" w:w="90"/>
@@ -5289,13 +5588,13 @@
                 <w:sz w:val="19"/>
                 <w:szCs w:val="19"/>
               </w:rPr>
-              <w:t xml:space="preserve">My semester 5 results</w:t>
-            </w:r>
-          </w:p>
-        </w:tc>
-        <w:tc>
-          <w:tcPr>
-            <w:tcW w:type="dxa" w:w="3526"/>
+              <w:t xml:space="preserve">get_courses_by_semester</w:t>
+            </w:r>
+          </w:p>
+        </w:tc>
+        <w:tc>
+          <w:tcPr>
+            <w:tcW w:type="dxa" w:w="5926"/>
             <w:shd w:fill="FFFFFF" w:color="auto" w:val="clear"/>
             <w:tcMar>
               <w:top w:type="dxa" w:w="90"/>
@@ -5317,7 +5616,7 @@
                 <w:sz w:val="19"/>
                 <w:szCs w:val="19"/>
               </w:rPr>
-              <w:t xml:space="preserve">get_student_results()</w:t>
+              <w:t xml:space="preserve">Any named semester, regardless of progress.</w:t>
             </w:r>
           </w:p>
         </w:tc>
@@ -5325,7 +5624,7 @@
       <w:tr>
         <w:tc>
           <w:tcPr>
-            <w:tcW w:type="dxa" w:w="2100"/>
+            <w:tcW w:type="dxa" w:w="3100"/>
             <w:shd w:fill="FFFFFF" w:color="auto" w:val="clear"/>
             <w:tcMar>
               <w:top w:type="dxa" w:w="90"/>
@@ -5347,13 +5646,13 @@
                 <w:sz w:val="19"/>
                 <w:szCs w:val="19"/>
               </w:rPr>
-              <w:t xml:space="preserve">course_results</w:t>
-            </w:r>
-          </w:p>
-        </w:tc>
-        <w:tc>
-          <w:tcPr>
-            <w:tcW w:type="dxa" w:w="3400"/>
+              <w:t xml:space="preserve">get_course_info</w:t>
+            </w:r>
+          </w:p>
+        </w:tc>
+        <w:tc>
+          <w:tcPr>
+            <w:tcW w:type="dxa" w:w="5926"/>
             <w:shd w:fill="FFFFFF" w:color="auto" w:val="clear"/>
             <w:tcMar>
               <w:top w:type="dxa" w:w="90"/>
@@ -5375,13 +5674,15 @@
                 <w:sz w:val="19"/>
                 <w:szCs w:val="19"/>
               </w:rPr>
-              <w:t xml:space="preserve">How did I do in CO2206?</w:t>
-            </w:r>
-          </w:p>
-        </w:tc>
-        <w:tc>
-          <w:tcPr>
-            <w:tcW w:type="dxa" w:w="3526"/>
+              <w:t xml:space="preserve">Catalogue details for a module.</w:t>
+            </w:r>
+          </w:p>
+        </w:tc>
+      </w:tr>
+      <w:tr>
+        <w:tc>
+          <w:tcPr>
+            <w:tcW w:type="dxa" w:w="3100"/>
             <w:shd w:fill="FFFFFF" w:color="auto" w:val="clear"/>
             <w:tcMar>
               <w:top w:type="dxa" w:w="90"/>
@@ -5403,15 +5704,13 @@
                 <w:sz w:val="19"/>
                 <w:szCs w:val="19"/>
               </w:rPr>
-              <w:t xml:space="preserve">get_student_course_result()</w:t>
-            </w:r>
-          </w:p>
-        </w:tc>
-      </w:tr>
-      <w:tr>
-        <w:tc>
-          <w:tcPr>
-            <w:tcW w:type="dxa" w:w="2100"/>
+              <w:t xml:space="preserve">get_my_attendance</w:t>
+            </w:r>
+          </w:p>
+        </w:tc>
+        <w:tc>
+          <w:tcPr>
+            <w:tcW w:type="dxa" w:w="5926"/>
             <w:shd w:fill="FFFFFF" w:color="auto" w:val="clear"/>
             <w:tcMar>
               <w:top w:type="dxa" w:w="90"/>
@@ -5433,13 +5732,15 @@
                 <w:sz w:val="19"/>
                 <w:szCs w:val="19"/>
               </w:rPr>
-              <w:t xml:space="preserve">course_info</w:t>
-            </w:r>
-          </w:p>
-        </w:tc>
-        <w:tc>
-          <w:tcPr>
-            <w:tcW w:type="dxa" w:w="3400"/>
+              <w:t xml:space="preserve">Overall and per-course attendance against the 80% rule.</w:t>
+            </w:r>
+          </w:p>
+        </w:tc>
+      </w:tr>
+      <w:tr>
+        <w:tc>
+          <w:tcPr>
+            <w:tcW w:type="dxa" w:w="3100"/>
             <w:shd w:fill="FFFFFF" w:color="auto" w:val="clear"/>
             <w:tcMar>
               <w:top w:type="dxa" w:w="90"/>
@@ -5461,13 +5762,13 @@
                 <w:sz w:val="19"/>
                 <w:szCs w:val="19"/>
               </w:rPr>
-              <w:t xml:space="preserve">What is CO2206 about?</w:t>
-            </w:r>
-          </w:p>
-        </w:tc>
-        <w:tc>
-          <w:tcPr>
-            <w:tcW w:type="dxa" w:w="3526"/>
+              <w:t xml:space="preserve">get_my_minor_progress</w:t>
+            </w:r>
+          </w:p>
+        </w:tc>
+        <w:tc>
+          <w:tcPr>
+            <w:tcW w:type="dxa" w:w="5926"/>
             <w:shd w:fill="FFFFFF" w:color="auto" w:val="clear"/>
             <w:tcMar>
               <w:top w:type="dxa" w:w="90"/>
@@ -5489,7 +5790,7 @@
                 <w:sz w:val="19"/>
                 <w:szCs w:val="19"/>
               </w:rPr>
-              <w:t xml:space="preserve">get_course_info()</w:t>
+              <w:t xml:space="preserve">Which minors exist, what they require, which courses count, what is passed.</w:t>
             </w:r>
           </w:p>
         </w:tc>
@@ -5497,7 +5798,7 @@
       <w:tr>
         <w:tc>
           <w:tcPr>
-            <w:tcW w:type="dxa" w:w="2100"/>
+            <w:tcW w:type="dxa" w:w="3100"/>
             <w:shd w:fill="FFFFFF" w:color="auto" w:val="clear"/>
             <w:tcMar>
               <w:top w:type="dxa" w:w="90"/>
@@ -5519,13 +5820,13 @@
                 <w:sz w:val="19"/>
                 <w:szCs w:val="19"/>
               </w:rPr>
-              <w:t xml:space="preserve">greeting / help</w:t>
-            </w:r>
-          </w:p>
-        </w:tc>
-        <w:tc>
-          <w:tcPr>
-            <w:tcW w:type="dxa" w:w="3400"/>
+              <w:t xml:space="preserve">my_outstanding_modules</w:t>
+            </w:r>
+          </w:p>
+        </w:tc>
+        <w:tc>
+          <w:tcPr>
+            <w:tcW w:type="dxa" w:w="5926"/>
             <w:shd w:fill="FFFFFF" w:color="auto" w:val="clear"/>
             <w:tcMar>
               <w:top w:type="dxa" w:w="90"/>
@@ -5547,13 +5848,15 @@
                 <w:sz w:val="19"/>
                 <w:szCs w:val="19"/>
               </w:rPr>
-              <w:t xml:space="preserve">Hello / what can you do?</w:t>
-            </w:r>
-          </w:p>
-        </w:tc>
-        <w:tc>
-          <w:tcPr>
-            <w:tcW w:type="dxa" w:w="3526"/>
+              <w:t xml:space="preserve">Modules still owed on an R, F or L.</w:t>
+            </w:r>
+          </w:p>
+        </w:tc>
+      </w:tr>
+      <w:tr>
+        <w:tc>
+          <w:tcPr>
+            <w:tcW w:type="dxa" w:w="3100"/>
             <w:shd w:fill="FFFFFF" w:color="auto" w:val="clear"/>
             <w:tcMar>
               <w:top w:type="dxa" w:w="90"/>
@@ -5575,7 +5878,93 @@
                 <w:sz w:val="19"/>
                 <w:szCs w:val="19"/>
               </w:rPr>
-              <w:t xml:space="preserve">Handled directly</w:t>
+              <w:t xml:space="preserve">get_my_medical_submissions</w:t>
+            </w:r>
+          </w:p>
+        </w:tc>
+        <w:tc>
+          <w:tcPr>
+            <w:tcW w:type="dxa" w:w="5926"/>
+            <w:shd w:fill="FFFFFF" w:color="auto" w:val="clear"/>
+            <w:tcMar>
+              <w:top w:type="dxa" w:w="90"/>
+              <w:left w:type="dxa" w:w="120"/>
+              <w:bottom w:type="dxa" w:w="90"/>
+              <w:right w:type="dxa" w:w="120"/>
+            </w:tcMar>
+          </w:tcPr>
+          <w:p>
+            <w:pPr>
+              <w:spacing w:after="0" w:line="250"/>
+            </w:pPr>
+            <w:r>
+              <w:rPr>
+                <w:rFonts w:ascii="Calibri" w:cs="Calibri" w:eastAsia="Calibri" w:hAnsi="Calibri"/>
+                <w:b w:val="false"/>
+                <w:bCs w:val="false"/>
+                <w:color w:val="1A1A1A"/>
+                <w:sz w:val="19"/>
+                <w:szCs w:val="19"/>
+              </w:rPr>
+              <w:t xml:space="preserve">Each certificate and its per-module decision.</w:t>
+            </w:r>
+          </w:p>
+        </w:tc>
+      </w:tr>
+      <w:tr>
+        <w:tc>
+          <w:tcPr>
+            <w:tcW w:type="dxa" w:w="3100"/>
+            <w:shd w:fill="FFFFFF" w:color="auto" w:val="clear"/>
+            <w:tcMar>
+              <w:top w:type="dxa" w:w="90"/>
+              <w:left w:type="dxa" w:w="120"/>
+              <w:bottom w:type="dxa" w:w="90"/>
+              <w:right w:type="dxa" w:w="120"/>
+            </w:tcMar>
+          </w:tcPr>
+          <w:p>
+            <w:pPr>
+              <w:spacing w:after="0" w:line="250"/>
+            </w:pPr>
+            <w:r>
+              <w:rPr>
+                <w:rFonts w:ascii="Calibri" w:cs="Calibri" w:eastAsia="Calibri" w:hAnsi="Calibri"/>
+                <w:b w:val="false"/>
+                <w:bCs w:val="false"/>
+                <w:color w:val="1A1A1A"/>
+                <w:sz w:val="19"/>
+                <w:szCs w:val="19"/>
+              </w:rPr>
+              <w:t xml:space="preserve">search_handbook</w:t>
+            </w:r>
+          </w:p>
+        </w:tc>
+        <w:tc>
+          <w:tcPr>
+            <w:tcW w:type="dxa" w:w="5926"/>
+            <w:shd w:fill="FFFFFF" w:color="auto" w:val="clear"/>
+            <w:tcMar>
+              <w:top w:type="dxa" w:w="90"/>
+              <w:left w:type="dxa" w:w="120"/>
+              <w:bottom w:type="dxa" w:w="90"/>
+              <w:right w:type="dxa" w:w="120"/>
+            </w:tcMar>
+          </w:tcPr>
+          <w:p>
+            <w:pPr>
+              <w:spacing w:after="0" w:line="250"/>
+            </w:pPr>
+            <w:r>
+              <w:rPr>
+                <w:rFonts w:ascii="Calibri" w:cs="Calibri" w:eastAsia="Calibri" w:hAnsi="Calibri"/>
+                <w:b w:val="false"/>
+                <w:bCs w:val="false"/>
+                <w:color w:val="1A1A1A"/>
+                <w:sz w:val="19"/>
+                <w:szCs w:val="19"/>
+              </w:rPr>
+              <w:t xml:space="preserve">The Faculty Handbook, cited with a page number.</w:t>
             </w:r>
           </w:p>
         </w:tc>
@@ -5621,7 +6010,7 @@
                 <w:sz w:val="17"/>
                 <w:szCs w:val="17"/>
               </w:rPr>
-              <w:t xml:space="preserve">WHY EVERY ANSWER COMES FROM A DATABASE FUNCTION</w:t>
+              <w:t xml:space="preserve">WHY EVERY ANSWER STILL COMES FROM A DATABASE FUNCTION</w:t>
             </w:r>
           </w:p>
           <w:p>
@@ -5635,7 +6024,7 @@
                 <w:sz w:val="20"/>
                 <w:szCs w:val="20"/>
               </w:rPr>
-              <w:t xml:space="preserve">The assistant never invents a number. Each question type maps to a real function — the same ones the Graduation Planner and Results pages use — so the answer a student gets from the chat is the same answer they would get from the page. And because those functions apply Row Level Security, a student cannot ask the assistant about somebody else.</w:t>
+              <w:t xml:space="preserve">The model may state only what a tool returned, and it is forbidden from doing GPA arithmetic itself even when the sum looks trivial. That is delegated to the same functions the Graduation Planner uses, so there is one source of truth for the maths rather than two. And because every tool runs on the student's own token, a student cannot ask the assistant about anybody else — row-level security refuses, exactly as it would on a page.</w:t>
             </w:r>
           </w:p>
         </w:tc>
@@ -5655,7 +6044,7 @@
           <w:sz w:val="26"/>
           <w:szCs w:val="26"/>
         </w:rPr>
-        <w:t xml:space="preserve">9.2 Layer 2 — the Faculty Handbook</w:t>
+        <w:t xml:space="preserve">9.4 The Handbook</w:t>
       </w:r>
     </w:p>
     <w:p>
@@ -5673,7 +6062,7 @@
           <w:sz w:val="21"/>
           <w:szCs w:val="21"/>
         </w:rPr>
-        <w:t xml:space="preserve">If the question is about regulations rather than the student's own record, the system searches the Handbook. The Handbook has been split into 87 pieces, each stored with a vector embedding in handbook_chunks.</w:t>
+        <w:t xml:space="preserve">The Handbook is split into 131 pieces stored in handbook_chunks, each with a vector embedding and a searchable text index covering its section heading as well as its body.</w:t>
       </w:r>
     </w:p>
     <w:p>
@@ -5691,7 +6080,7 @@
           <w:sz w:val="21"/>
           <w:szCs w:val="21"/>
         </w:rPr>
-        <w:t xml:space="preserve">The question is embedded in the browser by the same model, then </w:t>
+        <w:t xml:space="preserve">Search is hybrid: </w:t>
       </w:r>
       <w:r>
         <w:rPr>
@@ -5704,20 +6093,20 @@
           <w:sz w:val="19"/>
           <w:szCs w:val="19"/>
         </w:rPr>
-        <w:t xml:space="preserve">search_handbook()</w:t>
-      </w:r>
-      <w:r>
-        <w:rPr>
-          <w:rFonts w:ascii="Calibri" w:cs="Calibri" w:eastAsia="Calibri" w:hAnsi="Calibri"/>
-          <w:b w:val="false"/>
-          <w:bCs w:val="false"/>
-          <w:i w:val="false"/>
-          <w:iCs w:val="false"/>
-          <w:color w:val="1A1A1A"/>
-          <w:sz w:val="21"/>
-          <w:szCs w:val="21"/>
-        </w:rPr>
-        <w:t xml:space="preserve"> finds the closest pieces using pgvector similarity search inside Postgres.</w:t>
+        <w:t xml:space="preserve">search_handbook_hybrid</w:t>
+      </w:r>
+      <w:r>
+        <w:rPr>
+          <w:rFonts w:ascii="Calibri" w:cs="Calibri" w:eastAsia="Calibri" w:hAnsi="Calibri"/>
+          <w:b w:val="false"/>
+          <w:bCs w:val="false"/>
+          <w:i w:val="false"/>
+          <w:iCs w:val="false"/>
+          <w:color w:val="1A1A1A"/>
+          <w:sz w:val="21"/>
+          <w:szCs w:val="21"/>
+        </w:rPr>
+        <w:t xml:space="preserve"> ORs the question's words rather than requiring all of them, and fuses that with vector similarity. The previous version required every word to match, which found nothing for 15 of 18 real student questions — so the model was being told the Handbook had no answer when it plainly did.</w:t>
       </w:r>
     </w:p>
     <w:p>
@@ -5734,51 +6123,7 @@
           <w:sz w:val="26"/>
           <w:szCs w:val="26"/>
         </w:rPr>
-        <w:t xml:space="preserve">9.3 Layer 3 — escalation to Gemini</w:t>
-      </w:r>
-    </w:p>
-    <w:p>
-      <w:pPr>
-        <w:spacing w:after="150" w:line="276"/>
-      </w:pPr>
-      <w:r>
-        <w:rPr>
-          <w:rFonts w:ascii="Calibri" w:cs="Calibri" w:eastAsia="Calibri" w:hAnsi="Calibri"/>
-          <w:b w:val="false"/>
-          <w:bCs w:val="false"/>
-          <w:i w:val="false"/>
-          <w:iCs w:val="false"/>
-          <w:color w:val="1A1A1A"/>
-          <w:sz w:val="21"/>
-          <w:szCs w:val="21"/>
-        </w:rPr>
-        <w:t xml:space="preserve">When the first two layers both come up empty, the question goes to the </w:t>
-      </w:r>
-      <w:r>
-        <w:rPr>
-          <w:rFonts w:ascii="Consolas" w:cs="Consolas" w:eastAsia="Consolas" w:hAnsi="Consolas"/>
-          <w:b w:val="false"/>
-          <w:bCs w:val="false"/>
-          <w:i w:val="false"/>
-          <w:iCs w:val="false"/>
-          <w:color w:val="8B1E2D"/>
-          <w:sz w:val="19"/>
-          <w:szCs w:val="19"/>
-        </w:rPr>
-        <w:t xml:space="preserve">ai-assistant</w:t>
-      </w:r>
-      <w:r>
-        <w:rPr>
-          <w:rFonts w:ascii="Calibri" w:cs="Calibri" w:eastAsia="Calibri" w:hAnsi="Calibri"/>
-          <w:b w:val="false"/>
-          <w:bCs w:val="false"/>
-          <w:i w:val="false"/>
-          <w:iCs w:val="false"/>
-          <w:color w:val="1A1A1A"/>
-          <w:sz w:val="21"/>
-          <w:szCs w:val="21"/>
-        </w:rPr>
-        <w:t xml:space="preserve"> Edge Function, which calls Gemini with a tool-calling loop and grounding rules.</w:t>
+        <w:t xml:space="preserve">9.5 What it still cannot do</w:t>
       </w:r>
     </w:p>
     <w:p>
@@ -5801,7 +6146,7 @@
           <w:sz w:val="21"/>
           <w:szCs w:val="21"/>
         </w:rPr>
-        <w:t xml:space="preserve">The function requires a valid signed-in token — it is not open to anonymous callers.</w:t>
+        <w:t xml:space="preserve">Course feedback — there is no tool for it yet.</w:t>
       </w:r>
     </w:p>
     <w:p>
@@ -5824,7 +6169,7 @@
           <w:sz w:val="21"/>
           <w:szCs w:val="21"/>
         </w:rPr>
-        <w:t xml:space="preserve">Usage is recorded in ai_assistant_usage_log so the cost is visible.</w:t>
+        <w:t xml:space="preserve">Whether an enrolment window is open right now. It knows what a student owes, not whether they can enrol today.</w:t>
       </w:r>
     </w:p>
     <w:p>
@@ -5847,7 +6192,25 @@
           <w:sz w:val="21"/>
           <w:szCs w:val="21"/>
         </w:rPr>
-        <w:t xml:space="preserve">If it fails for any reason, the assistant falls back to a fixed reply rather than showing nothing or crashing.</w:t>
+        <w:t xml:space="preserve">Anything at all that changes data. It reads records; it never submits, enrols or withdraws.</w:t>
+      </w:r>
+    </w:p>
+    <w:p>
+      <w:pPr>
+        <w:spacing w:after="150" w:line="276"/>
+      </w:pPr>
+      <w:r>
+        <w:rPr>
+          <w:rFonts w:ascii="Calibri" w:cs="Calibri" w:eastAsia="Calibri" w:hAnsi="Calibri"/>
+          <w:b w:val="false"/>
+          <w:bCs w:val="false"/>
+          <w:i w:val="false"/>
+          <w:iCs w:val="false"/>
+          <w:color w:val="1A1A1A"/>
+          <w:sz w:val="21"/>
+          <w:szCs w:val="21"/>
+        </w:rPr>
+        <w:t xml:space="preserve">The prompt names these explicitly, so the assistant says it cannot see them and points at the page that can, rather than reaching for the Handbook to cover a record it cannot read.</w:t>
       </w:r>
     </w:p>
     <w:p>
@@ -5864,374 +6227,9 @@
           <w:sz w:val="26"/>
           <w:szCs w:val="26"/>
         </w:rPr>
-        <w:t xml:space="preserve">9.4 Why it is built in three layers</w:t>
-      </w:r>
-    </w:p>
-    <w:tbl>
-      <w:tblPr>
-        <w:tblW w:type="dxa" w:w="9026"/>
-        <w:tblBorders>
-          <w:top w:val="single" w:color="C9C9C9" w:sz="4"/>
-          <w:left w:val="single" w:color="C9C9C9" w:sz="4"/>
-          <w:bottom w:val="single" w:color="C9C9C9" w:sz="4"/>
-          <w:right w:val="single" w:color="C9C9C9" w:sz="4"/>
-          <w:insideH w:val="single" w:color="C9C9C9" w:sz="4"/>
-          <w:insideV w:val="single" w:color="C9C9C9" w:sz="4"/>
-        </w:tblBorders>
-      </w:tblPr>
-      <w:tblGrid>
-        <w:gridCol w:w="2900"/>
-        <w:gridCol w:w="2600"/>
-        <w:gridCol w:w="3526"/>
-      </w:tblGrid>
-      <w:tr>
-        <w:trPr>
-          <w:tblHeader/>
-        </w:trPr>
-        <w:tc>
-          <w:tcPr>
-            <w:tcW w:type="dxa" w:w="2900"/>
-            <w:shd w:fill="8B1E2D" w:color="auto" w:val="clear"/>
-            <w:tcMar>
-              <w:top w:type="dxa" w:w="90"/>
-              <w:left w:type="dxa" w:w="120"/>
-              <w:bottom w:type="dxa" w:w="90"/>
-              <w:right w:type="dxa" w:w="120"/>
-            </w:tcMar>
-          </w:tcPr>
-          <w:p>
-            <w:pPr>
-              <w:spacing w:after="0" w:line="250"/>
-            </w:pPr>
-            <w:r>
-              <w:rPr>
-                <w:rFonts w:ascii="Calibri" w:cs="Calibri" w:eastAsia="Calibri" w:hAnsi="Calibri"/>
-                <w:b/>
-                <w:bCs/>
-                <w:color w:val="FFFFFF"/>
-                <w:sz w:val="19"/>
-                <w:szCs w:val="19"/>
-              </w:rPr>
-              <w:t xml:space="preserve">Layer</w:t>
-            </w:r>
-          </w:p>
-        </w:tc>
-        <w:tc>
-          <w:tcPr>
-            <w:tcW w:type="dxa" w:w="2600"/>
-            <w:shd w:fill="8B1E2D" w:color="auto" w:val="clear"/>
-            <w:tcMar>
-              <w:top w:type="dxa" w:w="90"/>
-              <w:left w:type="dxa" w:w="120"/>
-              <w:bottom w:type="dxa" w:w="90"/>
-              <w:right w:type="dxa" w:w="120"/>
-            </w:tcMar>
-          </w:tcPr>
-          <w:p>
-            <w:pPr>
-              <w:spacing w:after="0" w:line="250"/>
-            </w:pPr>
-            <w:r>
-              <w:rPr>
-                <w:rFonts w:ascii="Calibri" w:cs="Calibri" w:eastAsia="Calibri" w:hAnsi="Calibri"/>
-                <w:b/>
-                <w:bCs/>
-                <w:color w:val="FFFFFF"/>
-                <w:sz w:val="19"/>
-                <w:szCs w:val="19"/>
-              </w:rPr>
-              <w:t xml:space="preserve">Cost per question</w:t>
-            </w:r>
-          </w:p>
-        </w:tc>
-        <w:tc>
-          <w:tcPr>
-            <w:tcW w:type="dxa" w:w="3526"/>
-            <w:shd w:fill="8B1E2D" w:color="auto" w:val="clear"/>
-            <w:tcMar>
-              <w:top w:type="dxa" w:w="90"/>
-              <w:left w:type="dxa" w:w="120"/>
-              <w:bottom w:type="dxa" w:w="90"/>
-              <w:right w:type="dxa" w:w="120"/>
-            </w:tcMar>
-          </w:tcPr>
-          <w:p>
-            <w:pPr>
-              <w:spacing w:after="0" w:line="250"/>
-            </w:pPr>
-            <w:r>
-              <w:rPr>
-                <w:rFonts w:ascii="Calibri" w:cs="Calibri" w:eastAsia="Calibri" w:hAnsi="Calibri"/>
-                <w:b/>
-                <w:bCs/>
-                <w:color w:val="FFFFFF"/>
-                <w:sz w:val="19"/>
-                <w:szCs w:val="19"/>
-              </w:rPr>
-              <w:t xml:space="preserve">Handles</w:t>
-            </w:r>
-          </w:p>
-        </w:tc>
-      </w:tr>
-      <w:tr>
-        <w:tc>
-          <w:tcPr>
-            <w:tcW w:type="dxa" w:w="2900"/>
-            <w:shd w:fill="FFFFFF" w:color="auto" w:val="clear"/>
-            <w:tcMar>
-              <w:top w:type="dxa" w:w="90"/>
-              <w:left w:type="dxa" w:w="120"/>
-              <w:bottom w:type="dxa" w:w="90"/>
-              <w:right w:type="dxa" w:w="120"/>
-            </w:tcMar>
-          </w:tcPr>
-          <w:p>
-            <w:pPr>
-              <w:spacing w:after="0" w:line="250"/>
-            </w:pPr>
-            <w:r>
-              <w:rPr>
-                <w:rFonts w:ascii="Calibri" w:cs="Calibri" w:eastAsia="Calibri" w:hAnsi="Calibri"/>
-                <w:b w:val="false"/>
-                <w:bCs w:val="false"/>
-                <w:color w:val="1A1A1A"/>
-                <w:sz w:val="19"/>
-                <w:szCs w:val="19"/>
-              </w:rPr>
-              <w:t xml:space="preserve">Browser intent classifier</w:t>
-            </w:r>
-          </w:p>
-        </w:tc>
-        <w:tc>
-          <w:tcPr>
-            <w:tcW w:type="dxa" w:w="2600"/>
-            <w:shd w:fill="FFFFFF" w:color="auto" w:val="clear"/>
-            <w:tcMar>
-              <w:top w:type="dxa" w:w="90"/>
-              <w:left w:type="dxa" w:w="120"/>
-              <w:bottom w:type="dxa" w:w="90"/>
-              <w:right w:type="dxa" w:w="120"/>
-            </w:tcMar>
-          </w:tcPr>
-          <w:p>
-            <w:pPr>
-              <w:spacing w:after="0" w:line="250"/>
-            </w:pPr>
-            <w:r>
-              <w:rPr>
-                <w:rFonts w:ascii="Calibri" w:cs="Calibri" w:eastAsia="Calibri" w:hAnsi="Calibri"/>
-                <w:b w:val="false"/>
-                <w:bCs w:val="false"/>
-                <w:color w:val="1A1A1A"/>
-                <w:sz w:val="19"/>
-                <w:szCs w:val="19"/>
-              </w:rPr>
-              <w:t xml:space="preserve">Nothing</w:t>
-            </w:r>
-          </w:p>
-        </w:tc>
-        <w:tc>
-          <w:tcPr>
-            <w:tcW w:type="dxa" w:w="3526"/>
-            <w:shd w:fill="FFFFFF" w:color="auto" w:val="clear"/>
-            <w:tcMar>
-              <w:top w:type="dxa" w:w="90"/>
-              <w:left w:type="dxa" w:w="120"/>
-              <w:bottom w:type="dxa" w:w="90"/>
-              <w:right w:type="dxa" w:w="120"/>
-            </w:tcMar>
-          </w:tcPr>
-          <w:p>
-            <w:pPr>
-              <w:spacing w:after="0" w:line="250"/>
-            </w:pPr>
-            <w:r>
-              <w:rPr>
-                <w:rFonts w:ascii="Calibri" w:cs="Calibri" w:eastAsia="Calibri" w:hAnsi="Calibri"/>
-                <w:b w:val="false"/>
-                <w:bCs w:val="false"/>
-                <w:color w:val="1A1A1A"/>
-                <w:sz w:val="19"/>
-                <w:szCs w:val="19"/>
-              </w:rPr>
-              <w:t xml:space="preserve">The common questions about the student's own record.</w:t>
-            </w:r>
-          </w:p>
-        </w:tc>
-      </w:tr>
-      <w:tr>
-        <w:tc>
-          <w:tcPr>
-            <w:tcW w:type="dxa" w:w="2900"/>
-            <w:shd w:fill="FFFFFF" w:color="auto" w:val="clear"/>
-            <w:tcMar>
-              <w:top w:type="dxa" w:w="90"/>
-              <w:left w:type="dxa" w:w="120"/>
-              <w:bottom w:type="dxa" w:w="90"/>
-              <w:right w:type="dxa" w:w="120"/>
-            </w:tcMar>
-          </w:tcPr>
-          <w:p>
-            <w:pPr>
-              <w:spacing w:after="0" w:line="250"/>
-            </w:pPr>
-            <w:r>
-              <w:rPr>
-                <w:rFonts w:ascii="Calibri" w:cs="Calibri" w:eastAsia="Calibri" w:hAnsi="Calibri"/>
-                <w:b w:val="false"/>
-                <w:bCs w:val="false"/>
-                <w:color w:val="1A1A1A"/>
-                <w:sz w:val="19"/>
-                <w:szCs w:val="19"/>
-              </w:rPr>
-              <w:t xml:space="preserve">Handbook vector search</w:t>
-            </w:r>
-          </w:p>
-        </w:tc>
-        <w:tc>
-          <w:tcPr>
-            <w:tcW w:type="dxa" w:w="2600"/>
-            <w:shd w:fill="FFFFFF" w:color="auto" w:val="clear"/>
-            <w:tcMar>
-              <w:top w:type="dxa" w:w="90"/>
-              <w:left w:type="dxa" w:w="120"/>
-              <w:bottom w:type="dxa" w:w="90"/>
-              <w:right w:type="dxa" w:w="120"/>
-            </w:tcMar>
-          </w:tcPr>
-          <w:p>
-            <w:pPr>
-              <w:spacing w:after="0" w:line="250"/>
-            </w:pPr>
-            <w:r>
-              <w:rPr>
-                <w:rFonts w:ascii="Calibri" w:cs="Calibri" w:eastAsia="Calibri" w:hAnsi="Calibri"/>
-                <w:b w:val="false"/>
-                <w:bCs w:val="false"/>
-                <w:color w:val="1A1A1A"/>
-                <w:sz w:val="19"/>
-                <w:szCs w:val="19"/>
-              </w:rPr>
-              <w:t xml:space="preserve">Nothing beyond a database query</w:t>
-            </w:r>
-          </w:p>
-        </w:tc>
-        <w:tc>
-          <w:tcPr>
-            <w:tcW w:type="dxa" w:w="3526"/>
-            <w:shd w:fill="FFFFFF" w:color="auto" w:val="clear"/>
-            <w:tcMar>
-              <w:top w:type="dxa" w:w="90"/>
-              <w:left w:type="dxa" w:w="120"/>
-              <w:bottom w:type="dxa" w:w="90"/>
-              <w:right w:type="dxa" w:w="120"/>
-            </w:tcMar>
-          </w:tcPr>
-          <w:p>
-            <w:pPr>
-              <w:spacing w:after="0" w:line="250"/>
-            </w:pPr>
-            <w:r>
-              <w:rPr>
-                <w:rFonts w:ascii="Calibri" w:cs="Calibri" w:eastAsia="Calibri" w:hAnsi="Calibri"/>
-                <w:b w:val="false"/>
-                <w:bCs w:val="false"/>
-                <w:color w:val="1A1A1A"/>
-                <w:sz w:val="19"/>
-                <w:szCs w:val="19"/>
-              </w:rPr>
-              <w:t xml:space="preserve">Questions about the regulations.</w:t>
-            </w:r>
-          </w:p>
-        </w:tc>
-      </w:tr>
-      <w:tr>
-        <w:tc>
-          <w:tcPr>
-            <w:tcW w:type="dxa" w:w="2900"/>
-            <w:shd w:fill="FFFFFF" w:color="auto" w:val="clear"/>
-            <w:tcMar>
-              <w:top w:type="dxa" w:w="90"/>
-              <w:left w:type="dxa" w:w="120"/>
-              <w:bottom w:type="dxa" w:w="90"/>
-              <w:right w:type="dxa" w:w="120"/>
-            </w:tcMar>
-          </w:tcPr>
-          <w:p>
-            <w:pPr>
-              <w:spacing w:after="0" w:line="250"/>
-            </w:pPr>
-            <w:r>
-              <w:rPr>
-                <w:rFonts w:ascii="Calibri" w:cs="Calibri" w:eastAsia="Calibri" w:hAnsi="Calibri"/>
-                <w:b w:val="false"/>
-                <w:bCs w:val="false"/>
-                <w:color w:val="1A1A1A"/>
-                <w:sz w:val="19"/>
-                <w:szCs w:val="19"/>
-              </w:rPr>
-              <w:t xml:space="preserve">Gemini escalation</w:t>
-            </w:r>
-          </w:p>
-        </w:tc>
-        <w:tc>
-          <w:tcPr>
-            <w:tcW w:type="dxa" w:w="2600"/>
-            <w:shd w:fill="FFFFFF" w:color="auto" w:val="clear"/>
-            <w:tcMar>
-              <w:top w:type="dxa" w:w="90"/>
-              <w:left w:type="dxa" w:w="120"/>
-              <w:bottom w:type="dxa" w:w="90"/>
-              <w:right w:type="dxa" w:w="120"/>
-            </w:tcMar>
-          </w:tcPr>
-          <w:p>
-            <w:pPr>
-              <w:spacing w:after="0" w:line="250"/>
-            </w:pPr>
-            <w:r>
-              <w:rPr>
-                <w:rFonts w:ascii="Calibri" w:cs="Calibri" w:eastAsia="Calibri" w:hAnsi="Calibri"/>
-                <w:b w:val="false"/>
-                <w:bCs w:val="false"/>
-                <w:color w:val="1A1A1A"/>
-                <w:sz w:val="19"/>
-                <w:szCs w:val="19"/>
-              </w:rPr>
-              <w:t xml:space="preserve">A paid API call</w:t>
-            </w:r>
-          </w:p>
-        </w:tc>
-        <w:tc>
-          <w:tcPr>
-            <w:tcW w:type="dxa" w:w="3526"/>
-            <w:shd w:fill="FFFFFF" w:color="auto" w:val="clear"/>
-            <w:tcMar>
-              <w:top w:type="dxa" w:w="90"/>
-              <w:left w:type="dxa" w:w="120"/>
-              <w:bottom w:type="dxa" w:w="90"/>
-              <w:right w:type="dxa" w:w="120"/>
-            </w:tcMar>
-          </w:tcPr>
-          <w:p>
-            <w:pPr>
-              <w:spacing w:after="0" w:line="250"/>
-            </w:pPr>
-            <w:r>
-              <w:rPr>
-                <w:rFonts w:ascii="Calibri" w:cs="Calibri" w:eastAsia="Calibri" w:hAnsi="Calibri"/>
-                <w:b w:val="false"/>
-                <w:bCs w:val="false"/>
-                <w:color w:val="1A1A1A"/>
-                <w:sz w:val="19"/>
-                <w:szCs w:val="19"/>
-              </w:rPr>
-              <w:t xml:space="preserve">Everything else, and small talk.</w:t>
-            </w:r>
-          </w:p>
-        </w:tc>
-      </w:tr>
-    </w:tbl>
+        <w:t xml:space="preserve">9.6 The real constraint</w:t>
+      </w:r>
+    </w:p>
     <w:p>
       <w:pPr>
         <w:spacing w:after="150" w:line="276"/>
@@ -6247,7 +6245,94 @@
           <w:sz w:val="21"/>
           <w:szCs w:val="21"/>
         </w:rPr>
-        <w:t xml:space="preserve">Most questions never reach layer three. That is the point of the design.</w:t>
+        <w:t xml:space="preserve">Not code — quota. The free Gemini tier allows twenty requests per day per model, and one student question costs three or four of them, because every tool turn is its own request. That is roughly five questions a day for the whole system.</w:t>
+      </w:r>
+    </w:p>
+    <w:p>
+      <w:pPr>
+        <w:pStyle w:val="ListParagraph"/>
+        <w:numPr>
+          <w:ilvl w:val="0"/>
+          <w:numId w:val="2"/>
+        </w:numPr>
+        <w:spacing w:after="70" w:line="276"/>
+      </w:pPr>
+      <w:r>
+        <w:rPr>
+          <w:rFonts w:ascii="Calibri" w:cs="Calibri" w:eastAsia="Calibri" w:hAnsi="Calibri"/>
+          <w:b w:val="false"/>
+          <w:bCs w:val="false"/>
+          <w:i w:val="false"/>
+          <w:iCs w:val="false"/>
+          <w:color w:val="1A1A1A"/>
+          <w:sz w:val="21"/>
+          <w:szCs w:val="21"/>
+        </w:rPr>
+        <w:t xml:space="preserve">A rate limit is waited out and retried, not reported as a crash.</w:t>
+      </w:r>
+    </w:p>
+    <w:p>
+      <w:pPr>
+        <w:pStyle w:val="ListParagraph"/>
+        <w:numPr>
+          <w:ilvl w:val="0"/>
+          <w:numId w:val="2"/>
+        </w:numPr>
+        <w:spacing w:after="70" w:line="276"/>
+      </w:pPr>
+      <w:r>
+        <w:rPr>
+          <w:rFonts w:ascii="Calibri" w:cs="Calibri" w:eastAsia="Calibri" w:hAnsi="Calibri"/>
+          <w:b w:val="false"/>
+          <w:bCs w:val="false"/>
+          <w:i w:val="false"/>
+          <w:iCs w:val="false"/>
+          <w:color w:val="1A1A1A"/>
+          <w:sz w:val="21"/>
+          <w:szCs w:val="21"/>
+        </w:rPr>
+        <w:t xml:space="preserve">A model that is out of allowance falls through to the next candidate, since limits are counted per model.</w:t>
+      </w:r>
+    </w:p>
+    <w:p>
+      <w:pPr>
+        <w:pStyle w:val="ListParagraph"/>
+        <w:numPr>
+          <w:ilvl w:val="0"/>
+          <w:numId w:val="2"/>
+        </w:numPr>
+        <w:spacing w:after="70" w:line="276"/>
+      </w:pPr>
+      <w:r>
+        <w:rPr>
+          <w:rFonts w:ascii="Calibri" w:cs="Calibri" w:eastAsia="Calibri" w:hAnsi="Calibri"/>
+          <w:b w:val="false"/>
+          <w:bCs w:val="false"/>
+          <w:i w:val="false"/>
+          <w:iCs w:val="false"/>
+          <w:color w:val="1A1A1A"/>
+          <w:sz w:val="21"/>
+          <w:szCs w:val="21"/>
+        </w:rPr>
+        <w:t xml:space="preserve">The function stops itself after sixty seconds so it can still answer, rather than being killed with nothing to show.</w:t>
+      </w:r>
+    </w:p>
+    <w:p>
+      <w:pPr>
+        <w:spacing w:after="150" w:line="276"/>
+      </w:pPr>
+      <w:r>
+        <w:rPr>
+          <w:rFonts w:ascii="Calibri" w:cs="Calibri" w:eastAsia="Calibri" w:hAnsi="Calibri"/>
+          <w:b w:val="false"/>
+          <w:bCs w:val="false"/>
+          <w:i w:val="false"/>
+          <w:iCs w:val="false"/>
+          <w:color w:val="1A1A1A"/>
+          <w:sz w:val="21"/>
+          <w:szCs w:val="21"/>
+        </w:rPr>
+        <w:t xml:space="preserve">Before the system is given to students, this needs a paid key. Everything else about the feature is finished; this is the one thing that does not scale to a faculty.</w:t>
       </w:r>
     </w:p>
     <w:p>
@@ -7166,7 +7251,7 @@
                 <w:sz w:val="19"/>
                 <w:szCs w:val="19"/>
               </w:rPr>
-              <w:t xml:space="preserve">src/lib/chatbotEngine.ts</w:t>
+              <w:t xml:space="preserve">supabase/functions/ai-assistant/index.ts</w:t>
             </w:r>
           </w:p>
         </w:tc>

--- a/docs/PES_Guide_5_Features_and_Data_Flows.docx
+++ b/docs/PES_Guide_5_Features_and_Data_Flows.docx
@@ -1471,7 +1471,7 @@
         <w:pStyle w:val="ListParagraph"/>
         <w:numPr>
           <w:ilvl w:val="0"/>
-          <w:numId w:val="3"/>
+          <w:numId w:val="4"/>
         </w:numPr>
         <w:spacing w:after="80" w:line="276"/>
       </w:pPr>
@@ -1533,7 +1533,7 @@
         <w:pStyle w:val="ListParagraph"/>
         <w:numPr>
           <w:ilvl w:val="0"/>
-          <w:numId w:val="3"/>
+          <w:numId w:val="4"/>
         </w:numPr>
         <w:spacing w:after="80" w:line="276"/>
       </w:pPr>
@@ -1569,7 +1569,7 @@
         <w:pStyle w:val="ListParagraph"/>
         <w:numPr>
           <w:ilvl w:val="0"/>
-          <w:numId w:val="3"/>
+          <w:numId w:val="4"/>
         </w:numPr>
         <w:spacing w:after="80" w:line="276"/>
       </w:pPr>
@@ -1631,7 +1631,7 @@
         <w:pStyle w:val="ListParagraph"/>
         <w:numPr>
           <w:ilvl w:val="0"/>
-          <w:numId w:val="3"/>
+          <w:numId w:val="4"/>
         </w:numPr>
         <w:spacing w:after="80" w:line="276"/>
       </w:pPr>
@@ -1667,7 +1667,7 @@
         <w:pStyle w:val="ListParagraph"/>
         <w:numPr>
           <w:ilvl w:val="0"/>
-          <w:numId w:val="3"/>
+          <w:numId w:val="4"/>
         </w:numPr>
         <w:spacing w:after="80" w:line="276"/>
       </w:pPr>
@@ -2254,7 +2254,7 @@
         <w:pStyle w:val="ListParagraph"/>
         <w:numPr>
           <w:ilvl w:val="0"/>
-          <w:numId w:val="3"/>
+          <w:numId w:val="5"/>
         </w:numPr>
         <w:spacing w:after="80" w:line="276"/>
       </w:pPr>
@@ -2290,7 +2290,7 @@
         <w:pStyle w:val="ListParagraph"/>
         <w:numPr>
           <w:ilvl w:val="0"/>
-          <w:numId w:val="3"/>
+          <w:numId w:val="5"/>
         </w:numPr>
         <w:spacing w:after="80" w:line="276"/>
       </w:pPr>
@@ -2326,7 +2326,7 @@
         <w:pStyle w:val="ListParagraph"/>
         <w:numPr>
           <w:ilvl w:val="0"/>
-          <w:numId w:val="3"/>
+          <w:numId w:val="5"/>
         </w:numPr>
         <w:spacing w:after="80" w:line="276"/>
       </w:pPr>
@@ -2388,7 +2388,7 @@
         <w:pStyle w:val="ListParagraph"/>
         <w:numPr>
           <w:ilvl w:val="0"/>
-          <w:numId w:val="3"/>
+          <w:numId w:val="5"/>
         </w:numPr>
         <w:spacing w:after="80" w:line="276"/>
       </w:pPr>
@@ -2424,7 +2424,7 @@
         <w:pStyle w:val="ListParagraph"/>
         <w:numPr>
           <w:ilvl w:val="0"/>
-          <w:numId w:val="3"/>
+          <w:numId w:val="5"/>
         </w:numPr>
         <w:spacing w:after="80" w:line="276"/>
       </w:pPr>
@@ -2779,7 +2779,7 @@
         <w:pStyle w:val="ListParagraph"/>
         <w:numPr>
           <w:ilvl w:val="0"/>
-          <w:numId w:val="3"/>
+          <w:numId w:val="6"/>
         </w:numPr>
         <w:spacing w:after="80" w:line="276"/>
       </w:pPr>
@@ -2815,7 +2815,7 @@
         <w:pStyle w:val="ListParagraph"/>
         <w:numPr>
           <w:ilvl w:val="0"/>
-          <w:numId w:val="3"/>
+          <w:numId w:val="6"/>
         </w:numPr>
         <w:spacing w:after="80" w:line="276"/>
       </w:pPr>
@@ -2877,7 +2877,7 @@
         <w:pStyle w:val="ListParagraph"/>
         <w:numPr>
           <w:ilvl w:val="0"/>
-          <w:numId w:val="3"/>
+          <w:numId w:val="6"/>
         </w:numPr>
         <w:spacing w:after="80" w:line="276"/>
       </w:pPr>
@@ -2913,7 +2913,7 @@
         <w:pStyle w:val="ListParagraph"/>
         <w:numPr>
           <w:ilvl w:val="0"/>
-          <w:numId w:val="3"/>
+          <w:numId w:val="6"/>
         </w:numPr>
         <w:spacing w:after="80" w:line="276"/>
       </w:pPr>
@@ -2949,7 +2949,7 @@
         <w:pStyle w:val="ListParagraph"/>
         <w:numPr>
           <w:ilvl w:val="0"/>
-          <w:numId w:val="3"/>
+          <w:numId w:val="6"/>
         </w:numPr>
         <w:spacing w:after="80" w:line="276"/>
       </w:pPr>
@@ -2985,7 +2985,7 @@
         <w:pStyle w:val="ListParagraph"/>
         <w:numPr>
           <w:ilvl w:val="0"/>
-          <w:numId w:val="3"/>
+          <w:numId w:val="6"/>
         </w:numPr>
         <w:spacing w:after="80" w:line="276"/>
       </w:pPr>
@@ -3272,7 +3272,7 @@
         <w:pStyle w:val="ListParagraph"/>
         <w:numPr>
           <w:ilvl w:val="0"/>
-          <w:numId w:val="3"/>
+          <w:numId w:val="7"/>
         </w:numPr>
         <w:spacing w:after="80" w:line="276"/>
       </w:pPr>
@@ -3308,7 +3308,7 @@
         <w:pStyle w:val="ListParagraph"/>
         <w:numPr>
           <w:ilvl w:val="0"/>
-          <w:numId w:val="3"/>
+          <w:numId w:val="7"/>
         </w:numPr>
         <w:spacing w:after="80" w:line="276"/>
       </w:pPr>
@@ -3344,7 +3344,7 @@
         <w:pStyle w:val="ListParagraph"/>
         <w:numPr>
           <w:ilvl w:val="0"/>
-          <w:numId w:val="3"/>
+          <w:numId w:val="7"/>
         </w:numPr>
         <w:spacing w:after="80" w:line="276"/>
       </w:pPr>
@@ -3380,7 +3380,7 @@
         <w:pStyle w:val="ListParagraph"/>
         <w:numPr>
           <w:ilvl w:val="0"/>
-          <w:numId w:val="3"/>
+          <w:numId w:val="7"/>
         </w:numPr>
         <w:spacing w:after="80" w:line="276"/>
       </w:pPr>
@@ -3442,7 +3442,7 @@
         <w:pStyle w:val="ListParagraph"/>
         <w:numPr>
           <w:ilvl w:val="0"/>
-          <w:numId w:val="3"/>
+          <w:numId w:val="7"/>
         </w:numPr>
         <w:spacing w:after="80" w:line="276"/>
       </w:pPr>
@@ -3748,7 +3748,7 @@
         <w:pStyle w:val="ListParagraph"/>
         <w:numPr>
           <w:ilvl w:val="0"/>
-          <w:numId w:val="3"/>
+          <w:numId w:val="8"/>
         </w:numPr>
         <w:spacing w:after="80" w:line="276"/>
       </w:pPr>
@@ -3784,7 +3784,7 @@
         <w:pStyle w:val="ListParagraph"/>
         <w:numPr>
           <w:ilvl w:val="0"/>
-          <w:numId w:val="3"/>
+          <w:numId w:val="8"/>
         </w:numPr>
         <w:spacing w:after="80" w:line="276"/>
       </w:pPr>
@@ -3820,7 +3820,7 @@
         <w:pStyle w:val="ListParagraph"/>
         <w:numPr>
           <w:ilvl w:val="0"/>
-          <w:numId w:val="3"/>
+          <w:numId w:val="8"/>
         </w:numPr>
         <w:spacing w:after="80" w:line="276"/>
       </w:pPr>
@@ -3856,7 +3856,7 @@
         <w:pStyle w:val="ListParagraph"/>
         <w:numPr>
           <w:ilvl w:val="0"/>
-          <w:numId w:val="3"/>
+          <w:numId w:val="8"/>
         </w:numPr>
         <w:spacing w:after="80" w:line="276"/>
       </w:pPr>
@@ -3892,7 +3892,7 @@
         <w:pStyle w:val="ListParagraph"/>
         <w:numPr>
           <w:ilvl w:val="0"/>
-          <w:numId w:val="3"/>
+          <w:numId w:val="8"/>
         </w:numPr>
         <w:spacing w:after="80" w:line="276"/>
       </w:pPr>
@@ -3928,7 +3928,7 @@
         <w:pStyle w:val="ListParagraph"/>
         <w:numPr>
           <w:ilvl w:val="0"/>
-          <w:numId w:val="3"/>
+          <w:numId w:val="8"/>
         </w:numPr>
         <w:spacing w:after="80" w:line="276"/>
       </w:pPr>
@@ -7755,6 +7755,36 @@
     </w:lvlOverride>
   </w:num>
   <w:num w:numId="3">
+    <w:abstractNumId w:val="3"/>
+    <w:lvlOverride w:ilvl="0">
+      <w:startOverride w:val="1"/>
+    </w:lvlOverride>
+  </w:num>
+  <w:num w:numId="4">
+    <w:abstractNumId w:val="3"/>
+    <w:lvlOverride w:ilvl="0">
+      <w:startOverride w:val="1"/>
+    </w:lvlOverride>
+  </w:num>
+  <w:num w:numId="5">
+    <w:abstractNumId w:val="3"/>
+    <w:lvlOverride w:ilvl="0">
+      <w:startOverride w:val="1"/>
+    </w:lvlOverride>
+  </w:num>
+  <w:num w:numId="6">
+    <w:abstractNumId w:val="3"/>
+    <w:lvlOverride w:ilvl="0">
+      <w:startOverride w:val="1"/>
+    </w:lvlOverride>
+  </w:num>
+  <w:num w:numId="7">
+    <w:abstractNumId w:val="3"/>
+    <w:lvlOverride w:ilvl="0">
+      <w:startOverride w:val="1"/>
+    </w:lvlOverride>
+  </w:num>
+  <w:num w:numId="8">
     <w:abstractNumId w:val="3"/>
     <w:lvlOverride w:ilvl="0">
       <w:startOverride w:val="1"/>

--- a/docs/PES_Guide_5_Features_and_Data_Flows.docx
+++ b/docs/PES_Guide_5_Features_and_Data_Flows.docx
@@ -102,7 +102,7 @@
           <w:sz w:val="19"/>
           <w:szCs w:val="19"/>
         </w:rPr>
-        <w:t xml:space="preserve">Written 10 September 2026  ·  describes the system as deployed on that date</w:t>
+        <w:t xml:space="preserve">Updated 27 September 2026  ·  describes the system as deployed on that date  ·  first written 10 September 2026</w:t>
       </w:r>
     </w:p>
     <w:p>
@@ -2073,6 +2073,52 @@
           <w:sz w:val="21"/>
           <w:szCs w:val="21"/>
         </w:rPr>
+        <w:t xml:space="preserve">A percentage is counted per delivery. A student repeating a course has one register per attempt, and only the attempt being sat now decides eligibility.</w:t>
+      </w:r>
+    </w:p>
+    <w:p>
+      <w:pPr>
+        <w:pStyle w:val="ListParagraph"/>
+        <w:numPr>
+          <w:ilvl w:val="0"/>
+          <w:numId w:val="2"/>
+        </w:numPr>
+        <w:spacing w:after="70" w:line="276"/>
+      </w:pPr>
+      <w:r>
+        <w:rPr>
+          <w:rFonts w:ascii="Calibri" w:cs="Calibri" w:eastAsia="Calibri" w:hAnsi="Calibri"/>
+          <w:b w:val="false"/>
+          <w:bCs w:val="false"/>
+          <w:i w:val="false"/>
+          <w:iCs w:val="false"/>
+          <w:color w:val="1A1A1A"/>
+          <w:sz w:val="21"/>
+          <w:szCs w:val="21"/>
+        </w:rPr>
+        <w:t xml:space="preserve">A lecturer and the department office mark the same register. Both write the offering with every row, so a mark entered on either screen appears on both.</w:t>
+      </w:r>
+    </w:p>
+    <w:p>
+      <w:pPr>
+        <w:pStyle w:val="ListParagraph"/>
+        <w:numPr>
+          <w:ilvl w:val="0"/>
+          <w:numId w:val="2"/>
+        </w:numPr>
+        <w:spacing w:after="70" w:line="276"/>
+      </w:pPr>
+      <w:r>
+        <w:rPr>
+          <w:rFonts w:ascii="Calibri" w:cs="Calibri" w:eastAsia="Calibri" w:hAnsi="Calibri"/>
+          <w:b w:val="false"/>
+          <w:bCs w:val="false"/>
+          <w:i w:val="false"/>
+          <w:iCs w:val="false"/>
+          <w:color w:val="1A1A1A"/>
+          <w:sz w:val="21"/>
+          <w:szCs w:val="21"/>
+        </w:rPr>
         <w:t xml:space="preserve">An approved medical certificate rewrites the affected rows to excused automatically.</w:t>
       </w:r>
     </w:p>
@@ -3013,7 +3059,7 @@
           <w:sz w:val="21"/>
           <w:szCs w:val="21"/>
         </w:rPr>
-        <w:t xml:space="preserve"> — but only once five responses exist.</w:t>
+        <w:t xml:space="preserve"> — but only once the minimum number of responses exists (feedback_min_responses_for_analytics).</w:t>
       </w:r>
     </w:p>
     <w:p>
@@ -3099,7 +3145,7 @@
           <w:sz w:val="21"/>
           <w:szCs w:val="21"/>
         </w:rPr>
-        <w:t xml:space="preserve">Below five responses, nobody sees the analytics — not the lecturer, not the head of department.</w:t>
+        <w:t xml:space="preserve">Below the minimum response count, nobody sees the analytics — not the lecturer, not the head of department. The Faculty value is 5; it is 1 while PES is tested by one developer and must go back to 5 before release.</w:t>
       </w:r>
     </w:p>
     <w:p>
@@ -5075,7 +5121,7 @@
                 <w:sz w:val="18"/>
                 <w:szCs w:val="18"/>
               </w:rPr>
-              <w:t xml:space="preserve">        +--&gt; Gemini, with 12 tools described to it</w:t>
+              <w:t xml:space="preserve">        +--&gt; Gemini, with 13 tools described to it</w:t>
             </w:r>
           </w:p>
           <w:p>
@@ -5193,7 +5239,7 @@
           <w:sz w:val="26"/>
           <w:szCs w:val="26"/>
         </w:rPr>
-        <w:t xml:space="preserve">9.3 The twelve tools</w:t>
+        <w:t xml:space="preserve">9.3 The thirteen tools</w:t>
       </w:r>
     </w:p>
     <w:tbl>
@@ -5878,6 +5924,64 @@
                 <w:sz w:val="19"/>
                 <w:szCs w:val="19"/>
               </w:rPr>
+              <w:t xml:space="preserve">get_my_insights</w:t>
+            </w:r>
+          </w:p>
+        </w:tc>
+        <w:tc>
+          <w:tcPr>
+            <w:tcW w:type="dxa" w:w="5926"/>
+            <w:shd w:fill="FFFFFF" w:color="auto" w:val="clear"/>
+            <w:tcMar>
+              <w:top w:type="dxa" w:w="90"/>
+              <w:left w:type="dxa" w:w="120"/>
+              <w:bottom w:type="dxa" w:w="90"/>
+              <w:right w:type="dxa" w:w="120"/>
+            </w:tcMar>
+          </w:tcPr>
+          <w:p>
+            <w:pPr>
+              <w:spacing w:after="0" w:line="250"/>
+            </w:pPr>
+            <w:r>
+              <w:rPr>
+                <w:rFonts w:ascii="Calibri" w:cs="Calibri" w:eastAsia="Calibri" w:hAnsi="Calibri"/>
+                <w:b w:val="false"/>
+                <w:bCs w:val="false"/>
+                <w:color w:val="1A1A1A"/>
+                <w:sz w:val="19"/>
+                <w:szCs w:val="19"/>
+              </w:rPr>
+              <w:t xml:space="preserve">What the system has noticed: attendance risk, a GPA drop, a medical deadline, an open window. The same set the Dashboard shows.</w:t>
+            </w:r>
+          </w:p>
+        </w:tc>
+      </w:tr>
+      <w:tr>
+        <w:tc>
+          <w:tcPr>
+            <w:tcW w:type="dxa" w:w="3100"/>
+            <w:shd w:fill="FFFFFF" w:color="auto" w:val="clear"/>
+            <w:tcMar>
+              <w:top w:type="dxa" w:w="90"/>
+              <w:left w:type="dxa" w:w="120"/>
+              <w:bottom w:type="dxa" w:w="90"/>
+              <w:right w:type="dxa" w:w="120"/>
+            </w:tcMar>
+          </w:tcPr>
+          <w:p>
+            <w:pPr>
+              <w:spacing w:after="0" w:line="250"/>
+            </w:pPr>
+            <w:r>
+              <w:rPr>
+                <w:rFonts w:ascii="Calibri" w:cs="Calibri" w:eastAsia="Calibri" w:hAnsi="Calibri"/>
+                <w:b w:val="false"/>
+                <w:bCs w:val="false"/>
+                <w:color w:val="1A1A1A"/>
+                <w:sz w:val="19"/>
+                <w:szCs w:val="19"/>
+              </w:rPr>
               <w:t xml:space="preserve">get_my_medical_submissions</w:t>
             </w:r>
           </w:p>
@@ -6332,7 +6436,7 @@
           <w:sz w:val="21"/>
           <w:szCs w:val="21"/>
         </w:rPr>
-        <w:t xml:space="preserve">Before the system is given to students, this needs a paid key. Everything else about the feature is finished; this is the one thing that does not scale to a faculty.</w:t>
+        <w:t xml:space="preserve">This is a deliberate choice for now: PES stays on the free tier while it is being developed, and a paid Gemini key replaces it when PES is distributed to students. The key is the GEMINI_API_KEY secret, so the switch needs no code change and no redeploy. Everything else about the feature is finished.</w:t>
       </w:r>
     </w:p>
     <w:p>
@@ -6640,7 +6744,7 @@
           <w:sz w:val="26"/>
           <w:szCs w:val="26"/>
         </w:rPr>
-        <w:t xml:space="preserve">10.2 Notifications</w:t>
+        <w:t xml:space="preserve">10.2 Badges</w:t>
       </w:r>
     </w:p>
     <w:p>
@@ -6685,6 +6789,112 @@
           <w:szCs w:val="21"/>
         </w:rPr>
         <w:t xml:space="preserve">, returns every badge count in a single call — unread mentor messages, pending approvals, unclosed registers. One request rather than one per badge.</w:t>
+      </w:r>
+    </w:p>
+    <w:p>
+      <w:pPr>
+        <w:pStyle w:val="Heading2"/>
+        <w:spacing w:after="120" w:before="300"/>
+      </w:pPr>
+      <w:r>
+        <w:rPr>
+          <w:rFonts w:ascii="Calibri" w:cs="Calibri" w:eastAsia="Calibri" w:hAnsi="Calibri"/>
+          <w:b/>
+          <w:bCs/>
+          <w:color w:val="1A1A1A"/>
+          <w:sz w:val="26"/>
+          <w:szCs w:val="26"/>
+        </w:rPr>
+        <w:t xml:space="preserve">10.3 Notifications</w:t>
+      </w:r>
+    </w:p>
+    <w:p>
+      <w:pPr>
+        <w:spacing w:after="150" w:line="276"/>
+      </w:pPr>
+      <w:r>
+        <w:rPr>
+          <w:rFonts w:ascii="Calibri" w:cs="Calibri" w:eastAsia="Calibri" w:hAnsi="Calibri"/>
+          <w:b w:val="false"/>
+          <w:bCs w:val="false"/>
+          <w:i w:val="false"/>
+          <w:iCs w:val="false"/>
+          <w:color w:val="1A1A1A"/>
+          <w:sz w:val="21"/>
+          <w:szCs w:val="21"/>
+        </w:rPr>
+        <w:t xml:space="preserve">A badge says how many things are waiting now. A notification says what happened: a result was published, a register opened, a mentor wrote, a medical certificate was reviewed, an enrolment window opened. Each one is a row in notifications, addressed to one person.</w:t>
+      </w:r>
+    </w:p>
+    <w:p>
+      <w:pPr>
+        <w:spacing w:after="150" w:line="276"/>
+      </w:pPr>
+      <w:r>
+        <w:rPr>
+          <w:rFonts w:ascii="Calibri" w:cs="Calibri" w:eastAsia="Calibri" w:hAnsi="Calibri"/>
+          <w:b w:val="false"/>
+          <w:bCs w:val="false"/>
+          <w:i w:val="false"/>
+          <w:iCs w:val="false"/>
+          <w:color w:val="1A1A1A"/>
+          <w:sz w:val="21"/>
+          <w:szCs w:val="21"/>
+        </w:rPr>
+        <w:t xml:space="preserve">They are written only by database triggers, never by the browser. When a head of department publishes a sheet, the trigger on results writes one notification per student on it. The browser cannot forge one, and a screen that forgets to announce a change cannot cause one to be missed. The Notifications page and the bell in the header read them with get_my_notifications() and clear them with mark_notifications_read().</w:t>
+      </w:r>
+    </w:p>
+    <w:p>
+      <w:pPr>
+        <w:pStyle w:val="Heading2"/>
+        <w:spacing w:after="120" w:before="300"/>
+      </w:pPr>
+      <w:r>
+        <w:rPr>
+          <w:rFonts w:ascii="Calibri" w:cs="Calibri" w:eastAsia="Calibri" w:hAnsi="Calibri"/>
+          <w:b/>
+          <w:bCs/>
+          <w:color w:val="1A1A1A"/>
+          <w:sz w:val="26"/>
+          <w:szCs w:val="26"/>
+        </w:rPr>
+        <w:t xml:space="preserve">10.4 Notices</w:t>
+      </w:r>
+    </w:p>
+    <w:p>
+      <w:pPr>
+        <w:spacing w:after="150" w:line="276"/>
+      </w:pPr>
+      <w:r>
+        <w:rPr>
+          <w:rFonts w:ascii="Calibri" w:cs="Calibri" w:eastAsia="Calibri" w:hAnsi="Calibri"/>
+          <w:b w:val="false"/>
+          <w:bCs w:val="false"/>
+          <w:i w:val="false"/>
+          <w:iCs w:val="false"/>
+          <w:color w:val="1A1A1A"/>
+          <w:sz w:val="21"/>
+          <w:szCs w:val="21"/>
+        </w:rPr>
+        <w:t xml:space="preserve">The notice board is for announcements someone chooses to make: exam timetables, deadlines, events. A notice is scoped by department, batch, and optionally one course offering; a scope left empty means "not narrowed by this", so a notice with no department is faculty-wide.</w:t>
+      </w:r>
+    </w:p>
+    <w:p>
+      <w:pPr>
+        <w:spacing w:after="150" w:line="276"/>
+      </w:pPr>
+      <w:r>
+        <w:rPr>
+          <w:rFonts w:ascii="Calibri" w:cs="Calibri" w:eastAsia="Calibri" w:hAnsi="Calibri"/>
+          <w:b w:val="false"/>
+          <w:bCs w:val="false"/>
+          <w:i w:val="false"/>
+          <w:iCs w:val="false"/>
+          <w:color w:val="1A1A1A"/>
+          <w:sz w:val="21"/>
+          <w:szCs w:val="21"/>
+        </w:rPr>
+        <w:t xml:space="preserve">Who may publish is decided by the database: a super admin anywhere, a department admin or head of department in their department, a lecturer for the courses they teach. Some categories are further restricted to certain desks: a lecturer may post a lab schedule for their own class, never a faculty examination timetable. Whether a student may read a notice is a separate question from whether it is relevant to them, and get_my_notices() answers both, ranking the ones aimed at their batch and courses first. Attachments go in the private notice-attachments bucket, and opening a notice is what clears its badge.</w:t>
       </w:r>
     </w:p>
     <w:p>

--- a/docs/PES_Guide_5_Features_and_Data_Flows.docx
+++ b/docs/PES_Guide_5_Features_and_Data_Flows.docx
@@ -380,7 +380,7 @@
           <w:sz w:val="21"/>
           <w:szCs w:val="21"/>
         </w:rPr>
-        <w:t xml:space="preserve">students enrol; department admins open the windows.</w:t>
+        <w:t xml:space="preserve">students enrol; the super admin opens the windows; department admins and heads of department watch them, read-only.</w:t>
       </w:r>
     </w:p>
     <w:p>
@@ -451,20 +451,20 @@
           <w:sz w:val="21"/>
           <w:szCs w:val="21"/>
         </w:rPr>
-        <w:t xml:space="preserve">An admin creates an enrolment window</w:t>
-      </w:r>
-      <w:r>
-        <w:rPr>
-          <w:rFonts w:ascii="Calibri" w:cs="Calibri" w:eastAsia="Calibri" w:hAnsi="Calibri"/>
-          <w:b w:val="false"/>
-          <w:bCs w:val="false"/>
-          <w:i w:val="false"/>
-          <w:iCs w:val="false"/>
-          <w:color w:val="1A1A1A"/>
-          <w:sz w:val="21"/>
-          <w:szCs w:val="21"/>
-        </w:rPr>
-        <w:t xml:space="preserve"> for a batch, department and semester, with an opening and closing time. It moves from draft to open.</w:t>
+        <w:t xml:space="preserve">The super admin creates an enrolment window</w:t>
+      </w:r>
+      <w:r>
+        <w:rPr>
+          <w:rFonts w:ascii="Calibri" w:cs="Calibri" w:eastAsia="Calibri" w:hAnsi="Calibri"/>
+          <w:b w:val="false"/>
+          <w:bCs w:val="false"/>
+          <w:i w:val="false"/>
+          <w:iCs w:val="false"/>
+          <w:color w:val="1A1A1A"/>
+          <w:sz w:val="21"/>
+          <w:szCs w:val="21"/>
+        </w:rPr>
+        <w:t xml:space="preserve"> for a batch, department and semester, with an opening and closing time. It moves from draft to open. Only the super admin can write windows; a window that never opened can be deleted.</w:t>
       </w:r>
     </w:p>
     <w:p>
@@ -2172,7 +2172,7 @@
           <w:sz w:val="21"/>
           <w:szCs w:val="21"/>
         </w:rPr>
-        <w:t xml:space="preserve">lecturers enter; heads of department publish; students read.</w:t>
+        <w:t xml:space="preserve">lecturers enter; the department admin or head of department publishes; students read.</w:t>
       </w:r>
     </w:p>
     <w:p>
@@ -2351,20 +2351,20 @@
           <w:sz w:val="21"/>
           <w:szCs w:val="21"/>
         </w:rPr>
-        <w:t xml:space="preserve">The system calculates.</w:t>
-      </w:r>
-      <w:r>
-        <w:rPr>
-          <w:rFonts w:ascii="Calibri" w:cs="Calibri" w:eastAsia="Calibri" w:hAnsi="Calibri"/>
-          <w:b w:val="false"/>
-          <w:bCs w:val="false"/>
-          <w:i w:val="false"/>
-          <w:iCs w:val="false"/>
-          <w:color w:val="1A1A1A"/>
-          <w:sz w:val="21"/>
-          <w:szCs w:val="21"/>
-        </w:rPr>
-        <w:t xml:space="preserve"> The overall mark comes from CA and ESE using the course's weights, the grade comes from the boundaries, and the grade point value from the GPV scale.</w:t>
+        <w:t xml:space="preserve">The system derives the grade point.</w:t>
+      </w:r>
+      <w:r>
+        <w:rPr>
+          <w:rFonts w:ascii="Calibri" w:cs="Calibri" w:eastAsia="Calibri" w:hAnsi="Calibri"/>
+          <w:b w:val="false"/>
+          <w:bCs w:val="false"/>
+          <w:i w:val="false"/>
+          <w:iCs w:val="false"/>
+          <w:color w:val="1A1A1A"/>
+          <w:sz w:val="21"/>
+          <w:szCs w:val="21"/>
+        </w:rPr>
+        <w:t xml:space="preserve"> The lecturer records the Mid-Sem and CA marks and chooses the grade the examiners awarded. A trigger derives the grade point from that grade on every write and refuses a grade that is not on the faculty scale. The ESE mark is not entered.</w:t>
       </w:r>
     </w:p>
     <w:p>
@@ -2449,20 +2449,20 @@
           <w:sz w:val="21"/>
           <w:szCs w:val="21"/>
         </w:rPr>
-        <w:t xml:space="preserve">The head of department reviews.</w:t>
-      </w:r>
-      <w:r>
-        <w:rPr>
-          <w:rFonts w:ascii="Calibri" w:cs="Calibri" w:eastAsia="Calibri" w:hAnsi="Calibri"/>
-          <w:b w:val="false"/>
-          <w:bCs w:val="false"/>
-          <w:i w:val="false"/>
-          <w:iCs w:val="false"/>
-          <w:color w:val="1A1A1A"/>
-          <w:sz w:val="21"/>
-          <w:szCs w:val="21"/>
-        </w:rPr>
-        <w:t xml:space="preserve"> They either publish, or return it with notes for correction.</w:t>
+        <w:t xml:space="preserve">The department reviews.</w:t>
+      </w:r>
+      <w:r>
+        <w:rPr>
+          <w:rFonts w:ascii="Calibri" w:cs="Calibri" w:eastAsia="Calibri" w:hAnsi="Calibri"/>
+          <w:b w:val="false"/>
+          <w:bCs w:val="false"/>
+          <w:i w:val="false"/>
+          <w:iCs w:val="false"/>
+          <w:color w:val="1A1A1A"/>
+          <w:sz w:val="21"/>
+          <w:szCs w:val="21"/>
+        </w:rPr>
+        <w:t xml:space="preserve"> The department admin or the head of department either publishes it, or returns it with notes for correction.</w:t>
       </w:r>
     </w:p>
     <w:p>
@@ -2610,7 +2610,7 @@
           <w:sz w:val="21"/>
           <w:szCs w:val="21"/>
         </w:rPr>
-        <w:t xml:space="preserve">Only the head of department publishes. Neither the lecturer who entered the marks nor a department admin can.</w:t>
+        <w:t xml:space="preserve">Only the department publishes: its admin or its head of department, or a super admin. The lecturer who entered the marks cannot.</w:t>
       </w:r>
     </w:p>
     <w:p>
@@ -2769,7 +2769,7 @@
           <w:sz w:val="21"/>
           <w:szCs w:val="21"/>
         </w:rPr>
-        <w:t xml:space="preserve">lecturers request; department admins approve; students answer; HODs and admins read the analytics.</w:t>
+        <w:t xml:space="preserve">the department office creates rounds and approves lecturers' requests; lecturers shape their course's form; students answer; lecturers read their own courses' results and the head of department reads the department's.</w:t>
       </w:r>
     </w:p>
     <w:p>
@@ -2800,7 +2800,7 @@
           <w:sz w:val="21"/>
           <w:szCs w:val="21"/>
         </w:rPr>
-        <w:t xml:space="preserve">Feedback.tsx, FeedbackForm.tsx, StaffFeedback.tsx, AdminFeedback.tsx.</w:t>
+        <w:t xml:space="preserve">Feedback.tsx, StaffFeedback.tsx, FeedbackFormEditor.tsx, DepartmentFeedback.tsx, AdminFeedback.tsx.</w:t>
       </w:r>
     </w:p>
     <w:p>
@@ -2840,20 +2840,20 @@
           <w:sz w:val="21"/>
           <w:szCs w:val="21"/>
         </w:rPr>
-        <w:t xml:space="preserve">A lecturer requests a round,</w:t>
-      </w:r>
-      <w:r>
-        <w:rPr>
-          <w:rFonts w:ascii="Calibri" w:cs="Calibri" w:eastAsia="Calibri" w:hAnsi="Calibri"/>
-          <w:b w:val="false"/>
-          <w:bCs w:val="false"/>
-          <w:i w:val="false"/>
-          <w:iCs w:val="false"/>
-          <w:color w:val="1A1A1A"/>
-          <w:sz w:val="21"/>
-          <w:szCs w:val="21"/>
-        </w:rPr>
-        <w:t xml:space="preserve"> choosing the courses and questions. It starts as draft, pending approval.</w:t>
+        <w:t xml:space="preserve">A round is set up,</w:t>
+      </w:r>
+      <w:r>
+        <w:rPr>
+          <w:rFonts w:ascii="Calibri" w:cs="Calibri" w:eastAsia="Calibri" w:hAnsi="Calibri"/>
+          <w:b w:val="false"/>
+          <w:bCs w:val="false"/>
+          <w:i w:val="false"/>
+          <w:iCs w:val="false"/>
+          <w:color w:val="1A1A1A"/>
+          <w:sz w:val="21"/>
+          <w:szCs w:val="21"/>
+        </w:rPr>
+        <w:t xml:space="preserve"> either by the department office, which picks the cohort and courses, or at a lecturer's request. A request starts as draft, pending approval; a round the department created needs none.</w:t>
       </w:r>
     </w:p>
     <w:p>
@@ -2876,7 +2876,7 @@
           <w:sz w:val="21"/>
           <w:szCs w:val="21"/>
         </w:rPr>
-        <w:t xml:space="preserve">A department admin approves or rejects it.</w:t>
+        <w:t xml:space="preserve">A department admin approves or rejects a request.</w:t>
       </w:r>
       <w:r>
         <w:rPr>
@@ -2938,20 +2938,20 @@
           <w:sz w:val="21"/>
           <w:szCs w:val="21"/>
         </w:rPr>
-        <w:t xml:space="preserve">The round opens</w:t>
-      </w:r>
-      <w:r>
-        <w:rPr>
-          <w:rFonts w:ascii="Calibri" w:cs="Calibri" w:eastAsia="Calibri" w:hAnsi="Calibri"/>
-          <w:b w:val="false"/>
-          <w:bCs w:val="false"/>
-          <w:i w:val="false"/>
-          <w:iCs w:val="false"/>
-          <w:color w:val="1A1A1A"/>
-          <w:sz w:val="21"/>
-          <w:szCs w:val="21"/>
-        </w:rPr>
-        <w:t xml:space="preserve"> to the students it covers.</w:t>
+        <w:t xml:space="preserve">While the round is a draft, lecturers shape their course's form.</w:t>
+      </w:r>
+      <w:r>
+        <w:rPr>
+          <w:rFonts w:ascii="Calibri" w:cs="Calibri" w:eastAsia="Calibri" w:hAnsi="Calibri"/>
+          <w:b w:val="false"/>
+          <w:bCs w:val="false"/>
+          <w:i w:val="false"/>
+          <w:iCs w:val="false"/>
+          <w:color w:val="1A1A1A"/>
+          <w:sz w:val="21"/>
+          <w:szCs w:val="21"/>
+        </w:rPr>
+        <w:t xml:space="preserve"> Everyone teaching a course in the round, and the sitting head of department, may add, edit, rename and reorder questions and sections for that course. The first edit gives the course its own copy of the round's template, so one lecturer's change never reaches another course. The department's own questions stay fixed.</w:t>
       </w:r>
     </w:p>
     <w:p>
@@ -2974,20 +2974,20 @@
           <w:sz w:val="21"/>
           <w:szCs w:val="21"/>
         </w:rPr>
-        <w:t xml:space="preserve">A student fills in the form.</w:t>
-      </w:r>
-      <w:r>
-        <w:rPr>
-          <w:rFonts w:ascii="Calibri" w:cs="Calibri" w:eastAsia="Calibri" w:hAnsi="Calibri"/>
-          <w:b w:val="false"/>
-          <w:bCs w:val="false"/>
-          <w:i w:val="false"/>
-          <w:iCs w:val="false"/>
-          <w:color w:val="1A1A1A"/>
-          <w:sz w:val="21"/>
-          <w:szCs w:val="21"/>
-        </w:rPr>
-        <w:t xml:space="preserve"> They can save a draft first and submit later, if editing is allowed.</w:t>
+        <w:t xml:space="preserve">The round opens</w:t>
+      </w:r>
+      <w:r>
+        <w:rPr>
+          <w:rFonts w:ascii="Calibri" w:cs="Calibri" w:eastAsia="Calibri" w:hAnsi="Calibri"/>
+          <w:b w:val="false"/>
+          <w:bCs w:val="false"/>
+          <w:i w:val="false"/>
+          <w:iCs w:val="false"/>
+          <w:color w:val="1A1A1A"/>
+          <w:sz w:val="21"/>
+          <w:szCs w:val="21"/>
+        </w:rPr>
+        <w:t xml:space="preserve"> to the students it covers. Opening it is also the release: since 29 August 2026 there is no separate step where the department forwards results course by course.</w:t>
       </w:r>
     </w:p>
     <w:p>
@@ -3010,20 +3010,20 @@
           <w:sz w:val="21"/>
           <w:szCs w:val="21"/>
         </w:rPr>
-        <w:t xml:space="preserve">Answers are stored</w:t>
-      </w:r>
-      <w:r>
-        <w:rPr>
-          <w:rFonts w:ascii="Calibri" w:cs="Calibri" w:eastAsia="Calibri" w:hAnsi="Calibri"/>
-          <w:b w:val="false"/>
-          <w:bCs w:val="false"/>
-          <w:i w:val="false"/>
-          <w:iCs w:val="false"/>
-          <w:color w:val="1A1A1A"/>
-          <w:sz w:val="21"/>
-          <w:szCs w:val="21"/>
-        </w:rPr>
-        <w:t xml:space="preserve"> as ratings, free text, single choices or multiple choices.</w:t>
+        <w:t xml:space="preserve">A student fills in the form.</w:t>
+      </w:r>
+      <w:r>
+        <w:rPr>
+          <w:rFonts w:ascii="Calibri" w:cs="Calibri" w:eastAsia="Calibri" w:hAnsi="Calibri"/>
+          <w:b w:val="false"/>
+          <w:bCs w:val="false"/>
+          <w:i w:val="false"/>
+          <w:iCs w:val="false"/>
+          <w:color w:val="1A1A1A"/>
+          <w:sz w:val="21"/>
+          <w:szCs w:val="21"/>
+        </w:rPr>
+        <w:t xml:space="preserve"> They can save a draft first and submit later, if editing is allowed.</w:t>
       </w:r>
     </w:p>
     <w:p>
@@ -3046,20 +3046,56 @@
           <w:sz w:val="21"/>
           <w:szCs w:val="21"/>
         </w:rPr>
-        <w:t xml:space="preserve">Analytics become available</w:t>
-      </w:r>
-      <w:r>
-        <w:rPr>
-          <w:rFonts w:ascii="Calibri" w:cs="Calibri" w:eastAsia="Calibri" w:hAnsi="Calibri"/>
-          <w:b w:val="false"/>
-          <w:bCs w:val="false"/>
-          <w:i w:val="false"/>
-          <w:iCs w:val="false"/>
-          <w:color w:val="1A1A1A"/>
-          <w:sz w:val="21"/>
-          <w:szCs w:val="21"/>
-        </w:rPr>
-        <w:t xml:space="preserve"> — but only once the minimum number of responses exists (feedback_min_responses_for_analytics).</w:t>
+        <w:t xml:space="preserve">Answers are stored</w:t>
+      </w:r>
+      <w:r>
+        <w:rPr>
+          <w:rFonts w:ascii="Calibri" w:cs="Calibri" w:eastAsia="Calibri" w:hAnsi="Calibri"/>
+          <w:b w:val="false"/>
+          <w:bCs w:val="false"/>
+          <w:i w:val="false"/>
+          <w:iCs w:val="false"/>
+          <w:color w:val="1A1A1A"/>
+          <w:sz w:val="21"/>
+          <w:szCs w:val="21"/>
+        </w:rPr>
+        <w:t xml:space="preserve"> as ratings, free text, single choices or multiple choices.</w:t>
+      </w:r>
+    </w:p>
+    <w:p>
+      <w:pPr>
+        <w:pStyle w:val="ListParagraph"/>
+        <w:numPr>
+          <w:ilvl w:val="0"/>
+          <w:numId w:val="6"/>
+        </w:numPr>
+        <w:spacing w:after="80" w:line="276"/>
+      </w:pPr>
+      <w:r>
+        <w:rPr>
+          <w:rFonts w:ascii="Calibri" w:cs="Calibri" w:eastAsia="Calibri" w:hAnsi="Calibri"/>
+          <w:b w:val="false"/>
+          <w:bCs w:val="false"/>
+          <w:i w:val="false"/>
+          <w:iCs w:val="false"/>
+          <w:color w:val="1A1A1A"/>
+          <w:sz w:val="21"/>
+          <w:szCs w:val="21"/>
+        </w:rPr>
+        <w:t xml:space="preserve">Results appear as answers arrive.</w:t>
+      </w:r>
+      <w:r>
+        <w:rPr>
+          <w:rFonts w:ascii="Calibri" w:cs="Calibri" w:eastAsia="Calibri" w:hAnsi="Calibri"/>
+          <w:b w:val="false"/>
+          <w:bCs w:val="false"/>
+          <w:i w:val="false"/>
+          <w:iCs w:val="false"/>
+          <w:color w:val="1A1A1A"/>
+          <w:sz w:val="21"/>
+          <w:szCs w:val="21"/>
+        </w:rPr>
+        <w:t xml:space="preserve"> A lecturer reads their own courses on the Feedback page and the head of department reads the whole department, but only once the minimum number of responses exists (feedback_min_responses_for_analytics).</w:t>
       </w:r>
     </w:p>
     <w:p>
@@ -3145,7 +3181,7 @@
           <w:sz w:val="21"/>
           <w:szCs w:val="21"/>
         </w:rPr>
-        <w:t xml:space="preserve">Below the minimum response count, nobody sees the analytics — not the lecturer, not the head of department. The Faculty value is 5; it is 1 while PES is tested by one developer and must go back to 5 before release.</w:t>
+        <w:t xml:space="preserve">Below the minimum response count, nobody sees the analytics — not the lecturer, not the head of department — only how many replied. The Faculty value is 5; it is 1 while PES is tested by one developer and must go back to 5 before release.</w:t>
       </w:r>
     </w:p>
     <w:p>
@@ -3192,6 +3228,29 @@
           <w:szCs w:val="21"/>
         </w:rPr>
         <w:t xml:space="preserve">A lecturer sees feedback about themselves only in aggregate.</w:t>
+      </w:r>
+    </w:p>
+    <w:p>
+      <w:pPr>
+        <w:pStyle w:val="ListParagraph"/>
+        <w:numPr>
+          <w:ilvl w:val="0"/>
+          <w:numId w:val="2"/>
+        </w:numPr>
+        <w:spacing w:after="70" w:line="276"/>
+      </w:pPr>
+      <w:r>
+        <w:rPr>
+          <w:rFonts w:ascii="Calibri" w:cs="Calibri" w:eastAsia="Calibri" w:hAnsi="Calibri"/>
+          <w:b w:val="false"/>
+          <w:bCs w:val="false"/>
+          <w:i w:val="false"/>
+          <w:iCs w:val="false"/>
+          <w:color w:val="1A1A1A"/>
+          <w:sz w:val="21"/>
+          <w:szCs w:val="21"/>
+        </w:rPr>
+        <w:t xml:space="preserve">The department office manages rounds (create, open, close) but has no analytics screen of its own since 20 September 2026; reading results belongs to the people teaching and to the head of department.</w:t>
       </w:r>
     </w:p>
     <w:p>
@@ -6841,7 +6900,7 @@
           <w:sz w:val="21"/>
           <w:szCs w:val="21"/>
         </w:rPr>
-        <w:t xml:space="preserve">They are written only by database triggers, never by the browser. When a head of department publishes a sheet, the trigger on results writes one notification per student on it. The browser cannot forge one, and a screen that forgets to announce a change cannot cause one to be missed. The Notifications page and the bell in the header read them with get_my_notifications() and clear them with mark_notifications_read().</w:t>
+        <w:t xml:space="preserve">They are written only by database triggers, never by the browser. When the department publishes a sheet, the trigger on results writes one notification per student on it. The browser cannot forge one, and a screen that forgets to announce a change cannot cause one to be missed. The Notifications page and the bell in the header read them with get_my_notifications() and clear them with mark_notifications_read().</w:t>
       </w:r>
     </w:p>
     <w:p>

--- a/docs/PES_Guide_5_Features_and_Data_Flows.docx
+++ b/docs/PES_Guide_5_Features_and_Data_Flows.docx
@@ -11,6 +11,8 @@
           <w:rFonts w:ascii="Calibri" w:cs="Calibri" w:eastAsia="Calibri" w:hAnsi="Calibri"/>
           <w:b/>
           <w:bCs/>
+          <w:i w:val="false"/>
+          <w:iCs w:val="false"/>
           <w:color w:val="8B1E2D"/>
           <w:spacing w:val="60"/>
           <w:sz w:val="19"/>
@@ -29,11 +31,15 @@
       <w:r>
         <w:rPr>
           <w:rFonts w:ascii="Calibri" w:cs="Calibri" w:eastAsia="Calibri" w:hAnsi="Calibri"/>
+          <w:b w:val="false"/>
+          <w:bCs w:val="false"/>
+          <w:i w:val="false"/>
+          <w:iCs w:val="false"/>
           <w:color w:val="5A5A5A"/>
           <w:sz w:val="19"/>
           <w:szCs w:val="19"/>
         </w:rPr>
-        <w:t xml:space="preserve">Study Guide 5 of 5</w:t>
+        <w:t xml:space="preserve">Study Guide 5 of 7</w:t>
       </w:r>
     </w:p>
     <w:p>
@@ -45,6 +51,8 @@
           <w:rFonts w:ascii="Calibri" w:cs="Calibri" w:eastAsia="Calibri" w:hAnsi="Calibri"/>
           <w:b/>
           <w:bCs/>
+          <w:i w:val="false"/>
+          <w:iCs w:val="false"/>
           <w:color w:val="1A1A1A"/>
           <w:sz w:val="56"/>
           <w:szCs w:val="56"/>
@@ -59,6 +67,10 @@
       <w:r>
         <w:rPr>
           <w:rFonts w:ascii="Calibri" w:cs="Calibri" w:eastAsia="Calibri" w:hAnsi="Calibri"/>
+          <w:b w:val="false"/>
+          <w:bCs w:val="false"/>
+          <w:i w:val="false"/>
+          <w:iCs w:val="false"/>
           <w:color w:val="8B1E2D"/>
           <w:sz w:val="26"/>
           <w:szCs w:val="26"/>
@@ -73,6 +85,10 @@
       <w:r>
         <w:rPr>
           <w:rFonts w:ascii="Calibri" w:cs="Calibri" w:eastAsia="Calibri" w:hAnsi="Calibri"/>
+          <w:b w:val="false"/>
+          <w:bCs w:val="false"/>
+          <w:i w:val="false"/>
+          <w:iCs w:val="false"/>
           <w:color w:val="5A5A5A"/>
           <w:sz w:val="21"/>
           <w:szCs w:val="21"/>
@@ -87,6 +103,10 @@
       <w:r>
         <w:rPr>
           <w:rFonts w:ascii="Calibri" w:cs="Calibri" w:eastAsia="Calibri" w:hAnsi="Calibri"/>
+          <w:b w:val="false"/>
+          <w:bCs w:val="false"/>
+          <w:i w:val="false"/>
+          <w:iCs w:val="false"/>
           <w:color w:val="1A1A1A"/>
           <w:sz w:val="20"/>
           <w:szCs w:val="20"/>
@@ -98,11 +118,15 @@
       <w:r>
         <w:rPr>
           <w:rFonts w:ascii="Calibri" w:cs="Calibri" w:eastAsia="Calibri" w:hAnsi="Calibri"/>
+          <w:b w:val="false"/>
+          <w:bCs w:val="false"/>
+          <w:i w:val="false"/>
+          <w:iCs w:val="false"/>
           <w:color w:val="5A5A5A"/>
           <w:sz w:val="19"/>
           <w:szCs w:val="19"/>
         </w:rPr>
-        <w:t xml:space="preserve">Updated 27 September 2026  ·  describes the system as deployed on that date  ·  first written 10 September 2026</w:t>
+        <w:t xml:space="preserve">Updated 30 October 2026  ·  describes the feature/UI branch on that date  ·  first written 10 September 2026</w:t>
       </w:r>
     </w:p>
     <w:p>
@@ -120,6 +144,8 @@
           <w:rFonts w:ascii="Calibri" w:cs="Calibri" w:eastAsia="Calibri" w:hAnsi="Calibri"/>
           <w:b/>
           <w:bCs/>
+          <w:i w:val="false"/>
+          <w:iCs w:val="false"/>
           <w:color w:val="8B1E2D"/>
           <w:sz w:val="32"/>
           <w:szCs w:val="32"/>
@@ -130,14 +156,1039 @@
     <w:sdt>
       <w:sdtPr>
         <w:alias w:val="Contents"/>
+        <w:docPartObj>
+          <w:docPartGallery w:val="Table of Contents"/>
+          <w:docPartUnique/>
+        </w:docPartObj>
       </w:sdtPr>
       <w:sdtContent>
         <w:p>
+          <w:pPr>
+            <w:tabs>
+              <w:tab w:val="right" w:leader="dot" w:pos="9026"/>
+            </w:tabs>
+            <w:spacing w:after="40" w:before="120"/>
+          </w:pPr>
           <w:r>
             <w:fldChar w:fldCharType="begin" w:dirty="true"/>
-            <w:instrText xml:space="preserve">TOC \h \o "1-3"</w:instrText>
+          </w:r>
+          <w:r>
+            <w:instrText xml:space="preserve">TOC \h \o "1-2"</w:instrText>
+          </w:r>
+          <w:r>
             <w:fldChar w:fldCharType="separate"/>
           </w:r>
+          <w:hyperlink w:anchor="_Toc_1" w:history="1">
+            <w:r>
+              <w:rPr>
+                <w:rFonts w:ascii="Calibri" w:cs="Calibri" w:eastAsia="Calibri" w:hAnsi="Calibri"/>
+                <w:b/>
+                <w:bCs/>
+                <w:i w:val="false"/>
+                <w:iCs w:val="false"/>
+                <w:color w:val="1A1A1A"/>
+                <w:sz w:val="21"/>
+                <w:szCs w:val="21"/>
+              </w:rPr>
+              <w:t xml:space="preserve">1. How to read this guide</w:t>
+            </w:r>
+          </w:hyperlink>
+        </w:p>
+        <w:p>
+          <w:pPr>
+            <w:tabs>
+              <w:tab w:val="right" w:leader="dot" w:pos="9026"/>
+            </w:tabs>
+            <w:spacing w:after="40" w:before="120"/>
+          </w:pPr>
+          <w:hyperlink w:anchor="_Toc_2" w:history="1">
+            <w:r>
+              <w:rPr>
+                <w:rFonts w:ascii="Calibri" w:cs="Calibri" w:eastAsia="Calibri" w:hAnsi="Calibri"/>
+                <w:b/>
+                <w:bCs/>
+                <w:i w:val="false"/>
+                <w:iCs w:val="false"/>
+                <w:color w:val="1A1A1A"/>
+                <w:sz w:val="21"/>
+                <w:szCs w:val="21"/>
+              </w:rPr>
+              <w:t xml:space="preserve">2. Enrolment</w:t>
+            </w:r>
+          </w:hyperlink>
+        </w:p>
+        <w:p>
+          <w:pPr>
+            <w:tabs>
+              <w:tab w:val="right" w:leader="dot" w:pos="9026"/>
+            </w:tabs>
+            <w:spacing w:after="40" w:before="0"/>
+            <w:ind w:left="360"/>
+          </w:pPr>
+          <w:hyperlink w:anchor="_Toc_3" w:history="1">
+            <w:r>
+              <w:rPr>
+                <w:rFonts w:ascii="Calibri" w:cs="Calibri" w:eastAsia="Calibri" w:hAnsi="Calibri"/>
+                <w:b w:val="false"/>
+                <w:bCs w:val="false"/>
+                <w:i w:val="false"/>
+                <w:iCs w:val="false"/>
+                <w:color w:val="5A5A5A"/>
+                <w:sz w:val="20"/>
+                <w:szCs w:val="20"/>
+              </w:rPr>
+              <w:t xml:space="preserve">2.1 The flow</w:t>
+            </w:r>
+          </w:hyperlink>
+        </w:p>
+        <w:p>
+          <w:pPr>
+            <w:tabs>
+              <w:tab w:val="right" w:leader="dot" w:pos="9026"/>
+            </w:tabs>
+            <w:spacing w:after="40" w:before="0"/>
+            <w:ind w:left="360"/>
+          </w:pPr>
+          <w:hyperlink w:anchor="_Toc_4" w:history="1">
+            <w:r>
+              <w:rPr>
+                <w:rFonts w:ascii="Calibri" w:cs="Calibri" w:eastAsia="Calibri" w:hAnsi="Calibri"/>
+                <w:b w:val="false"/>
+                <w:bCs w:val="false"/>
+                <w:i w:val="false"/>
+                <w:iCs w:val="false"/>
+                <w:color w:val="5A5A5A"/>
+                <w:sz w:val="20"/>
+                <w:szCs w:val="20"/>
+              </w:rPr>
+              <w:t xml:space="preserve">2.2 Outstanding modules</w:t>
+            </w:r>
+          </w:hyperlink>
+        </w:p>
+        <w:p>
+          <w:pPr>
+            <w:tabs>
+              <w:tab w:val="right" w:leader="dot" w:pos="9026"/>
+            </w:tabs>
+            <w:spacing w:after="40" w:before="0"/>
+            <w:ind w:left="360"/>
+          </w:pPr>
+          <w:hyperlink w:anchor="_Toc_5" w:history="1">
+            <w:r>
+              <w:rPr>
+                <w:rFonts w:ascii="Calibri" w:cs="Calibri" w:eastAsia="Calibri" w:hAnsi="Calibri"/>
+                <w:b w:val="false"/>
+                <w:bCs w:val="false"/>
+                <w:i w:val="false"/>
+                <w:iCs w:val="false"/>
+                <w:color w:val="5A5A5A"/>
+                <w:sz w:val="20"/>
+                <w:szCs w:val="20"/>
+              </w:rPr>
+              <w:t xml:space="preserve">2.3 The rules</w:t>
+            </w:r>
+          </w:hyperlink>
+        </w:p>
+        <w:p>
+          <w:pPr>
+            <w:tabs>
+              <w:tab w:val="right" w:leader="dot" w:pos="9026"/>
+            </w:tabs>
+            <w:spacing w:after="40" w:before="120"/>
+          </w:pPr>
+          <w:hyperlink w:anchor="_Toc_6" w:history="1">
+            <w:r>
+              <w:rPr>
+                <w:rFonts w:ascii="Calibri" w:cs="Calibri" w:eastAsia="Calibri" w:hAnsi="Calibri"/>
+                <w:b/>
+                <w:bCs/>
+                <w:i w:val="false"/>
+                <w:iCs w:val="false"/>
+                <w:color w:val="1A1A1A"/>
+                <w:sz w:val="21"/>
+                <w:szCs w:val="21"/>
+              </w:rPr>
+              <w:t xml:space="preserve">3. Attendance</w:t>
+            </w:r>
+          </w:hyperlink>
+        </w:p>
+        <w:p>
+          <w:pPr>
+            <w:tabs>
+              <w:tab w:val="right" w:leader="dot" w:pos="9026"/>
+            </w:tabs>
+            <w:spacing w:after="40" w:before="0"/>
+            <w:ind w:left="360"/>
+          </w:pPr>
+          <w:hyperlink w:anchor="_Toc_7" w:history="1">
+            <w:r>
+              <w:rPr>
+                <w:rFonts w:ascii="Calibri" w:cs="Calibri" w:eastAsia="Calibri" w:hAnsi="Calibri"/>
+                <w:b w:val="false"/>
+                <w:bCs w:val="false"/>
+                <w:i w:val="false"/>
+                <w:iCs w:val="false"/>
+                <w:color w:val="5A5A5A"/>
+                <w:sz w:val="20"/>
+                <w:szCs w:val="20"/>
+              </w:rPr>
+              <w:t xml:space="preserve">3.1 The live session flow</w:t>
+            </w:r>
+          </w:hyperlink>
+        </w:p>
+        <w:p>
+          <w:pPr>
+            <w:tabs>
+              <w:tab w:val="right" w:leader="dot" w:pos="9026"/>
+            </w:tabs>
+            <w:spacing w:after="40" w:before="0"/>
+            <w:ind w:left="360"/>
+          </w:pPr>
+          <w:hyperlink w:anchor="_Toc_8" w:history="1">
+            <w:r>
+              <w:rPr>
+                <w:rFonts w:ascii="Calibri" w:cs="Calibri" w:eastAsia="Calibri" w:hAnsi="Calibri"/>
+                <w:b w:val="false"/>
+                <w:bCs w:val="false"/>
+                <w:i w:val="false"/>
+                <w:iCs w:val="false"/>
+                <w:color w:val="5A5A5A"/>
+                <w:sz w:val="20"/>
+                <w:szCs w:val="20"/>
+              </w:rPr>
+              <w:t xml:space="preserve">3.2 The manual register</w:t>
+            </w:r>
+          </w:hyperlink>
+        </w:p>
+        <w:p>
+          <w:pPr>
+            <w:tabs>
+              <w:tab w:val="right" w:leader="dot" w:pos="9026"/>
+            </w:tabs>
+            <w:spacing w:after="40" w:before="0"/>
+            <w:ind w:left="360"/>
+          </w:pPr>
+          <w:hyperlink w:anchor="_Toc_9" w:history="1">
+            <w:r>
+              <w:rPr>
+                <w:rFonts w:ascii="Calibri" w:cs="Calibri" w:eastAsia="Calibri" w:hAnsi="Calibri"/>
+                <w:b w:val="false"/>
+                <w:bCs w:val="false"/>
+                <w:i w:val="false"/>
+                <w:iCs w:val="false"/>
+                <w:color w:val="5A5A5A"/>
+                <w:sz w:val="20"/>
+                <w:szCs w:val="20"/>
+              </w:rPr>
+              <w:t xml:space="preserve">3.3 The rules</w:t>
+            </w:r>
+          </w:hyperlink>
+        </w:p>
+        <w:p>
+          <w:pPr>
+            <w:tabs>
+              <w:tab w:val="right" w:leader="dot" w:pos="9026"/>
+            </w:tabs>
+            <w:spacing w:after="40" w:before="120"/>
+          </w:pPr>
+          <w:hyperlink w:anchor="_Toc_10" w:history="1">
+            <w:r>
+              <w:rPr>
+                <w:rFonts w:ascii="Calibri" w:cs="Calibri" w:eastAsia="Calibri" w:hAnsi="Calibri"/>
+                <w:b/>
+                <w:bCs/>
+                <w:i w:val="false"/>
+                <w:iCs w:val="false"/>
+                <w:color w:val="1A1A1A"/>
+                <w:sz w:val="21"/>
+                <w:szCs w:val="21"/>
+              </w:rPr>
+              <w:t xml:space="preserve">4. Results</w:t>
+            </w:r>
+          </w:hyperlink>
+        </w:p>
+        <w:p>
+          <w:pPr>
+            <w:tabs>
+              <w:tab w:val="right" w:leader="dot" w:pos="9026"/>
+            </w:tabs>
+            <w:spacing w:after="40" w:before="0"/>
+            <w:ind w:left="360"/>
+          </w:pPr>
+          <w:hyperlink w:anchor="_Toc_11" w:history="1">
+            <w:r>
+              <w:rPr>
+                <w:rFonts w:ascii="Calibri" w:cs="Calibri" w:eastAsia="Calibri" w:hAnsi="Calibri"/>
+                <w:b w:val="false"/>
+                <w:bCs w:val="false"/>
+                <w:i w:val="false"/>
+                <w:iCs w:val="false"/>
+                <w:color w:val="5A5A5A"/>
+                <w:sz w:val="20"/>
+                <w:szCs w:val="20"/>
+              </w:rPr>
+              <w:t xml:space="preserve">4.1 The workflow</w:t>
+            </w:r>
+          </w:hyperlink>
+        </w:p>
+        <w:p>
+          <w:pPr>
+            <w:tabs>
+              <w:tab w:val="right" w:leader="dot" w:pos="9026"/>
+            </w:tabs>
+            <w:spacing w:after="40" w:before="0"/>
+            <w:ind w:left="360"/>
+          </w:pPr>
+          <w:hyperlink w:anchor="_Toc_12" w:history="1">
+            <w:r>
+              <w:rPr>
+                <w:rFonts w:ascii="Calibri" w:cs="Calibri" w:eastAsia="Calibri" w:hAnsi="Calibri"/>
+                <w:b w:val="false"/>
+                <w:bCs w:val="false"/>
+                <w:i w:val="false"/>
+                <w:iCs w:val="false"/>
+                <w:color w:val="5A5A5A"/>
+                <w:sz w:val="20"/>
+                <w:szCs w:val="20"/>
+              </w:rPr>
+              <w:t xml:space="preserve">4.2 The rules</w:t>
+            </w:r>
+          </w:hyperlink>
+        </w:p>
+        <w:p>
+          <w:pPr>
+            <w:tabs>
+              <w:tab w:val="right" w:leader="dot" w:pos="9026"/>
+            </w:tabs>
+            <w:spacing w:after="40" w:before="0"/>
+            <w:ind w:left="360"/>
+          </w:pPr>
+          <w:hyperlink w:anchor="_Toc_13" w:history="1">
+            <w:r>
+              <w:rPr>
+                <w:rFonts w:ascii="Calibri" w:cs="Calibri" w:eastAsia="Calibri" w:hAnsi="Calibri"/>
+                <w:b w:val="false"/>
+                <w:bCs w:val="false"/>
+                <w:i w:val="false"/>
+                <w:iCs w:val="false"/>
+                <w:color w:val="5A5A5A"/>
+                <w:sz w:val="20"/>
+                <w:szCs w:val="20"/>
+              </w:rPr>
+              <w:t xml:space="preserve">4.3 A course graded over two semesters</w:t>
+            </w:r>
+          </w:hyperlink>
+        </w:p>
+        <w:p>
+          <w:pPr>
+            <w:tabs>
+              <w:tab w:val="right" w:leader="dot" w:pos="9026"/>
+            </w:tabs>
+            <w:spacing w:after="40" w:before="0"/>
+            <w:ind w:left="360"/>
+          </w:pPr>
+          <w:hyperlink w:anchor="_Toc_14" w:history="1">
+            <w:r>
+              <w:rPr>
+                <w:rFonts w:ascii="Calibri" w:cs="Calibri" w:eastAsia="Calibri" w:hAnsi="Calibri"/>
+                <w:b w:val="false"/>
+                <w:bCs w:val="false"/>
+                <w:i w:val="false"/>
+                <w:iCs w:val="false"/>
+                <w:color w:val="5A5A5A"/>
+                <w:sz w:val="20"/>
+                <w:szCs w:val="20"/>
+              </w:rPr>
+              <w:t xml:space="preserve">4.4 Spreadsheets in and out</w:t>
+            </w:r>
+          </w:hyperlink>
+        </w:p>
+        <w:p>
+          <w:pPr>
+            <w:tabs>
+              <w:tab w:val="right" w:leader="dot" w:pos="9026"/>
+            </w:tabs>
+            <w:spacing w:after="40" w:before="120"/>
+          </w:pPr>
+          <w:hyperlink w:anchor="_Toc_15" w:history="1">
+            <w:r>
+              <w:rPr>
+                <w:rFonts w:ascii="Calibri" w:cs="Calibri" w:eastAsia="Calibri" w:hAnsi="Calibri"/>
+                <w:b/>
+                <w:bCs/>
+                <w:i w:val="false"/>
+                <w:iCs w:val="false"/>
+                <w:color w:val="1A1A1A"/>
+                <w:sz w:val="21"/>
+                <w:szCs w:val="21"/>
+              </w:rPr>
+              <w:t xml:space="preserve">5. Feedback</w:t>
+            </w:r>
+          </w:hyperlink>
+        </w:p>
+        <w:p>
+          <w:pPr>
+            <w:tabs>
+              <w:tab w:val="right" w:leader="dot" w:pos="9026"/>
+            </w:tabs>
+            <w:spacing w:after="40" w:before="0"/>
+            <w:ind w:left="360"/>
+          </w:pPr>
+          <w:hyperlink w:anchor="_Toc_16" w:history="1">
+            <w:r>
+              <w:rPr>
+                <w:rFonts w:ascii="Calibri" w:cs="Calibri" w:eastAsia="Calibri" w:hAnsi="Calibri"/>
+                <w:b w:val="false"/>
+                <w:bCs w:val="false"/>
+                <w:i w:val="false"/>
+                <w:iCs w:val="false"/>
+                <w:color w:val="5A5A5A"/>
+                <w:sz w:val="20"/>
+                <w:szCs w:val="20"/>
+              </w:rPr>
+              <w:t xml:space="preserve">5.1 The flow</w:t>
+            </w:r>
+          </w:hyperlink>
+        </w:p>
+        <w:p>
+          <w:pPr>
+            <w:tabs>
+              <w:tab w:val="right" w:leader="dot" w:pos="9026"/>
+            </w:tabs>
+            <w:spacing w:after="40" w:before="0"/>
+            <w:ind w:left="360"/>
+          </w:pPr>
+          <w:hyperlink w:anchor="_Toc_17" w:history="1">
+            <w:r>
+              <w:rPr>
+                <w:rFonts w:ascii="Calibri" w:cs="Calibri" w:eastAsia="Calibri" w:hAnsi="Calibri"/>
+                <w:b w:val="false"/>
+                <w:bCs w:val="false"/>
+                <w:i w:val="false"/>
+                <w:iCs w:val="false"/>
+                <w:color w:val="5A5A5A"/>
+                <w:sz w:val="20"/>
+                <w:szCs w:val="20"/>
+              </w:rPr>
+              <w:t xml:space="preserve">5.2 The rules</w:t>
+            </w:r>
+          </w:hyperlink>
+        </w:p>
+        <w:p>
+          <w:pPr>
+            <w:tabs>
+              <w:tab w:val="right" w:leader="dot" w:pos="9026"/>
+            </w:tabs>
+            <w:spacing w:after="40" w:before="120"/>
+          </w:pPr>
+          <w:hyperlink w:anchor="_Toc_18" w:history="1">
+            <w:r>
+              <w:rPr>
+                <w:rFonts w:ascii="Calibri" w:cs="Calibri" w:eastAsia="Calibri" w:hAnsi="Calibri"/>
+                <w:b/>
+                <w:bCs/>
+                <w:i w:val="false"/>
+                <w:iCs w:val="false"/>
+                <w:color w:val="1A1A1A"/>
+                <w:sz w:val="21"/>
+                <w:szCs w:val="21"/>
+              </w:rPr>
+              <w:t xml:space="preserve">6. Medical certificates</w:t>
+            </w:r>
+          </w:hyperlink>
+        </w:p>
+        <w:p>
+          <w:pPr>
+            <w:tabs>
+              <w:tab w:val="right" w:leader="dot" w:pos="9026"/>
+            </w:tabs>
+            <w:spacing w:after="40" w:before="0"/>
+            <w:ind w:left="360"/>
+          </w:pPr>
+          <w:hyperlink w:anchor="_Toc_19" w:history="1">
+            <w:r>
+              <w:rPr>
+                <w:rFonts w:ascii="Calibri" w:cs="Calibri" w:eastAsia="Calibri" w:hAnsi="Calibri"/>
+                <w:b w:val="false"/>
+                <w:bCs w:val="false"/>
+                <w:i w:val="false"/>
+                <w:iCs w:val="false"/>
+                <w:color w:val="5A5A5A"/>
+                <w:sz w:val="20"/>
+                <w:szCs w:val="20"/>
+              </w:rPr>
+              <w:t xml:space="preserve">6.1 The flow</w:t>
+            </w:r>
+          </w:hyperlink>
+        </w:p>
+        <w:p>
+          <w:pPr>
+            <w:tabs>
+              <w:tab w:val="right" w:leader="dot" w:pos="9026"/>
+            </w:tabs>
+            <w:spacing w:after="40" w:before="0"/>
+            <w:ind w:left="360"/>
+          </w:pPr>
+          <w:hyperlink w:anchor="_Toc_20" w:history="1">
+            <w:r>
+              <w:rPr>
+                <w:rFonts w:ascii="Calibri" w:cs="Calibri" w:eastAsia="Calibri" w:hAnsi="Calibri"/>
+                <w:b w:val="false"/>
+                <w:bCs w:val="false"/>
+                <w:i w:val="false"/>
+                <w:iCs w:val="false"/>
+                <w:color w:val="5A5A5A"/>
+                <w:sz w:val="20"/>
+                <w:szCs w:val="20"/>
+              </w:rPr>
+              <w:t xml:space="preserve">6.2 The rules</w:t>
+            </w:r>
+          </w:hyperlink>
+        </w:p>
+        <w:p>
+          <w:pPr>
+            <w:tabs>
+              <w:tab w:val="right" w:leader="dot" w:pos="9026"/>
+            </w:tabs>
+            <w:spacing w:after="40" w:before="120"/>
+          </w:pPr>
+          <w:hyperlink w:anchor="_Toc_21" w:history="1">
+            <w:r>
+              <w:rPr>
+                <w:rFonts w:ascii="Calibri" w:cs="Calibri" w:eastAsia="Calibri" w:hAnsi="Calibri"/>
+                <w:b/>
+                <w:bCs/>
+                <w:i w:val="false"/>
+                <w:iCs w:val="false"/>
+                <w:color w:val="1A1A1A"/>
+                <w:sz w:val="21"/>
+                <w:szCs w:val="21"/>
+              </w:rPr>
+              <w:t xml:space="preserve">7. Mentoring</w:t>
+            </w:r>
+          </w:hyperlink>
+        </w:p>
+        <w:p>
+          <w:pPr>
+            <w:tabs>
+              <w:tab w:val="right" w:leader="dot" w:pos="9026"/>
+            </w:tabs>
+            <w:spacing w:after="40" w:before="0"/>
+            <w:ind w:left="360"/>
+          </w:pPr>
+          <w:hyperlink w:anchor="_Toc_22" w:history="1">
+            <w:r>
+              <w:rPr>
+                <w:rFonts w:ascii="Calibri" w:cs="Calibri" w:eastAsia="Calibri" w:hAnsi="Calibri"/>
+                <w:b w:val="false"/>
+                <w:bCs w:val="false"/>
+                <w:i w:val="false"/>
+                <w:iCs w:val="false"/>
+                <w:color w:val="5A5A5A"/>
+                <w:sz w:val="20"/>
+                <w:szCs w:val="20"/>
+              </w:rPr>
+              <w:t xml:space="preserve">7.1 The flow</w:t>
+            </w:r>
+          </w:hyperlink>
+        </w:p>
+        <w:p>
+          <w:pPr>
+            <w:tabs>
+              <w:tab w:val="right" w:leader="dot" w:pos="9026"/>
+            </w:tabs>
+            <w:spacing w:after="40" w:before="0"/>
+            <w:ind w:left="360"/>
+          </w:pPr>
+          <w:hyperlink w:anchor="_Toc_23" w:history="1">
+            <w:r>
+              <w:rPr>
+                <w:rFonts w:ascii="Calibri" w:cs="Calibri" w:eastAsia="Calibri" w:hAnsi="Calibri"/>
+                <w:b w:val="false"/>
+                <w:bCs w:val="false"/>
+                <w:i w:val="false"/>
+                <w:iCs w:val="false"/>
+                <w:color w:val="5A5A5A"/>
+                <w:sz w:val="20"/>
+                <w:szCs w:val="20"/>
+              </w:rPr>
+              <w:t xml:space="preserve">7.2 Realtime, and why it still respects the rules</w:t>
+            </w:r>
+          </w:hyperlink>
+        </w:p>
+        <w:p>
+          <w:pPr>
+            <w:tabs>
+              <w:tab w:val="right" w:leader="dot" w:pos="9026"/>
+            </w:tabs>
+            <w:spacing w:after="40" w:before="0"/>
+            <w:ind w:left="360"/>
+          </w:pPr>
+          <w:hyperlink w:anchor="_Toc_24" w:history="1">
+            <w:r>
+              <w:rPr>
+                <w:rFonts w:ascii="Calibri" w:cs="Calibri" w:eastAsia="Calibri" w:hAnsi="Calibri"/>
+                <w:b w:val="false"/>
+                <w:bCs w:val="false"/>
+                <w:i w:val="false"/>
+                <w:iCs w:val="false"/>
+                <w:color w:val="5A5A5A"/>
+                <w:sz w:val="20"/>
+                <w:szCs w:val="20"/>
+              </w:rPr>
+              <w:t xml:space="preserve">7.3 The rules</w:t>
+            </w:r>
+          </w:hyperlink>
+        </w:p>
+        <w:p>
+          <w:pPr>
+            <w:tabs>
+              <w:tab w:val="right" w:leader="dot" w:pos="9026"/>
+            </w:tabs>
+            <w:spacing w:after="40" w:before="120"/>
+          </w:pPr>
+          <w:hyperlink w:anchor="_Toc_25" w:history="1">
+            <w:r>
+              <w:rPr>
+                <w:rFonts w:ascii="Calibri" w:cs="Calibri" w:eastAsia="Calibri" w:hAnsi="Calibri"/>
+                <w:b/>
+                <w:bCs/>
+                <w:i w:val="false"/>
+                <w:iCs w:val="false"/>
+                <w:color w:val="1A1A1A"/>
+                <w:sz w:val="21"/>
+                <w:szCs w:val="21"/>
+              </w:rPr>
+              <w:t xml:space="preserve">8. Graduation Planner</w:t>
+            </w:r>
+          </w:hyperlink>
+        </w:p>
+        <w:p>
+          <w:pPr>
+            <w:tabs>
+              <w:tab w:val="right" w:leader="dot" w:pos="9026"/>
+            </w:tabs>
+            <w:spacing w:after="40" w:before="0"/>
+            <w:ind w:left="360"/>
+          </w:pPr>
+          <w:hyperlink w:anchor="_Toc_26" w:history="1">
+            <w:r>
+              <w:rPr>
+                <w:rFonts w:ascii="Calibri" w:cs="Calibri" w:eastAsia="Calibri" w:hAnsi="Calibri"/>
+                <w:b w:val="false"/>
+                <w:bCs w:val="false"/>
+                <w:i w:val="false"/>
+                <w:iCs w:val="false"/>
+                <w:color w:val="5A5A5A"/>
+                <w:sz w:val="20"/>
+                <w:szCs w:val="20"/>
+              </w:rPr>
+              <w:t xml:space="preserve">8.1 Current Standing</w:t>
+            </w:r>
+          </w:hyperlink>
+        </w:p>
+        <w:p>
+          <w:pPr>
+            <w:tabs>
+              <w:tab w:val="right" w:leader="dot" w:pos="9026"/>
+            </w:tabs>
+            <w:spacing w:after="40" w:before="0"/>
+            <w:ind w:left="360"/>
+          </w:pPr>
+          <w:hyperlink w:anchor="_Toc_27" w:history="1">
+            <w:r>
+              <w:rPr>
+                <w:rFonts w:ascii="Calibri" w:cs="Calibri" w:eastAsia="Calibri" w:hAnsi="Calibri"/>
+                <w:b w:val="false"/>
+                <w:bCs w:val="false"/>
+                <w:i w:val="false"/>
+                <w:iCs w:val="false"/>
+                <w:color w:val="5A5A5A"/>
+                <w:sz w:val="20"/>
+                <w:szCs w:val="20"/>
+              </w:rPr>
+              <w:t xml:space="preserve">8.2 What-If Simulator</w:t>
+            </w:r>
+          </w:hyperlink>
+        </w:p>
+        <w:p>
+          <w:pPr>
+            <w:tabs>
+              <w:tab w:val="right" w:leader="dot" w:pos="9026"/>
+            </w:tabs>
+            <w:spacing w:after="40" w:before="0"/>
+            <w:ind w:left="360"/>
+          </w:pPr>
+          <w:hyperlink w:anchor="_Toc_28" w:history="1">
+            <w:r>
+              <w:rPr>
+                <w:rFonts w:ascii="Calibri" w:cs="Calibri" w:eastAsia="Calibri" w:hAnsi="Calibri"/>
+                <w:b w:val="false"/>
+                <w:bCs w:val="false"/>
+                <w:i w:val="false"/>
+                <w:iCs w:val="false"/>
+                <w:color w:val="5A5A5A"/>
+                <w:sz w:val="20"/>
+                <w:szCs w:val="20"/>
+              </w:rPr>
+              <w:t xml:space="preserve">8.3 After results come in</w:t>
+            </w:r>
+          </w:hyperlink>
+        </w:p>
+        <w:p>
+          <w:pPr>
+            <w:tabs>
+              <w:tab w:val="right" w:leader="dot" w:pos="9026"/>
+            </w:tabs>
+            <w:spacing w:after="40" w:before="120"/>
+          </w:pPr>
+          <w:hyperlink w:anchor="_Toc_29" w:history="1">
+            <w:r>
+              <w:rPr>
+                <w:rFonts w:ascii="Calibri" w:cs="Calibri" w:eastAsia="Calibri" w:hAnsi="Calibri"/>
+                <w:b/>
+                <w:bCs/>
+                <w:i w:val="false"/>
+                <w:iCs w:val="false"/>
+                <w:color w:val="1A1A1A"/>
+                <w:sz w:val="21"/>
+                <w:szCs w:val="21"/>
+              </w:rPr>
+              <w:t xml:space="preserve">9. The AI Assistant</w:t>
+            </w:r>
+          </w:hyperlink>
+        </w:p>
+        <w:p>
+          <w:pPr>
+            <w:tabs>
+              <w:tab w:val="right" w:leader="dot" w:pos="9026"/>
+            </w:tabs>
+            <w:spacing w:after="40" w:before="0"/>
+            <w:ind w:left="360"/>
+          </w:pPr>
+          <w:hyperlink w:anchor="_Toc_30" w:history="1">
+            <w:r>
+              <w:rPr>
+                <w:rFonts w:ascii="Calibri" w:cs="Calibri" w:eastAsia="Calibri" w:hAnsi="Calibri"/>
+                <w:b w:val="false"/>
+                <w:bCs w:val="false"/>
+                <w:i w:val="false"/>
+                <w:iCs w:val="false"/>
+                <w:color w:val="5A5A5A"/>
+                <w:sz w:val="20"/>
+                <w:szCs w:val="20"/>
+              </w:rPr>
+              <w:t xml:space="preserve">9.1 The shape of it</w:t>
+            </w:r>
+          </w:hyperlink>
+        </w:p>
+        <w:p>
+          <w:pPr>
+            <w:tabs>
+              <w:tab w:val="right" w:leader="dot" w:pos="9026"/>
+            </w:tabs>
+            <w:spacing w:after="40" w:before="0"/>
+            <w:ind w:left="360"/>
+          </w:pPr>
+          <w:hyperlink w:anchor="_Toc_31" w:history="1">
+            <w:r>
+              <w:rPr>
+                <w:rFonts w:ascii="Calibri" w:cs="Calibri" w:eastAsia="Calibri" w:hAnsi="Calibri"/>
+                <w:b w:val="false"/>
+                <w:bCs w:val="false"/>
+                <w:i w:val="false"/>
+                <w:iCs w:val="false"/>
+                <w:color w:val="5A5A5A"/>
+                <w:sz w:val="20"/>
+                <w:szCs w:val="20"/>
+              </w:rPr>
+              <w:t xml:space="preserve">9.2 The fourteen tools</w:t>
+            </w:r>
+          </w:hyperlink>
+        </w:p>
+        <w:p>
+          <w:pPr>
+            <w:tabs>
+              <w:tab w:val="right" w:leader="dot" w:pos="9026"/>
+            </w:tabs>
+            <w:spacing w:after="40" w:before="0"/>
+            <w:ind w:left="360"/>
+          </w:pPr>
+          <w:hyperlink w:anchor="_Toc_32" w:history="1">
+            <w:r>
+              <w:rPr>
+                <w:rFonts w:ascii="Calibri" w:cs="Calibri" w:eastAsia="Calibri" w:hAnsi="Calibri"/>
+                <w:b w:val="false"/>
+                <w:bCs w:val="false"/>
+                <w:i w:val="false"/>
+                <w:iCs w:val="false"/>
+                <w:color w:val="5A5A5A"/>
+                <w:sz w:val="20"/>
+                <w:szCs w:val="20"/>
+              </w:rPr>
+              <w:t xml:space="preserve">9.3 Which model answers</w:t>
+            </w:r>
+          </w:hyperlink>
+        </w:p>
+        <w:p>
+          <w:pPr>
+            <w:tabs>
+              <w:tab w:val="right" w:leader="dot" w:pos="9026"/>
+            </w:tabs>
+            <w:spacing w:after="40" w:before="0"/>
+            <w:ind w:left="360"/>
+          </w:pPr>
+          <w:hyperlink w:anchor="_Toc_33" w:history="1">
+            <w:r>
+              <w:rPr>
+                <w:rFonts w:ascii="Calibri" w:cs="Calibri" w:eastAsia="Calibri" w:hAnsi="Calibri"/>
+                <w:b w:val="false"/>
+                <w:bCs w:val="false"/>
+                <w:i w:val="false"/>
+                <w:iCs w:val="false"/>
+                <w:color w:val="5A5A5A"/>
+                <w:sz w:val="20"/>
+                <w:szCs w:val="20"/>
+              </w:rPr>
+              <w:t xml:space="preserve">9.4 Limits</w:t>
+            </w:r>
+          </w:hyperlink>
+        </w:p>
+        <w:p>
+          <w:pPr>
+            <w:tabs>
+              <w:tab w:val="right" w:leader="dot" w:pos="9026"/>
+            </w:tabs>
+            <w:spacing w:after="40" w:before="120"/>
+          </w:pPr>
+          <w:hyperlink w:anchor="_Toc_34" w:history="1">
+            <w:r>
+              <w:rPr>
+                <w:rFonts w:ascii="Calibri" w:cs="Calibri" w:eastAsia="Calibri" w:hAnsi="Calibri"/>
+                <w:b/>
+                <w:bCs/>
+                <w:i w:val="false"/>
+                <w:iCs w:val="false"/>
+                <w:color w:val="1A1A1A"/>
+                <w:sz w:val="21"/>
+                <w:szCs w:val="21"/>
+              </w:rPr>
+              <w:t xml:space="preserve">10. Batches and accounts</w:t>
+            </w:r>
+          </w:hyperlink>
+        </w:p>
+        <w:p>
+          <w:pPr>
+            <w:tabs>
+              <w:tab w:val="right" w:leader="dot" w:pos="9026"/>
+            </w:tabs>
+            <w:spacing w:after="40" w:before="0"/>
+            <w:ind w:left="360"/>
+          </w:pPr>
+          <w:hyperlink w:anchor="_Toc_35" w:history="1">
+            <w:r>
+              <w:rPr>
+                <w:rFonts w:ascii="Calibri" w:cs="Calibri" w:eastAsia="Calibri" w:hAnsi="Calibri"/>
+                <w:b w:val="false"/>
+                <w:bCs w:val="false"/>
+                <w:i w:val="false"/>
+                <w:iCs w:val="false"/>
+                <w:color w:val="5A5A5A"/>
+                <w:sz w:val="20"/>
+                <w:szCs w:val="20"/>
+              </w:rPr>
+              <w:t xml:space="preserve">10.1 A batch's life</w:t>
+            </w:r>
+          </w:hyperlink>
+        </w:p>
+        <w:p>
+          <w:pPr>
+            <w:tabs>
+              <w:tab w:val="right" w:leader="dot" w:pos="9026"/>
+            </w:tabs>
+            <w:spacing w:after="40" w:before="0"/>
+            <w:ind w:left="360"/>
+          </w:pPr>
+          <w:hyperlink w:anchor="_Toc_36" w:history="1">
+            <w:r>
+              <w:rPr>
+                <w:rFonts w:ascii="Calibri" w:cs="Calibri" w:eastAsia="Calibri" w:hAnsi="Calibri"/>
+                <w:b w:val="false"/>
+                <w:bCs w:val="false"/>
+                <w:i w:val="false"/>
+                <w:iCs w:val="false"/>
+                <w:color w:val="5A5A5A"/>
+                <w:sz w:val="20"/>
+                <w:szCs w:val="20"/>
+              </w:rPr>
+              <w:t xml:space="preserve">10.2 Accounts</w:t>
+            </w:r>
+          </w:hyperlink>
+        </w:p>
+        <w:p>
+          <w:pPr>
+            <w:tabs>
+              <w:tab w:val="right" w:leader="dot" w:pos="9026"/>
+            </w:tabs>
+            <w:spacing w:after="40" w:before="120"/>
+          </w:pPr>
+          <w:hyperlink w:anchor="_Toc_37" w:history="1">
+            <w:r>
+              <w:rPr>
+                <w:rFonts w:ascii="Calibri" w:cs="Calibri" w:eastAsia="Calibri" w:hAnsi="Calibri"/>
+                <w:b/>
+                <w:bCs/>
+                <w:i w:val="false"/>
+                <w:iCs w:val="false"/>
+                <w:color w:val="1A1A1A"/>
+                <w:sz w:val="21"/>
+                <w:szCs w:val="21"/>
+              </w:rPr>
+              <w:t xml:space="preserve">11. Dashboards and notifications</w:t>
+            </w:r>
+          </w:hyperlink>
+        </w:p>
+        <w:p>
+          <w:pPr>
+            <w:tabs>
+              <w:tab w:val="right" w:leader="dot" w:pos="9026"/>
+            </w:tabs>
+            <w:spacing w:after="40" w:before="0"/>
+            <w:ind w:left="360"/>
+          </w:pPr>
+          <w:hyperlink w:anchor="_Toc_38" w:history="1">
+            <w:r>
+              <w:rPr>
+                <w:rFonts w:ascii="Calibri" w:cs="Calibri" w:eastAsia="Calibri" w:hAnsi="Calibri"/>
+                <w:b w:val="false"/>
+                <w:bCs w:val="false"/>
+                <w:i w:val="false"/>
+                <w:iCs w:val="false"/>
+                <w:color w:val="5A5A5A"/>
+                <w:sz w:val="20"/>
+                <w:szCs w:val="20"/>
+              </w:rPr>
+              <w:t xml:space="preserve">11.1 The three dashboards</w:t>
+            </w:r>
+          </w:hyperlink>
+        </w:p>
+        <w:p>
+          <w:pPr>
+            <w:tabs>
+              <w:tab w:val="right" w:leader="dot" w:pos="9026"/>
+            </w:tabs>
+            <w:spacing w:after="40" w:before="0"/>
+            <w:ind w:left="360"/>
+          </w:pPr>
+          <w:hyperlink w:anchor="_Toc_39" w:history="1">
+            <w:r>
+              <w:rPr>
+                <w:rFonts w:ascii="Calibri" w:cs="Calibri" w:eastAsia="Calibri" w:hAnsi="Calibri"/>
+                <w:b w:val="false"/>
+                <w:bCs w:val="false"/>
+                <w:i w:val="false"/>
+                <w:iCs w:val="false"/>
+                <w:color w:val="5A5A5A"/>
+                <w:sz w:val="20"/>
+                <w:szCs w:val="20"/>
+              </w:rPr>
+              <w:t xml:space="preserve">11.2 Badges</w:t>
+            </w:r>
+          </w:hyperlink>
+        </w:p>
+        <w:p>
+          <w:pPr>
+            <w:tabs>
+              <w:tab w:val="right" w:leader="dot" w:pos="9026"/>
+            </w:tabs>
+            <w:spacing w:after="40" w:before="0"/>
+            <w:ind w:left="360"/>
+          </w:pPr>
+          <w:hyperlink w:anchor="_Toc_40" w:history="1">
+            <w:r>
+              <w:rPr>
+                <w:rFonts w:ascii="Calibri" w:cs="Calibri" w:eastAsia="Calibri" w:hAnsi="Calibri"/>
+                <w:b w:val="false"/>
+                <w:bCs w:val="false"/>
+                <w:i w:val="false"/>
+                <w:iCs w:val="false"/>
+                <w:color w:val="5A5A5A"/>
+                <w:sz w:val="20"/>
+                <w:szCs w:val="20"/>
+              </w:rPr>
+              <w:t xml:space="preserve">11.3 Notifications</w:t>
+            </w:r>
+          </w:hyperlink>
+        </w:p>
+        <w:p>
+          <w:pPr>
+            <w:tabs>
+              <w:tab w:val="right" w:leader="dot" w:pos="9026"/>
+            </w:tabs>
+            <w:spacing w:after="40" w:before="0"/>
+            <w:ind w:left="360"/>
+          </w:pPr>
+          <w:hyperlink w:anchor="_Toc_41" w:history="1">
+            <w:r>
+              <w:rPr>
+                <w:rFonts w:ascii="Calibri" w:cs="Calibri" w:eastAsia="Calibri" w:hAnsi="Calibri"/>
+                <w:b w:val="false"/>
+                <w:bCs w:val="false"/>
+                <w:i w:val="false"/>
+                <w:iCs w:val="false"/>
+                <w:color w:val="5A5A5A"/>
+                <w:sz w:val="20"/>
+                <w:szCs w:val="20"/>
+              </w:rPr>
+              <w:t xml:space="preserve">11.4 Notices</w:t>
+            </w:r>
+          </w:hyperlink>
+        </w:p>
+        <w:p>
+          <w:pPr>
+            <w:tabs>
+              <w:tab w:val="right" w:leader="dot" w:pos="9026"/>
+            </w:tabs>
+            <w:spacing w:after="40" w:before="120"/>
+          </w:pPr>
+          <w:hyperlink w:anchor="_Toc_42" w:history="1">
+            <w:r>
+              <w:rPr>
+                <w:rFonts w:ascii="Calibri" w:cs="Calibri" w:eastAsia="Calibri" w:hAnsi="Calibri"/>
+                <w:b/>
+                <w:bCs/>
+                <w:i w:val="false"/>
+                <w:iCs w:val="false"/>
+                <w:color w:val="1A1A1A"/>
+                <w:sz w:val="21"/>
+                <w:szCs w:val="21"/>
+              </w:rPr>
+              <w:t xml:space="preserve">12. Patterns worth copying</w:t>
+            </w:r>
+          </w:hyperlink>
+        </w:p>
+        <w:p>
+          <w:pPr>
+            <w:tabs>
+              <w:tab w:val="right" w:leader="dot" w:pos="9026"/>
+            </w:tabs>
+            <w:spacing w:after="40" w:before="120"/>
+          </w:pPr>
+          <w:hyperlink w:anchor="_Toc_43" w:history="1">
+            <w:r>
+              <w:rPr>
+                <w:rFonts w:ascii="Calibri" w:cs="Calibri" w:eastAsia="Calibri" w:hAnsi="Calibri"/>
+                <w:b/>
+                <w:bCs/>
+                <w:i w:val="false"/>
+                <w:iCs w:val="false"/>
+                <w:color w:val="1A1A1A"/>
+                <w:sz w:val="21"/>
+                <w:szCs w:val="21"/>
+              </w:rPr>
+              <w:t xml:space="preserve">13. Quick reference</w:t>
+            </w:r>
+          </w:hyperlink>
         </w:p>
         <w:p>
           <w:r>
@@ -154,19 +1205,24 @@
     <w:p>
       <w:pPr>
         <w:pStyle w:val="Heading1"/>
+        <w:keepNext/>
         <w:spacing w:after="170" w:before="380"/>
       </w:pPr>
+      <w:bookmarkStart w:id="1" w:name="_Toc_1"/>
       <w:r>
         <w:rPr>
           <w:rFonts w:ascii="Calibri" w:cs="Calibri" w:eastAsia="Calibri" w:hAnsi="Calibri"/>
           <w:b/>
           <w:bCs/>
+          <w:i w:val="false"/>
+          <w:iCs w:val="false"/>
           <w:color w:val="8B1E2D"/>
           <w:sz w:val="32"/>
           <w:szCs w:val="32"/>
         </w:rPr>
         <w:t xml:space="preserve">1. How to read this guide</w:t>
       </w:r>
+      <w:bookmarkEnd w:id="1"/>
     </w:p>
     <w:p>
       <w:pPr>
@@ -338,19 +1394,24 @@
     <w:p>
       <w:pPr>
         <w:pStyle w:val="Heading1"/>
+        <w:keepNext/>
         <w:spacing w:after="170" w:before="380"/>
       </w:pPr>
+      <w:bookmarkStart w:id="2" w:name="_Toc_2"/>
       <w:r>
         <w:rPr>
           <w:rFonts w:ascii="Calibri" w:cs="Calibri" w:eastAsia="Calibri" w:hAnsi="Calibri"/>
           <w:b/>
           <w:bCs/>
+          <w:i w:val="false"/>
+          <w:iCs w:val="false"/>
           <w:color w:val="8B1E2D"/>
           <w:sz w:val="32"/>
           <w:szCs w:val="32"/>
         </w:rPr>
         <w:t xml:space="preserve">2. Enrolment</w:t>
       </w:r>
+      <w:bookmarkEnd w:id="2"/>
     </w:p>
     <w:p>
       <w:pPr>
@@ -367,20 +1428,20 @@
           <w:sz w:val="21"/>
           <w:szCs w:val="21"/>
         </w:rPr>
-        <w:t xml:space="preserve">Who: </w:t>
-      </w:r>
-      <w:r>
-        <w:rPr>
-          <w:rFonts w:ascii="Calibri" w:cs="Calibri" w:eastAsia="Calibri" w:hAnsi="Calibri"/>
-          <w:b w:val="false"/>
-          <w:bCs w:val="false"/>
-          <w:i w:val="false"/>
-          <w:iCs w:val="false"/>
-          <w:color w:val="1A1A1A"/>
-          <w:sz w:val="21"/>
-          <w:szCs w:val="21"/>
-        </w:rPr>
-        <w:t xml:space="preserve">students enrol; the super admin opens the windows; department admins and heads of department watch them, read-only.</w:t>
+        <w:t xml:space="preserve">Who:</w:t>
+      </w:r>
+      <w:r>
+        <w:rPr>
+          <w:rFonts w:ascii="Calibri" w:cs="Calibri" w:eastAsia="Calibri" w:hAnsi="Calibri"/>
+          <w:b w:val="false"/>
+          <w:bCs w:val="false"/>
+          <w:i w:val="false"/>
+          <w:iCs w:val="false"/>
+          <w:color w:val="1A1A1A"/>
+          <w:sz w:val="21"/>
+          <w:szCs w:val="21"/>
+        </w:rPr>
+        <w:t xml:space="preserve"> students enrol; the super admin opens the windows; department admins and heads of department watch them, read-only.</w:t>
       </w:r>
     </w:p>
     <w:p>
@@ -398,45 +1459,50 @@
           <w:sz w:val="21"/>
           <w:szCs w:val="21"/>
         </w:rPr>
-        <w:t xml:space="preserve">Where: </w:t>
-      </w:r>
-      <w:r>
-        <w:rPr>
-          <w:rFonts w:ascii="Calibri" w:cs="Calibri" w:eastAsia="Calibri" w:hAnsi="Calibri"/>
-          <w:b w:val="false"/>
-          <w:bCs w:val="false"/>
-          <w:i w:val="false"/>
-          <w:iCs w:val="false"/>
-          <w:color w:val="1A1A1A"/>
-          <w:sz w:val="21"/>
-          <w:szCs w:val="21"/>
-        </w:rPr>
-        <w:t xml:space="preserve">Enrollment.tsx, OutstandingModules.tsx, AdminEnrollment.tsx.</w:t>
+        <w:t xml:space="preserve">Where:</w:t>
+      </w:r>
+      <w:r>
+        <w:rPr>
+          <w:rFonts w:ascii="Calibri" w:cs="Calibri" w:eastAsia="Calibri" w:hAnsi="Calibri"/>
+          <w:b w:val="false"/>
+          <w:bCs w:val="false"/>
+          <w:i w:val="false"/>
+          <w:iCs w:val="false"/>
+          <w:color w:val="1A1A1A"/>
+          <w:sz w:val="21"/>
+          <w:szCs w:val="21"/>
+        </w:rPr>
+        <w:t xml:space="preserve"> Enrollment.tsx (with OutstandingModules, SemesterBaskets, MinorSelection and EnrolmentWindow), AdminEnrollment.tsx, HodEnrollment.tsx.</w:t>
       </w:r>
     </w:p>
     <w:p>
       <w:pPr>
         <w:pStyle w:val="Heading2"/>
+        <w:keepNext/>
         <w:spacing w:after="120" w:before="300"/>
       </w:pPr>
+      <w:bookmarkStart w:id="3" w:name="_Toc_3"/>
       <w:r>
         <w:rPr>
           <w:rFonts w:ascii="Calibri" w:cs="Calibri" w:eastAsia="Calibri" w:hAnsi="Calibri"/>
           <w:b/>
           <w:bCs/>
+          <w:i w:val="false"/>
+          <w:iCs w:val="false"/>
           <w:color w:val="1A1A1A"/>
           <w:sz w:val="26"/>
           <w:szCs w:val="26"/>
         </w:rPr>
         <w:t xml:space="preserve">2.1 The flow</w:t>
       </w:r>
+      <w:bookmarkEnd w:id="3"/>
     </w:p>
     <w:p>
       <w:pPr>
         <w:pStyle w:val="ListParagraph"/>
         <w:numPr>
           <w:ilvl w:val="0"/>
-          <w:numId w:val="3"/>
+          <w:numId w:val="101"/>
         </w:numPr>
         <w:spacing w:after="80" w:line="276"/>
       </w:pPr>
@@ -451,20 +1517,7 @@
           <w:sz w:val="21"/>
           <w:szCs w:val="21"/>
         </w:rPr>
-        <w:t xml:space="preserve">The super admin creates an enrolment window</w:t>
-      </w:r>
-      <w:r>
-        <w:rPr>
-          <w:rFonts w:ascii="Calibri" w:cs="Calibri" w:eastAsia="Calibri" w:hAnsi="Calibri"/>
-          <w:b w:val="false"/>
-          <w:bCs w:val="false"/>
-          <w:i w:val="false"/>
-          <w:iCs w:val="false"/>
-          <w:color w:val="1A1A1A"/>
-          <w:sz w:val="21"/>
-          <w:szCs w:val="21"/>
-        </w:rPr>
-        <w:t xml:space="preserve"> for a batch, department and semester, with an opening and closing time. It moves from draft to open. Only the super admin can write windows; a window that never opened can be deleted.</w:t>
+        <w:t xml:space="preserve">The super admin creates an enrolment window for a batch, department and semester, with an opening and closing time and optional instructions. It moves from draft to open. Only the super admin can write windows; a window that never opened can be deleted, and an open one can be extended to a later closing time (since 29 October 2026), which tells the students it covers.</w:t>
       </w:r>
     </w:p>
     <w:p>
@@ -472,7 +1525,7 @@
         <w:pStyle w:val="ListParagraph"/>
         <w:numPr>
           <w:ilvl w:val="0"/>
-          <w:numId w:val="3"/>
+          <w:numId w:val="101"/>
         </w:numPr>
         <w:spacing w:after="80" w:line="276"/>
       </w:pPr>
@@ -487,20 +1540,7 @@
           <w:sz w:val="21"/>
           <w:szCs w:val="21"/>
         </w:rPr>
-        <w:t xml:space="preserve">The student opens the Enrollment page.</w:t>
-      </w:r>
-      <w:r>
-        <w:rPr>
-          <w:rFonts w:ascii="Calibri" w:cs="Calibri" w:eastAsia="Calibri" w:hAnsi="Calibri"/>
-          <w:b w:val="false"/>
-          <w:bCs w:val="false"/>
-          <w:i w:val="false"/>
-          <w:iCs w:val="false"/>
-          <w:color w:val="1A1A1A"/>
-          <w:sz w:val="21"/>
-          <w:szCs w:val="21"/>
-        </w:rPr>
-        <w:t xml:space="preserve"> It calls </w:t>
+        <w:t xml:space="preserve">The student opens the Enrollment page. It calls </w:t>
       </w:r>
       <w:r>
         <w:rPr>
@@ -534,7 +1574,7 @@
         <w:pStyle w:val="ListParagraph"/>
         <w:numPr>
           <w:ilvl w:val="0"/>
-          <w:numId w:val="3"/>
+          <w:numId w:val="101"/>
         </w:numPr>
         <w:spacing w:after="80" w:line="276"/>
       </w:pPr>
@@ -549,20 +1589,7 @@
           <w:sz w:val="21"/>
           <w:szCs w:val="21"/>
         </w:rPr>
-        <w:t xml:space="preserve">The list is split in two.</w:t>
-      </w:r>
-      <w:r>
-        <w:rPr>
-          <w:rFonts w:ascii="Calibri" w:cs="Calibri" w:eastAsia="Calibri" w:hAnsi="Calibri"/>
-          <w:b w:val="false"/>
-          <w:bCs w:val="false"/>
-          <w:i w:val="false"/>
-          <w:iCs w:val="false"/>
-          <w:color w:val="1A1A1A"/>
-          <w:sz w:val="21"/>
-          <w:szCs w:val="21"/>
-        </w:rPr>
-        <w:t xml:space="preserve"> Normal modules for their semester, and outstanding modules they still owe from an earlier attempt.</w:t>
+        <w:t xml:space="preserve">The page shows the semester's baskets — the compulsory courses, and each elective basket with the credits it asks for — and, separately, outstanding modules they still owe from an earlier attempt.</w:t>
       </w:r>
     </w:p>
     <w:p>
@@ -570,7 +1597,7 @@
         <w:pStyle w:val="ListParagraph"/>
         <w:numPr>
           <w:ilvl w:val="0"/>
-          <w:numId w:val="3"/>
+          <w:numId w:val="101"/>
         </w:numPr>
         <w:spacing w:after="80" w:line="276"/>
       </w:pPr>
@@ -585,20 +1612,59 @@
           <w:sz w:val="21"/>
           <w:szCs w:val="21"/>
         </w:rPr>
-        <w:t xml:space="preserve">The student ticks and unticks.</w:t>
-      </w:r>
-      <w:r>
-        <w:rPr>
-          <w:rFonts w:ascii="Calibri" w:cs="Calibri" w:eastAsia="Calibri" w:hAnsi="Calibri"/>
-          <w:b w:val="false"/>
-          <w:bCs w:val="false"/>
-          <w:i w:val="false"/>
-          <w:iCs w:val="false"/>
-          <w:color w:val="1A1A1A"/>
-          <w:sz w:val="21"/>
-          <w:szCs w:val="21"/>
-        </w:rPr>
-        <w:t xml:space="preserve"> Nothing is saved yet; the changes are held in the browser.</w:t>
+        <w:t xml:space="preserve">A student in a semester with minors picks their minor from the department's study plan. The page draws the plan's table for that semester and warns, in red, if the minor's mandatory course is left out (</w:t>
+      </w:r>
+      <w:r>
+        <w:rPr>
+          <w:rFonts w:ascii="Consolas" w:cs="Consolas" w:eastAsia="Consolas" w:hAnsi="Consolas"/>
+          <w:b w:val="false"/>
+          <w:bCs w:val="false"/>
+          <w:i w:val="false"/>
+          <w:iCs w:val="false"/>
+          <w:color w:val="8B1E2D"/>
+          <w:sz w:val="19"/>
+          <w:szCs w:val="19"/>
+        </w:rPr>
+        <w:t xml:space="preserve">set_my_minor</w:t>
+      </w:r>
+      <w:r>
+        <w:rPr>
+          <w:rFonts w:ascii="Calibri" w:cs="Calibri" w:eastAsia="Calibri" w:hAnsi="Calibri"/>
+          <w:b w:val="false"/>
+          <w:bCs w:val="false"/>
+          <w:i w:val="false"/>
+          <w:iCs w:val="false"/>
+          <w:color w:val="1A1A1A"/>
+          <w:sz w:val="21"/>
+          <w:szCs w:val="21"/>
+        </w:rPr>
+        <w:t xml:space="preserve">, </w:t>
+      </w:r>
+      <w:r>
+        <w:rPr>
+          <w:rFonts w:ascii="Consolas" w:cs="Consolas" w:eastAsia="Consolas" w:hAnsi="Consolas"/>
+          <w:b w:val="false"/>
+          <w:bCs w:val="false"/>
+          <w:i w:val="false"/>
+          <w:iCs w:val="false"/>
+          <w:color w:val="8B1E2D"/>
+          <w:sz w:val="19"/>
+          <w:szCs w:val="19"/>
+        </w:rPr>
+        <w:t xml:space="preserve">student_minor_plan</w:t>
+      </w:r>
+      <w:r>
+        <w:rPr>
+          <w:rFonts w:ascii="Calibri" w:cs="Calibri" w:eastAsia="Calibri" w:hAnsi="Calibri"/>
+          <w:b w:val="false"/>
+          <w:bCs w:val="false"/>
+          <w:i w:val="false"/>
+          <w:iCs w:val="false"/>
+          <w:color w:val="1A1A1A"/>
+          <w:sz w:val="21"/>
+          <w:szCs w:val="21"/>
+        </w:rPr>
+        <w:t xml:space="preserve">).</w:t>
       </w:r>
     </w:p>
     <w:p>
@@ -606,7 +1672,7 @@
         <w:pStyle w:val="ListParagraph"/>
         <w:numPr>
           <w:ilvl w:val="0"/>
-          <w:numId w:val="3"/>
+          <w:numId w:val="101"/>
         </w:numPr>
         <w:spacing w:after="80" w:line="276"/>
       </w:pPr>
@@ -621,20 +1687,30 @@
           <w:sz w:val="21"/>
           <w:szCs w:val="21"/>
         </w:rPr>
-        <w:t xml:space="preserve">They press save.</w:t>
-      </w:r>
-      <w:r>
-        <w:rPr>
-          <w:rFonts w:ascii="Calibri" w:cs="Calibri" w:eastAsia="Calibri" w:hAnsi="Calibri"/>
-          <w:b w:val="false"/>
-          <w:bCs w:val="false"/>
-          <w:i w:val="false"/>
-          <w:iCs w:val="false"/>
-          <w:color w:val="1A1A1A"/>
-          <w:sz w:val="21"/>
-          <w:szCs w:val="21"/>
-        </w:rPr>
-        <w:t xml:space="preserve"> One call to </w:t>
+        <w:t xml:space="preserve">The student ticks and unticks. Nothing is saved yet; the changes are held in the browser.</w:t>
+      </w:r>
+    </w:p>
+    <w:p>
+      <w:pPr>
+        <w:pStyle w:val="ListParagraph"/>
+        <w:numPr>
+          <w:ilvl w:val="0"/>
+          <w:numId w:val="101"/>
+        </w:numPr>
+        <w:spacing w:after="80" w:line="276"/>
+      </w:pPr>
+      <w:r>
+        <w:rPr>
+          <w:rFonts w:ascii="Calibri" w:cs="Calibri" w:eastAsia="Calibri" w:hAnsi="Calibri"/>
+          <w:b w:val="false"/>
+          <w:bCs w:val="false"/>
+          <w:i w:val="false"/>
+          <w:iCs w:val="false"/>
+          <w:color w:val="1A1A1A"/>
+          <w:sz w:val="21"/>
+          <w:szCs w:val="21"/>
+        </w:rPr>
+        <w:t xml:space="preserve">They press save. One call to </w:t>
       </w:r>
       <w:r>
         <w:rPr>
@@ -660,25 +1736,30 @@
           <w:sz w:val="21"/>
           <w:szCs w:val="21"/>
         </w:rPr>
-        <w:t xml:space="preserve"> applies everything at once.</w:t>
+        <w:t xml:space="preserve"> applies everything at once, recording each course under the academic year of the semester that offers it.</w:t>
       </w:r>
     </w:p>
     <w:p>
       <w:pPr>
         <w:pStyle w:val="Heading2"/>
+        <w:keepNext/>
         <w:spacing w:after="120" w:before="300"/>
       </w:pPr>
+      <w:bookmarkStart w:id="4" w:name="_Toc_4"/>
       <w:r>
         <w:rPr>
           <w:rFonts w:ascii="Calibri" w:cs="Calibri" w:eastAsia="Calibri" w:hAnsi="Calibri"/>
           <w:b/>
           <w:bCs/>
+          <w:i w:val="false"/>
+          <w:iCs w:val="false"/>
           <w:color w:val="1A1A1A"/>
           <w:sz w:val="26"/>
           <w:szCs w:val="26"/>
         </w:rPr>
         <w:t xml:space="preserve">2.2 Outstanding modules</w:t>
       </w:r>
+      <w:bookmarkEnd w:id="4"/>
     </w:p>
     <w:p>
       <w:pPr>
@@ -711,18 +1792,19 @@
         </w:tblBorders>
       </w:tblPr>
       <w:tblGrid>
-        <w:gridCol w:w="1400"/>
-        <w:gridCol w:w="2000"/>
-        <w:gridCol w:w="3900"/>
-        <w:gridCol w:w="1726"/>
+        <w:gridCol w:w="1444"/>
+        <w:gridCol w:w="1985"/>
+        <w:gridCol w:w="3881"/>
+        <w:gridCol w:w="1716"/>
       </w:tblGrid>
       <w:tr>
         <w:trPr>
           <w:tblHeader/>
+          <w:cantSplit/>
         </w:trPr>
         <w:tc>
           <w:tcPr>
-            <w:tcW w:type="dxa" w:w="1400"/>
+            <w:tcW w:type="dxa" w:w="1444"/>
             <w:shd w:fill="8B1E2D" w:color="auto" w:val="clear"/>
             <w:tcMar>
               <w:top w:type="dxa" w:w="90"/>
@@ -740,6 +1822,8 @@
                 <w:rFonts w:ascii="Calibri" w:cs="Calibri" w:eastAsia="Calibri" w:hAnsi="Calibri"/>
                 <w:b/>
                 <w:bCs/>
+                <w:i w:val="false"/>
+                <w:iCs w:val="false"/>
                 <w:color w:val="FFFFFF"/>
                 <w:sz w:val="19"/>
                 <w:szCs w:val="19"/>
@@ -750,7 +1834,7 @@
         </w:tc>
         <w:tc>
           <w:tcPr>
-            <w:tcW w:type="dxa" w:w="2000"/>
+            <w:tcW w:type="dxa" w:w="1985"/>
             <w:shd w:fill="8B1E2D" w:color="auto" w:val="clear"/>
             <w:tcMar>
               <w:top w:type="dxa" w:w="90"/>
@@ -768,6 +1852,8 @@
                 <w:rFonts w:ascii="Calibri" w:cs="Calibri" w:eastAsia="Calibri" w:hAnsi="Calibri"/>
                 <w:b/>
                 <w:bCs/>
+                <w:i w:val="false"/>
+                <w:iCs w:val="false"/>
                 <w:color w:val="FFFFFF"/>
                 <w:sz w:val="19"/>
                 <w:szCs w:val="19"/>
@@ -778,7 +1864,7 @@
         </w:tc>
         <w:tc>
           <w:tcPr>
-            <w:tcW w:type="dxa" w:w="3900"/>
+            <w:tcW w:type="dxa" w:w="3881"/>
             <w:shd w:fill="8B1E2D" w:color="auto" w:val="clear"/>
             <w:tcMar>
               <w:top w:type="dxa" w:w="90"/>
@@ -796,6 +1882,8 @@
                 <w:rFonts w:ascii="Calibri" w:cs="Calibri" w:eastAsia="Calibri" w:hAnsi="Calibri"/>
                 <w:b/>
                 <w:bCs/>
+                <w:i w:val="false"/>
+                <w:iCs w:val="false"/>
                 <w:color w:val="FFFFFF"/>
                 <w:sz w:val="19"/>
                 <w:szCs w:val="19"/>
@@ -806,7 +1894,7 @@
         </w:tc>
         <w:tc>
           <w:tcPr>
-            <w:tcW w:type="dxa" w:w="1726"/>
+            <w:tcW w:type="dxa" w:w="1716"/>
             <w:shd w:fill="8B1E2D" w:color="auto" w:val="clear"/>
             <w:tcMar>
               <w:top w:type="dxa" w:w="90"/>
@@ -824,6 +1912,8 @@
                 <w:rFonts w:ascii="Calibri" w:cs="Calibri" w:eastAsia="Calibri" w:hAnsi="Calibri"/>
                 <w:b/>
                 <w:bCs/>
+                <w:i w:val="false"/>
+                <w:iCs w:val="false"/>
                 <w:color w:val="FFFFFF"/>
                 <w:sz w:val="19"/>
                 <w:szCs w:val="19"/>
@@ -834,9 +1924,12 @@
         </w:tc>
       </w:tr>
       <w:tr>
+        <w:trPr>
+          <w:cantSplit/>
+        </w:trPr>
         <w:tc>
           <w:tcPr>
-            <w:tcW w:type="dxa" w:w="1400"/>
+            <w:tcW w:type="dxa" w:w="1444"/>
             <w:shd w:fill="FFFFFF" w:color="auto" w:val="clear"/>
             <w:tcMar>
               <w:top w:type="dxa" w:w="90"/>
@@ -854,6 +1947,8 @@
                 <w:rFonts w:ascii="Calibri" w:cs="Calibri" w:eastAsia="Calibri" w:hAnsi="Calibri"/>
                 <w:b w:val="false"/>
                 <w:bCs w:val="false"/>
+                <w:i w:val="false"/>
+                <w:iCs w:val="false"/>
                 <w:color w:val="1A1A1A"/>
                 <w:sz w:val="19"/>
                 <w:szCs w:val="19"/>
@@ -864,7 +1959,7 @@
         </w:tc>
         <w:tc>
           <w:tcPr>
-            <w:tcW w:type="dxa" w:w="2000"/>
+            <w:tcW w:type="dxa" w:w="1985"/>
             <w:shd w:fill="FFFFFF" w:color="auto" w:val="clear"/>
             <w:tcMar>
               <w:top w:type="dxa" w:w="90"/>
@@ -882,6 +1977,8 @@
                 <w:rFonts w:ascii="Calibri" w:cs="Calibri" w:eastAsia="Calibri" w:hAnsi="Calibri"/>
                 <w:b w:val="false"/>
                 <w:bCs w:val="false"/>
+                <w:i w:val="false"/>
+                <w:iCs w:val="false"/>
                 <w:color w:val="1A1A1A"/>
                 <w:sz w:val="19"/>
                 <w:szCs w:val="19"/>
@@ -892,7 +1989,7 @@
         </w:tc>
         <w:tc>
           <w:tcPr>
-            <w:tcW w:type="dxa" w:w="3900"/>
+            <w:tcW w:type="dxa" w:w="3881"/>
             <w:shd w:fill="FFFFFF" w:color="auto" w:val="clear"/>
             <w:tcMar>
               <w:top w:type="dxa" w:w="90"/>
@@ -910,6 +2007,8 @@
                 <w:rFonts w:ascii="Calibri" w:cs="Calibri" w:eastAsia="Calibri" w:hAnsi="Calibri"/>
                 <w:b w:val="false"/>
                 <w:bCs w:val="false"/>
+                <w:i w:val="false"/>
+                <w:iCs w:val="false"/>
                 <w:color w:val="1A1A1A"/>
                 <w:sz w:val="19"/>
                 <w:szCs w:val="19"/>
@@ -920,7 +2019,7 @@
         </w:tc>
         <w:tc>
           <w:tcPr>
-            <w:tcW w:type="dxa" w:w="1726"/>
+            <w:tcW w:type="dxa" w:w="1716"/>
             <w:shd w:fill="FFFFFF" w:color="auto" w:val="clear"/>
             <w:tcMar>
               <w:top w:type="dxa" w:w="90"/>
@@ -938,6 +2037,8 @@
                 <w:rFonts w:ascii="Calibri" w:cs="Calibri" w:eastAsia="Calibri" w:hAnsi="Calibri"/>
                 <w:b w:val="false"/>
                 <w:bCs w:val="false"/>
+                <w:i w:val="false"/>
+                <w:iCs w:val="false"/>
                 <w:color w:val="1A1A1A"/>
                 <w:sz w:val="19"/>
                 <w:szCs w:val="19"/>
@@ -948,9 +2049,12 @@
         </w:tc>
       </w:tr>
       <w:tr>
+        <w:trPr>
+          <w:cantSplit/>
+        </w:trPr>
         <w:tc>
           <w:tcPr>
-            <w:tcW w:type="dxa" w:w="1400"/>
+            <w:tcW w:type="dxa" w:w="1444"/>
             <w:shd w:fill="FFFFFF" w:color="auto" w:val="clear"/>
             <w:tcMar>
               <w:top w:type="dxa" w:w="90"/>
@@ -968,6 +2072,8 @@
                 <w:rFonts w:ascii="Calibri" w:cs="Calibri" w:eastAsia="Calibri" w:hAnsi="Calibri"/>
                 <w:b w:val="false"/>
                 <w:bCs w:val="false"/>
+                <w:i w:val="false"/>
+                <w:iCs w:val="false"/>
                 <w:color w:val="1A1A1A"/>
                 <w:sz w:val="19"/>
                 <w:szCs w:val="19"/>
@@ -978,7 +2084,7 @@
         </w:tc>
         <w:tc>
           <w:tcPr>
-            <w:tcW w:type="dxa" w:w="2000"/>
+            <w:tcW w:type="dxa" w:w="1985"/>
             <w:shd w:fill="FFFFFF" w:color="auto" w:val="clear"/>
             <w:tcMar>
               <w:top w:type="dxa" w:w="90"/>
@@ -996,6 +2102,8 @@
                 <w:rFonts w:ascii="Calibri" w:cs="Calibri" w:eastAsia="Calibri" w:hAnsi="Calibri"/>
                 <w:b w:val="false"/>
                 <w:bCs w:val="false"/>
+                <w:i w:val="false"/>
+                <w:iCs w:val="false"/>
                 <w:color w:val="1A1A1A"/>
                 <w:sz w:val="19"/>
                 <w:szCs w:val="19"/>
@@ -1006,7 +2114,7 @@
         </w:tc>
         <w:tc>
           <w:tcPr>
-            <w:tcW w:type="dxa" w:w="3900"/>
+            <w:tcW w:type="dxa" w:w="3881"/>
             <w:shd w:fill="FFFFFF" w:color="auto" w:val="clear"/>
             <w:tcMar>
               <w:top w:type="dxa" w:w="90"/>
@@ -1024,6 +2132,8 @@
                 <w:rFonts w:ascii="Calibri" w:cs="Calibri" w:eastAsia="Calibri" w:hAnsi="Calibri"/>
                 <w:b w:val="false"/>
                 <w:bCs w:val="false"/>
+                <w:i w:val="false"/>
+                <w:iCs w:val="false"/>
                 <w:color w:val="1A1A1A"/>
                 <w:sz w:val="19"/>
                 <w:szCs w:val="19"/>
@@ -1034,7 +2144,7 @@
         </w:tc>
         <w:tc>
           <w:tcPr>
-            <w:tcW w:type="dxa" w:w="1726"/>
+            <w:tcW w:type="dxa" w:w="1716"/>
             <w:shd w:fill="FFFFFF" w:color="auto" w:val="clear"/>
             <w:tcMar>
               <w:top w:type="dxa" w:w="90"/>
@@ -1052,6 +2162,8 @@
                 <w:rFonts w:ascii="Calibri" w:cs="Calibri" w:eastAsia="Calibri" w:hAnsi="Calibri"/>
                 <w:b w:val="false"/>
                 <w:bCs w:val="false"/>
+                <w:i w:val="false"/>
+                <w:iCs w:val="false"/>
                 <w:color w:val="1A1A1A"/>
                 <w:sz w:val="19"/>
                 <w:szCs w:val="19"/>
@@ -1062,9 +2174,12 @@
         </w:tc>
       </w:tr>
       <w:tr>
+        <w:trPr>
+          <w:cantSplit/>
+        </w:trPr>
         <w:tc>
           <w:tcPr>
-            <w:tcW w:type="dxa" w:w="1400"/>
+            <w:tcW w:type="dxa" w:w="1444"/>
             <w:shd w:fill="FFFFFF" w:color="auto" w:val="clear"/>
             <w:tcMar>
               <w:top w:type="dxa" w:w="90"/>
@@ -1082,6 +2197,8 @@
                 <w:rFonts w:ascii="Calibri" w:cs="Calibri" w:eastAsia="Calibri" w:hAnsi="Calibri"/>
                 <w:b w:val="false"/>
                 <w:bCs w:val="false"/>
+                <w:i w:val="false"/>
+                <w:iCs w:val="false"/>
                 <w:color w:val="1A1A1A"/>
                 <w:sz w:val="19"/>
                 <w:szCs w:val="19"/>
@@ -1092,7 +2209,7 @@
         </w:tc>
         <w:tc>
           <w:tcPr>
-            <w:tcW w:type="dxa" w:w="2000"/>
+            <w:tcW w:type="dxa" w:w="1985"/>
             <w:shd w:fill="FFFFFF" w:color="auto" w:val="clear"/>
             <w:tcMar>
               <w:top w:type="dxa" w:w="90"/>
@@ -1110,6 +2227,8 @@
                 <w:rFonts w:ascii="Calibri" w:cs="Calibri" w:eastAsia="Calibri" w:hAnsi="Calibri"/>
                 <w:b w:val="false"/>
                 <w:bCs w:val="false"/>
+                <w:i w:val="false"/>
+                <w:iCs w:val="false"/>
                 <w:color w:val="1A1A1A"/>
                 <w:sz w:val="19"/>
                 <w:szCs w:val="19"/>
@@ -1120,7 +2239,7 @@
         </w:tc>
         <w:tc>
           <w:tcPr>
-            <w:tcW w:type="dxa" w:w="3900"/>
+            <w:tcW w:type="dxa" w:w="3881"/>
             <w:shd w:fill="FFFFFF" w:color="auto" w:val="clear"/>
             <w:tcMar>
               <w:top w:type="dxa" w:w="90"/>
@@ -1138,6 +2257,8 @@
                 <w:rFonts w:ascii="Calibri" w:cs="Calibri" w:eastAsia="Calibri" w:hAnsi="Calibri"/>
                 <w:b w:val="false"/>
                 <w:bCs w:val="false"/>
+                <w:i w:val="false"/>
+                <w:iCs w:val="false"/>
                 <w:color w:val="1A1A1A"/>
                 <w:sz w:val="19"/>
                 <w:szCs w:val="19"/>
@@ -1148,7 +2269,7 @@
         </w:tc>
         <w:tc>
           <w:tcPr>
-            <w:tcW w:type="dxa" w:w="1726"/>
+            <w:tcW w:type="dxa" w:w="1716"/>
             <w:shd w:fill="FFFFFF" w:color="auto" w:val="clear"/>
             <w:tcMar>
               <w:top w:type="dxa" w:w="90"/>
@@ -1166,6 +2287,8 @@
                 <w:rFonts w:ascii="Calibri" w:cs="Calibri" w:eastAsia="Calibri" w:hAnsi="Calibri"/>
                 <w:b w:val="false"/>
                 <w:bCs w:val="false"/>
+                <w:i w:val="false"/>
+                <w:iCs w:val="false"/>
                 <w:color w:val="1A1A1A"/>
                 <w:sz w:val="19"/>
                 <w:szCs w:val="19"/>
@@ -1176,6 +2299,11 @@
         </w:tc>
       </w:tr>
     </w:tbl>
+    <w:p>
+      <w:pPr>
+        <w:spacing w:after="0" w:line="120" w:lineRule="exact"/>
+      </w:pPr>
+    </w:p>
     <w:tbl>
       <w:tblPr>
         <w:tblW w:type="dxa" w:w="9026"/>
@@ -1212,6 +2340,8 @@
                 <w:rFonts w:ascii="Calibri" w:cs="Calibri" w:eastAsia="Calibri" w:hAnsi="Calibri"/>
                 <w:b/>
                 <w:bCs/>
+                <w:i w:val="false"/>
+                <w:iCs w:val="false"/>
                 <w:color w:val="8B1E2D"/>
                 <w:sz w:val="17"/>
                 <w:szCs w:val="17"/>
@@ -1226,6 +2356,10 @@
             <w:r>
               <w:rPr>
                 <w:rFonts w:ascii="Calibri" w:cs="Calibri" w:eastAsia="Calibri" w:hAnsi="Calibri"/>
+                <w:b w:val="false"/>
+                <w:bCs w:val="false"/>
+                <w:i w:val="false"/>
+                <w:iCs w:val="false"/>
                 <w:color w:val="1A1A1A"/>
                 <w:sz w:val="20"/>
                 <w:szCs w:val="20"/>
@@ -1238,20 +2372,30 @@
     </w:tbl>
     <w:p>
       <w:pPr>
+        <w:spacing w:after="0" w:line="120" w:lineRule="exact"/>
+      </w:pPr>
+    </w:p>
+    <w:p>
+      <w:pPr>
         <w:pStyle w:val="Heading2"/>
+        <w:keepNext/>
         <w:spacing w:after="120" w:before="300"/>
       </w:pPr>
+      <w:bookmarkStart w:id="5" w:name="_Toc_5"/>
       <w:r>
         <w:rPr>
           <w:rFonts w:ascii="Calibri" w:cs="Calibri" w:eastAsia="Calibri" w:hAnsi="Calibri"/>
           <w:b/>
           <w:bCs/>
+          <w:i w:val="false"/>
+          <w:iCs w:val="false"/>
           <w:color w:val="1A1A1A"/>
           <w:sz w:val="26"/>
           <w:szCs w:val="26"/>
         </w:rPr>
         <w:t xml:space="preserve">2.3 The rules</w:t>
       </w:r>
+      <w:bookmarkEnd w:id="5"/>
     </w:p>
     <w:p>
       <w:pPr>
@@ -1347,6 +2491,81 @@
     </w:p>
     <w:p>
       <w:pPr>
+        <w:pStyle w:val="ListParagraph"/>
+        <w:numPr>
+          <w:ilvl w:val="0"/>
+          <w:numId w:val="2"/>
+        </w:numPr>
+        <w:spacing w:after="70" w:line="276"/>
+      </w:pPr>
+      <w:r>
+        <w:rPr>
+          <w:rFonts w:ascii="Calibri" w:cs="Calibri" w:eastAsia="Calibri" w:hAnsi="Calibri"/>
+          <w:b w:val="false"/>
+          <w:bCs w:val="false"/>
+          <w:i w:val="false"/>
+          <w:iCs w:val="false"/>
+          <w:color w:val="1A1A1A"/>
+          <w:sz w:val="21"/>
+          <w:szCs w:val="21"/>
+        </w:rPr>
+        <w:t xml:space="preserve">Department offices and heads of department watch windows and their numbers (</w:t>
+      </w:r>
+      <w:r>
+        <w:rPr>
+          <w:rFonts w:ascii="Consolas" w:cs="Consolas" w:eastAsia="Consolas" w:hAnsi="Consolas"/>
+          <w:b w:val="false"/>
+          <w:bCs w:val="false"/>
+          <w:i w:val="false"/>
+          <w:iCs w:val="false"/>
+          <w:color w:val="8B1E2D"/>
+          <w:sz w:val="19"/>
+          <w:szCs w:val="19"/>
+        </w:rPr>
+        <w:t xml:space="preserve">enrolment_oversight</w:t>
+      </w:r>
+      <w:r>
+        <w:rPr>
+          <w:rFonts w:ascii="Calibri" w:cs="Calibri" w:eastAsia="Calibri" w:hAnsi="Calibri"/>
+          <w:b w:val="false"/>
+          <w:bCs w:val="false"/>
+          <w:i w:val="false"/>
+          <w:iCs w:val="false"/>
+          <w:color w:val="1A1A1A"/>
+          <w:sz w:val="21"/>
+          <w:szCs w:val="21"/>
+        </w:rPr>
+        <w:t xml:space="preserve">, </w:t>
+      </w:r>
+      <w:r>
+        <w:rPr>
+          <w:rFonts w:ascii="Consolas" w:cs="Consolas" w:eastAsia="Consolas" w:hAnsi="Consolas"/>
+          <w:b w:val="false"/>
+          <w:bCs w:val="false"/>
+          <w:i w:val="false"/>
+          <w:iCs w:val="false"/>
+          <w:color w:val="8B1E2D"/>
+          <w:sz w:val="19"/>
+          <w:szCs w:val="19"/>
+        </w:rPr>
+        <w:t xml:space="preserve">get_enrollment_period_summary</w:t>
+      </w:r>
+      <w:r>
+        <w:rPr>
+          <w:rFonts w:ascii="Calibri" w:cs="Calibri" w:eastAsia="Calibri" w:hAnsi="Calibri"/>
+          <w:b w:val="false"/>
+          <w:bCs w:val="false"/>
+          <w:i w:val="false"/>
+          <w:iCs w:val="false"/>
+          <w:color w:val="1A1A1A"/>
+          <w:sz w:val="21"/>
+          <w:szCs w:val="21"/>
+        </w:rPr>
+        <w:t xml:space="preserve">) but cannot open, change or extend them.</w:t>
+      </w:r>
+    </w:p>
+    <w:p>
+      <w:pPr>
         <w:pBdr>
           <w:left w:val="single" w:color="8B1E2D" w:sz="18" w:space="10"/>
         </w:pBdr>
@@ -1356,6 +2575,8 @@
       <w:r>
         <w:rPr>
           <w:rFonts w:ascii="Calibri" w:cs="Calibri" w:eastAsia="Calibri" w:hAnsi="Calibri"/>
+          <w:b w:val="false"/>
+          <w:bCs w:val="false"/>
           <w:i/>
           <w:iCs/>
           <w:color w:val="5A5A5A"/>
@@ -1373,19 +2594,24 @@
     <w:p>
       <w:pPr>
         <w:pStyle w:val="Heading1"/>
+        <w:keepNext/>
         <w:spacing w:after="170" w:before="380"/>
       </w:pPr>
+      <w:bookmarkStart w:id="6" w:name="_Toc_6"/>
       <w:r>
         <w:rPr>
           <w:rFonts w:ascii="Calibri" w:cs="Calibri" w:eastAsia="Calibri" w:hAnsi="Calibri"/>
           <w:b/>
           <w:bCs/>
+          <w:i w:val="false"/>
+          <w:iCs w:val="false"/>
           <w:color w:val="8B1E2D"/>
           <w:sz w:val="32"/>
           <w:szCs w:val="32"/>
         </w:rPr>
         <w:t xml:space="preserve">3. Attendance</w:t>
       </w:r>
+      <w:bookmarkEnd w:id="6"/>
     </w:p>
     <w:p>
       <w:pPr>
@@ -1402,20 +2628,20 @@
           <w:sz w:val="21"/>
           <w:szCs w:val="21"/>
         </w:rPr>
-        <w:t xml:space="preserve">Who: </w:t>
-      </w:r>
-      <w:r>
-        <w:rPr>
-          <w:rFonts w:ascii="Calibri" w:cs="Calibri" w:eastAsia="Calibri" w:hAnsi="Calibri"/>
-          <w:b w:val="false"/>
-          <w:bCs w:val="false"/>
-          <w:i w:val="false"/>
-          <w:iCs w:val="false"/>
-          <w:color w:val="1A1A1A"/>
-          <w:sz w:val="21"/>
-          <w:szCs w:val="21"/>
-        </w:rPr>
-        <w:t xml:space="preserve">lecturers run sessions; students check in; admins can mark by hand.</w:t>
+        <w:t xml:space="preserve">Who:</w:t>
+      </w:r>
+      <w:r>
+        <w:rPr>
+          <w:rFonts w:ascii="Calibri" w:cs="Calibri" w:eastAsia="Calibri" w:hAnsi="Calibri"/>
+          <w:b w:val="false"/>
+          <w:bCs w:val="false"/>
+          <w:i w:val="false"/>
+          <w:iCs w:val="false"/>
+          <w:color w:val="1A1A1A"/>
+          <w:sz w:val="21"/>
+          <w:szCs w:val="21"/>
+        </w:rPr>
+        <w:t xml:space="preserve"> lecturers run sessions; students check in; admins can mark by hand.</w:t>
       </w:r>
     </w:p>
     <w:p>
@@ -1433,45 +2659,50 @@
           <w:sz w:val="21"/>
           <w:szCs w:val="21"/>
         </w:rPr>
-        <w:t xml:space="preserve">Where: </w:t>
-      </w:r>
-      <w:r>
-        <w:rPr>
-          <w:rFonts w:ascii="Calibri" w:cs="Calibri" w:eastAsia="Calibri" w:hAnsi="Calibri"/>
-          <w:b w:val="false"/>
-          <w:bCs w:val="false"/>
-          <w:i w:val="false"/>
-          <w:iCs w:val="false"/>
-          <w:color w:val="1A1A1A"/>
-          <w:sz w:val="21"/>
-          <w:szCs w:val="21"/>
-        </w:rPr>
-        <w:t xml:space="preserve">StaffAttendance.tsx, Attendance.tsx, AdminAttendance.tsx.</w:t>
+        <w:t xml:space="preserve">Where:</w:t>
+      </w:r>
+      <w:r>
+        <w:rPr>
+          <w:rFonts w:ascii="Calibri" w:cs="Calibri" w:eastAsia="Calibri" w:hAnsi="Calibri"/>
+          <w:b w:val="false"/>
+          <w:bCs w:val="false"/>
+          <w:i w:val="false"/>
+          <w:iCs w:val="false"/>
+          <w:color w:val="1A1A1A"/>
+          <w:sz w:val="21"/>
+          <w:szCs w:val="21"/>
+        </w:rPr>
+        <w:t xml:space="preserve"> StaffAttendance.tsx, Attendance.tsx, AdminAttendance.tsx.</w:t>
       </w:r>
     </w:p>
     <w:p>
       <w:pPr>
         <w:pStyle w:val="Heading2"/>
+        <w:keepNext/>
         <w:spacing w:after="120" w:before="300"/>
       </w:pPr>
+      <w:bookmarkStart w:id="7" w:name="_Toc_7"/>
       <w:r>
         <w:rPr>
           <w:rFonts w:ascii="Calibri" w:cs="Calibri" w:eastAsia="Calibri" w:hAnsi="Calibri"/>
           <w:b/>
           <w:bCs/>
+          <w:i w:val="false"/>
+          <w:iCs w:val="false"/>
           <w:color w:val="1A1A1A"/>
           <w:sz w:val="26"/>
           <w:szCs w:val="26"/>
         </w:rPr>
         <w:t xml:space="preserve">3.1 The live session flow</w:t>
       </w:r>
+      <w:bookmarkEnd w:id="7"/>
     </w:p>
     <w:p>
       <w:pPr>
         <w:pStyle w:val="ListParagraph"/>
         <w:numPr>
           <w:ilvl w:val="0"/>
-          <w:numId w:val="4"/>
+          <w:numId w:val="102"/>
         </w:numPr>
         <w:spacing w:after="80" w:line="276"/>
       </w:pPr>
@@ -1486,20 +2717,7 @@
           <w:sz w:val="21"/>
           <w:szCs w:val="21"/>
         </w:rPr>
-        <w:t xml:space="preserve">The lecturer starts a session.</w:t>
-      </w:r>
-      <w:r>
-        <w:rPr>
-          <w:rFonts w:ascii="Calibri" w:cs="Calibri" w:eastAsia="Calibri" w:hAnsi="Calibri"/>
-          <w:b w:val="false"/>
-          <w:bCs w:val="false"/>
-          <w:i w:val="false"/>
-          <w:iCs w:val="false"/>
-          <w:color w:val="1A1A1A"/>
-          <w:sz w:val="21"/>
-          <w:szCs w:val="21"/>
-        </w:rPr>
-        <w:t xml:space="preserve"> </w:t>
+        <w:t xml:space="preserve">The lecturer starts a session. </w:t>
       </w:r>
       <w:r>
         <w:rPr>
@@ -1533,7 +2751,7 @@
         <w:pStyle w:val="ListParagraph"/>
         <w:numPr>
           <w:ilvl w:val="0"/>
-          <w:numId w:val="4"/>
+          <w:numId w:val="102"/>
         </w:numPr>
         <w:spacing w:after="80" w:line="276"/>
       </w:pPr>
@@ -1548,20 +2766,7 @@
           <w:sz w:val="21"/>
           <w:szCs w:val="21"/>
         </w:rPr>
-        <w:t xml:space="preserve">A code appears, and keeps changing.</w:t>
-      </w:r>
-      <w:r>
-        <w:rPr>
-          <w:rFonts w:ascii="Calibri" w:cs="Calibri" w:eastAsia="Calibri" w:hAnsi="Calibri"/>
-          <w:b w:val="false"/>
-          <w:bCs w:val="false"/>
-          <w:i w:val="false"/>
-          <w:iCs w:val="false"/>
-          <w:color w:val="1A1A1A"/>
-          <w:sz w:val="21"/>
-          <w:szCs w:val="21"/>
-        </w:rPr>
-        <w:t xml:space="preserve"> It is computed from the session's secret and the current time slice, so it rotates every few seconds.</w:t>
+        <w:t xml:space="preserve">A code appears, and keeps changing. It is computed from the session's secret and the current time slice, so it rotates every few seconds.</w:t>
       </w:r>
     </w:p>
     <w:p>
@@ -1569,7 +2774,7 @@
         <w:pStyle w:val="ListParagraph"/>
         <w:numPr>
           <w:ilvl w:val="0"/>
-          <w:numId w:val="4"/>
+          <w:numId w:val="102"/>
         </w:numPr>
         <w:spacing w:after="80" w:line="276"/>
       </w:pPr>
@@ -1584,20 +2789,7 @@
           <w:sz w:val="21"/>
           <w:szCs w:val="21"/>
         </w:rPr>
-        <w:t xml:space="preserve">Students check in</w:t>
-      </w:r>
-      <w:r>
-        <w:rPr>
-          <w:rFonts w:ascii="Calibri" w:cs="Calibri" w:eastAsia="Calibri" w:hAnsi="Calibri"/>
-          <w:b w:val="false"/>
-          <w:bCs w:val="false"/>
-          <w:i w:val="false"/>
-          <w:iCs w:val="false"/>
-          <w:color w:val="1A1A1A"/>
-          <w:sz w:val="21"/>
-          <w:szCs w:val="21"/>
-        </w:rPr>
-        <w:t xml:space="preserve"> by scanning the QR code or typing the short code. </w:t>
+        <w:t xml:space="preserve">Students check in by scanning the QR code or typing the short code. </w:t>
       </w:r>
       <w:r>
         <w:rPr>
@@ -1631,7 +2823,7 @@
         <w:pStyle w:val="ListParagraph"/>
         <w:numPr>
           <w:ilvl w:val="0"/>
-          <w:numId w:val="4"/>
+          <w:numId w:val="102"/>
         </w:numPr>
         <w:spacing w:after="80" w:line="276"/>
       </w:pPr>
@@ -1646,20 +2838,7 @@
           <w:sz w:val="21"/>
           <w:szCs w:val="21"/>
         </w:rPr>
-        <w:t xml:space="preserve">The lecturer may fire a presence check</w:t>
-      </w:r>
-      <w:r>
-        <w:rPr>
-          <w:rFonts w:ascii="Calibri" w:cs="Calibri" w:eastAsia="Calibri" w:hAnsi="Calibri"/>
-          <w:b w:val="false"/>
-          <w:bCs w:val="false"/>
-          <w:i w:val="false"/>
-          <w:iCs w:val="false"/>
-          <w:color w:val="1A1A1A"/>
-          <w:sz w:val="21"/>
-          <w:szCs w:val="21"/>
-        </w:rPr>
-        <w:t xml:space="preserve"> mid-lecture — a prompt students have about ninety seconds to answer.</w:t>
+        <w:t xml:space="preserve">The lecturer may fire a presence check mid-lecture — a prompt students have about ninety seconds to answer.</w:t>
       </w:r>
     </w:p>
     <w:p>
@@ -1667,7 +2846,7 @@
         <w:pStyle w:val="ListParagraph"/>
         <w:numPr>
           <w:ilvl w:val="0"/>
-          <w:numId w:val="4"/>
+          <w:numId w:val="102"/>
         </w:numPr>
         <w:spacing w:after="80" w:line="276"/>
       </w:pPr>
@@ -1682,20 +2861,7 @@
           <w:sz w:val="21"/>
           <w:szCs w:val="21"/>
         </w:rPr>
-        <w:t xml:space="preserve">The lecturer closes the session.</w:t>
-      </w:r>
-      <w:r>
-        <w:rPr>
-          <w:rFonts w:ascii="Calibri" w:cs="Calibri" w:eastAsia="Calibri" w:hAnsi="Calibri"/>
-          <w:b w:val="false"/>
-          <w:bCs w:val="false"/>
-          <w:i w:val="false"/>
-          <w:iCs w:val="false"/>
-          <w:color w:val="1A1A1A"/>
-          <w:sz w:val="21"/>
-          <w:szCs w:val="21"/>
-        </w:rPr>
-        <w:t xml:space="preserve"> Check-ins become attendance rows.</w:t>
+        <w:t xml:space="preserve">The lecturer closes the session. Check-ins become attendance rows.</w:t>
       </w:r>
     </w:p>
     <w:tbl>
@@ -1734,6 +2900,8 @@
                 <w:rFonts w:ascii="Calibri" w:cs="Calibri" w:eastAsia="Calibri" w:hAnsi="Calibri"/>
                 <w:b/>
                 <w:bCs/>
+                <w:i w:val="false"/>
+                <w:iCs w:val="false"/>
                 <w:color w:val="8B1E2D"/>
                 <w:sz w:val="17"/>
                 <w:szCs w:val="17"/>
@@ -1748,6 +2916,10 @@
             <w:r>
               <w:rPr>
                 <w:rFonts w:ascii="Calibri" w:cs="Calibri" w:eastAsia="Calibri" w:hAnsi="Calibri"/>
+                <w:b w:val="false"/>
+                <w:bCs w:val="false"/>
+                <w:i w:val="false"/>
+                <w:iCs w:val="false"/>
                 <w:color w:val="1A1A1A"/>
                 <w:sz w:val="20"/>
                 <w:szCs w:val="20"/>
@@ -1760,20 +2932,30 @@
     </w:tbl>
     <w:p>
       <w:pPr>
+        <w:spacing w:after="0" w:line="120" w:lineRule="exact"/>
+      </w:pPr>
+    </w:p>
+    <w:p>
+      <w:pPr>
         <w:pStyle w:val="Heading2"/>
+        <w:keepNext/>
         <w:spacing w:after="120" w:before="300"/>
       </w:pPr>
+      <w:bookmarkStart w:id="8" w:name="_Toc_8"/>
       <w:r>
         <w:rPr>
           <w:rFonts w:ascii="Calibri" w:cs="Calibri" w:eastAsia="Calibri" w:hAnsi="Calibri"/>
           <w:b/>
           <w:bCs/>
+          <w:i w:val="false"/>
+          <w:iCs w:val="false"/>
           <w:color w:val="1A1A1A"/>
           <w:sz w:val="26"/>
           <w:szCs w:val="26"/>
         </w:rPr>
         <w:t xml:space="preserve">3.2 The manual register</w:t>
       </w:r>
+      <w:bookmarkEnd w:id="8"/>
     </w:p>
     <w:p>
       <w:pPr>
@@ -1827,6 +3009,10 @@
             <w:r>
               <w:rPr>
                 <w:rFonts w:ascii="Consolas" w:cs="Consolas" w:eastAsia="Consolas" w:hAnsi="Consolas"/>
+                <w:b w:val="false"/>
+                <w:bCs w:val="false"/>
+                <w:i w:val="false"/>
+                <w:iCs w:val="false"/>
                 <w:color w:val="23303B"/>
                 <w:sz w:val="18"/>
                 <w:szCs w:val="18"/>
@@ -1841,6 +3027,10 @@
             <w:r>
               <w:rPr>
                 <w:rFonts w:ascii="Consolas" w:cs="Consolas" w:eastAsia="Consolas" w:hAnsi="Consolas"/>
+                <w:b w:val="false"/>
+                <w:bCs w:val="false"/>
+                <w:i w:val="false"/>
+                <w:iCs w:val="false"/>
                 <w:color w:val="23303B"/>
                 <w:sz w:val="18"/>
                 <w:szCs w:val="18"/>
@@ -1855,6 +3045,10 @@
             <w:r>
               <w:rPr>
                 <w:rFonts w:ascii="Consolas" w:cs="Consolas" w:eastAsia="Consolas" w:hAnsi="Consolas"/>
+                <w:b w:val="false"/>
+                <w:bCs w:val="false"/>
+                <w:i w:val="false"/>
+                <w:iCs w:val="false"/>
                 <w:color w:val="23303B"/>
                 <w:sz w:val="18"/>
                 <w:szCs w:val="18"/>
@@ -1869,6 +3063,10 @@
             <w:r>
               <w:rPr>
                 <w:rFonts w:ascii="Consolas" w:cs="Consolas" w:eastAsia="Consolas" w:hAnsi="Consolas"/>
+                <w:b w:val="false"/>
+                <w:bCs w:val="false"/>
+                <w:i w:val="false"/>
+                <w:iCs w:val="false"/>
                 <w:color w:val="23303B"/>
                 <w:sz w:val="18"/>
                 <w:szCs w:val="18"/>
@@ -1883,6 +3081,10 @@
             <w:r>
               <w:rPr>
                 <w:rFonts w:ascii="Consolas" w:cs="Consolas" w:eastAsia="Consolas" w:hAnsi="Consolas"/>
+                <w:b w:val="false"/>
+                <w:bCs w:val="false"/>
+                <w:i w:val="false"/>
+                <w:iCs w:val="false"/>
                 <w:color w:val="23303B"/>
                 <w:sz w:val="18"/>
                 <w:szCs w:val="18"/>
@@ -1897,6 +3099,10 @@
             <w:r>
               <w:rPr>
                 <w:rFonts w:ascii="Consolas" w:cs="Consolas" w:eastAsia="Consolas" w:hAnsi="Consolas"/>
+                <w:b w:val="false"/>
+                <w:bCs w:val="false"/>
+                <w:i w:val="false"/>
+                <w:iCs w:val="false"/>
                 <w:color w:val="23303B"/>
                 <w:sz w:val="18"/>
                 <w:szCs w:val="18"/>
@@ -1911,6 +3117,10 @@
             <w:r>
               <w:rPr>
                 <w:rFonts w:ascii="Consolas" w:cs="Consolas" w:eastAsia="Consolas" w:hAnsi="Consolas"/>
+                <w:b w:val="false"/>
+                <w:bCs w:val="false"/>
+                <w:i w:val="false"/>
+                <w:iCs w:val="false"/>
                 <w:color w:val="23303B"/>
                 <w:sz w:val="18"/>
                 <w:szCs w:val="18"/>
@@ -1925,6 +3135,10 @@
             <w:r>
               <w:rPr>
                 <w:rFonts w:ascii="Consolas" w:cs="Consolas" w:eastAsia="Consolas" w:hAnsi="Consolas"/>
+                <w:b w:val="false"/>
+                <w:bCs w:val="false"/>
+                <w:i w:val="false"/>
+                <w:iCs w:val="false"/>
                 <w:color w:val="23303B"/>
                 <w:sz w:val="18"/>
                 <w:szCs w:val="18"/>
@@ -1939,6 +3153,10 @@
             <w:r>
               <w:rPr>
                 <w:rFonts w:ascii="Consolas" w:cs="Consolas" w:eastAsia="Consolas" w:hAnsi="Consolas"/>
+                <w:b w:val="false"/>
+                <w:bCs w:val="false"/>
+                <w:i w:val="false"/>
+                <w:iCs w:val="false"/>
                 <w:color w:val="23303B"/>
                 <w:sz w:val="18"/>
                 <w:szCs w:val="18"/>
@@ -1951,6 +3169,11 @@
     </w:tbl>
     <w:p>
       <w:pPr>
+        <w:spacing w:after="0" w:line="120" w:lineRule="exact"/>
+      </w:pPr>
+    </w:p>
+    <w:p>
+      <w:pPr>
         <w:spacing w:after="150" w:line="276"/>
       </w:pPr>
       <w:r>
@@ -1970,19 +3193,24 @@
     <w:p>
       <w:pPr>
         <w:pStyle w:val="Heading2"/>
+        <w:keepNext/>
         <w:spacing w:after="120" w:before="300"/>
       </w:pPr>
+      <w:bookmarkStart w:id="9" w:name="_Toc_9"/>
       <w:r>
         <w:rPr>
           <w:rFonts w:ascii="Calibri" w:cs="Calibri" w:eastAsia="Calibri" w:hAnsi="Calibri"/>
           <w:b/>
           <w:bCs/>
+          <w:i w:val="false"/>
+          <w:iCs w:val="false"/>
           <w:color w:val="1A1A1A"/>
           <w:sz w:val="26"/>
           <w:szCs w:val="26"/>
         </w:rPr>
         <w:t xml:space="preserve">3.3 The rules</w:t>
       </w:r>
+      <w:bookmarkEnd w:id="9"/>
     </w:p>
     <w:p>
       <w:pPr>
@@ -2130,19 +3358,24 @@
     <w:p>
       <w:pPr>
         <w:pStyle w:val="Heading1"/>
+        <w:keepNext/>
         <w:spacing w:after="170" w:before="380"/>
       </w:pPr>
+      <w:bookmarkStart w:id="10" w:name="_Toc_10"/>
       <w:r>
         <w:rPr>
           <w:rFonts w:ascii="Calibri" w:cs="Calibri" w:eastAsia="Calibri" w:hAnsi="Calibri"/>
           <w:b/>
           <w:bCs/>
+          <w:i w:val="false"/>
+          <w:iCs w:val="false"/>
           <w:color w:val="8B1E2D"/>
           <w:sz w:val="32"/>
           <w:szCs w:val="32"/>
         </w:rPr>
         <w:t xml:space="preserve">4. Results</w:t>
       </w:r>
+      <w:bookmarkEnd w:id="10"/>
     </w:p>
     <w:p>
       <w:pPr>
@@ -2159,20 +3392,20 @@
           <w:sz w:val="21"/>
           <w:szCs w:val="21"/>
         </w:rPr>
-        <w:t xml:space="preserve">Who: </w:t>
-      </w:r>
-      <w:r>
-        <w:rPr>
-          <w:rFonts w:ascii="Calibri" w:cs="Calibri" w:eastAsia="Calibri" w:hAnsi="Calibri"/>
-          <w:b w:val="false"/>
-          <w:bCs w:val="false"/>
-          <w:i w:val="false"/>
-          <w:iCs w:val="false"/>
-          <w:color w:val="1A1A1A"/>
-          <w:sz w:val="21"/>
-          <w:szCs w:val="21"/>
-        </w:rPr>
-        <w:t xml:space="preserve">lecturers enter; the department admin or head of department publishes; students read.</w:t>
+        <w:t xml:space="preserve">Who:</w:t>
+      </w:r>
+      <w:r>
+        <w:rPr>
+          <w:rFonts w:ascii="Calibri" w:cs="Calibri" w:eastAsia="Calibri" w:hAnsi="Calibri"/>
+          <w:b w:val="false"/>
+          <w:bCs w:val="false"/>
+          <w:i w:val="false"/>
+          <w:iCs w:val="false"/>
+          <w:color w:val="1A1A1A"/>
+          <w:sz w:val="21"/>
+          <w:szCs w:val="21"/>
+        </w:rPr>
+        <w:t xml:space="preserve"> lecturers enter; the department admin or head of department publishes; students read.</w:t>
       </w:r>
     </w:p>
     <w:p>
@@ -2190,38 +3423,43 @@
           <w:sz w:val="21"/>
           <w:szCs w:val="21"/>
         </w:rPr>
-        <w:t xml:space="preserve">Where: </w:t>
-      </w:r>
-      <w:r>
-        <w:rPr>
-          <w:rFonts w:ascii="Calibri" w:cs="Calibri" w:eastAsia="Calibri" w:hAnsi="Calibri"/>
-          <w:b w:val="false"/>
-          <w:bCs w:val="false"/>
-          <w:i w:val="false"/>
-          <w:iCs w:val="false"/>
-          <w:color w:val="1A1A1A"/>
-          <w:sz w:val="21"/>
-          <w:szCs w:val="21"/>
-        </w:rPr>
-        <w:t xml:space="preserve">StaffResults.tsx, AdminResults.tsx, Results.tsx.</w:t>
+        <w:t xml:space="preserve">Where:</w:t>
+      </w:r>
+      <w:r>
+        <w:rPr>
+          <w:rFonts w:ascii="Calibri" w:cs="Calibri" w:eastAsia="Calibri" w:hAnsi="Calibri"/>
+          <w:b w:val="false"/>
+          <w:bCs w:val="false"/>
+          <w:i w:val="false"/>
+          <w:iCs w:val="false"/>
+          <w:color w:val="1A1A1A"/>
+          <w:sz w:val="21"/>
+          <w:szCs w:val="21"/>
+        </w:rPr>
+        <w:t xml:space="preserve"> StaffResults.tsx, AdminResults.tsx, Results.tsx.</w:t>
       </w:r>
     </w:p>
     <w:p>
       <w:pPr>
         <w:pStyle w:val="Heading2"/>
+        <w:keepNext/>
         <w:spacing w:after="120" w:before="300"/>
       </w:pPr>
+      <w:bookmarkStart w:id="11" w:name="_Toc_11"/>
       <w:r>
         <w:rPr>
           <w:rFonts w:ascii="Calibri" w:cs="Calibri" w:eastAsia="Calibri" w:hAnsi="Calibri"/>
           <w:b/>
           <w:bCs/>
+          <w:i w:val="false"/>
+          <w:iCs w:val="false"/>
           <w:color w:val="1A1A1A"/>
           <w:sz w:val="26"/>
           <w:szCs w:val="26"/>
         </w:rPr>
         <w:t xml:space="preserve">4.1 The workflow</w:t>
       </w:r>
+      <w:bookmarkEnd w:id="11"/>
     </w:p>
     <w:tbl>
       <w:tblPr>
@@ -2257,6 +3495,10 @@
             <w:r>
               <w:rPr>
                 <w:rFonts w:ascii="Consolas" w:cs="Consolas" w:eastAsia="Consolas" w:hAnsi="Consolas"/>
+                <w:b w:val="false"/>
+                <w:bCs w:val="false"/>
+                <w:i w:val="false"/>
+                <w:iCs w:val="false"/>
                 <w:color w:val="23303B"/>
                 <w:sz w:val="18"/>
                 <w:szCs w:val="18"/>
@@ -2271,6 +3513,10 @@
             <w:r>
               <w:rPr>
                 <w:rFonts w:ascii="Consolas" w:cs="Consolas" w:eastAsia="Consolas" w:hAnsi="Consolas"/>
+                <w:b w:val="false"/>
+                <w:bCs w:val="false"/>
+                <w:i w:val="false"/>
+                <w:iCs w:val="false"/>
                 <w:color w:val="23303B"/>
                 <w:sz w:val="18"/>
                 <w:szCs w:val="18"/>
@@ -2285,6 +3531,10 @@
             <w:r>
               <w:rPr>
                 <w:rFonts w:ascii="Consolas" w:cs="Consolas" w:eastAsia="Consolas" w:hAnsi="Consolas"/>
+                <w:b w:val="false"/>
+                <w:bCs w:val="false"/>
+                <w:i w:val="false"/>
+                <w:iCs w:val="false"/>
                 <w:color w:val="23303B"/>
                 <w:sz w:val="18"/>
                 <w:szCs w:val="18"/>
@@ -2297,10 +3547,15 @@
     </w:tbl>
     <w:p>
       <w:pPr>
+        <w:spacing w:after="0" w:line="120" w:lineRule="exact"/>
+      </w:pPr>
+    </w:p>
+    <w:p>
+      <w:pPr>
         <w:pStyle w:val="ListParagraph"/>
         <w:numPr>
           <w:ilvl w:val="0"/>
-          <w:numId w:val="5"/>
+          <w:numId w:val="103"/>
         </w:numPr>
         <w:spacing w:after="80" w:line="276"/>
       </w:pPr>
@@ -2315,20 +3570,7 @@
           <w:sz w:val="21"/>
           <w:szCs w:val="21"/>
         </w:rPr>
-        <w:t xml:space="preserve">The lecturer enters marks.</w:t>
-      </w:r>
-      <w:r>
-        <w:rPr>
-          <w:rFonts w:ascii="Calibri" w:cs="Calibri" w:eastAsia="Calibri" w:hAnsi="Calibri"/>
-          <w:b w:val="false"/>
-          <w:bCs w:val="false"/>
-          <w:i w:val="false"/>
-          <w:iCs w:val="false"/>
-          <w:color w:val="1A1A1A"/>
-          <w:sz w:val="21"/>
-          <w:szCs w:val="21"/>
-        </w:rPr>
-        <w:t xml:space="preserve"> The row is in draft. Only they can edit it.</w:t>
+        <w:t xml:space="preserve">The lecturer enters marks. The row is in draft. Only they can edit it.</w:t>
       </w:r>
     </w:p>
     <w:p>
@@ -2336,7 +3578,7 @@
         <w:pStyle w:val="ListParagraph"/>
         <w:numPr>
           <w:ilvl w:val="0"/>
-          <w:numId w:val="5"/>
+          <w:numId w:val="103"/>
         </w:numPr>
         <w:spacing w:after="80" w:line="276"/>
       </w:pPr>
@@ -2351,20 +3593,7 @@
           <w:sz w:val="21"/>
           <w:szCs w:val="21"/>
         </w:rPr>
-        <w:t xml:space="preserve">The system derives the grade point.</w:t>
-      </w:r>
-      <w:r>
-        <w:rPr>
-          <w:rFonts w:ascii="Calibri" w:cs="Calibri" w:eastAsia="Calibri" w:hAnsi="Calibri"/>
-          <w:b w:val="false"/>
-          <w:bCs w:val="false"/>
-          <w:i w:val="false"/>
-          <w:iCs w:val="false"/>
-          <w:color w:val="1A1A1A"/>
-          <w:sz w:val="21"/>
-          <w:szCs w:val="21"/>
-        </w:rPr>
-        <w:t xml:space="preserve"> The lecturer records the Mid-Sem and CA marks and chooses the grade the examiners awarded. A trigger derives the grade point from that grade on every write and refuses a grade that is not on the faculty scale. The ESE mark is not entered.</w:t>
+        <w:t xml:space="preserve">The system derives the grade point. The lecturer records the Mid-Sem and CA marks and chooses the grade the examiners awarded. A trigger derives the grade point from that grade on every write and refuses a grade that is not on the faculty scale. The ESE mark is not entered.</w:t>
       </w:r>
     </w:p>
     <w:p>
@@ -2372,7 +3601,7 @@
         <w:pStyle w:val="ListParagraph"/>
         <w:numPr>
           <w:ilvl w:val="0"/>
-          <w:numId w:val="5"/>
+          <w:numId w:val="103"/>
         </w:numPr>
         <w:spacing w:after="80" w:line="276"/>
       </w:pPr>
@@ -2387,20 +3616,7 @@
           <w:sz w:val="21"/>
           <w:szCs w:val="21"/>
         </w:rPr>
-        <w:t xml:space="preserve">The lecturer submits.</w:t>
-      </w:r>
-      <w:r>
-        <w:rPr>
-          <w:rFonts w:ascii="Calibri" w:cs="Calibri" w:eastAsia="Calibri" w:hAnsi="Calibri"/>
-          <w:b w:val="false"/>
-          <w:bCs w:val="false"/>
-          <w:i w:val="false"/>
-          <w:iCs w:val="false"/>
-          <w:color w:val="1A1A1A"/>
-          <w:sz w:val="21"/>
-          <w:szCs w:val="21"/>
-        </w:rPr>
-        <w:t xml:space="preserve"> </w:t>
+        <w:t xml:space="preserve">The lecturer submits. </w:t>
       </w:r>
       <w:r>
         <w:rPr>
@@ -2434,7 +3650,7 @@
         <w:pStyle w:val="ListParagraph"/>
         <w:numPr>
           <w:ilvl w:val="0"/>
-          <w:numId w:val="5"/>
+          <w:numId w:val="103"/>
         </w:numPr>
         <w:spacing w:after="80" w:line="276"/>
       </w:pPr>
@@ -2449,20 +3665,7 @@
           <w:sz w:val="21"/>
           <w:szCs w:val="21"/>
         </w:rPr>
-        <w:t xml:space="preserve">The department reviews.</w:t>
-      </w:r>
-      <w:r>
-        <w:rPr>
-          <w:rFonts w:ascii="Calibri" w:cs="Calibri" w:eastAsia="Calibri" w:hAnsi="Calibri"/>
-          <w:b w:val="false"/>
-          <w:bCs w:val="false"/>
-          <w:i w:val="false"/>
-          <w:iCs w:val="false"/>
-          <w:color w:val="1A1A1A"/>
-          <w:sz w:val="21"/>
-          <w:szCs w:val="21"/>
-        </w:rPr>
-        <w:t xml:space="preserve"> The department admin or the head of department either publishes it, or returns it with notes for correction.</w:t>
+        <w:t xml:space="preserve">The department reviews. The department admin or the head of department either publishes it, or returns it with notes for correction.</w:t>
       </w:r>
     </w:p>
     <w:p>
@@ -2470,7 +3673,7 @@
         <w:pStyle w:val="ListParagraph"/>
         <w:numPr>
           <w:ilvl w:val="0"/>
-          <w:numId w:val="5"/>
+          <w:numId w:val="103"/>
         </w:numPr>
         <w:spacing w:after="80" w:line="276"/>
       </w:pPr>
@@ -2485,20 +3688,7 @@
           <w:sz w:val="21"/>
           <w:szCs w:val="21"/>
         </w:rPr>
-        <w:t xml:space="preserve">Publication makes it visible.</w:t>
-      </w:r>
-      <w:r>
-        <w:rPr>
-          <w:rFonts w:ascii="Calibri" w:cs="Calibri" w:eastAsia="Calibri" w:hAnsi="Calibri"/>
-          <w:b w:val="false"/>
-          <w:bCs w:val="false"/>
-          <w:i w:val="false"/>
-          <w:iCs w:val="false"/>
-          <w:color w:val="1A1A1A"/>
-          <w:sz w:val="21"/>
-          <w:szCs w:val="21"/>
-        </w:rPr>
-        <w:t xml:space="preserve"> </w:t>
+        <w:t xml:space="preserve">Publication makes it visible. </w:t>
       </w:r>
       <w:r>
         <w:rPr>
@@ -2530,19 +3720,24 @@
     <w:p>
       <w:pPr>
         <w:pStyle w:val="Heading2"/>
+        <w:keepNext/>
         <w:spacing w:after="120" w:before="300"/>
       </w:pPr>
+      <w:bookmarkStart w:id="12" w:name="_Toc_12"/>
       <w:r>
         <w:rPr>
           <w:rFonts w:ascii="Calibri" w:cs="Calibri" w:eastAsia="Calibri" w:hAnsi="Calibri"/>
           <w:b/>
           <w:bCs/>
+          <w:i w:val="false"/>
+          <w:iCs w:val="false"/>
           <w:color w:val="1A1A1A"/>
           <w:sz w:val="26"/>
           <w:szCs w:val="26"/>
         </w:rPr>
         <w:t xml:space="preserve">4.2 The rules</w:t>
       </w:r>
+      <w:bookmarkEnd w:id="12"/>
     </w:p>
     <w:p>
       <w:pPr>
@@ -2656,7 +3851,33 @@
           <w:sz w:val="21"/>
           <w:szCs w:val="21"/>
         </w:rPr>
-        <w:t xml:space="preserve">Students see only the fields listed in student_visible_result_fields — currently the mid-semester mark, the CA mark, the grade and the grade point value. Not the raw exam mark.</w:t>
+        <w:t xml:space="preserve">Students see the mid-semester mark, the CA mark, the grade and the grade point — never the exam or overall mark. The student result functions are written that way; the setting </w:t>
+      </w:r>
+      <w:r>
+        <w:rPr>
+          <w:rFonts w:ascii="Consolas" w:cs="Consolas" w:eastAsia="Consolas" w:hAnsi="Consolas"/>
+          <w:b w:val="false"/>
+          <w:bCs w:val="false"/>
+          <w:i w:val="false"/>
+          <w:iCs w:val="false"/>
+          <w:color w:val="8B1E2D"/>
+          <w:sz w:val="19"/>
+          <w:szCs w:val="19"/>
+        </w:rPr>
+        <w:t xml:space="preserve">student_visible_result_fields</w:t>
+      </w:r>
+      <w:r>
+        <w:rPr>
+          <w:rFonts w:ascii="Calibri" w:cs="Calibri" w:eastAsia="Calibri" w:hAnsi="Calibri"/>
+          <w:b w:val="false"/>
+          <w:bCs w:val="false"/>
+          <w:i w:val="false"/>
+          <w:iCs w:val="false"/>
+          <w:color w:val="1A1A1A"/>
+          <w:sz w:val="21"/>
+          <w:szCs w:val="21"/>
+        </w:rPr>
+        <w:t xml:space="preserve"> describes the same list but nothing reads it (Guide 2, section 13).</w:t>
       </w:r>
     </w:p>
     <w:tbl>
@@ -2695,6 +3916,8 @@
                 <w:rFonts w:ascii="Calibri" w:cs="Calibri" w:eastAsia="Calibri" w:hAnsi="Calibri"/>
                 <w:b/>
                 <w:bCs/>
+                <w:i w:val="false"/>
+                <w:iCs w:val="false"/>
                 <w:color w:val="8B1E2D"/>
                 <w:sz w:val="17"/>
                 <w:szCs w:val="17"/>
@@ -2709,6 +3932,10 @@
             <w:r>
               <w:rPr>
                 <w:rFonts w:ascii="Calibri" w:cs="Calibri" w:eastAsia="Calibri" w:hAnsi="Calibri"/>
+                <w:b w:val="false"/>
+                <w:bCs w:val="false"/>
+                <w:i w:val="false"/>
+                <w:iCs w:val="false"/>
                 <w:color w:val="1A1A1A"/>
                 <w:sz w:val="20"/>
                 <w:szCs w:val="20"/>
@@ -2720,26 +3947,194 @@
       </w:tr>
     </w:tbl>
     <w:p>
-      <w:r>
-        <w:br w:type="page"/>
-      </w:r>
-    </w:p>
-    <w:p>
-      <w:pPr>
-        <w:pStyle w:val="Heading1"/>
-        <w:spacing w:after="170" w:before="380"/>
-      </w:pPr>
+      <w:pPr>
+        <w:spacing w:after="0" w:line="120" w:lineRule="exact"/>
+      </w:pPr>
+    </w:p>
+    <w:p>
+      <w:pPr>
+        <w:pStyle w:val="Heading2"/>
+        <w:keepNext/>
+        <w:spacing w:after="120" w:before="300"/>
+      </w:pPr>
+      <w:bookmarkStart w:id="13" w:name="_Toc_13"/>
       <w:r>
         <w:rPr>
           <w:rFonts w:ascii="Calibri" w:cs="Calibri" w:eastAsia="Calibri" w:hAnsi="Calibri"/>
           <w:b/>
           <w:bCs/>
+          <w:i w:val="false"/>
+          <w:iCs w:val="false"/>
+          <w:color w:val="1A1A1A"/>
+          <w:sz w:val="26"/>
+          <w:szCs w:val="26"/>
+        </w:rPr>
+        <w:t xml:space="preserve">4.3 A course graded over two semesters</w:t>
+      </w:r>
+      <w:bookmarkEnd w:id="13"/>
+    </w:p>
+    <w:p>
+      <w:pPr>
+        <w:spacing w:after="150" w:line="276"/>
+      </w:pPr>
+      <w:r>
+        <w:rPr>
+          <w:rFonts w:ascii="Calibri" w:cs="Calibri" w:eastAsia="Calibri" w:hAnsi="Calibri"/>
+          <w:b w:val="false"/>
+          <w:bCs w:val="false"/>
+          <w:i w:val="false"/>
+          <w:iCs w:val="false"/>
+          <w:color w:val="1A1A1A"/>
+          <w:sz w:val="21"/>
+          <w:szCs w:val="21"/>
+        </w:rPr>
+        <w:t xml:space="preserve">The first part of such a course (CO3554's Semester 6 part, CO4002's Semester 7 part) never has a result of its own: a trigger refuses one. The grade is entered once, on the final part, and counts for the credits of both parts in the semester it is awarded. Until then the first part shows as in progress on the student's record and in the planner, and it counts towards a minor through the part it is graded with.</w:t>
+      </w:r>
+    </w:p>
+    <w:p>
+      <w:pPr>
+        <w:pStyle w:val="Heading2"/>
+        <w:keepNext/>
+        <w:spacing w:after="120" w:before="300"/>
+      </w:pPr>
+      <w:bookmarkStart w:id="14" w:name="_Toc_14"/>
+      <w:r>
+        <w:rPr>
+          <w:rFonts w:ascii="Calibri" w:cs="Calibri" w:eastAsia="Calibri" w:hAnsi="Calibri"/>
+          <w:b/>
+          <w:bCs/>
+          <w:i w:val="false"/>
+          <w:iCs w:val="false"/>
+          <w:color w:val="1A1A1A"/>
+          <w:sz w:val="26"/>
+          <w:szCs w:val="26"/>
+        </w:rPr>
+        <w:t xml:space="preserve">4.4 Spreadsheets in and out</w:t>
+      </w:r>
+      <w:bookmarkEnd w:id="14"/>
+    </w:p>
+    <w:p>
+      <w:pPr>
+        <w:spacing w:after="150" w:line="276"/>
+      </w:pPr>
+      <w:r>
+        <w:rPr>
+          <w:rFonts w:ascii="Calibri" w:cs="Calibri" w:eastAsia="Calibri" w:hAnsi="Calibri"/>
+          <w:b w:val="false"/>
+          <w:bCs w:val="false"/>
+          <w:i w:val="false"/>
+          <w:iCs w:val="false"/>
+          <w:color w:val="1A1A1A"/>
+          <w:sz w:val="21"/>
+          <w:szCs w:val="21"/>
+        </w:rPr>
+        <w:t xml:space="preserve">A department or lecturer can download a sheet as an Excel workbook, fill in the grades offline, and import it again (</w:t>
+      </w:r>
+      <w:r>
+        <w:rPr>
+          <w:rFonts w:ascii="Consolas" w:cs="Consolas" w:eastAsia="Consolas" w:hAnsi="Consolas"/>
+          <w:b w:val="false"/>
+          <w:bCs w:val="false"/>
+          <w:i w:val="false"/>
+          <w:iCs w:val="false"/>
+          <w:color w:val="8B1E2D"/>
+          <w:sz w:val="19"/>
+          <w:szCs w:val="19"/>
+        </w:rPr>
+        <w:t xml:space="preserve">resultsWorkbook.ts</w:t>
+      </w:r>
+      <w:r>
+        <w:rPr>
+          <w:rFonts w:ascii="Calibri" w:cs="Calibri" w:eastAsia="Calibri" w:hAnsi="Calibri"/>
+          <w:b w:val="false"/>
+          <w:bCs w:val="false"/>
+          <w:i w:val="false"/>
+          <w:iCs w:val="false"/>
+          <w:color w:val="1A1A1A"/>
+          <w:sz w:val="21"/>
+          <w:szCs w:val="21"/>
+        </w:rPr>
+        <w:t xml:space="preserve">, </w:t>
+      </w:r>
+      <w:r>
+        <w:rPr>
+          <w:rFonts w:ascii="Consolas" w:cs="Consolas" w:eastAsia="Consolas" w:hAnsi="Consolas"/>
+          <w:b w:val="false"/>
+          <w:bCs w:val="false"/>
+          <w:i w:val="false"/>
+          <w:iCs w:val="false"/>
+          <w:color w:val="8B1E2D"/>
+          <w:sz w:val="19"/>
+          <w:szCs w:val="19"/>
+        </w:rPr>
+        <w:t xml:space="preserve">ResultsImportDialog.tsx</w:t>
+      </w:r>
+      <w:r>
+        <w:rPr>
+          <w:rFonts w:ascii="Calibri" w:cs="Calibri" w:eastAsia="Calibri" w:hAnsi="Calibri"/>
+          <w:b w:val="false"/>
+          <w:bCs w:val="false"/>
+          <w:i w:val="false"/>
+          <w:iCs w:val="false"/>
+          <w:color w:val="1A1A1A"/>
+          <w:sz w:val="21"/>
+          <w:szCs w:val="21"/>
+        </w:rPr>
+        <w:t xml:space="preserve">). The import is checked row by row against the roster and the grade scale before anything is written, and it only ever writes a draft — publishing is still a separate, deliberate step. Published sheets can also be printed as the faculty's PDF result sheet (</w:t>
+      </w:r>
+      <w:r>
+        <w:rPr>
+          <w:rFonts w:ascii="Consolas" w:cs="Consolas" w:eastAsia="Consolas" w:hAnsi="Consolas"/>
+          <w:b w:val="false"/>
+          <w:bCs w:val="false"/>
+          <w:i w:val="false"/>
+          <w:iCs w:val="false"/>
+          <w:color w:val="8B1E2D"/>
+          <w:sz w:val="19"/>
+          <w:szCs w:val="19"/>
+        </w:rPr>
+        <w:t xml:space="preserve">resultSheetPdf.ts</w:t>
+      </w:r>
+      <w:r>
+        <w:rPr>
+          <w:rFonts w:ascii="Calibri" w:cs="Calibri" w:eastAsia="Calibri" w:hAnsi="Calibri"/>
+          <w:b w:val="false"/>
+          <w:bCs w:val="false"/>
+          <w:i w:val="false"/>
+          <w:iCs w:val="false"/>
+          <w:color w:val="1A1A1A"/>
+          <w:sz w:val="21"/>
+          <w:szCs w:val="21"/>
+        </w:rPr>
+        <w:t xml:space="preserve">).</w:t>
+      </w:r>
+    </w:p>
+    <w:p>
+      <w:r>
+        <w:br w:type="page"/>
+      </w:r>
+    </w:p>
+    <w:p>
+      <w:pPr>
+        <w:pStyle w:val="Heading1"/>
+        <w:keepNext/>
+        <w:spacing w:after="170" w:before="380"/>
+      </w:pPr>
+      <w:bookmarkStart w:id="15" w:name="_Toc_15"/>
+      <w:r>
+        <w:rPr>
+          <w:rFonts w:ascii="Calibri" w:cs="Calibri" w:eastAsia="Calibri" w:hAnsi="Calibri"/>
+          <w:b/>
+          <w:bCs/>
+          <w:i w:val="false"/>
+          <w:iCs w:val="false"/>
           <w:color w:val="8B1E2D"/>
           <w:sz w:val="32"/>
           <w:szCs w:val="32"/>
         </w:rPr>
         <w:t xml:space="preserve">5. Feedback</w:t>
       </w:r>
+      <w:bookmarkEnd w:id="15"/>
     </w:p>
     <w:p>
       <w:pPr>
@@ -2756,20 +4151,20 @@
           <w:sz w:val="21"/>
           <w:szCs w:val="21"/>
         </w:rPr>
-        <w:t xml:space="preserve">Who: </w:t>
-      </w:r>
-      <w:r>
-        <w:rPr>
-          <w:rFonts w:ascii="Calibri" w:cs="Calibri" w:eastAsia="Calibri" w:hAnsi="Calibri"/>
-          <w:b w:val="false"/>
-          <w:bCs w:val="false"/>
-          <w:i w:val="false"/>
-          <w:iCs w:val="false"/>
-          <w:color w:val="1A1A1A"/>
-          <w:sz w:val="21"/>
-          <w:szCs w:val="21"/>
-        </w:rPr>
-        <w:t xml:space="preserve">the department office creates rounds and approves lecturers' requests; lecturers shape their course's form; students answer; lecturers read their own courses' results and the head of department reads the department's.</w:t>
+        <w:t xml:space="preserve">Who:</w:t>
+      </w:r>
+      <w:r>
+        <w:rPr>
+          <w:rFonts w:ascii="Calibri" w:cs="Calibri" w:eastAsia="Calibri" w:hAnsi="Calibri"/>
+          <w:b w:val="false"/>
+          <w:bCs w:val="false"/>
+          <w:i w:val="false"/>
+          <w:iCs w:val="false"/>
+          <w:color w:val="1A1A1A"/>
+          <w:sz w:val="21"/>
+          <w:szCs w:val="21"/>
+        </w:rPr>
+        <w:t xml:space="preserve"> the department office creates rounds and approves lecturers' requests; lecturers shape their course's form; students answer; lecturers read their own courses' results and the head of department reads the department's.</w:t>
       </w:r>
     </w:p>
     <w:p>
@@ -2787,45 +4182,50 @@
           <w:sz w:val="21"/>
           <w:szCs w:val="21"/>
         </w:rPr>
-        <w:t xml:space="preserve">Where: </w:t>
-      </w:r>
-      <w:r>
-        <w:rPr>
-          <w:rFonts w:ascii="Calibri" w:cs="Calibri" w:eastAsia="Calibri" w:hAnsi="Calibri"/>
-          <w:b w:val="false"/>
-          <w:bCs w:val="false"/>
-          <w:i w:val="false"/>
-          <w:iCs w:val="false"/>
-          <w:color w:val="1A1A1A"/>
-          <w:sz w:val="21"/>
-          <w:szCs w:val="21"/>
-        </w:rPr>
-        <w:t xml:space="preserve">Feedback.tsx, StaffFeedback.tsx, FeedbackFormEditor.tsx, DepartmentFeedback.tsx, AdminFeedback.tsx.</w:t>
+        <w:t xml:space="preserve">Where:</w:t>
+      </w:r>
+      <w:r>
+        <w:rPr>
+          <w:rFonts w:ascii="Calibri" w:cs="Calibri" w:eastAsia="Calibri" w:hAnsi="Calibri"/>
+          <w:b w:val="false"/>
+          <w:bCs w:val="false"/>
+          <w:i w:val="false"/>
+          <w:iCs w:val="false"/>
+          <w:color w:val="1A1A1A"/>
+          <w:sz w:val="21"/>
+          <w:szCs w:val="21"/>
+        </w:rPr>
+        <w:t xml:space="preserve"> Feedback.tsx, StaffFeedback.tsx, FeedbackFormEditor.tsx, DepartmentFeedback.tsx, AdminFeedback.tsx.</w:t>
       </w:r>
     </w:p>
     <w:p>
       <w:pPr>
         <w:pStyle w:val="Heading2"/>
+        <w:keepNext/>
         <w:spacing w:after="120" w:before="300"/>
       </w:pPr>
+      <w:bookmarkStart w:id="16" w:name="_Toc_16"/>
       <w:r>
         <w:rPr>
           <w:rFonts w:ascii="Calibri" w:cs="Calibri" w:eastAsia="Calibri" w:hAnsi="Calibri"/>
           <w:b/>
           <w:bCs/>
+          <w:i w:val="false"/>
+          <w:iCs w:val="false"/>
           <w:color w:val="1A1A1A"/>
           <w:sz w:val="26"/>
           <w:szCs w:val="26"/>
         </w:rPr>
         <w:t xml:space="preserve">5.1 The flow</w:t>
       </w:r>
+      <w:bookmarkEnd w:id="16"/>
     </w:p>
     <w:p>
       <w:pPr>
         <w:pStyle w:val="ListParagraph"/>
         <w:numPr>
           <w:ilvl w:val="0"/>
-          <w:numId w:val="6"/>
+          <w:numId w:val="104"/>
         </w:numPr>
         <w:spacing w:after="80" w:line="276"/>
       </w:pPr>
@@ -2840,20 +4240,7 @@
           <w:sz w:val="21"/>
           <w:szCs w:val="21"/>
         </w:rPr>
-        <w:t xml:space="preserve">A round is set up,</w:t>
-      </w:r>
-      <w:r>
-        <w:rPr>
-          <w:rFonts w:ascii="Calibri" w:cs="Calibri" w:eastAsia="Calibri" w:hAnsi="Calibri"/>
-          <w:b w:val="false"/>
-          <w:bCs w:val="false"/>
-          <w:i w:val="false"/>
-          <w:iCs w:val="false"/>
-          <w:color w:val="1A1A1A"/>
-          <w:sz w:val="21"/>
-          <w:szCs w:val="21"/>
-        </w:rPr>
-        <w:t xml:space="preserve"> either by the department office, which picks the cohort and courses, or at a lecturer's request. A request starts as draft, pending approval; a round the department created needs none.</w:t>
+        <w:t xml:space="preserve">A round is set up, either by the department office, which picks the cohort and courses, or at a lecturer's request. A request starts as draft, pending approval; a round the department created needs none.</w:t>
       </w:r>
     </w:p>
     <w:p>
@@ -2861,7 +4248,7 @@
         <w:pStyle w:val="ListParagraph"/>
         <w:numPr>
           <w:ilvl w:val="0"/>
-          <w:numId w:val="6"/>
+          <w:numId w:val="104"/>
         </w:numPr>
         <w:spacing w:after="80" w:line="276"/>
       </w:pPr>
@@ -2876,20 +4263,7 @@
           <w:sz w:val="21"/>
           <w:szCs w:val="21"/>
         </w:rPr>
-        <w:t xml:space="preserve">A department admin approves or rejects a request.</w:t>
-      </w:r>
-      <w:r>
-        <w:rPr>
-          <w:rFonts w:ascii="Calibri" w:cs="Calibri" w:eastAsia="Calibri" w:hAnsi="Calibri"/>
-          <w:b w:val="false"/>
-          <w:bCs w:val="false"/>
-          <w:i w:val="false"/>
-          <w:iCs w:val="false"/>
-          <w:color w:val="1A1A1A"/>
-          <w:sz w:val="21"/>
-          <w:szCs w:val="21"/>
-        </w:rPr>
-        <w:t xml:space="preserve"> </w:t>
+        <w:t xml:space="preserve">A department admin approves or rejects a request. </w:t>
       </w:r>
       <w:r>
         <w:rPr>
@@ -2923,7 +4297,7 @@
         <w:pStyle w:val="ListParagraph"/>
         <w:numPr>
           <w:ilvl w:val="0"/>
-          <w:numId w:val="6"/>
+          <w:numId w:val="104"/>
         </w:numPr>
         <w:spacing w:after="80" w:line="276"/>
       </w:pPr>
@@ -2938,20 +4312,7 @@
           <w:sz w:val="21"/>
           <w:szCs w:val="21"/>
         </w:rPr>
-        <w:t xml:space="preserve">While the round is a draft, lecturers shape their course's form.</w:t>
-      </w:r>
-      <w:r>
-        <w:rPr>
-          <w:rFonts w:ascii="Calibri" w:cs="Calibri" w:eastAsia="Calibri" w:hAnsi="Calibri"/>
-          <w:b w:val="false"/>
-          <w:bCs w:val="false"/>
-          <w:i w:val="false"/>
-          <w:iCs w:val="false"/>
-          <w:color w:val="1A1A1A"/>
-          <w:sz w:val="21"/>
-          <w:szCs w:val="21"/>
-        </w:rPr>
-        <w:t xml:space="preserve"> Everyone teaching a course in the round, and the sitting head of department, may add, edit, rename and reorder questions and sections for that course. The first edit gives the course its own copy of the round's template, so one lecturer's change never reaches another course. The department's own questions stay fixed.</w:t>
+        <w:t xml:space="preserve">While the round is a draft, lecturers shape their course's form. Everyone teaching a course in the round, and the sitting head of department, may add, edit, rename and reorder questions and sections for that course. The first edit gives the course its own copy of the round's template, so one lecturer's change never reaches another course. The department's own questions stay fixed.</w:t>
       </w:r>
     </w:p>
     <w:p>
@@ -2959,7 +4320,7 @@
         <w:pStyle w:val="ListParagraph"/>
         <w:numPr>
           <w:ilvl w:val="0"/>
-          <w:numId w:val="6"/>
+          <w:numId w:val="104"/>
         </w:numPr>
         <w:spacing w:after="80" w:line="276"/>
       </w:pPr>
@@ -2974,20 +4335,7 @@
           <w:sz w:val="21"/>
           <w:szCs w:val="21"/>
         </w:rPr>
-        <w:t xml:space="preserve">The round opens</w:t>
-      </w:r>
-      <w:r>
-        <w:rPr>
-          <w:rFonts w:ascii="Calibri" w:cs="Calibri" w:eastAsia="Calibri" w:hAnsi="Calibri"/>
-          <w:b w:val="false"/>
-          <w:bCs w:val="false"/>
-          <w:i w:val="false"/>
-          <w:iCs w:val="false"/>
-          <w:color w:val="1A1A1A"/>
-          <w:sz w:val="21"/>
-          <w:szCs w:val="21"/>
-        </w:rPr>
-        <w:t xml:space="preserve"> to the students it covers. Opening it is also the release: since 29 August 2026 there is no separate step where the department forwards results course by course.</w:t>
+        <w:t xml:space="preserve">The round opens to the students it covers. Opening it is also the release: since 29 August 2026 there is no separate step where the department forwards results course by course.</w:t>
       </w:r>
     </w:p>
     <w:p>
@@ -2995,7 +4343,7 @@
         <w:pStyle w:val="ListParagraph"/>
         <w:numPr>
           <w:ilvl w:val="0"/>
-          <w:numId w:val="6"/>
+          <w:numId w:val="104"/>
         </w:numPr>
         <w:spacing w:after="80" w:line="276"/>
       </w:pPr>
@@ -3010,20 +4358,7 @@
           <w:sz w:val="21"/>
           <w:szCs w:val="21"/>
         </w:rPr>
-        <w:t xml:space="preserve">A student fills in the form.</w:t>
-      </w:r>
-      <w:r>
-        <w:rPr>
-          <w:rFonts w:ascii="Calibri" w:cs="Calibri" w:eastAsia="Calibri" w:hAnsi="Calibri"/>
-          <w:b w:val="false"/>
-          <w:bCs w:val="false"/>
-          <w:i w:val="false"/>
-          <w:iCs w:val="false"/>
-          <w:color w:val="1A1A1A"/>
-          <w:sz w:val="21"/>
-          <w:szCs w:val="21"/>
-        </w:rPr>
-        <w:t xml:space="preserve"> They can save a draft first and submit later, if editing is allowed.</w:t>
+        <w:t xml:space="preserve">A student fills in the form. They can save a draft first and submit later, if editing is allowed.</w:t>
       </w:r>
     </w:p>
     <w:p>
@@ -3031,7 +4366,7 @@
         <w:pStyle w:val="ListParagraph"/>
         <w:numPr>
           <w:ilvl w:val="0"/>
-          <w:numId w:val="6"/>
+          <w:numId w:val="104"/>
         </w:numPr>
         <w:spacing w:after="80" w:line="276"/>
       </w:pPr>
@@ -3046,20 +4381,7 @@
           <w:sz w:val="21"/>
           <w:szCs w:val="21"/>
         </w:rPr>
-        <w:t xml:space="preserve">Answers are stored</w:t>
-      </w:r>
-      <w:r>
-        <w:rPr>
-          <w:rFonts w:ascii="Calibri" w:cs="Calibri" w:eastAsia="Calibri" w:hAnsi="Calibri"/>
-          <w:b w:val="false"/>
-          <w:bCs w:val="false"/>
-          <w:i w:val="false"/>
-          <w:iCs w:val="false"/>
-          <w:color w:val="1A1A1A"/>
-          <w:sz w:val="21"/>
-          <w:szCs w:val="21"/>
-        </w:rPr>
-        <w:t xml:space="preserve"> as ratings, free text, single choices or multiple choices.</w:t>
+        <w:t xml:space="preserve">Answers are stored as ratings, free text, single choices or multiple choices.</w:t>
       </w:r>
     </w:p>
     <w:p>
@@ -3067,7 +4389,7 @@
         <w:pStyle w:val="ListParagraph"/>
         <w:numPr>
           <w:ilvl w:val="0"/>
-          <w:numId w:val="6"/>
+          <w:numId w:val="104"/>
         </w:numPr>
         <w:spacing w:after="80" w:line="276"/>
       </w:pPr>
@@ -3082,38 +4404,30 @@
           <w:sz w:val="21"/>
           <w:szCs w:val="21"/>
         </w:rPr>
-        <w:t xml:space="preserve">Results appear as answers arrive.</w:t>
-      </w:r>
-      <w:r>
-        <w:rPr>
-          <w:rFonts w:ascii="Calibri" w:cs="Calibri" w:eastAsia="Calibri" w:hAnsi="Calibri"/>
-          <w:b w:val="false"/>
-          <w:bCs w:val="false"/>
-          <w:i w:val="false"/>
-          <w:iCs w:val="false"/>
-          <w:color w:val="1A1A1A"/>
-          <w:sz w:val="21"/>
-          <w:szCs w:val="21"/>
-        </w:rPr>
-        <w:t xml:space="preserve"> A lecturer reads their own courses on the Feedback page and the head of department reads the whole department, but only once the minimum number of responses exists (feedback_min_responses_for_analytics).</w:t>
+        <w:t xml:space="preserve">Results appear as answers arrive. A lecturer reads their own courses on the Feedback page and the head of department reads the whole department, but only once the minimum number of responses exists (feedback_min_responses_for_analytics).</w:t>
       </w:r>
     </w:p>
     <w:p>
       <w:pPr>
         <w:pStyle w:val="Heading2"/>
+        <w:keepNext/>
         <w:spacing w:after="120" w:before="300"/>
       </w:pPr>
+      <w:bookmarkStart w:id="17" w:name="_Toc_17"/>
       <w:r>
         <w:rPr>
           <w:rFonts w:ascii="Calibri" w:cs="Calibri" w:eastAsia="Calibri" w:hAnsi="Calibri"/>
           <w:b/>
           <w:bCs/>
+          <w:i w:val="false"/>
+          <w:iCs w:val="false"/>
           <w:color w:val="1A1A1A"/>
           <w:sz w:val="26"/>
           <w:szCs w:val="26"/>
         </w:rPr>
         <w:t xml:space="preserve">5.2 The rules</w:t>
       </w:r>
+      <w:bookmarkEnd w:id="17"/>
     </w:p>
     <w:p>
       <w:pPr>
@@ -3279,19 +4593,24 @@
     <w:p>
       <w:pPr>
         <w:pStyle w:val="Heading1"/>
+        <w:keepNext/>
         <w:spacing w:after="170" w:before="380"/>
       </w:pPr>
+      <w:bookmarkStart w:id="18" w:name="_Toc_18"/>
       <w:r>
         <w:rPr>
           <w:rFonts w:ascii="Calibri" w:cs="Calibri" w:eastAsia="Calibri" w:hAnsi="Calibri"/>
           <w:b/>
           <w:bCs/>
+          <w:i w:val="false"/>
+          <w:iCs w:val="false"/>
           <w:color w:val="8B1E2D"/>
           <w:sz w:val="32"/>
           <w:szCs w:val="32"/>
         </w:rPr>
         <w:t xml:space="preserve">6. Medical certificates</w:t>
       </w:r>
+      <w:bookmarkEnd w:id="18"/>
     </w:p>
     <w:p>
       <w:pPr>
@@ -3308,20 +4627,20 @@
           <w:sz w:val="21"/>
           <w:szCs w:val="21"/>
         </w:rPr>
-        <w:t xml:space="preserve">Who: </w:t>
-      </w:r>
-      <w:r>
-        <w:rPr>
-          <w:rFonts w:ascii="Calibri" w:cs="Calibri" w:eastAsia="Calibri" w:hAnsi="Calibri"/>
-          <w:b w:val="false"/>
-          <w:bCs w:val="false"/>
-          <w:i w:val="false"/>
-          <w:iCs w:val="false"/>
-          <w:color w:val="1A1A1A"/>
-          <w:sz w:val="21"/>
-          <w:szCs w:val="21"/>
-        </w:rPr>
-        <w:t xml:space="preserve">students submit; department admins review.</w:t>
+        <w:t xml:space="preserve">Who:</w:t>
+      </w:r>
+      <w:r>
+        <w:rPr>
+          <w:rFonts w:ascii="Calibri" w:cs="Calibri" w:eastAsia="Calibri" w:hAnsi="Calibri"/>
+          <w:b w:val="false"/>
+          <w:bCs w:val="false"/>
+          <w:i w:val="false"/>
+          <w:iCs w:val="false"/>
+          <w:color w:val="1A1A1A"/>
+          <w:sz w:val="21"/>
+          <w:szCs w:val="21"/>
+        </w:rPr>
+        <w:t xml:space="preserve"> students submit; department admins review.</w:t>
       </w:r>
     </w:p>
     <w:p>
@@ -3339,45 +4658,50 @@
           <w:sz w:val="21"/>
           <w:szCs w:val="21"/>
         </w:rPr>
-        <w:t xml:space="preserve">Where: </w:t>
-      </w:r>
-      <w:r>
-        <w:rPr>
-          <w:rFonts w:ascii="Calibri" w:cs="Calibri" w:eastAsia="Calibri" w:hAnsi="Calibri"/>
-          <w:b w:val="false"/>
-          <w:bCs w:val="false"/>
-          <w:i w:val="false"/>
-          <w:iCs w:val="false"/>
-          <w:color w:val="1A1A1A"/>
-          <w:sz w:val="21"/>
-          <w:szCs w:val="21"/>
-        </w:rPr>
-        <w:t xml:space="preserve">MedicalCertificates.tsx, AdminMedical.tsx.</w:t>
+        <w:t xml:space="preserve">Where:</w:t>
+      </w:r>
+      <w:r>
+        <w:rPr>
+          <w:rFonts w:ascii="Calibri" w:cs="Calibri" w:eastAsia="Calibri" w:hAnsi="Calibri"/>
+          <w:b w:val="false"/>
+          <w:bCs w:val="false"/>
+          <w:i w:val="false"/>
+          <w:iCs w:val="false"/>
+          <w:color w:val="1A1A1A"/>
+          <w:sz w:val="21"/>
+          <w:szCs w:val="21"/>
+        </w:rPr>
+        <w:t xml:space="preserve"> MedicalCertificates.tsx, AdminMedical.tsx.</w:t>
       </w:r>
     </w:p>
     <w:p>
       <w:pPr>
         <w:pStyle w:val="Heading2"/>
+        <w:keepNext/>
         <w:spacing w:after="120" w:before="300"/>
       </w:pPr>
+      <w:bookmarkStart w:id="19" w:name="_Toc_19"/>
       <w:r>
         <w:rPr>
           <w:rFonts w:ascii="Calibri" w:cs="Calibri" w:eastAsia="Calibri" w:hAnsi="Calibri"/>
           <w:b/>
           <w:bCs/>
+          <w:i w:val="false"/>
+          <w:iCs w:val="false"/>
           <w:color w:val="1A1A1A"/>
           <w:sz w:val="26"/>
           <w:szCs w:val="26"/>
         </w:rPr>
         <w:t xml:space="preserve">6.1 The flow</w:t>
       </w:r>
+      <w:bookmarkEnd w:id="19"/>
     </w:p>
     <w:p>
       <w:pPr>
         <w:pStyle w:val="ListParagraph"/>
         <w:numPr>
           <w:ilvl w:val="0"/>
-          <w:numId w:val="7"/>
+          <w:numId w:val="105"/>
         </w:numPr>
         <w:spacing w:after="80" w:line="276"/>
       </w:pPr>
@@ -3392,20 +4716,7 @@
           <w:sz w:val="21"/>
           <w:szCs w:val="21"/>
         </w:rPr>
-        <w:t xml:space="preserve">The student creates a submission</w:t>
-      </w:r>
-      <w:r>
-        <w:rPr>
-          <w:rFonts w:ascii="Calibri" w:cs="Calibri" w:eastAsia="Calibri" w:hAnsi="Calibri"/>
-          <w:b w:val="false"/>
-          <w:bCs w:val="false"/>
-          <w:i w:val="false"/>
-          <w:iCs w:val="false"/>
-          <w:color w:val="1A1A1A"/>
-          <w:sz w:val="21"/>
-          <w:szCs w:val="21"/>
-        </w:rPr>
-        <w:t xml:space="preserve"> with the dates missed, a reason and a description.</w:t>
+        <w:t xml:space="preserve">The student creates a submission with the dates missed, a reason and a description.</w:t>
       </w:r>
     </w:p>
     <w:p>
@@ -3413,7 +4724,7 @@
         <w:pStyle w:val="ListParagraph"/>
         <w:numPr>
           <w:ilvl w:val="0"/>
-          <w:numId w:val="7"/>
+          <w:numId w:val="105"/>
         </w:numPr>
         <w:spacing w:after="80" w:line="276"/>
       </w:pPr>
@@ -3428,20 +4739,7 @@
           <w:sz w:val="21"/>
           <w:szCs w:val="21"/>
         </w:rPr>
-        <w:t xml:space="preserve">They name the affected modules.</w:t>
-      </w:r>
-      <w:r>
-        <w:rPr>
-          <w:rFonts w:ascii="Calibri" w:cs="Calibri" w:eastAsia="Calibri" w:hAnsi="Calibri"/>
-          <w:b w:val="false"/>
-          <w:bCs w:val="false"/>
-          <w:i w:val="false"/>
-          <w:iCs w:val="false"/>
-          <w:color w:val="1A1A1A"/>
-          <w:sz w:val="21"/>
-          <w:szCs w:val="21"/>
-        </w:rPr>
-        <w:t xml:space="preserve"> One row per module.</w:t>
+        <w:t xml:space="preserve">They name the affected modules. One row per module.</w:t>
       </w:r>
     </w:p>
     <w:p>
@@ -3449,7 +4747,7 @@
         <w:pStyle w:val="ListParagraph"/>
         <w:numPr>
           <w:ilvl w:val="0"/>
-          <w:numId w:val="7"/>
+          <w:numId w:val="105"/>
         </w:numPr>
         <w:spacing w:after="80" w:line="276"/>
       </w:pPr>
@@ -3464,20 +4762,7 @@
           <w:sz w:val="21"/>
           <w:szCs w:val="21"/>
         </w:rPr>
-        <w:t xml:space="preserve">They upload the certificate</w:t>
-      </w:r>
-      <w:r>
-        <w:rPr>
-          <w:rFonts w:ascii="Calibri" w:cs="Calibri" w:eastAsia="Calibri" w:hAnsi="Calibri"/>
-          <w:b w:val="false"/>
-          <w:bCs w:val="false"/>
-          <w:i w:val="false"/>
-          <w:iCs w:val="false"/>
-          <w:color w:val="1A1A1A"/>
-          <w:sz w:val="21"/>
-          <w:szCs w:val="21"/>
-        </w:rPr>
-        <w:t xml:space="preserve"> into the private medical-certificates bucket.</w:t>
+        <w:t xml:space="preserve">They upload the certificate into the private medical-certificates bucket.</w:t>
       </w:r>
     </w:p>
     <w:p>
@@ -3485,7 +4770,7 @@
         <w:pStyle w:val="ListParagraph"/>
         <w:numPr>
           <w:ilvl w:val="0"/>
-          <w:numId w:val="7"/>
+          <w:numId w:val="105"/>
         </w:numPr>
         <w:spacing w:after="80" w:line="276"/>
       </w:pPr>
@@ -3500,20 +4785,7 @@
           <w:sz w:val="21"/>
           <w:szCs w:val="21"/>
         </w:rPr>
-        <w:t xml:space="preserve">An admin reviews each module separately.</w:t>
-      </w:r>
-      <w:r>
-        <w:rPr>
-          <w:rFonts w:ascii="Calibri" w:cs="Calibri" w:eastAsia="Calibri" w:hAnsi="Calibri"/>
-          <w:b w:val="false"/>
-          <w:bCs w:val="false"/>
-          <w:i w:val="false"/>
-          <w:iCs w:val="false"/>
-          <w:color w:val="1A1A1A"/>
-          <w:sz w:val="21"/>
-          <w:szCs w:val="21"/>
-        </w:rPr>
-        <w:t xml:space="preserve"> </w:t>
+        <w:t xml:space="preserve">An admin reviews each module separately. </w:t>
       </w:r>
       <w:r>
         <w:rPr>
@@ -3547,7 +4819,7 @@
         <w:pStyle w:val="ListParagraph"/>
         <w:numPr>
           <w:ilvl w:val="0"/>
-          <w:numId w:val="7"/>
+          <w:numId w:val="105"/>
         </w:numPr>
         <w:spacing w:after="80" w:line="276"/>
       </w:pPr>
@@ -3562,20 +4834,7 @@
           <w:sz w:val="21"/>
           <w:szCs w:val="21"/>
         </w:rPr>
-        <w:t xml:space="preserve">Approval updates attendance.</w:t>
-      </w:r>
-      <w:r>
-        <w:rPr>
-          <w:rFonts w:ascii="Calibri" w:cs="Calibri" w:eastAsia="Calibri" w:hAnsi="Calibri"/>
-          <w:b w:val="false"/>
-          <w:bCs w:val="false"/>
-          <w:i w:val="false"/>
-          <w:iCs w:val="false"/>
-          <w:color w:val="1A1A1A"/>
-          <w:sz w:val="21"/>
-          <w:szCs w:val="21"/>
-        </w:rPr>
-        <w:t xml:space="preserve"> The affected rows become excused and point back at the submission.</w:t>
+        <w:t xml:space="preserve">Approval updates attendance. The affected rows become excused and point back at the submission.</w:t>
       </w:r>
     </w:p>
     <w:tbl>
@@ -3614,6 +4873,8 @@
                 <w:rFonts w:ascii="Calibri" w:cs="Calibri" w:eastAsia="Calibri" w:hAnsi="Calibri"/>
                 <w:b/>
                 <w:bCs/>
+                <w:i w:val="false"/>
+                <w:iCs w:val="false"/>
                 <w:color w:val="8B1E2D"/>
                 <w:sz w:val="17"/>
                 <w:szCs w:val="17"/>
@@ -3628,6 +4889,10 @@
             <w:r>
               <w:rPr>
                 <w:rFonts w:ascii="Calibri" w:cs="Calibri" w:eastAsia="Calibri" w:hAnsi="Calibri"/>
+                <w:b w:val="false"/>
+                <w:bCs w:val="false"/>
+                <w:i w:val="false"/>
+                <w:iCs w:val="false"/>
                 <w:color w:val="1A1A1A"/>
                 <w:sz w:val="20"/>
                 <w:szCs w:val="20"/>
@@ -3640,20 +4905,30 @@
     </w:tbl>
     <w:p>
       <w:pPr>
+        <w:spacing w:after="0" w:line="120" w:lineRule="exact"/>
+      </w:pPr>
+    </w:p>
+    <w:p>
+      <w:pPr>
         <w:pStyle w:val="Heading2"/>
+        <w:keepNext/>
         <w:spacing w:after="120" w:before="300"/>
       </w:pPr>
+      <w:bookmarkStart w:id="20" w:name="_Toc_20"/>
       <w:r>
         <w:rPr>
           <w:rFonts w:ascii="Calibri" w:cs="Calibri" w:eastAsia="Calibri" w:hAnsi="Calibri"/>
           <w:b/>
           <w:bCs/>
+          <w:i w:val="false"/>
+          <w:iCs w:val="false"/>
           <w:color w:val="1A1A1A"/>
           <w:sz w:val="26"/>
           <w:szCs w:val="26"/>
         </w:rPr>
         <w:t xml:space="preserve">6.2 The rules</w:t>
       </w:r>
+      <w:bookmarkEnd w:id="20"/>
     </w:p>
     <w:p>
       <w:pPr>
@@ -3755,19 +5030,24 @@
     <w:p>
       <w:pPr>
         <w:pStyle w:val="Heading1"/>
+        <w:keepNext/>
         <w:spacing w:after="170" w:before="380"/>
       </w:pPr>
+      <w:bookmarkStart w:id="21" w:name="_Toc_21"/>
       <w:r>
         <w:rPr>
           <w:rFonts w:ascii="Calibri" w:cs="Calibri" w:eastAsia="Calibri" w:hAnsi="Calibri"/>
           <w:b/>
           <w:bCs/>
+          <w:i w:val="false"/>
+          <w:iCs w:val="false"/>
           <w:color w:val="8B1E2D"/>
           <w:sz w:val="32"/>
           <w:szCs w:val="32"/>
         </w:rPr>
         <w:t xml:space="preserve">7. Mentoring</w:t>
       </w:r>
+      <w:bookmarkEnd w:id="21"/>
     </w:p>
     <w:p>
       <w:pPr>
@@ -3784,20 +5064,20 @@
           <w:sz w:val="21"/>
           <w:szCs w:val="21"/>
         </w:rPr>
-        <w:t xml:space="preserve">Who: </w:t>
-      </w:r>
-      <w:r>
-        <w:rPr>
-          <w:rFonts w:ascii="Calibri" w:cs="Calibri" w:eastAsia="Calibri" w:hAnsi="Calibri"/>
-          <w:b w:val="false"/>
-          <w:bCs w:val="false"/>
-          <w:i w:val="false"/>
-          <w:iCs w:val="false"/>
-          <w:color w:val="1A1A1A"/>
-          <w:sz w:val="21"/>
-          <w:szCs w:val="21"/>
-        </w:rPr>
-        <w:t xml:space="preserve">heads of department assign; lecturers mentor; students talk to their mentor.</w:t>
+        <w:t xml:space="preserve">Who:</w:t>
+      </w:r>
+      <w:r>
+        <w:rPr>
+          <w:rFonts w:ascii="Calibri" w:cs="Calibri" w:eastAsia="Calibri" w:hAnsi="Calibri"/>
+          <w:b w:val="false"/>
+          <w:bCs w:val="false"/>
+          <w:i w:val="false"/>
+          <w:iCs w:val="false"/>
+          <w:color w:val="1A1A1A"/>
+          <w:sz w:val="21"/>
+          <w:szCs w:val="21"/>
+        </w:rPr>
+        <w:t xml:space="preserve"> heads of department assign; lecturers mentor; students talk to their mentor.</w:t>
       </w:r>
     </w:p>
     <w:p>
@@ -3815,45 +5095,50 @@
           <w:sz w:val="21"/>
           <w:szCs w:val="21"/>
         </w:rPr>
-        <w:t xml:space="preserve">Where: </w:t>
-      </w:r>
-      <w:r>
-        <w:rPr>
-          <w:rFonts w:ascii="Calibri" w:cs="Calibri" w:eastAsia="Calibri" w:hAnsi="Calibri"/>
-          <w:b w:val="false"/>
-          <w:bCs w:val="false"/>
-          <w:i w:val="false"/>
-          <w:iCs w:val="false"/>
-          <w:color w:val="1A1A1A"/>
-          <w:sz w:val="21"/>
-          <w:szCs w:val="21"/>
-        </w:rPr>
-        <w:t xml:space="preserve">Mentor.tsx, StaffMentees.tsx, HodMentors.tsx, useThreadChannel.ts.</w:t>
+        <w:t xml:space="preserve">Where:</w:t>
+      </w:r>
+      <w:r>
+        <w:rPr>
+          <w:rFonts w:ascii="Calibri" w:cs="Calibri" w:eastAsia="Calibri" w:hAnsi="Calibri"/>
+          <w:b w:val="false"/>
+          <w:bCs w:val="false"/>
+          <w:i w:val="false"/>
+          <w:iCs w:val="false"/>
+          <w:color w:val="1A1A1A"/>
+          <w:sz w:val="21"/>
+          <w:szCs w:val="21"/>
+        </w:rPr>
+        <w:t xml:space="preserve"> Mentor.tsx, StaffMentees.tsx, HodMentors.tsx, useThreadChannel.ts.</w:t>
       </w:r>
     </w:p>
     <w:p>
       <w:pPr>
         <w:pStyle w:val="Heading2"/>
+        <w:keepNext/>
         <w:spacing w:after="120" w:before="300"/>
       </w:pPr>
+      <w:bookmarkStart w:id="22" w:name="_Toc_22"/>
       <w:r>
         <w:rPr>
           <w:rFonts w:ascii="Calibri" w:cs="Calibri" w:eastAsia="Calibri" w:hAnsi="Calibri"/>
           <w:b/>
           <w:bCs/>
+          <w:i w:val="false"/>
+          <w:iCs w:val="false"/>
           <w:color w:val="1A1A1A"/>
           <w:sz w:val="26"/>
           <w:szCs w:val="26"/>
         </w:rPr>
         <w:t xml:space="preserve">7.1 The flow</w:t>
       </w:r>
+      <w:bookmarkEnd w:id="22"/>
     </w:p>
     <w:p>
       <w:pPr>
         <w:pStyle w:val="ListParagraph"/>
         <w:numPr>
           <w:ilvl w:val="0"/>
-          <w:numId w:val="8"/>
+          <w:numId w:val="106"/>
         </w:numPr>
         <w:spacing w:after="80" w:line="276"/>
       </w:pPr>
@@ -3868,20 +5153,7 @@
           <w:sz w:val="21"/>
           <w:szCs w:val="21"/>
         </w:rPr>
-        <w:t xml:space="preserve">The head of department assigns a mentor</w:t>
-      </w:r>
-      <w:r>
-        <w:rPr>
-          <w:rFonts w:ascii="Calibri" w:cs="Calibri" w:eastAsia="Calibri" w:hAnsi="Calibri"/>
-          <w:b w:val="false"/>
-          <w:bCs w:val="false"/>
-          <w:i w:val="false"/>
-          <w:iCs w:val="false"/>
-          <w:color w:val="1A1A1A"/>
-          <w:sz w:val="21"/>
-          <w:szCs w:val="21"/>
-        </w:rPr>
-        <w:t xml:space="preserve"> to each student in the department.</w:t>
+        <w:t xml:space="preserve">The head of department assigns a mentor to each student in the department.</w:t>
       </w:r>
     </w:p>
     <w:p>
@@ -3889,7 +5161,7 @@
         <w:pStyle w:val="ListParagraph"/>
         <w:numPr>
           <w:ilvl w:val="0"/>
-          <w:numId w:val="8"/>
+          <w:numId w:val="106"/>
         </w:numPr>
         <w:spacing w:after="80" w:line="276"/>
       </w:pPr>
@@ -3904,20 +5176,7 @@
           <w:sz w:val="21"/>
           <w:szCs w:val="21"/>
         </w:rPr>
-        <w:t xml:space="preserve">The student sees their mentor</w:t>
-      </w:r>
-      <w:r>
-        <w:rPr>
-          <w:rFonts w:ascii="Calibri" w:cs="Calibri" w:eastAsia="Calibri" w:hAnsi="Calibri"/>
-          <w:b w:val="false"/>
-          <w:bCs w:val="false"/>
-          <w:i w:val="false"/>
-          <w:iCs w:val="false"/>
-          <w:color w:val="1A1A1A"/>
-          <w:sz w:val="21"/>
-          <w:szCs w:val="21"/>
-        </w:rPr>
-        <w:t xml:space="preserve"> on their own Mentor page, with a chat.</w:t>
+        <w:t xml:space="preserve">The student sees their mentor on their own Mentor page, with a chat.</w:t>
       </w:r>
     </w:p>
     <w:p>
@@ -3925,7 +5184,7 @@
         <w:pStyle w:val="ListParagraph"/>
         <w:numPr>
           <w:ilvl w:val="0"/>
-          <w:numId w:val="8"/>
+          <w:numId w:val="106"/>
         </w:numPr>
         <w:spacing w:after="80" w:line="276"/>
       </w:pPr>
@@ -3940,20 +5199,7 @@
           <w:sz w:val="21"/>
           <w:szCs w:val="21"/>
         </w:rPr>
-        <w:t xml:space="preserve">The mentor sees their mentees</w:t>
-      </w:r>
-      <w:r>
-        <w:rPr>
-          <w:rFonts w:ascii="Calibri" w:cs="Calibri" w:eastAsia="Calibri" w:hAnsi="Calibri"/>
-          <w:b w:val="false"/>
-          <w:bCs w:val="false"/>
-          <w:i w:val="false"/>
-          <w:iCs w:val="false"/>
-          <w:color w:val="1A1A1A"/>
-          <w:sz w:val="21"/>
-          <w:szCs w:val="21"/>
-        </w:rPr>
-        <w:t xml:space="preserve"> with an academic overview: GPA, credits, attendance and a risk band.</w:t>
+        <w:t xml:space="preserve">The mentor sees their mentees with an academic overview: GPA, credits, attendance and a risk band.</w:t>
       </w:r>
     </w:p>
     <w:p>
@@ -3961,7 +5207,7 @@
         <w:pStyle w:val="ListParagraph"/>
         <w:numPr>
           <w:ilvl w:val="0"/>
-          <w:numId w:val="8"/>
+          <w:numId w:val="106"/>
         </w:numPr>
         <w:spacing w:after="80" w:line="276"/>
       </w:pPr>
@@ -3976,20 +5222,7 @@
           <w:sz w:val="21"/>
           <w:szCs w:val="21"/>
         </w:rPr>
-        <w:t xml:space="preserve">Either side sends a message.</w:t>
-      </w:r>
-      <w:r>
-        <w:rPr>
-          <w:rFonts w:ascii="Calibri" w:cs="Calibri" w:eastAsia="Calibri" w:hAnsi="Calibri"/>
-          <w:b w:val="false"/>
-          <w:bCs w:val="false"/>
-          <w:i w:val="false"/>
-          <w:iCs w:val="false"/>
-          <w:color w:val="1A1A1A"/>
-          <w:sz w:val="21"/>
-          <w:szCs w:val="21"/>
-        </w:rPr>
-        <w:t xml:space="preserve"> Files can be attached.</w:t>
+        <w:t xml:space="preserve">Either side sends a message. Files can be attached.</w:t>
       </w:r>
     </w:p>
     <w:p>
@@ -3997,7 +5230,7 @@
         <w:pStyle w:val="ListParagraph"/>
         <w:numPr>
           <w:ilvl w:val="0"/>
-          <w:numId w:val="8"/>
+          <w:numId w:val="106"/>
         </w:numPr>
         <w:spacing w:after="80" w:line="276"/>
       </w:pPr>
@@ -4012,20 +5245,7 @@
           <w:sz w:val="21"/>
           <w:szCs w:val="21"/>
         </w:rPr>
-        <w:t xml:space="preserve">The message arrives immediately.</w:t>
-      </w:r>
-      <w:r>
-        <w:rPr>
-          <w:rFonts w:ascii="Calibri" w:cs="Calibri" w:eastAsia="Calibri" w:hAnsi="Calibri"/>
-          <w:b w:val="false"/>
-          <w:bCs w:val="false"/>
-          <w:i w:val="false"/>
-          <w:iCs w:val="false"/>
-          <w:color w:val="1A1A1A"/>
-          <w:sz w:val="21"/>
-          <w:szCs w:val="21"/>
-        </w:rPr>
-        <w:t xml:space="preserve"> A Supabase Realtime subscription pushes it, rather than the page polling.</w:t>
+        <w:t xml:space="preserve">The message arrives immediately. A Supabase Realtime subscription pushes it, rather than the page polling.</w:t>
       </w:r>
     </w:p>
     <w:p>
@@ -4033,7 +5253,7 @@
         <w:pStyle w:val="ListParagraph"/>
         <w:numPr>
           <w:ilvl w:val="0"/>
-          <w:numId w:val="8"/>
+          <w:numId w:val="106"/>
         </w:numPr>
         <w:spacing w:after="80" w:line="276"/>
       </w:pPr>
@@ -4048,38 +5268,30 @@
           <w:sz w:val="21"/>
           <w:szCs w:val="21"/>
         </w:rPr>
-        <w:t xml:space="preserve">The mentor writes private notes</w:t>
-      </w:r>
-      <w:r>
-        <w:rPr>
-          <w:rFonts w:ascii="Calibri" w:cs="Calibri" w:eastAsia="Calibri" w:hAnsi="Calibri"/>
-          <w:b w:val="false"/>
-          <w:bCs w:val="false"/>
-          <w:i w:val="false"/>
-          <w:iCs w:val="false"/>
-          <w:color w:val="1A1A1A"/>
-          <w:sz w:val="21"/>
-          <w:szCs w:val="21"/>
-        </w:rPr>
-        <w:t xml:space="preserve"> that the student can never see.</w:t>
+        <w:t xml:space="preserve">The mentor writes private notes that the student can never see.</w:t>
       </w:r>
     </w:p>
     <w:p>
       <w:pPr>
         <w:pStyle w:val="Heading2"/>
+        <w:keepNext/>
         <w:spacing w:after="120" w:before="300"/>
       </w:pPr>
+      <w:bookmarkStart w:id="23" w:name="_Toc_23"/>
       <w:r>
         <w:rPr>
           <w:rFonts w:ascii="Calibri" w:cs="Calibri" w:eastAsia="Calibri" w:hAnsi="Calibri"/>
           <w:b/>
           <w:bCs/>
+          <w:i w:val="false"/>
+          <w:iCs w:val="false"/>
           <w:color w:val="1A1A1A"/>
           <w:sz w:val="26"/>
           <w:szCs w:val="26"/>
         </w:rPr>
         <w:t xml:space="preserve">7.2 Realtime, and why it still respects the rules</w:t>
       </w:r>
+      <w:bookmarkEnd w:id="23"/>
     </w:p>
     <w:p>
       <w:pPr>
@@ -4128,19 +5340,24 @@
     <w:p>
       <w:pPr>
         <w:pStyle w:val="Heading2"/>
+        <w:keepNext/>
         <w:spacing w:after="120" w:before="300"/>
       </w:pPr>
+      <w:bookmarkStart w:id="24" w:name="_Toc_24"/>
       <w:r>
         <w:rPr>
           <w:rFonts w:ascii="Calibri" w:cs="Calibri" w:eastAsia="Calibri" w:hAnsi="Calibri"/>
           <w:b/>
           <w:bCs/>
+          <w:i w:val="false"/>
+          <w:iCs w:val="false"/>
           <w:color w:val="1A1A1A"/>
           <w:sz w:val="26"/>
           <w:szCs w:val="26"/>
         </w:rPr>
         <w:t xml:space="preserve">7.3 The rules</w:t>
       </w:r>
+      <w:bookmarkEnd w:id="24"/>
     </w:p>
     <w:p>
       <w:pPr>
@@ -4293,6 +5510,8 @@
                 <w:rFonts w:ascii="Calibri" w:cs="Calibri" w:eastAsia="Calibri" w:hAnsi="Calibri"/>
                 <w:b/>
                 <w:bCs/>
+                <w:i w:val="false"/>
+                <w:iCs w:val="false"/>
                 <w:color w:val="8B1E2D"/>
                 <w:sz w:val="17"/>
                 <w:szCs w:val="17"/>
@@ -4307,6 +5526,10 @@
             <w:r>
               <w:rPr>
                 <w:rFonts w:ascii="Calibri" w:cs="Calibri" w:eastAsia="Calibri" w:hAnsi="Calibri"/>
+                <w:b w:val="false"/>
+                <w:bCs w:val="false"/>
+                <w:i w:val="false"/>
+                <w:iCs w:val="false"/>
                 <w:color w:val="1A1A1A"/>
                 <w:sz w:val="20"/>
                 <w:szCs w:val="20"/>
@@ -4318,6 +5541,11 @@
       </w:tr>
     </w:tbl>
     <w:p>
+      <w:pPr>
+        <w:spacing w:after="0" w:line="120" w:lineRule="exact"/>
+      </w:pPr>
+    </w:p>
+    <w:p>
       <w:r>
         <w:br w:type="page"/>
       </w:r>
@@ -4325,19 +5553,24 @@
     <w:p>
       <w:pPr>
         <w:pStyle w:val="Heading1"/>
+        <w:keepNext/>
         <w:spacing w:after="170" w:before="380"/>
       </w:pPr>
+      <w:bookmarkStart w:id="25" w:name="_Toc_25"/>
       <w:r>
         <w:rPr>
           <w:rFonts w:ascii="Calibri" w:cs="Calibri" w:eastAsia="Calibri" w:hAnsi="Calibri"/>
           <w:b/>
           <w:bCs/>
+          <w:i w:val="false"/>
+          <w:iCs w:val="false"/>
           <w:color w:val="8B1E2D"/>
           <w:sz w:val="32"/>
           <w:szCs w:val="32"/>
         </w:rPr>
         <w:t xml:space="preserve">8. Graduation Planner</w:t>
       </w:r>
+      <w:bookmarkEnd w:id="25"/>
     </w:p>
     <w:p>
       <w:pPr>
@@ -4354,20 +5587,20 @@
           <w:sz w:val="21"/>
           <w:szCs w:val="21"/>
         </w:rPr>
-        <w:t xml:space="preserve">Who: </w:t>
-      </w:r>
-      <w:r>
-        <w:rPr>
-          <w:rFonts w:ascii="Calibri" w:cs="Calibri" w:eastAsia="Calibri" w:hAnsi="Calibri"/>
-          <w:b w:val="false"/>
-          <w:bCs w:val="false"/>
-          <w:i w:val="false"/>
-          <w:iCs w:val="false"/>
-          <w:color w:val="1A1A1A"/>
-          <w:sz w:val="21"/>
-          <w:szCs w:val="21"/>
-        </w:rPr>
-        <w:t xml:space="preserve">students.</w:t>
+        <w:t xml:space="preserve">Who:</w:t>
+      </w:r>
+      <w:r>
+        <w:rPr>
+          <w:rFonts w:ascii="Calibri" w:cs="Calibri" w:eastAsia="Calibri" w:hAnsi="Calibri"/>
+          <w:b w:val="false"/>
+          <w:bCs w:val="false"/>
+          <w:i w:val="false"/>
+          <w:iCs w:val="false"/>
+          <w:color w:val="1A1A1A"/>
+          <w:sz w:val="21"/>
+          <w:szCs w:val="21"/>
+        </w:rPr>
+        <w:t xml:space="preserve"> students; their mentor sees a plan the student shares.</w:t>
       </w:r>
     </w:p>
     <w:p>
@@ -4385,20 +5618,150 @@
           <w:sz w:val="21"/>
           <w:szCs w:val="21"/>
         </w:rPr>
-        <w:t xml:space="preserve">Where: </w:t>
-      </w:r>
-      <w:r>
-        <w:rPr>
-          <w:rFonts w:ascii="Calibri" w:cs="Calibri" w:eastAsia="Calibri" w:hAnsi="Calibri"/>
-          <w:b w:val="false"/>
-          <w:bCs w:val="false"/>
-          <w:i w:val="false"/>
-          <w:iCs w:val="false"/>
-          <w:color w:val="1A1A1A"/>
-          <w:sz w:val="21"/>
-          <w:szCs w:val="21"/>
-        </w:rPr>
-        <w:t xml:space="preserve">GraduationPlanner.tsx.</w:t>
+        <w:t xml:space="preserve">Where:</w:t>
+      </w:r>
+      <w:r>
+        <w:rPr>
+          <w:rFonts w:ascii="Calibri" w:cs="Calibri" w:eastAsia="Calibri" w:hAnsi="Calibri"/>
+          <w:b w:val="false"/>
+          <w:bCs w:val="false"/>
+          <w:i w:val="false"/>
+          <w:iCs w:val="false"/>
+          <w:color w:val="1A1A1A"/>
+          <w:sz w:val="21"/>
+          <w:szCs w:val="21"/>
+        </w:rPr>
+        <w:t xml:space="preserve"> GraduationPlanner.tsx, with the arithmetic in </w:t>
+      </w:r>
+      <w:r>
+        <w:rPr>
+          <w:rFonts w:ascii="Consolas" w:cs="Consolas" w:eastAsia="Consolas" w:hAnsi="Consolas"/>
+          <w:b w:val="false"/>
+          <w:bCs w:val="false"/>
+          <w:i w:val="false"/>
+          <w:iCs w:val="false"/>
+          <w:color w:val="8B1E2D"/>
+          <w:sz w:val="19"/>
+          <w:szCs w:val="19"/>
+        </w:rPr>
+        <w:t xml:space="preserve">lib/graduationPlan.ts</w:t>
+      </w:r>
+      <w:r>
+        <w:rPr>
+          <w:rFonts w:ascii="Calibri" w:cs="Calibri" w:eastAsia="Calibri" w:hAnsi="Calibri"/>
+          <w:b w:val="false"/>
+          <w:bCs w:val="false"/>
+          <w:i w:val="false"/>
+          <w:iCs w:val="false"/>
+          <w:color w:val="1A1A1A"/>
+          <w:sz w:val="21"/>
+          <w:szCs w:val="21"/>
+        </w:rPr>
+        <w:t xml:space="preserve"> and </w:t>
+      </w:r>
+      <w:r>
+        <w:rPr>
+          <w:rFonts w:ascii="Consolas" w:cs="Consolas" w:eastAsia="Consolas" w:hAnsi="Consolas"/>
+          <w:b w:val="false"/>
+          <w:bCs w:val="false"/>
+          <w:i w:val="false"/>
+          <w:iCs w:val="false"/>
+          <w:color w:val="8B1E2D"/>
+          <w:sz w:val="19"/>
+          <w:szCs w:val="19"/>
+        </w:rPr>
+        <w:t xml:space="preserve">lib/splitCourses.ts</w:t>
+      </w:r>
+      <w:r>
+        <w:rPr>
+          <w:rFonts w:ascii="Calibri" w:cs="Calibri" w:eastAsia="Calibri" w:hAnsi="Calibri"/>
+          <w:b w:val="false"/>
+          <w:bCs w:val="false"/>
+          <w:i w:val="false"/>
+          <w:iCs w:val="false"/>
+          <w:color w:val="1A1A1A"/>
+          <w:sz w:val="21"/>
+          <w:szCs w:val="21"/>
+        </w:rPr>
+        <w:t xml:space="preserve">, scenarios in </w:t>
+      </w:r>
+      <w:r>
+        <w:rPr>
+          <w:rFonts w:ascii="Consolas" w:cs="Consolas" w:eastAsia="Consolas" w:hAnsi="Consolas"/>
+          <w:b w:val="false"/>
+          <w:bCs w:val="false"/>
+          <w:i w:val="false"/>
+          <w:iCs w:val="false"/>
+          <w:color w:val="8B1E2D"/>
+          <w:sz w:val="19"/>
+          <w:szCs w:val="19"/>
+        </w:rPr>
+        <w:t xml:space="preserve">lib/plannerScenarios.ts</w:t>
+      </w:r>
+      <w:r>
+        <w:rPr>
+          <w:rFonts w:ascii="Calibri" w:cs="Calibri" w:eastAsia="Calibri" w:hAnsi="Calibri"/>
+          <w:b w:val="false"/>
+          <w:bCs w:val="false"/>
+          <w:i w:val="false"/>
+          <w:iCs w:val="false"/>
+          <w:color w:val="1A1A1A"/>
+          <w:sz w:val="21"/>
+          <w:szCs w:val="21"/>
+        </w:rPr>
+        <w:t xml:space="preserve">, and the chart in </w:t>
+      </w:r>
+      <w:r>
+        <w:rPr>
+          <w:rFonts w:ascii="Consolas" w:cs="Consolas" w:eastAsia="Consolas" w:hAnsi="Consolas"/>
+          <w:b w:val="false"/>
+          <w:bCs w:val="false"/>
+          <w:i w:val="false"/>
+          <w:iCs w:val="false"/>
+          <w:color w:val="8B1E2D"/>
+          <w:sz w:val="19"/>
+          <w:szCs w:val="19"/>
+        </w:rPr>
+        <w:t xml:space="preserve">components/planner/CgpaPathChart.tsx</w:t>
+      </w:r>
+      <w:r>
+        <w:rPr>
+          <w:rFonts w:ascii="Calibri" w:cs="Calibri" w:eastAsia="Calibri" w:hAnsi="Calibri"/>
+          <w:b w:val="false"/>
+          <w:bCs w:val="false"/>
+          <w:i w:val="false"/>
+          <w:iCs w:val="false"/>
+          <w:color w:val="1A1A1A"/>
+          <w:sz w:val="21"/>
+          <w:szCs w:val="21"/>
+        </w:rPr>
+        <w:t xml:space="preserve">. The data comes from one call, </w:t>
+      </w:r>
+      <w:r>
+        <w:rPr>
+          <w:rFonts w:ascii="Consolas" w:cs="Consolas" w:eastAsia="Consolas" w:hAnsi="Consolas"/>
+          <w:b w:val="false"/>
+          <w:bCs w:val="false"/>
+          <w:i w:val="false"/>
+          <w:iCs w:val="false"/>
+          <w:color w:val="8B1E2D"/>
+          <w:sz w:val="19"/>
+          <w:szCs w:val="19"/>
+        </w:rPr>
+        <w:t xml:space="preserve">get_my_graduation_plan()</w:t>
+      </w:r>
+      <w:r>
+        <w:rPr>
+          <w:rFonts w:ascii="Calibri" w:cs="Calibri" w:eastAsia="Calibri" w:hAnsi="Calibri"/>
+          <w:b w:val="false"/>
+          <w:bCs w:val="false"/>
+          <w:i w:val="false"/>
+          <w:iCs w:val="false"/>
+          <w:color w:val="1A1A1A"/>
+          <w:sz w:val="21"/>
+          <w:szCs w:val="21"/>
+        </w:rPr>
+        <w:t xml:space="preserve">.</w:t>
       </w:r>
     </w:p>
     <w:p>
@@ -4416,48 +5779,65 @@
           <w:sz w:val="21"/>
           <w:szCs w:val="21"/>
         </w:rPr>
-        <w:t xml:space="preserve">The planner compares what a student has done against what their degree requires, using the 336 rows in curriculum_slots as the requirement and their results as the progress.</w:t>
-      </w:r>
-    </w:p>
-    <w:p>
-      <w:pPr>
-        <w:spacing w:after="150" w:line="276"/>
-      </w:pPr>
-      <w:r>
-        <w:rPr>
-          <w:rFonts w:ascii="Calibri" w:cs="Calibri" w:eastAsia="Calibri" w:hAnsi="Calibri"/>
-          <w:b w:val="false"/>
-          <w:bCs w:val="false"/>
-          <w:i w:val="false"/>
-          <w:iCs w:val="false"/>
-          <w:color w:val="1A1A1A"/>
-          <w:sz w:val="21"/>
-          <w:szCs w:val="21"/>
-        </w:rPr>
-        <w:t xml:space="preserve">It answers three questions:</w:t>
-      </w:r>
+        <w:t xml:space="preserve">The planner answers the question a student actually has — "what do I need from here?" — and does all of its arithmetic from one formula: the CGPA is the credit-weighted average of grade points, over every course that counts. Rebuilt in October 2026, it has two tabs.</w:t>
+      </w:r>
+    </w:p>
+    <w:p>
+      <w:pPr>
+        <w:pStyle w:val="Heading2"/>
+        <w:keepNext/>
+        <w:spacing w:after="120" w:before="300"/>
+      </w:pPr>
+      <w:bookmarkStart w:id="26" w:name="_Toc_26"/>
+      <w:r>
+        <w:rPr>
+          <w:rFonts w:ascii="Calibri" w:cs="Calibri" w:eastAsia="Calibri" w:hAnsi="Calibri"/>
+          <w:b/>
+          <w:bCs/>
+          <w:i w:val="false"/>
+          <w:iCs w:val="false"/>
+          <w:color w:val="1A1A1A"/>
+          <w:sz w:val="26"/>
+          <w:szCs w:val="26"/>
+        </w:rPr>
+        <w:t xml:space="preserve">8.1 Current Standing</w:t>
+      </w:r>
+      <w:bookmarkEnd w:id="26"/>
     </w:p>
     <w:p>
       <w:pPr>
         <w:pStyle w:val="ListParagraph"/>
         <w:numPr>
           <w:ilvl w:val="0"/>
-          <w:numId w:val="2"/>
+          <w:numId w:val="107"/>
         </w:numPr>
-        <w:spacing w:after="70" w:line="276"/>
-      </w:pPr>
-      <w:r>
-        <w:rPr>
-          <w:rFonts w:ascii="Calibri" w:cs="Calibri" w:eastAsia="Calibri" w:hAnsi="Calibri"/>
-          <w:b w:val="false"/>
-          <w:bCs w:val="false"/>
-          <w:i w:val="false"/>
-          <w:iCs w:val="false"/>
-          <w:color w:val="1A1A1A"/>
-          <w:sz w:val="21"/>
-          <w:szCs w:val="21"/>
-        </w:rPr>
-        <w:t xml:space="preserve">How many credits do I still need? The target is 144.</w:t>
+        <w:spacing w:after="80" w:line="276"/>
+      </w:pPr>
+      <w:r>
+        <w:rPr>
+          <w:rFonts w:ascii="Calibri" w:cs="Calibri" w:eastAsia="Calibri" w:hAnsi="Calibri"/>
+          <w:b/>
+          <w:bCs/>
+          <w:i w:val="false"/>
+          <w:iCs w:val="false"/>
+          <w:color w:val="1A1A1A"/>
+          <w:sz w:val="21"/>
+          <w:szCs w:val="21"/>
+        </w:rPr>
+        <w:t xml:space="preserve">The CGPA first.</w:t>
+      </w:r>
+      <w:r>
+        <w:rPr>
+          <w:rFonts w:ascii="Calibri" w:cs="Calibri" w:eastAsia="Calibri" w:hAnsi="Calibri"/>
+          <w:b w:val="false"/>
+          <w:bCs w:val="false"/>
+          <w:i w:val="false"/>
+          <w:iCs w:val="false"/>
+          <w:color w:val="1A1A1A"/>
+          <w:sz w:val="21"/>
+          <w:szCs w:val="21"/>
+        </w:rPr>
+        <w:t xml:space="preserve"> The current CGPA, large, with its class, the GPA credits on the record against the degree's final total, how many are still to go, and the best possible CGPA (an A+ in everything left).</w:t>
       </w:r>
     </w:p>
     <w:p>
@@ -4465,22 +5845,35 @@
         <w:pStyle w:val="ListParagraph"/>
         <w:numPr>
           <w:ilvl w:val="0"/>
-          <w:numId w:val="2"/>
+          <w:numId w:val="107"/>
         </w:numPr>
-        <w:spacing w:after="70" w:line="276"/>
-      </w:pPr>
-      <w:r>
-        <w:rPr>
-          <w:rFonts w:ascii="Calibri" w:cs="Calibri" w:eastAsia="Calibri" w:hAnsi="Calibri"/>
-          <w:b w:val="false"/>
-          <w:bCs w:val="false"/>
-          <w:i w:val="false"/>
-          <w:iCs w:val="false"/>
-          <w:color w:val="1A1A1A"/>
-          <w:sz w:val="21"/>
-          <w:szCs w:val="21"/>
-        </w:rPr>
-        <w:t xml:space="preserve">Which modules am I still missing, and in which baskets?</w:t>
+        <w:spacing w:after="80" w:line="276"/>
+      </w:pPr>
+      <w:r>
+        <w:rPr>
+          <w:rFonts w:ascii="Calibri" w:cs="Calibri" w:eastAsia="Calibri" w:hAnsi="Calibri"/>
+          <w:b/>
+          <w:bCs/>
+          <w:i w:val="false"/>
+          <w:iCs w:val="false"/>
+          <w:color w:val="1A1A1A"/>
+          <w:sz w:val="21"/>
+          <w:szCs w:val="21"/>
+        </w:rPr>
+        <w:t xml:space="preserve">What you need each semester.</w:t>
+      </w:r>
+      <w:r>
+        <w:rPr>
+          <w:rFonts w:ascii="Calibri" w:cs="Calibri" w:eastAsia="Calibri" w:hAnsi="Calibri"/>
+          <w:b w:val="false"/>
+          <w:bCs w:val="false"/>
+          <w:i w:val="false"/>
+          <w:iCs w:val="false"/>
+          <w:color w:val="1A1A1A"/>
+          <w:sz w:val="21"/>
+          <w:szCs w:val="21"/>
+        </w:rPr>
+        <w:t xml:space="preserve"> Four chips — First, Second Upper, Second Lower, Pass — each showing the SGPA it needs from here, or "Secured", or "Out of reach". Picking one lists every remaining semester with the SGPA it needs, its GPA credits and its share of what is left, so a heavier semester's weight is visible; a typical mix of grades that would make that SGPA; and the Dean's List marker where the SGPA reaches 3.80. "How is this worked out?" shows the sum.</w:t>
       </w:r>
     </w:p>
     <w:p>
@@ -4488,365 +5881,45 @@
         <w:pStyle w:val="ListParagraph"/>
         <w:numPr>
           <w:ilvl w:val="0"/>
-          <w:numId w:val="2"/>
+          <w:numId w:val="107"/>
         </w:numPr>
-        <w:spacing w:after="70" w:line="276"/>
-      </w:pPr>
-      <w:r>
-        <w:rPr>
-          <w:rFonts w:ascii="Calibri" w:cs="Calibri" w:eastAsia="Calibri" w:hAnsi="Calibri"/>
-          <w:b w:val="false"/>
-          <w:bCs w:val="false"/>
-          <w:i w:val="false"/>
-          <w:iCs w:val="false"/>
-          <w:color w:val="1A1A1A"/>
-          <w:sz w:val="21"/>
-          <w:szCs w:val="21"/>
-        </w:rPr>
-        <w:t xml:space="preserve">What average do I need from here to reach a particular class of honours?</w:t>
-      </w:r>
-    </w:p>
-    <w:p>
-      <w:pPr>
-        <w:spacing w:after="150" w:line="276"/>
-      </w:pPr>
-      <w:r>
-        <w:rPr>
-          <w:rFonts w:ascii="Calibri" w:cs="Calibri" w:eastAsia="Calibri" w:hAnsi="Calibri"/>
-          <w:b w:val="false"/>
-          <w:bCs w:val="false"/>
-          <w:i w:val="false"/>
-          <w:iCs w:val="false"/>
-          <w:color w:val="1A1A1A"/>
-          <w:sz w:val="21"/>
-          <w:szCs w:val="21"/>
-        </w:rPr>
-        <w:t xml:space="preserve">The third question is answered by </w:t>
-      </w:r>
-      <w:r>
-        <w:rPr>
-          <w:rFonts w:ascii="Consolas" w:cs="Consolas" w:eastAsia="Consolas" w:hAnsi="Consolas"/>
-          <w:b w:val="false"/>
-          <w:bCs w:val="false"/>
-          <w:i w:val="false"/>
-          <w:iCs w:val="false"/>
-          <w:color w:val="8B1E2D"/>
-          <w:sz w:val="19"/>
-          <w:szCs w:val="19"/>
-        </w:rPr>
-        <w:t xml:space="preserve">calculate_gpa_target()</w:t>
-      </w:r>
-      <w:r>
-        <w:rPr>
-          <w:rFonts w:ascii="Calibri" w:cs="Calibri" w:eastAsia="Calibri" w:hAnsi="Calibri"/>
-          <w:b w:val="false"/>
-          <w:bCs w:val="false"/>
-          <w:i w:val="false"/>
-          <w:iCs w:val="false"/>
-          <w:color w:val="1A1A1A"/>
-          <w:sz w:val="21"/>
-          <w:szCs w:val="21"/>
-        </w:rPr>
-        <w:t xml:space="preserve">, which works backwards from a target CGPA to the average grade point value still required.</w:t>
-      </w:r>
-    </w:p>
-    <w:tbl>
-      <w:tblPr>
-        <w:tblW w:type="dxa" w:w="9026"/>
-        <w:tblBorders>
-          <w:top w:val="single" w:color="C9C9C9" w:sz="4"/>
-          <w:left w:val="single" w:color="C9C9C9" w:sz="4"/>
-          <w:bottom w:val="single" w:color="C9C9C9" w:sz="4"/>
-          <w:right w:val="single" w:color="C9C9C9" w:sz="4"/>
-          <w:insideH w:val="single" w:color="C9C9C9" w:sz="4"/>
-          <w:insideV w:val="single" w:color="C9C9C9" w:sz="4"/>
-        </w:tblBorders>
-      </w:tblPr>
-      <w:tblGrid>
-        <w:gridCol w:w="4200"/>
-        <w:gridCol w:w="4826"/>
-      </w:tblGrid>
-      <w:tr>
-        <w:trPr>
-          <w:tblHeader/>
-        </w:trPr>
-        <w:tc>
-          <w:tcPr>
-            <w:tcW w:type="dxa" w:w="4200"/>
-            <w:shd w:fill="8B1E2D" w:color="auto" w:val="clear"/>
-            <w:tcMar>
-              <w:top w:type="dxa" w:w="90"/>
-              <w:left w:type="dxa" w:w="120"/>
-              <w:bottom w:type="dxa" w:w="90"/>
-              <w:right w:type="dxa" w:w="120"/>
-            </w:tcMar>
-          </w:tcPr>
-          <w:p>
-            <w:pPr>
-              <w:spacing w:after="0" w:line="250"/>
-            </w:pPr>
-            <w:r>
-              <w:rPr>
-                <w:rFonts w:ascii="Calibri" w:cs="Calibri" w:eastAsia="Calibri" w:hAnsi="Calibri"/>
-                <w:b/>
-                <w:bCs/>
-                <w:color w:val="FFFFFF"/>
-                <w:sz w:val="19"/>
-                <w:szCs w:val="19"/>
-              </w:rPr>
-              <w:t xml:space="preserve">Class</w:t>
-            </w:r>
-          </w:p>
-        </w:tc>
-        <w:tc>
-          <w:tcPr>
-            <w:tcW w:type="dxa" w:w="4826"/>
-            <w:shd w:fill="8B1E2D" w:color="auto" w:val="clear"/>
-            <w:tcMar>
-              <w:top w:type="dxa" w:w="90"/>
-              <w:left w:type="dxa" w:w="120"/>
-              <w:bottom w:type="dxa" w:w="90"/>
-              <w:right w:type="dxa" w:w="120"/>
-            </w:tcMar>
-          </w:tcPr>
-          <w:p>
-            <w:pPr>
-              <w:spacing w:after="0" w:line="250"/>
-            </w:pPr>
-            <w:r>
-              <w:rPr>
-                <w:rFonts w:ascii="Calibri" w:cs="Calibri" w:eastAsia="Calibri" w:hAnsi="Calibri"/>
-                <w:b/>
-                <w:bCs/>
-                <w:color w:val="FFFFFF"/>
-                <w:sz w:val="19"/>
-                <w:szCs w:val="19"/>
-              </w:rPr>
-              <w:t xml:space="preserve">CGPA needed</w:t>
-            </w:r>
-          </w:p>
-        </w:tc>
-      </w:tr>
-      <w:tr>
-        <w:tc>
-          <w:tcPr>
-            <w:tcW w:type="dxa" w:w="4200"/>
-            <w:shd w:fill="FFFFFF" w:color="auto" w:val="clear"/>
-            <w:tcMar>
-              <w:top w:type="dxa" w:w="90"/>
-              <w:left w:type="dxa" w:w="120"/>
-              <w:bottom w:type="dxa" w:w="90"/>
-              <w:right w:type="dxa" w:w="120"/>
-            </w:tcMar>
-          </w:tcPr>
-          <w:p>
-            <w:pPr>
-              <w:spacing w:after="0" w:line="250"/>
-            </w:pPr>
-            <w:r>
-              <w:rPr>
-                <w:rFonts w:ascii="Calibri" w:cs="Calibri" w:eastAsia="Calibri" w:hAnsi="Calibri"/>
-                <w:b w:val="false"/>
-                <w:bCs w:val="false"/>
-                <w:color w:val="1A1A1A"/>
-                <w:sz w:val="19"/>
-                <w:szCs w:val="19"/>
-              </w:rPr>
-              <w:t xml:space="preserve">First Class Honours</w:t>
-            </w:r>
-          </w:p>
-        </w:tc>
-        <w:tc>
-          <w:tcPr>
-            <w:tcW w:type="dxa" w:w="4826"/>
-            <w:shd w:fill="FFFFFF" w:color="auto" w:val="clear"/>
-            <w:tcMar>
-              <w:top w:type="dxa" w:w="90"/>
-              <w:left w:type="dxa" w:w="120"/>
-              <w:bottom w:type="dxa" w:w="90"/>
-              <w:right w:type="dxa" w:w="120"/>
-            </w:tcMar>
-          </w:tcPr>
-          <w:p>
-            <w:pPr>
-              <w:spacing w:after="0" w:line="250"/>
-            </w:pPr>
-            <w:r>
-              <w:rPr>
-                <w:rFonts w:ascii="Calibri" w:cs="Calibri" w:eastAsia="Calibri" w:hAnsi="Calibri"/>
-                <w:b w:val="false"/>
-                <w:bCs w:val="false"/>
-                <w:color w:val="1A1A1A"/>
-                <w:sz w:val="19"/>
-                <w:szCs w:val="19"/>
-              </w:rPr>
-              <w:t xml:space="preserve">3.70</w:t>
-            </w:r>
-          </w:p>
-        </w:tc>
-      </w:tr>
-      <w:tr>
-        <w:tc>
-          <w:tcPr>
-            <w:tcW w:type="dxa" w:w="4200"/>
-            <w:shd w:fill="FFFFFF" w:color="auto" w:val="clear"/>
-            <w:tcMar>
-              <w:top w:type="dxa" w:w="90"/>
-              <w:left w:type="dxa" w:w="120"/>
-              <w:bottom w:type="dxa" w:w="90"/>
-              <w:right w:type="dxa" w:w="120"/>
-            </w:tcMar>
-          </w:tcPr>
-          <w:p>
-            <w:pPr>
-              <w:spacing w:after="0" w:line="250"/>
-            </w:pPr>
-            <w:r>
-              <w:rPr>
-                <w:rFonts w:ascii="Calibri" w:cs="Calibri" w:eastAsia="Calibri" w:hAnsi="Calibri"/>
-                <w:b w:val="false"/>
-                <w:bCs w:val="false"/>
-                <w:color w:val="1A1A1A"/>
-                <w:sz w:val="19"/>
-                <w:szCs w:val="19"/>
-              </w:rPr>
-              <w:t xml:space="preserve">Second Class Upper</w:t>
-            </w:r>
-          </w:p>
-        </w:tc>
-        <w:tc>
-          <w:tcPr>
-            <w:tcW w:type="dxa" w:w="4826"/>
-            <w:shd w:fill="FFFFFF" w:color="auto" w:val="clear"/>
-            <w:tcMar>
-              <w:top w:type="dxa" w:w="90"/>
-              <w:left w:type="dxa" w:w="120"/>
-              <w:bottom w:type="dxa" w:w="90"/>
-              <w:right w:type="dxa" w:w="120"/>
-            </w:tcMar>
-          </w:tcPr>
-          <w:p>
-            <w:pPr>
-              <w:spacing w:after="0" w:line="250"/>
-            </w:pPr>
-            <w:r>
-              <w:rPr>
-                <w:rFonts w:ascii="Calibri" w:cs="Calibri" w:eastAsia="Calibri" w:hAnsi="Calibri"/>
-                <w:b w:val="false"/>
-                <w:bCs w:val="false"/>
-                <w:color w:val="1A1A1A"/>
-                <w:sz w:val="19"/>
-                <w:szCs w:val="19"/>
-              </w:rPr>
-              <w:t xml:space="preserve">as set in honours_classifications</w:t>
-            </w:r>
-          </w:p>
-        </w:tc>
-      </w:tr>
-      <w:tr>
-        <w:tc>
-          <w:tcPr>
-            <w:tcW w:type="dxa" w:w="4200"/>
-            <w:shd w:fill="FFFFFF" w:color="auto" w:val="clear"/>
-            <w:tcMar>
-              <w:top w:type="dxa" w:w="90"/>
-              <w:left w:type="dxa" w:w="120"/>
-              <w:bottom w:type="dxa" w:w="90"/>
-              <w:right w:type="dxa" w:w="120"/>
-            </w:tcMar>
-          </w:tcPr>
-          <w:p>
-            <w:pPr>
-              <w:spacing w:after="0" w:line="250"/>
-            </w:pPr>
-            <w:r>
-              <w:rPr>
-                <w:rFonts w:ascii="Calibri" w:cs="Calibri" w:eastAsia="Calibri" w:hAnsi="Calibri"/>
-                <w:b w:val="false"/>
-                <w:bCs w:val="false"/>
-                <w:color w:val="1A1A1A"/>
-                <w:sz w:val="19"/>
-                <w:szCs w:val="19"/>
-              </w:rPr>
-              <w:t xml:space="preserve">Second Class Lower</w:t>
-            </w:r>
-          </w:p>
-        </w:tc>
-        <w:tc>
-          <w:tcPr>
-            <w:tcW w:type="dxa" w:w="4826"/>
-            <w:shd w:fill="FFFFFF" w:color="auto" w:val="clear"/>
-            <w:tcMar>
-              <w:top w:type="dxa" w:w="90"/>
-              <w:left w:type="dxa" w:w="120"/>
-              <w:bottom w:type="dxa" w:w="90"/>
-              <w:right w:type="dxa" w:w="120"/>
-            </w:tcMar>
-          </w:tcPr>
-          <w:p>
-            <w:pPr>
-              <w:spacing w:after="0" w:line="250"/>
-            </w:pPr>
-            <w:r>
-              <w:rPr>
-                <w:rFonts w:ascii="Calibri" w:cs="Calibri" w:eastAsia="Calibri" w:hAnsi="Calibri"/>
-                <w:b w:val="false"/>
-                <w:bCs w:val="false"/>
-                <w:color w:val="1A1A1A"/>
-                <w:sz w:val="19"/>
-                <w:szCs w:val="19"/>
-              </w:rPr>
-              <w:t xml:space="preserve">as set in honours_classifications</w:t>
-            </w:r>
-          </w:p>
-        </w:tc>
-      </w:tr>
-    </w:tbl>
-    <w:p>
-      <w:pPr>
-        <w:pBdr>
-          <w:left w:val="single" w:color="8B1E2D" w:sz="18" w:space="10"/>
-        </w:pBdr>
-        <w:spacing w:after="170" w:before="60" w:line="276"/>
-        <w:ind w:left="220"/>
-      </w:pPr>
-      <w:r>
-        <w:rPr>
-          <w:rFonts w:ascii="Calibri" w:cs="Calibri" w:eastAsia="Calibri" w:hAnsi="Calibri"/>
-          <w:i/>
-          <w:iCs/>
-          <w:color w:val="5A5A5A"/>
-          <w:sz w:val="20"/>
-          <w:szCs w:val="20"/>
-        </w:rPr>
-        <w:t xml:space="preserve">Two Handbook rules are recorded but not enforced: the Dean's List, and the time limits for completing the degree with honours. Both were noted during the September 2026 review and deliberately left for a decision rather than guessed at.</w:t>
-      </w:r>
-    </w:p>
-    <w:p>
-      <w:r>
-        <w:br w:type="page"/>
-      </w:r>
-    </w:p>
-    <w:p>
-      <w:pPr>
-        <w:pStyle w:val="Heading1"/>
-        <w:spacing w:after="170" w:before="380"/>
+        <w:spacing w:after="80" w:line="276"/>
       </w:pPr>
       <w:r>
         <w:rPr>
           <w:rFonts w:ascii="Calibri" w:cs="Calibri" w:eastAsia="Calibri" w:hAnsi="Calibri"/>
           <w:b/>
           <w:bCs/>
-          <w:color w:val="8B1E2D"/>
-          <w:sz w:val="32"/>
-          <w:szCs w:val="32"/>
-        </w:rPr>
-        <w:t xml:space="preserve">9. The AI Assistant</w:t>
-      </w:r>
-    </w:p>
-    <w:p>
-      <w:pPr>
-        <w:spacing w:after="150" w:line="276"/>
+          <w:i w:val="false"/>
+          <w:iCs w:val="false"/>
+          <w:color w:val="1A1A1A"/>
+          <w:sz w:val="21"/>
+          <w:szCs w:val="21"/>
+        </w:rPr>
+        <w:t xml:space="preserve">Graduation requirements.</w:t>
+      </w:r>
+      <w:r>
+        <w:rPr>
+          <w:rFonts w:ascii="Calibri" w:cs="Calibri" w:eastAsia="Calibri" w:hAnsi="Calibri"/>
+          <w:b w:val="false"/>
+          <w:bCs w:val="false"/>
+          <w:i w:val="false"/>
+          <w:iCs w:val="false"/>
+          <w:color w:val="1A1A1A"/>
+          <w:sz w:val="21"/>
+          <w:szCs w:val="21"/>
+        </w:rPr>
+        <w:t xml:space="preserve"> Credits passed towards 144, modules still to clear (an F, R or L not being sat now), Industrial Training, the chosen minor's progress, and — only for a student whose best possible CGPA reaches it — the gold medal.</w:t>
+      </w:r>
+    </w:p>
+    <w:p>
+      <w:pPr>
+        <w:pStyle w:val="ListParagraph"/>
+        <w:numPr>
+          <w:ilvl w:val="0"/>
+          <w:numId w:val="107"/>
+        </w:numPr>
+        <w:spacing w:after="80" w:line="276"/>
       </w:pPr>
       <w:r>
         <w:rPr>
@@ -4859,26 +5932,29 @@
           <w:sz w:val="21"/>
           <w:szCs w:val="21"/>
         </w:rPr>
-        <w:t xml:space="preserve">Who: </w:t>
-      </w:r>
-      <w:r>
-        <w:rPr>
-          <w:rFonts w:ascii="Calibri" w:cs="Calibri" w:eastAsia="Calibri" w:hAnsi="Calibri"/>
-          <w:b w:val="false"/>
-          <w:bCs w:val="false"/>
-          <w:i w:val="false"/>
-          <w:iCs w:val="false"/>
-          <w:color w:val="1A1A1A"/>
-          <w:sz w:val="21"/>
-          <w:szCs w:val="21"/>
-        </w:rPr>
-        <w:t xml:space="preserve">students.</w:t>
-      </w:r>
-    </w:p>
-    <w:p>
-      <w:pPr>
-        <w:spacing w:after="150" w:line="276"/>
-      </w:pPr>
+        <w:t xml:space="preserve">Your CGPA path.</w:t>
+      </w:r>
+      <w:r>
+        <w:rPr>
+          <w:rFonts w:ascii="Calibri" w:cs="Calibri" w:eastAsia="Calibri" w:hAnsi="Calibri"/>
+          <w:b w:val="false"/>
+          <w:bCs w:val="false"/>
+          <w:i w:val="false"/>
+          <w:iCs w:val="false"/>
+          <w:color w:val="1A1A1A"/>
+          <w:sz w:val="21"/>
+          <w:szCs w:val="21"/>
+        </w:rPr>
+        <w:t xml:space="preserve"> A chart of the record so far and the dashed line the chosen class needs, folded away until opened.</w:t>
+      </w:r>
+    </w:p>
+    <w:p>
+      <w:pPr>
+        <w:pStyle w:val="Heading2"/>
+        <w:keepNext/>
+        <w:spacing w:after="120" w:before="300"/>
+      </w:pPr>
+      <w:bookmarkStart w:id="27" w:name="_Toc_27"/>
       <w:r>
         <w:rPr>
           <w:rFonts w:ascii="Calibri" w:cs="Calibri" w:eastAsia="Calibri" w:hAnsi="Calibri"/>
@@ -4887,94 +5963,191 @@
           <w:i w:val="false"/>
           <w:iCs w:val="false"/>
           <w:color w:val="1A1A1A"/>
-          <w:sz w:val="21"/>
-          <w:szCs w:val="21"/>
-        </w:rPr>
-        <w:t xml:space="preserve">Where: </w:t>
-      </w:r>
-      <w:r>
-        <w:rPr>
-          <w:rFonts w:ascii="Calibri" w:cs="Calibri" w:eastAsia="Calibri" w:hAnsi="Calibri"/>
-          <w:b w:val="false"/>
-          <w:bCs w:val="false"/>
-          <w:i w:val="false"/>
-          <w:iCs w:val="false"/>
-          <w:color w:val="1A1A1A"/>
-          <w:sz w:val="21"/>
-          <w:szCs w:val="21"/>
-        </w:rPr>
-        <w:t xml:space="preserve">AIAssistant.tsx and chatbotEngine.ts in the browser, and the ai-assistant Edge Function, which is where the real work happens.</w:t>
-      </w:r>
-    </w:p>
-    <w:p>
-      <w:pPr>
-        <w:spacing w:after="150" w:line="276"/>
-      </w:pPr>
-      <w:r>
-        <w:rPr>
-          <w:rFonts w:ascii="Calibri" w:cs="Calibri" w:eastAsia="Calibri" w:hAnsi="Calibri"/>
-          <w:b w:val="false"/>
-          <w:bCs w:val="false"/>
-          <w:i w:val="false"/>
-          <w:iCs w:val="false"/>
-          <w:color w:val="1A1A1A"/>
-          <w:sz w:val="21"/>
-          <w:szCs w:val="21"/>
-        </w:rPr>
-        <w:t xml:space="preserve">This is the feature that was rebuilt in September 2026. It is worth understanding what it was first, because the change is the point.</w:t>
-      </w:r>
-    </w:p>
-    <w:p>
-      <w:pPr>
-        <w:pStyle w:val="Heading2"/>
-        <w:spacing w:after="120" w:before="300"/>
+          <w:sz w:val="26"/>
+          <w:szCs w:val="26"/>
+        </w:rPr>
+        <w:t xml:space="preserve">8.2 What-If Simulator</w:t>
+      </w:r>
+      <w:bookmarkEnd w:id="27"/>
+    </w:p>
+    <w:p>
+      <w:pPr>
+        <w:pStyle w:val="ListParagraph"/>
+        <w:numPr>
+          <w:ilvl w:val="0"/>
+          <w:numId w:val="108"/>
+        </w:numPr>
+        <w:spacing w:after="80" w:line="276"/>
       </w:pPr>
       <w:r>
         <w:rPr>
           <w:rFonts w:ascii="Calibri" w:cs="Calibri" w:eastAsia="Calibri" w:hAnsi="Calibri"/>
           <w:b/>
           <w:bCs/>
-          <w:color w:val="1A1A1A"/>
-          <w:sz w:val="26"/>
-          <w:szCs w:val="26"/>
-        </w:rPr>
-        <w:t xml:space="preserve">9.1 What it used to be, and why it felt canned</w:t>
-      </w:r>
-    </w:p>
-    <w:p>
-      <w:pPr>
-        <w:spacing w:after="150" w:line="276"/>
-      </w:pPr>
-      <w:r>
-        <w:rPr>
-          <w:rFonts w:ascii="Calibri" w:cs="Calibri" w:eastAsia="Calibri" w:hAnsi="Calibri"/>
-          <w:b w:val="false"/>
-          <w:bCs w:val="false"/>
-          <w:i w:val="false"/>
-          <w:iCs w:val="false"/>
-          <w:color w:val="1A1A1A"/>
-          <w:sz w:val="21"/>
-          <w:szCs w:val="21"/>
-        </w:rPr>
-        <w:t xml:space="preserve">The old design tried three things in order, cheapest first. A cascade of regular expressions, then a classifier that sorted the message into one of six known question types, and only if both failed did the question reach a language model.</w:t>
-      </w:r>
-    </w:p>
-    <w:p>
-      <w:pPr>
-        <w:spacing w:after="150" w:line="276"/>
-      </w:pPr>
-      <w:r>
-        <w:rPr>
-          <w:rFonts w:ascii="Calibri" w:cs="Calibri" w:eastAsia="Calibri" w:hAnsi="Calibri"/>
-          <w:b w:val="false"/>
-          <w:bCs w:val="false"/>
-          <w:i w:val="false"/>
-          <w:iCs w:val="false"/>
-          <w:color w:val="1A1A1A"/>
-          <w:sz w:val="21"/>
-          <w:szCs w:val="21"/>
-        </w:rPr>
-        <w:t xml:space="preserve">The trouble was that anything the classifier recognised was answered from a hand-written sentence with the real numbers dropped into it. A template cannot rephrase, cannot take a follow-up, and cannot combine two facts. And because the earlier steps recognised most questions, the model was almost never reached at all — 25 calls in total, ever.</w:t>
+          <w:i w:val="false"/>
+          <w:iCs w:val="false"/>
+          <w:color w:val="1A1A1A"/>
+          <w:sz w:val="21"/>
+          <w:szCs w:val="21"/>
+        </w:rPr>
+        <w:t xml:space="preserve">A scenario.</w:t>
+      </w:r>
+      <w:r>
+        <w:rPr>
+          <w:rFonts w:ascii="Calibri" w:cs="Calibri" w:eastAsia="Calibri" w:hAnsi="Calibri"/>
+          <w:b w:val="false"/>
+          <w:bCs w:val="false"/>
+          <w:i w:val="false"/>
+          <w:iCs w:val="false"/>
+          <w:color w:val="1A1A1A"/>
+          <w:sz w:val="21"/>
+          <w:szCs w:val="21"/>
+        </w:rPr>
+        <w:t xml:space="preserve"> A student can keep up to ten named scenarios, synced to their account, and share one with their mentor.</w:t>
+      </w:r>
+    </w:p>
+    <w:p>
+      <w:pPr>
+        <w:pStyle w:val="ListParagraph"/>
+        <w:numPr>
+          <w:ilvl w:val="0"/>
+          <w:numId w:val="108"/>
+        </w:numPr>
+        <w:spacing w:after="80" w:line="276"/>
+      </w:pPr>
+      <w:r>
+        <w:rPr>
+          <w:rFonts w:ascii="Calibri" w:cs="Calibri" w:eastAsia="Calibri" w:hAnsi="Calibri"/>
+          <w:b/>
+          <w:bCs/>
+          <w:i w:val="false"/>
+          <w:iCs w:val="false"/>
+          <w:color w:val="1A1A1A"/>
+          <w:sz w:val="21"/>
+          <w:szCs w:val="21"/>
+        </w:rPr>
+        <w:t xml:space="preserve">The projected CGPA</w:t>
+      </w:r>
+      <w:r>
+        <w:rPr>
+          <w:rFonts w:ascii="Calibri" w:cs="Calibri" w:eastAsia="Calibri" w:hAnsi="Calibri"/>
+          <w:b w:val="false"/>
+          <w:bCs w:val="false"/>
+          <w:i w:val="false"/>
+          <w:iCs w:val="false"/>
+          <w:color w:val="1A1A1A"/>
+          <w:sz w:val="21"/>
+          <w:szCs w:val="21"/>
+        </w:rPr>
+        <w:t xml:space="preserve"> stays pinned at the top while grades are picked below it, with the change from now and a Reset.</w:t>
+      </w:r>
+    </w:p>
+    <w:p>
+      <w:pPr>
+        <w:pStyle w:val="ListParagraph"/>
+        <w:numPr>
+          <w:ilvl w:val="0"/>
+          <w:numId w:val="108"/>
+        </w:numPr>
+        <w:spacing w:after="80" w:line="276"/>
+      </w:pPr>
+      <w:r>
+        <w:rPr>
+          <w:rFonts w:ascii="Calibri" w:cs="Calibri" w:eastAsia="Calibri" w:hAnsi="Calibri"/>
+          <w:b/>
+          <w:bCs/>
+          <w:i w:val="false"/>
+          <w:iCs w:val="false"/>
+          <w:color w:val="1A1A1A"/>
+          <w:sz w:val="21"/>
+          <w:szCs w:val="21"/>
+        </w:rPr>
+        <w:t xml:space="preserve">Expected grades</w:t>
+      </w:r>
+      <w:r>
+        <w:rPr>
+          <w:rFonts w:ascii="Calibri" w:cs="Calibri" w:eastAsia="Calibri" w:hAnsi="Calibri"/>
+          <w:b w:val="false"/>
+          <w:bCs w:val="false"/>
+          <w:i w:val="false"/>
+          <w:iCs w:val="false"/>
+          <w:color w:val="1A1A1A"/>
+          <w:sz w:val="21"/>
+          <w:szCs w:val="21"/>
+        </w:rPr>
+        <w:t xml:space="preserve"> for each course being sat now, each showing how far one grade moves the CGPA (a 5-credit project moves it five times as far as a 1-credit course).</w:t>
+      </w:r>
+    </w:p>
+    <w:p>
+      <w:pPr>
+        <w:pStyle w:val="ListParagraph"/>
+        <w:numPr>
+          <w:ilvl w:val="0"/>
+          <w:numId w:val="108"/>
+        </w:numPr>
+        <w:spacing w:after="80" w:line="276"/>
+      </w:pPr>
+      <w:r>
+        <w:rPr>
+          <w:rFonts w:ascii="Calibri" w:cs="Calibri" w:eastAsia="Calibri" w:hAnsi="Calibri"/>
+          <w:b/>
+          <w:bCs/>
+          <w:i w:val="false"/>
+          <w:iCs w:val="false"/>
+          <w:color w:val="1A1A1A"/>
+          <w:sz w:val="21"/>
+          <w:szCs w:val="21"/>
+        </w:rPr>
+        <w:t xml:space="preserve">Planned SGPAs</w:t>
+      </w:r>
+      <w:r>
+        <w:rPr>
+          <w:rFonts w:ascii="Calibri" w:cs="Calibri" w:eastAsia="Calibri" w:hAnsi="Calibri"/>
+          <w:b w:val="false"/>
+          <w:bCs w:val="false"/>
+          <w:i w:val="false"/>
+          <w:iCs w:val="false"/>
+          <w:color w:val="1A1A1A"/>
+          <w:sz w:val="21"/>
+          <w:szCs w:val="21"/>
+        </w:rPr>
+        <w:t xml:space="preserve"> for later semesters: plan one semester higher and the others' targets drop, each weighted by its credits.</w:t>
+      </w:r>
+    </w:p>
+    <w:p>
+      <w:pPr>
+        <w:pStyle w:val="ListParagraph"/>
+        <w:numPr>
+          <w:ilvl w:val="0"/>
+          <w:numId w:val="108"/>
+        </w:numPr>
+        <w:spacing w:after="80" w:line="276"/>
+      </w:pPr>
+      <w:r>
+        <w:rPr>
+          <w:rFonts w:ascii="Calibri" w:cs="Calibri" w:eastAsia="Calibri" w:hAnsi="Calibri"/>
+          <w:b/>
+          <w:bCs/>
+          <w:i w:val="false"/>
+          <w:iCs w:val="false"/>
+          <w:color w:val="1A1A1A"/>
+          <w:sz w:val="21"/>
+          <w:szCs w:val="21"/>
+        </w:rPr>
+        <w:t xml:space="preserve">Past grades tried differently</w:t>
+      </w:r>
+      <w:r>
+        <w:rPr>
+          <w:rFonts w:ascii="Calibri" w:cs="Calibri" w:eastAsia="Calibri" w:hAnsi="Calibri"/>
+          <w:b w:val="false"/>
+          <w:bCs w:val="false"/>
+          <w:i w:val="false"/>
+          <w:iCs w:val="false"/>
+          <w:color w:val="1A1A1A"/>
+          <w:sz w:val="21"/>
+          <w:szCs w:val="21"/>
+        </w:rPr>
+        <w:t xml:space="preserve"> — folded away unless one has actually been changed — and a comparison when there are several scenarios.</w:t>
       </w:r>
     </w:p>
     <w:tbl>
@@ -4996,7 +6169,7 @@
         <w:tc>
           <w:tcPr>
             <w:tcW w:type="dxa" w:w="9026"/>
-            <w:shd w:fill="FBF0E6" w:color="auto" w:val="clear"/>
+            <w:shd w:fill="F3F1EC" w:color="auto" w:val="clear"/>
             <w:tcMar>
               <w:top w:type="dxa" w:w="130"/>
               <w:left w:type="dxa" w:w="170"/>
@@ -5013,11 +6186,13 @@
                 <w:rFonts w:ascii="Calibri" w:cs="Calibri" w:eastAsia="Calibri" w:hAnsi="Calibri"/>
                 <w:b/>
                 <w:bCs/>
+                <w:i w:val="false"/>
+                <w:iCs w:val="false"/>
                 <w:color w:val="8B1E2D"/>
                 <w:sz w:val="17"/>
                 <w:szCs w:val="17"/>
               </w:rPr>
-              <w:t xml:space="preserve">THE BUG UNDERNEATH</w:t>
+              <w:t xml:space="preserve">WHY NOTHING HERE CAN CHANGE A RESULT</w:t>
             </w:r>
           </w:p>
           <w:p>
@@ -5027,11 +6202,15 @@
             <w:r>
               <w:rPr>
                 <w:rFonts w:ascii="Calibri" w:cs="Calibri" w:eastAsia="Calibri" w:hAnsi="Calibri"/>
+                <w:b w:val="false"/>
+                <w:bCs w:val="false"/>
+                <w:i w:val="false"/>
+                <w:iCs w:val="false"/>
                 <w:color w:val="1A1A1A"/>
                 <w:sz w:val="20"/>
                 <w:szCs w:val="20"/>
               </w:rPr>
-              <w:t xml:space="preserve">The model was also calling a version of Gemini that no longer exists, so every one of those 25 calls returned 404. The function reported that as a bare "Internal error", the browser fell back to a fixed reply, and a completely dead feature looked merely unhelpful for weeks. Failures now say what failed.</w:t>
+              <w:t xml:space="preserve">Everything on the What-If tab is a projection. The scenario tables hold guesses, never grades, and the planner's arithmetic runs in the browser on copies of the record. A repeated course's guess replaces the attempt on the record, exactly as the record itself does, so a projection never counts a course twice.</w:t>
             </w:r>
           </w:p>
         </w:tc>
@@ -5039,20 +6218,30 @@
     </w:tbl>
     <w:p>
       <w:pPr>
+        <w:spacing w:after="0" w:line="120" w:lineRule="exact"/>
+      </w:pPr>
+    </w:p>
+    <w:p>
+      <w:pPr>
         <w:pStyle w:val="Heading2"/>
+        <w:keepNext/>
         <w:spacing w:after="120" w:before="300"/>
       </w:pPr>
+      <w:bookmarkStart w:id="28" w:name="_Toc_28"/>
       <w:r>
         <w:rPr>
           <w:rFonts w:ascii="Calibri" w:cs="Calibri" w:eastAsia="Calibri" w:hAnsi="Calibri"/>
           <w:b/>
           <w:bCs/>
+          <w:i w:val="false"/>
+          <w:iCs w:val="false"/>
           <w:color w:val="1A1A1A"/>
           <w:sz w:val="26"/>
           <w:szCs w:val="26"/>
         </w:rPr>
-        <w:t xml:space="preserve">9.2 What it is now</w:t>
-      </w:r>
+        <w:t xml:space="preserve">8.3 After results come in</w:t>
+      </w:r>
+      <w:bookmarkEnd w:id="28"/>
     </w:p>
     <w:p>
       <w:pPr>
@@ -5069,7 +6258,184 @@
           <w:sz w:val="21"/>
           <w:szCs w:val="21"/>
         </w:rPr>
-        <w:t xml:space="preserve">The order is inverted. Every message goes to the model, and the model decides for itself which of the database functions to call. The 652 lines of intent handling in the browser became 50.</w:t>
+        <w:t xml:space="preserve">When the last GPA course of a student's semester is published, </w:t>
+      </w:r>
+      <w:r>
+        <w:rPr>
+          <w:rFonts w:ascii="Consolas" w:cs="Consolas" w:eastAsia="Consolas" w:hAnsi="Consolas"/>
+          <w:b w:val="false"/>
+          <w:bCs w:val="false"/>
+          <w:i w:val="false"/>
+          <w:iCs w:val="false"/>
+          <w:color w:val="8B1E2D"/>
+          <w:sz w:val="19"/>
+          <w:szCs w:val="19"/>
+        </w:rPr>
+        <w:t xml:space="preserve">nudge_semester_complete</w:t>
+      </w:r>
+      <w:r>
+        <w:rPr>
+          <w:rFonts w:ascii="Calibri" w:cs="Calibri" w:eastAsia="Calibri" w:hAnsi="Calibri"/>
+          <w:b w:val="false"/>
+          <w:bCs w:val="false"/>
+          <w:i w:val="false"/>
+          <w:iCs w:val="false"/>
+          <w:color w:val="1A1A1A"/>
+          <w:sz w:val="21"/>
+          <w:szCs w:val="21"/>
+        </w:rPr>
+        <w:t xml:space="preserve"> writes them a notification: their new SGPA, and the SGPA they now need for the class they are aiming at (or that it is secured, or out of reach). It links to the planner.</w:t>
+      </w:r>
+    </w:p>
+    <w:p>
+      <w:pPr>
+        <w:pBdr>
+          <w:left w:val="single" w:color="8B1E2D" w:sz="18" w:space="10"/>
+        </w:pBdr>
+        <w:spacing w:after="170" w:before="60" w:line="276"/>
+        <w:ind w:left="220"/>
+      </w:pPr>
+      <w:r>
+        <w:rPr>
+          <w:rFonts w:ascii="Calibri" w:cs="Calibri" w:eastAsia="Calibri" w:hAnsi="Calibri"/>
+          <w:b w:val="false"/>
+          <w:bCs w:val="false"/>
+          <w:i/>
+          <w:iCs/>
+          <w:color w:val="5A5A5A"/>
+          <w:sz w:val="20"/>
+          <w:szCs w:val="20"/>
+        </w:rPr>
+        <w:t xml:space="preserve">The Dean's List and the gold medal are checks and targets, not awards: the system does not record either. The time limits on completing the degree are not enforced. Both were left for a decision rather than guessed at.</w:t>
+      </w:r>
+    </w:p>
+    <w:p>
+      <w:r>
+        <w:br w:type="page"/>
+      </w:r>
+    </w:p>
+    <w:p>
+      <w:pPr>
+        <w:pStyle w:val="Heading1"/>
+        <w:keepNext/>
+        <w:spacing w:after="170" w:before="380"/>
+      </w:pPr>
+      <w:bookmarkStart w:id="29" w:name="_Toc_29"/>
+      <w:r>
+        <w:rPr>
+          <w:rFonts w:ascii="Calibri" w:cs="Calibri" w:eastAsia="Calibri" w:hAnsi="Calibri"/>
+          <w:b/>
+          <w:bCs/>
+          <w:i w:val="false"/>
+          <w:iCs w:val="false"/>
+          <w:color w:val="8B1E2D"/>
+          <w:sz w:val="32"/>
+          <w:szCs w:val="32"/>
+        </w:rPr>
+        <w:t xml:space="preserve">9. The AI Assistant</w:t>
+      </w:r>
+      <w:bookmarkEnd w:id="29"/>
+    </w:p>
+    <w:p>
+      <w:pPr>
+        <w:spacing w:after="150" w:line="276"/>
+      </w:pPr>
+      <w:r>
+        <w:rPr>
+          <w:rFonts w:ascii="Calibri" w:cs="Calibri" w:eastAsia="Calibri" w:hAnsi="Calibri"/>
+          <w:b/>
+          <w:bCs/>
+          <w:i w:val="false"/>
+          <w:iCs w:val="false"/>
+          <w:color w:val="1A1A1A"/>
+          <w:sz w:val="21"/>
+          <w:szCs w:val="21"/>
+        </w:rPr>
+        <w:t xml:space="preserve">Who:</w:t>
+      </w:r>
+      <w:r>
+        <w:rPr>
+          <w:rFonts w:ascii="Calibri" w:cs="Calibri" w:eastAsia="Calibri" w:hAnsi="Calibri"/>
+          <w:b w:val="false"/>
+          <w:bCs w:val="false"/>
+          <w:i w:val="false"/>
+          <w:iCs w:val="false"/>
+          <w:color w:val="1A1A1A"/>
+          <w:sz w:val="21"/>
+          <w:szCs w:val="21"/>
+        </w:rPr>
+        <w:t xml:space="preserve"> students.</w:t>
+      </w:r>
+    </w:p>
+    <w:p>
+      <w:pPr>
+        <w:spacing w:after="150" w:line="276"/>
+      </w:pPr>
+      <w:r>
+        <w:rPr>
+          <w:rFonts w:ascii="Calibri" w:cs="Calibri" w:eastAsia="Calibri" w:hAnsi="Calibri"/>
+          <w:b/>
+          <w:bCs/>
+          <w:i w:val="false"/>
+          <w:iCs w:val="false"/>
+          <w:color w:val="1A1A1A"/>
+          <w:sz w:val="21"/>
+          <w:szCs w:val="21"/>
+        </w:rPr>
+        <w:t xml:space="preserve">Where:</w:t>
+      </w:r>
+      <w:r>
+        <w:rPr>
+          <w:rFonts w:ascii="Calibri" w:cs="Calibri" w:eastAsia="Calibri" w:hAnsi="Calibri"/>
+          <w:b w:val="false"/>
+          <w:bCs w:val="false"/>
+          <w:i w:val="false"/>
+          <w:iCs w:val="false"/>
+          <w:color w:val="1A1A1A"/>
+          <w:sz w:val="21"/>
+          <w:szCs w:val="21"/>
+        </w:rPr>
+        <w:t xml:space="preserve"> AIAssistant.tsx and chatbotEngine.ts in the browser, and the ai-assistant Edge Function, which is where the real work happens. The two AI guides cover it end to end; this is the summary.</w:t>
+      </w:r>
+    </w:p>
+    <w:p>
+      <w:pPr>
+        <w:pStyle w:val="Heading2"/>
+        <w:keepNext/>
+        <w:spacing w:after="120" w:before="300"/>
+      </w:pPr>
+      <w:bookmarkStart w:id="30" w:name="_Toc_30"/>
+      <w:r>
+        <w:rPr>
+          <w:rFonts w:ascii="Calibri" w:cs="Calibri" w:eastAsia="Calibri" w:hAnsi="Calibri"/>
+          <w:b/>
+          <w:bCs/>
+          <w:i w:val="false"/>
+          <w:iCs w:val="false"/>
+          <w:color w:val="1A1A1A"/>
+          <w:sz w:val="26"/>
+          <w:szCs w:val="26"/>
+        </w:rPr>
+        <w:t xml:space="preserve">9.1 The shape of it</w:t>
+      </w:r>
+      <w:bookmarkEnd w:id="30"/>
+    </w:p>
+    <w:p>
+      <w:pPr>
+        <w:spacing w:after="150" w:line="276"/>
+      </w:pPr>
+      <w:r>
+        <w:rPr>
+          <w:rFonts w:ascii="Calibri" w:cs="Calibri" w:eastAsia="Calibri" w:hAnsi="Calibri"/>
+          <w:b w:val="false"/>
+          <w:bCs w:val="false"/>
+          <w:i w:val="false"/>
+          <w:iCs w:val="false"/>
+          <w:color w:val="1A1A1A"/>
+          <w:sz w:val="21"/>
+          <w:szCs w:val="21"/>
+        </w:rPr>
+        <w:t xml:space="preserve">Every message goes to a language model with fourteen tools described to it, and the model decides which to call. Twelve tools are database functions over the student's own record and the catalogue; two search the Faculty Handbook and the faculty website. Every tool runs on the student's own token, so row-level security decides what it can see — a student cannot ask about anyone else.</w:t>
       </w:r>
     </w:p>
     <w:tbl>
@@ -5106,6 +6472,10 @@
             <w:r>
               <w:rPr>
                 <w:rFonts w:ascii="Consolas" w:cs="Consolas" w:eastAsia="Consolas" w:hAnsi="Consolas"/>
+                <w:b w:val="false"/>
+                <w:bCs w:val="false"/>
+                <w:i w:val="false"/>
+                <w:iCs w:val="false"/>
                 <w:color w:val="23303B"/>
                 <w:sz w:val="18"/>
                 <w:szCs w:val="18"/>
@@ -5120,6 +6490,10 @@
             <w:r>
               <w:rPr>
                 <w:rFonts w:ascii="Consolas" w:cs="Consolas" w:eastAsia="Consolas" w:hAnsi="Consolas"/>
+                <w:b w:val="false"/>
+                <w:bCs w:val="false"/>
+                <w:i w:val="false"/>
+                <w:iCs w:val="false"/>
                 <w:color w:val="23303B"/>
                 <w:sz w:val="18"/>
                 <w:szCs w:val="18"/>
@@ -5134,6 +6508,10 @@
             <w:r>
               <w:rPr>
                 <w:rFonts w:ascii="Consolas" w:cs="Consolas" w:eastAsia="Consolas" w:hAnsi="Consolas"/>
+                <w:b w:val="false"/>
+                <w:bCs w:val="false"/>
+                <w:i w:val="false"/>
+                <w:iCs w:val="false"/>
                 <w:color w:val="23303B"/>
                 <w:sz w:val="18"/>
                 <w:szCs w:val="18"/>
@@ -5148,6 +6526,10 @@
             <w:r>
               <w:rPr>
                 <w:rFonts w:ascii="Consolas" w:cs="Consolas" w:eastAsia="Consolas" w:hAnsi="Consolas"/>
+                <w:b w:val="false"/>
+                <w:bCs w:val="false"/>
+                <w:i w:val="false"/>
+                <w:iCs w:val="false"/>
                 <w:color w:val="23303B"/>
                 <w:sz w:val="18"/>
                 <w:szCs w:val="18"/>
@@ -5162,6 +6544,10 @@
             <w:r>
               <w:rPr>
                 <w:rFonts w:ascii="Consolas" w:cs="Consolas" w:eastAsia="Consolas" w:hAnsi="Consolas"/>
+                <w:b w:val="false"/>
+                <w:bCs w:val="false"/>
+                <w:i w:val="false"/>
+                <w:iCs w:val="false"/>
                 <w:color w:val="23303B"/>
                 <w:sz w:val="18"/>
                 <w:szCs w:val="18"/>
@@ -5176,11 +6562,15 @@
             <w:r>
               <w:rPr>
                 <w:rFonts w:ascii="Consolas" w:cs="Consolas" w:eastAsia="Consolas" w:hAnsi="Consolas"/>
+                <w:b w:val="false"/>
+                <w:bCs w:val="false"/>
+                <w:i w:val="false"/>
+                <w:iCs w:val="false"/>
                 <w:color w:val="23303B"/>
                 <w:sz w:val="18"/>
                 <w:szCs w:val="18"/>
               </w:rPr>
-              <w:t xml:space="preserve">        +--&gt; Gemini, with 13 tools described to it</w:t>
+              <w:t xml:space="preserve">        +--&gt; a model, with 14 tools described to it</w:t>
             </w:r>
           </w:p>
           <w:p>
@@ -5190,11 +6580,15 @@
             <w:r>
               <w:rPr>
                 <w:rFonts w:ascii="Consolas" w:cs="Consolas" w:eastAsia="Consolas" w:hAnsi="Consolas"/>
+                <w:b w:val="false"/>
+                <w:bCs w:val="false"/>
+                <w:i w:val="false"/>
+                <w:iCs w:val="false"/>
                 <w:color w:val="23303B"/>
                 <w:sz w:val="18"/>
                 <w:szCs w:val="18"/>
               </w:rPr>
-              <w:t xml:space="preserve">        |         |</w:t>
+              <w:t xml:space="preserve">        |      |</w:t>
             </w:r>
           </w:p>
           <w:p>
@@ -5204,11 +6598,15 @@
             <w:r>
               <w:rPr>
                 <w:rFonts w:ascii="Consolas" w:cs="Consolas" w:eastAsia="Consolas" w:hAnsi="Consolas"/>
+                <w:b w:val="false"/>
+                <w:bCs w:val="false"/>
+                <w:i w:val="false"/>
+                <w:iCs w:val="false"/>
                 <w:color w:val="23303B"/>
                 <w:sz w:val="18"/>
                 <w:szCs w:val="18"/>
               </w:rPr>
-              <w:t xml:space="preserve">        |         +--&gt; calls the ones it needs  &lt;--+</w:t>
+              <w:t xml:space="preserve">        |      +--&gt; calls the ones it needs  &lt;---------+</w:t>
             </w:r>
           </w:p>
           <w:p>
@@ -5218,11 +6616,15 @@
             <w:r>
               <w:rPr>
                 <w:rFonts w:ascii="Consolas" w:cs="Consolas" w:eastAsia="Consolas" w:hAnsi="Consolas"/>
+                <w:b w:val="false"/>
+                <w:bCs w:val="false"/>
+                <w:i w:val="false"/>
+                <w:iCs w:val="false"/>
                 <w:color w:val="23303B"/>
                 <w:sz w:val="18"/>
                 <w:szCs w:val="18"/>
               </w:rPr>
-              <w:t xml:space="preserve">        |                                          |</w:t>
+              <w:t xml:space="preserve">        |                                              |</w:t>
             </w:r>
           </w:p>
           <w:p>
@@ -5232,11 +6634,15 @@
             <w:r>
               <w:rPr>
                 <w:rFonts w:ascii="Consolas" w:cs="Consolas" w:eastAsia="Consolas" w:hAnsi="Consolas"/>
+                <w:b w:val="false"/>
+                <w:bCs w:val="false"/>
+                <w:i w:val="false"/>
+                <w:iCs w:val="false"/>
                 <w:color w:val="23303B"/>
                 <w:sz w:val="18"/>
                 <w:szCs w:val="18"/>
               </w:rPr>
-              <w:t xml:space="preserve">        +&lt;-- tool results (through the student's   |</w:t>
+              <w:t xml:space="preserve">        +&lt;-- tool results (through the student's own token)</w:t>
             </w:r>
           </w:p>
           <w:p>
@@ -5246,11 +6652,15 @@
             <w:r>
               <w:rPr>
                 <w:rFonts w:ascii="Consolas" w:cs="Consolas" w:eastAsia="Consolas" w:hAnsi="Consolas"/>
+                <w:b w:val="false"/>
+                <w:bCs w:val="false"/>
+                <w:i w:val="false"/>
+                <w:iCs w:val="false"/>
                 <w:color w:val="23303B"/>
                 <w:sz w:val="18"/>
                 <w:szCs w:val="18"/>
               </w:rPr>
-              <w:t xml:space="preserve">        |    own token, so RLS still applies) -----+</w:t>
+              <w:t xml:space="preserve">        |</w:t>
             </w:r>
           </w:p>
           <w:p>
@@ -5260,6 +6670,10 @@
             <w:r>
               <w:rPr>
                 <w:rFonts w:ascii="Consolas" w:cs="Consolas" w:eastAsia="Consolas" w:hAnsi="Consolas"/>
+                <w:b w:val="false"/>
+                <w:bCs w:val="false"/>
+                <w:i w:val="false"/>
+                <w:iCs w:val="false"/>
                 <w:color w:val="23303B"/>
                 <w:sz w:val="18"/>
                 <w:szCs w:val="18"/>
@@ -5274,11 +6688,15 @@
             <w:r>
               <w:rPr>
                 <w:rFonts w:ascii="Consolas" w:cs="Consolas" w:eastAsia="Consolas" w:hAnsi="Consolas"/>
+                <w:b w:val="false"/>
+                <w:bCs w:val="false"/>
+                <w:i w:val="false"/>
+                <w:iCs w:val="false"/>
                 <w:color w:val="23303B"/>
                 <w:sz w:val="18"/>
                 <w:szCs w:val="18"/>
               </w:rPr>
-              <w:t xml:space="preserve">  an answer written from what came back</w:t>
+              <w:t xml:space="preserve">  an answer written from what came back, with its sources</w:t>
             </w:r>
           </w:p>
         </w:tc>
@@ -5286,20 +6704,30 @@
     </w:tbl>
     <w:p>
       <w:pPr>
+        <w:spacing w:after="0" w:line="120" w:lineRule="exact"/>
+      </w:pPr>
+    </w:p>
+    <w:p>
+      <w:pPr>
         <w:pStyle w:val="Heading2"/>
+        <w:keepNext/>
         <w:spacing w:after="120" w:before="300"/>
       </w:pPr>
+      <w:bookmarkStart w:id="31" w:name="_Toc_31"/>
       <w:r>
         <w:rPr>
           <w:rFonts w:ascii="Calibri" w:cs="Calibri" w:eastAsia="Calibri" w:hAnsi="Calibri"/>
           <w:b/>
           <w:bCs/>
+          <w:i w:val="false"/>
+          <w:iCs w:val="false"/>
           <w:color w:val="1A1A1A"/>
           <w:sz w:val="26"/>
           <w:szCs w:val="26"/>
         </w:rPr>
-        <w:t xml:space="preserve">9.3 The thirteen tools</w:t>
-      </w:r>
+        <w:t xml:space="preserve">9.2 The fourteen tools</w:t>
+      </w:r>
+      <w:bookmarkEnd w:id="31"/>
     </w:p>
     <w:tbl>
       <w:tblPr>
@@ -5314,16 +6742,17 @@
         </w:tblBorders>
       </w:tblPr>
       <w:tblGrid>
-        <w:gridCol w:w="3100"/>
-        <w:gridCol w:w="5926"/>
+        <w:gridCol w:w="3249"/>
+        <w:gridCol w:w="5777"/>
       </w:tblGrid>
       <w:tr>
         <w:trPr>
           <w:tblHeader/>
+          <w:cantSplit/>
         </w:trPr>
         <w:tc>
           <w:tcPr>
-            <w:tcW w:type="dxa" w:w="3100"/>
+            <w:tcW w:type="dxa" w:w="3249"/>
             <w:shd w:fill="8B1E2D" w:color="auto" w:val="clear"/>
             <w:tcMar>
               <w:top w:type="dxa" w:w="90"/>
@@ -5341,6 +6770,8 @@
                 <w:rFonts w:ascii="Calibri" w:cs="Calibri" w:eastAsia="Calibri" w:hAnsi="Calibri"/>
                 <w:b/>
                 <w:bCs/>
+                <w:i w:val="false"/>
+                <w:iCs w:val="false"/>
                 <w:color w:val="FFFFFF"/>
                 <w:sz w:val="19"/>
                 <w:szCs w:val="19"/>
@@ -5351,7 +6782,7 @@
         </w:tc>
         <w:tc>
           <w:tcPr>
-            <w:tcW w:type="dxa" w:w="5926"/>
+            <w:tcW w:type="dxa" w:w="5777"/>
             <w:shd w:fill="8B1E2D" w:color="auto" w:val="clear"/>
             <w:tcMar>
               <w:top w:type="dxa" w:w="90"/>
@@ -5369,6 +6800,8 @@
                 <w:rFonts w:ascii="Calibri" w:cs="Calibri" w:eastAsia="Calibri" w:hAnsi="Calibri"/>
                 <w:b/>
                 <w:bCs/>
+                <w:i w:val="false"/>
+                <w:iCs w:val="false"/>
                 <w:color w:val="FFFFFF"/>
                 <w:sz w:val="19"/>
                 <w:szCs w:val="19"/>
@@ -5379,9 +6812,12 @@
         </w:tc>
       </w:tr>
       <w:tr>
+        <w:trPr>
+          <w:cantSplit/>
+        </w:trPr>
         <w:tc>
           <w:tcPr>
-            <w:tcW w:type="dxa" w:w="3100"/>
+            <w:tcW w:type="dxa" w:w="3249"/>
             <w:shd w:fill="FFFFFF" w:color="auto" w:val="clear"/>
             <w:tcMar>
               <w:top w:type="dxa" w:w="90"/>
@@ -5399,6 +6835,8 @@
                 <w:rFonts w:ascii="Calibri" w:cs="Calibri" w:eastAsia="Calibri" w:hAnsi="Calibri"/>
                 <w:b w:val="false"/>
                 <w:bCs w:val="false"/>
+                <w:i w:val="false"/>
+                <w:iCs w:val="false"/>
                 <w:color w:val="1A1A1A"/>
                 <w:sz w:val="19"/>
                 <w:szCs w:val="19"/>
@@ -5409,7 +6847,7 @@
         </w:tc>
         <w:tc>
           <w:tcPr>
-            <w:tcW w:type="dxa" w:w="5926"/>
+            <w:tcW w:type="dxa" w:w="5777"/>
             <w:shd w:fill="FFFFFF" w:color="auto" w:val="clear"/>
             <w:tcMar>
               <w:top w:type="dxa" w:w="90"/>
@@ -5427,6 +6865,8 @@
                 <w:rFonts w:ascii="Calibri" w:cs="Calibri" w:eastAsia="Calibri" w:hAnsi="Calibri"/>
                 <w:b w:val="false"/>
                 <w:bCs w:val="false"/>
+                <w:i w:val="false"/>
+                <w:iCs w:val="false"/>
                 <w:color w:val="1A1A1A"/>
                 <w:sz w:val="19"/>
                 <w:szCs w:val="19"/>
@@ -5437,9 +6877,12 @@
         </w:tc>
       </w:tr>
       <w:tr>
+        <w:trPr>
+          <w:cantSplit/>
+        </w:trPr>
         <w:tc>
           <w:tcPr>
-            <w:tcW w:type="dxa" w:w="3100"/>
+            <w:tcW w:type="dxa" w:w="3249"/>
             <w:shd w:fill="FFFFFF" w:color="auto" w:val="clear"/>
             <w:tcMar>
               <w:top w:type="dxa" w:w="90"/>
@@ -5457,6 +6900,8 @@
                 <w:rFonts w:ascii="Calibri" w:cs="Calibri" w:eastAsia="Calibri" w:hAnsi="Calibri"/>
                 <w:b w:val="false"/>
                 <w:bCs w:val="false"/>
+                <w:i w:val="false"/>
+                <w:iCs w:val="false"/>
                 <w:color w:val="1A1A1A"/>
                 <w:sz w:val="19"/>
                 <w:szCs w:val="19"/>
@@ -5467,7 +6912,7 @@
         </w:tc>
         <w:tc>
           <w:tcPr>
-            <w:tcW w:type="dxa" w:w="5926"/>
+            <w:tcW w:type="dxa" w:w="5777"/>
             <w:shd w:fill="FFFFFF" w:color="auto" w:val="clear"/>
             <w:tcMar>
               <w:top w:type="dxa" w:w="90"/>
@@ -5485,6 +6930,8 @@
                 <w:rFonts w:ascii="Calibri" w:cs="Calibri" w:eastAsia="Calibri" w:hAnsi="Calibri"/>
                 <w:b w:val="false"/>
                 <w:bCs w:val="false"/>
+                <w:i w:val="false"/>
+                <w:iCs w:val="false"/>
                 <w:color w:val="1A1A1A"/>
                 <w:sz w:val="19"/>
                 <w:szCs w:val="19"/>
@@ -5495,9 +6942,12 @@
         </w:tc>
       </w:tr>
       <w:tr>
+        <w:trPr>
+          <w:cantSplit/>
+        </w:trPr>
         <w:tc>
           <w:tcPr>
-            <w:tcW w:type="dxa" w:w="3100"/>
+            <w:tcW w:type="dxa" w:w="3249"/>
             <w:shd w:fill="FFFFFF" w:color="auto" w:val="clear"/>
             <w:tcMar>
               <w:top w:type="dxa" w:w="90"/>
@@ -5515,6 +6965,8 @@
                 <w:rFonts w:ascii="Calibri" w:cs="Calibri" w:eastAsia="Calibri" w:hAnsi="Calibri"/>
                 <w:b w:val="false"/>
                 <w:bCs w:val="false"/>
+                <w:i w:val="false"/>
+                <w:iCs w:val="false"/>
                 <w:color w:val="1A1A1A"/>
                 <w:sz w:val="19"/>
                 <w:szCs w:val="19"/>
@@ -5525,7 +6977,7 @@
         </w:tc>
         <w:tc>
           <w:tcPr>
-            <w:tcW w:type="dxa" w:w="5926"/>
+            <w:tcW w:type="dxa" w:w="5777"/>
             <w:shd w:fill="FFFFFF" w:color="auto" w:val="clear"/>
             <w:tcMar>
               <w:top w:type="dxa" w:w="90"/>
@@ -5543,6 +6995,8 @@
                 <w:rFonts w:ascii="Calibri" w:cs="Calibri" w:eastAsia="Calibri" w:hAnsi="Calibri"/>
                 <w:b w:val="false"/>
                 <w:bCs w:val="false"/>
+                <w:i w:val="false"/>
+                <w:iCs w:val="false"/>
                 <w:color w:val="1A1A1A"/>
                 <w:sz w:val="19"/>
                 <w:szCs w:val="19"/>
@@ -5553,9 +7007,12 @@
         </w:tc>
       </w:tr>
       <w:tr>
+        <w:trPr>
+          <w:cantSplit/>
+        </w:trPr>
         <w:tc>
           <w:tcPr>
-            <w:tcW w:type="dxa" w:w="3100"/>
+            <w:tcW w:type="dxa" w:w="3249"/>
             <w:shd w:fill="FFFFFF" w:color="auto" w:val="clear"/>
             <w:tcMar>
               <w:top w:type="dxa" w:w="90"/>
@@ -5573,6 +7030,8 @@
                 <w:rFonts w:ascii="Calibri" w:cs="Calibri" w:eastAsia="Calibri" w:hAnsi="Calibri"/>
                 <w:b w:val="false"/>
                 <w:bCs w:val="false"/>
+                <w:i w:val="false"/>
+                <w:iCs w:val="false"/>
                 <w:color w:val="1A1A1A"/>
                 <w:sz w:val="19"/>
                 <w:szCs w:val="19"/>
@@ -5583,7 +7042,7 @@
         </w:tc>
         <w:tc>
           <w:tcPr>
-            <w:tcW w:type="dxa" w:w="5926"/>
+            <w:tcW w:type="dxa" w:w="5777"/>
             <w:shd w:fill="FFFFFF" w:color="auto" w:val="clear"/>
             <w:tcMar>
               <w:top w:type="dxa" w:w="90"/>
@@ -5601,6 +7060,8 @@
                 <w:rFonts w:ascii="Calibri" w:cs="Calibri" w:eastAsia="Calibri" w:hAnsi="Calibri"/>
                 <w:b w:val="false"/>
                 <w:bCs w:val="false"/>
+                <w:i w:val="false"/>
+                <w:iCs w:val="false"/>
                 <w:color w:val="1A1A1A"/>
                 <w:sz w:val="19"/>
                 <w:szCs w:val="19"/>
@@ -5611,9 +7072,12 @@
         </w:tc>
       </w:tr>
       <w:tr>
+        <w:trPr>
+          <w:cantSplit/>
+        </w:trPr>
         <w:tc>
           <w:tcPr>
-            <w:tcW w:type="dxa" w:w="3100"/>
+            <w:tcW w:type="dxa" w:w="3249"/>
             <w:shd w:fill="FFFFFF" w:color="auto" w:val="clear"/>
             <w:tcMar>
               <w:top w:type="dxa" w:w="90"/>
@@ -5631,6 +7095,8 @@
                 <w:rFonts w:ascii="Calibri" w:cs="Calibri" w:eastAsia="Calibri" w:hAnsi="Calibri"/>
                 <w:b w:val="false"/>
                 <w:bCs w:val="false"/>
+                <w:i w:val="false"/>
+                <w:iCs w:val="false"/>
                 <w:color w:val="1A1A1A"/>
                 <w:sz w:val="19"/>
                 <w:szCs w:val="19"/>
@@ -5641,7 +7107,7 @@
         </w:tc>
         <w:tc>
           <w:tcPr>
-            <w:tcW w:type="dxa" w:w="5926"/>
+            <w:tcW w:type="dxa" w:w="5777"/>
             <w:shd w:fill="FFFFFF" w:color="auto" w:val="clear"/>
             <w:tcMar>
               <w:top w:type="dxa" w:w="90"/>
@@ -5659,6 +7125,8 @@
                 <w:rFonts w:ascii="Calibri" w:cs="Calibri" w:eastAsia="Calibri" w:hAnsi="Calibri"/>
                 <w:b w:val="false"/>
                 <w:bCs w:val="false"/>
+                <w:i w:val="false"/>
+                <w:iCs w:val="false"/>
                 <w:color w:val="1A1A1A"/>
                 <w:sz w:val="19"/>
                 <w:szCs w:val="19"/>
@@ -5669,9 +7137,12 @@
         </w:tc>
       </w:tr>
       <w:tr>
+        <w:trPr>
+          <w:cantSplit/>
+        </w:trPr>
         <w:tc>
           <w:tcPr>
-            <w:tcW w:type="dxa" w:w="3100"/>
+            <w:tcW w:type="dxa" w:w="3249"/>
             <w:shd w:fill="FFFFFF" w:color="auto" w:val="clear"/>
             <w:tcMar>
               <w:top w:type="dxa" w:w="90"/>
@@ -5689,6 +7160,8 @@
                 <w:rFonts w:ascii="Calibri" w:cs="Calibri" w:eastAsia="Calibri" w:hAnsi="Calibri"/>
                 <w:b w:val="false"/>
                 <w:bCs w:val="false"/>
+                <w:i w:val="false"/>
+                <w:iCs w:val="false"/>
                 <w:color w:val="1A1A1A"/>
                 <w:sz w:val="19"/>
                 <w:szCs w:val="19"/>
@@ -5699,7 +7172,7 @@
         </w:tc>
         <w:tc>
           <w:tcPr>
-            <w:tcW w:type="dxa" w:w="5926"/>
+            <w:tcW w:type="dxa" w:w="5777"/>
             <w:shd w:fill="FFFFFF" w:color="auto" w:val="clear"/>
             <w:tcMar>
               <w:top w:type="dxa" w:w="90"/>
@@ -5717,6 +7190,8 @@
                 <w:rFonts w:ascii="Calibri" w:cs="Calibri" w:eastAsia="Calibri" w:hAnsi="Calibri"/>
                 <w:b w:val="false"/>
                 <w:bCs w:val="false"/>
+                <w:i w:val="false"/>
+                <w:iCs w:val="false"/>
                 <w:color w:val="1A1A1A"/>
                 <w:sz w:val="19"/>
                 <w:szCs w:val="19"/>
@@ -5727,9 +7202,12 @@
         </w:tc>
       </w:tr>
       <w:tr>
+        <w:trPr>
+          <w:cantSplit/>
+        </w:trPr>
         <w:tc>
           <w:tcPr>
-            <w:tcW w:type="dxa" w:w="3100"/>
+            <w:tcW w:type="dxa" w:w="3249"/>
             <w:shd w:fill="FFFFFF" w:color="auto" w:val="clear"/>
             <w:tcMar>
               <w:top w:type="dxa" w:w="90"/>
@@ -5747,6 +7225,8 @@
                 <w:rFonts w:ascii="Calibri" w:cs="Calibri" w:eastAsia="Calibri" w:hAnsi="Calibri"/>
                 <w:b w:val="false"/>
                 <w:bCs w:val="false"/>
+                <w:i w:val="false"/>
+                <w:iCs w:val="false"/>
                 <w:color w:val="1A1A1A"/>
                 <w:sz w:val="19"/>
                 <w:szCs w:val="19"/>
@@ -5757,7 +7237,7 @@
         </w:tc>
         <w:tc>
           <w:tcPr>
-            <w:tcW w:type="dxa" w:w="5926"/>
+            <w:tcW w:type="dxa" w:w="5777"/>
             <w:shd w:fill="FFFFFF" w:color="auto" w:val="clear"/>
             <w:tcMar>
               <w:top w:type="dxa" w:w="90"/>
@@ -5775,6 +7255,8 @@
                 <w:rFonts w:ascii="Calibri" w:cs="Calibri" w:eastAsia="Calibri" w:hAnsi="Calibri"/>
                 <w:b w:val="false"/>
                 <w:bCs w:val="false"/>
+                <w:i w:val="false"/>
+                <w:iCs w:val="false"/>
                 <w:color w:val="1A1A1A"/>
                 <w:sz w:val="19"/>
                 <w:szCs w:val="19"/>
@@ -5785,9 +7267,12 @@
         </w:tc>
       </w:tr>
       <w:tr>
+        <w:trPr>
+          <w:cantSplit/>
+        </w:trPr>
         <w:tc>
           <w:tcPr>
-            <w:tcW w:type="dxa" w:w="3100"/>
+            <w:tcW w:type="dxa" w:w="3249"/>
             <w:shd w:fill="FFFFFF" w:color="auto" w:val="clear"/>
             <w:tcMar>
               <w:top w:type="dxa" w:w="90"/>
@@ -5805,6 +7290,8 @@
                 <w:rFonts w:ascii="Calibri" w:cs="Calibri" w:eastAsia="Calibri" w:hAnsi="Calibri"/>
                 <w:b w:val="false"/>
                 <w:bCs w:val="false"/>
+                <w:i w:val="false"/>
+                <w:iCs w:val="false"/>
                 <w:color w:val="1A1A1A"/>
                 <w:sz w:val="19"/>
                 <w:szCs w:val="19"/>
@@ -5815,7 +7302,7 @@
         </w:tc>
         <w:tc>
           <w:tcPr>
-            <w:tcW w:type="dxa" w:w="5926"/>
+            <w:tcW w:type="dxa" w:w="5777"/>
             <w:shd w:fill="FFFFFF" w:color="auto" w:val="clear"/>
             <w:tcMar>
               <w:top w:type="dxa" w:w="90"/>
@@ -5833,6 +7320,8 @@
                 <w:rFonts w:ascii="Calibri" w:cs="Calibri" w:eastAsia="Calibri" w:hAnsi="Calibri"/>
                 <w:b w:val="false"/>
                 <w:bCs w:val="false"/>
+                <w:i w:val="false"/>
+                <w:iCs w:val="false"/>
                 <w:color w:val="1A1A1A"/>
                 <w:sz w:val="19"/>
                 <w:szCs w:val="19"/>
@@ -5843,9 +7332,12 @@
         </w:tc>
       </w:tr>
       <w:tr>
+        <w:trPr>
+          <w:cantSplit/>
+        </w:trPr>
         <w:tc>
           <w:tcPr>
-            <w:tcW w:type="dxa" w:w="3100"/>
+            <w:tcW w:type="dxa" w:w="3249"/>
             <w:shd w:fill="FFFFFF" w:color="auto" w:val="clear"/>
             <w:tcMar>
               <w:top w:type="dxa" w:w="90"/>
@@ -5863,6 +7355,8 @@
                 <w:rFonts w:ascii="Calibri" w:cs="Calibri" w:eastAsia="Calibri" w:hAnsi="Calibri"/>
                 <w:b w:val="false"/>
                 <w:bCs w:val="false"/>
+                <w:i w:val="false"/>
+                <w:iCs w:val="false"/>
                 <w:color w:val="1A1A1A"/>
                 <w:sz w:val="19"/>
                 <w:szCs w:val="19"/>
@@ -5873,7 +7367,7 @@
         </w:tc>
         <w:tc>
           <w:tcPr>
-            <w:tcW w:type="dxa" w:w="5926"/>
+            <w:tcW w:type="dxa" w:w="5777"/>
             <w:shd w:fill="FFFFFF" w:color="auto" w:val="clear"/>
             <w:tcMar>
               <w:top w:type="dxa" w:w="90"/>
@@ -5891,6 +7385,8 @@
                 <w:rFonts w:ascii="Calibri" w:cs="Calibri" w:eastAsia="Calibri" w:hAnsi="Calibri"/>
                 <w:b w:val="false"/>
                 <w:bCs w:val="false"/>
+                <w:i w:val="false"/>
+                <w:iCs w:val="false"/>
                 <w:color w:val="1A1A1A"/>
                 <w:sz w:val="19"/>
                 <w:szCs w:val="19"/>
@@ -5901,9 +7397,12 @@
         </w:tc>
       </w:tr>
       <w:tr>
+        <w:trPr>
+          <w:cantSplit/>
+        </w:trPr>
         <w:tc>
           <w:tcPr>
-            <w:tcW w:type="dxa" w:w="3100"/>
+            <w:tcW w:type="dxa" w:w="3249"/>
             <w:shd w:fill="FFFFFF" w:color="auto" w:val="clear"/>
             <w:tcMar>
               <w:top w:type="dxa" w:w="90"/>
@@ -5921,6 +7420,8 @@
                 <w:rFonts w:ascii="Calibri" w:cs="Calibri" w:eastAsia="Calibri" w:hAnsi="Calibri"/>
                 <w:b w:val="false"/>
                 <w:bCs w:val="false"/>
+                <w:i w:val="false"/>
+                <w:iCs w:val="false"/>
                 <w:color w:val="1A1A1A"/>
                 <w:sz w:val="19"/>
                 <w:szCs w:val="19"/>
@@ -5931,7 +7432,7 @@
         </w:tc>
         <w:tc>
           <w:tcPr>
-            <w:tcW w:type="dxa" w:w="5926"/>
+            <w:tcW w:type="dxa" w:w="5777"/>
             <w:shd w:fill="FFFFFF" w:color="auto" w:val="clear"/>
             <w:tcMar>
               <w:top w:type="dxa" w:w="90"/>
@@ -5949,6 +7450,8 @@
                 <w:rFonts w:ascii="Calibri" w:cs="Calibri" w:eastAsia="Calibri" w:hAnsi="Calibri"/>
                 <w:b w:val="false"/>
                 <w:bCs w:val="false"/>
+                <w:i w:val="false"/>
+                <w:iCs w:val="false"/>
                 <w:color w:val="1A1A1A"/>
                 <w:sz w:val="19"/>
                 <w:szCs w:val="19"/>
@@ -5959,9 +7462,12 @@
         </w:tc>
       </w:tr>
       <w:tr>
+        <w:trPr>
+          <w:cantSplit/>
+        </w:trPr>
         <w:tc>
           <w:tcPr>
-            <w:tcW w:type="dxa" w:w="3100"/>
+            <w:tcW w:type="dxa" w:w="3249"/>
             <w:shd w:fill="FFFFFF" w:color="auto" w:val="clear"/>
             <w:tcMar>
               <w:top w:type="dxa" w:w="90"/>
@@ -5979,6 +7485,8 @@
                 <w:rFonts w:ascii="Calibri" w:cs="Calibri" w:eastAsia="Calibri" w:hAnsi="Calibri"/>
                 <w:b w:val="false"/>
                 <w:bCs w:val="false"/>
+                <w:i w:val="false"/>
+                <w:iCs w:val="false"/>
                 <w:color w:val="1A1A1A"/>
                 <w:sz w:val="19"/>
                 <w:szCs w:val="19"/>
@@ -5989,7 +7497,7 @@
         </w:tc>
         <w:tc>
           <w:tcPr>
-            <w:tcW w:type="dxa" w:w="5926"/>
+            <w:tcW w:type="dxa" w:w="5777"/>
             <w:shd w:fill="FFFFFF" w:color="auto" w:val="clear"/>
             <w:tcMar>
               <w:top w:type="dxa" w:w="90"/>
@@ -6007,19 +7515,24 @@
                 <w:rFonts w:ascii="Calibri" w:cs="Calibri" w:eastAsia="Calibri" w:hAnsi="Calibri"/>
                 <w:b w:val="false"/>
                 <w:bCs w:val="false"/>
+                <w:i w:val="false"/>
+                <w:iCs w:val="false"/>
                 <w:color w:val="1A1A1A"/>
                 <w:sz w:val="19"/>
                 <w:szCs w:val="19"/>
               </w:rPr>
-              <w:t xml:space="preserve">What the system has noticed: attendance risk, a GPA drop, a medical deadline, an open window. The same set the Dashboard shows.</w:t>
+              <w:t xml:space="preserve">What the system has noticed: attendance risk, a GPA drop, a medical deadline, an open window.</w:t>
             </w:r>
           </w:p>
         </w:tc>
       </w:tr>
       <w:tr>
+        <w:trPr>
+          <w:cantSplit/>
+        </w:trPr>
         <w:tc>
           <w:tcPr>
-            <w:tcW w:type="dxa" w:w="3100"/>
+            <w:tcW w:type="dxa" w:w="3249"/>
             <w:shd w:fill="FFFFFF" w:color="auto" w:val="clear"/>
             <w:tcMar>
               <w:top w:type="dxa" w:w="90"/>
@@ -6037,6 +7550,8 @@
                 <w:rFonts w:ascii="Calibri" w:cs="Calibri" w:eastAsia="Calibri" w:hAnsi="Calibri"/>
                 <w:b w:val="false"/>
                 <w:bCs w:val="false"/>
+                <w:i w:val="false"/>
+                <w:iCs w:val="false"/>
                 <w:color w:val="1A1A1A"/>
                 <w:sz w:val="19"/>
                 <w:szCs w:val="19"/>
@@ -6047,7 +7562,7 @@
         </w:tc>
         <w:tc>
           <w:tcPr>
-            <w:tcW w:type="dxa" w:w="5926"/>
+            <w:tcW w:type="dxa" w:w="5777"/>
             <w:shd w:fill="FFFFFF" w:color="auto" w:val="clear"/>
             <w:tcMar>
               <w:top w:type="dxa" w:w="90"/>
@@ -6065,6 +7580,8 @@
                 <w:rFonts w:ascii="Calibri" w:cs="Calibri" w:eastAsia="Calibri" w:hAnsi="Calibri"/>
                 <w:b w:val="false"/>
                 <w:bCs w:val="false"/>
+                <w:i w:val="false"/>
+                <w:iCs w:val="false"/>
                 <w:color w:val="1A1A1A"/>
                 <w:sz w:val="19"/>
                 <w:szCs w:val="19"/>
@@ -6075,9 +7592,12 @@
         </w:tc>
       </w:tr>
       <w:tr>
+        <w:trPr>
+          <w:cantSplit/>
+        </w:trPr>
         <w:tc>
           <w:tcPr>
-            <w:tcW w:type="dxa" w:w="3100"/>
+            <w:tcW w:type="dxa" w:w="3249"/>
             <w:shd w:fill="FFFFFF" w:color="auto" w:val="clear"/>
             <w:tcMar>
               <w:top w:type="dxa" w:w="90"/>
@@ -6095,6 +7615,8 @@
                 <w:rFonts w:ascii="Calibri" w:cs="Calibri" w:eastAsia="Calibri" w:hAnsi="Calibri"/>
                 <w:b w:val="false"/>
                 <w:bCs w:val="false"/>
+                <w:i w:val="false"/>
+                <w:iCs w:val="false"/>
                 <w:color w:val="1A1A1A"/>
                 <w:sz w:val="19"/>
                 <w:szCs w:val="19"/>
@@ -6105,7 +7627,7 @@
         </w:tc>
         <w:tc>
           <w:tcPr>
-            <w:tcW w:type="dxa" w:w="5926"/>
+            <w:tcW w:type="dxa" w:w="5777"/>
             <w:shd w:fill="FFFFFF" w:color="auto" w:val="clear"/>
             <w:tcMar>
               <w:top w:type="dxa" w:w="90"/>
@@ -6123,6 +7645,8 @@
                 <w:rFonts w:ascii="Calibri" w:cs="Calibri" w:eastAsia="Calibri" w:hAnsi="Calibri"/>
                 <w:b w:val="false"/>
                 <w:bCs w:val="false"/>
+                <w:i w:val="false"/>
+                <w:iCs w:val="false"/>
                 <w:color w:val="1A1A1A"/>
                 <w:sz w:val="19"/>
                 <w:szCs w:val="19"/>
@@ -6132,7 +7656,77 @@
           </w:p>
         </w:tc>
       </w:tr>
+      <w:tr>
+        <w:trPr>
+          <w:cantSplit/>
+        </w:trPr>
+        <w:tc>
+          <w:tcPr>
+            <w:tcW w:type="dxa" w:w="3249"/>
+            <w:shd w:fill="FFFFFF" w:color="auto" w:val="clear"/>
+            <w:tcMar>
+              <w:top w:type="dxa" w:w="90"/>
+              <w:left w:type="dxa" w:w="120"/>
+              <w:bottom w:type="dxa" w:w="90"/>
+              <w:right w:type="dxa" w:w="120"/>
+            </w:tcMar>
+          </w:tcPr>
+          <w:p>
+            <w:pPr>
+              <w:spacing w:after="0" w:line="250"/>
+            </w:pPr>
+            <w:r>
+              <w:rPr>
+                <w:rFonts w:ascii="Calibri" w:cs="Calibri" w:eastAsia="Calibri" w:hAnsi="Calibri"/>
+                <w:b w:val="false"/>
+                <w:bCs w:val="false"/>
+                <w:i w:val="false"/>
+                <w:iCs w:val="false"/>
+                <w:color w:val="1A1A1A"/>
+                <w:sz w:val="19"/>
+                <w:szCs w:val="19"/>
+              </w:rPr>
+              <w:t xml:space="preserve">search_faculty_website</w:t>
+            </w:r>
+          </w:p>
+        </w:tc>
+        <w:tc>
+          <w:tcPr>
+            <w:tcW w:type="dxa" w:w="5777"/>
+            <w:shd w:fill="FFFFFF" w:color="auto" w:val="clear"/>
+            <w:tcMar>
+              <w:top w:type="dxa" w:w="90"/>
+              <w:left w:type="dxa" w:w="120"/>
+              <w:bottom w:type="dxa" w:w="90"/>
+              <w:right w:type="dxa" w:w="120"/>
+            </w:tcMar>
+          </w:tcPr>
+          <w:p>
+            <w:pPr>
+              <w:spacing w:after="0" w:line="250"/>
+            </w:pPr>
+            <w:r>
+              <w:rPr>
+                <w:rFonts w:ascii="Calibri" w:cs="Calibri" w:eastAsia="Calibri" w:hAnsi="Calibri"/>
+                <w:b w:val="false"/>
+                <w:bCs w:val="false"/>
+                <w:i w:val="false"/>
+                <w:iCs w:val="false"/>
+                <w:color w:val="1A1A1A"/>
+                <w:sz w:val="19"/>
+                <w:szCs w:val="19"/>
+              </w:rPr>
+              <w:t xml:space="preserve">The faculty website (eng.sjp.ac.lk), read every night, cited with a link. Added on 30 September 2026.</w:t>
+            </w:r>
+          </w:p>
+        </w:tc>
+      </w:tr>
     </w:tbl>
+    <w:p>
+      <w:pPr>
+        <w:spacing w:after="0" w:line="120" w:lineRule="exact"/>
+      </w:pPr>
+    </w:p>
     <w:tbl>
       <w:tblPr>
         <w:tblW w:type="dxa" w:w="9026"/>
@@ -6169,6 +7763,8 @@
                 <w:rFonts w:ascii="Calibri" w:cs="Calibri" w:eastAsia="Calibri" w:hAnsi="Calibri"/>
                 <w:b/>
                 <w:bCs/>
+                <w:i w:val="false"/>
+                <w:iCs w:val="false"/>
                 <w:color w:val="8B1E2D"/>
                 <w:sz w:val="17"/>
                 <w:szCs w:val="17"/>
@@ -6183,11 +7779,15 @@
             <w:r>
               <w:rPr>
                 <w:rFonts w:ascii="Calibri" w:cs="Calibri" w:eastAsia="Calibri" w:hAnsi="Calibri"/>
+                <w:b w:val="false"/>
+                <w:bCs w:val="false"/>
+                <w:i w:val="false"/>
+                <w:iCs w:val="false"/>
                 <w:color w:val="1A1A1A"/>
                 <w:sz w:val="20"/>
                 <w:szCs w:val="20"/>
               </w:rPr>
-              <w:t xml:space="preserve">The model may state only what a tool returned, and it is forbidden from doing GPA arithmetic itself even when the sum looks trivial. That is delegated to the same functions the Graduation Planner uses, so there is one source of truth for the maths rather than two. And because every tool runs on the student's own token, a student cannot ask the assistant about anybody else — row-level security refuses, exactly as it would on a page.</w:t>
+              <w:t xml:space="preserve">The model may state only what a tool returned, and it is forbidden from doing GPA arithmetic itself even when the sum looks trivial. That is delegated to the same functions the Graduation Planner uses, so there is one source of truth for the maths rather than two.</w:t>
             </w:r>
           </w:p>
         </w:tc>
@@ -6195,20 +7795,30 @@
     </w:tbl>
     <w:p>
       <w:pPr>
+        <w:spacing w:after="0" w:line="120" w:lineRule="exact"/>
+      </w:pPr>
+    </w:p>
+    <w:p>
+      <w:pPr>
         <w:pStyle w:val="Heading2"/>
+        <w:keepNext/>
         <w:spacing w:after="120" w:before="300"/>
       </w:pPr>
+      <w:bookmarkStart w:id="32" w:name="_Toc_32"/>
       <w:r>
         <w:rPr>
           <w:rFonts w:ascii="Calibri" w:cs="Calibri" w:eastAsia="Calibri" w:hAnsi="Calibri"/>
           <w:b/>
           <w:bCs/>
+          <w:i w:val="false"/>
+          <w:iCs w:val="false"/>
           <w:color w:val="1A1A1A"/>
           <w:sz w:val="26"/>
           <w:szCs w:val="26"/>
         </w:rPr>
-        <w:t xml:space="preserve">9.4 The Handbook</w:t>
-      </w:r>
+        <w:t xml:space="preserve">9.3 Which model answers</w:t>
+      </w:r>
+      <w:bookmarkEnd w:id="32"/>
     </w:p>
     <w:p>
       <w:pPr>
@@ -6225,25 +7835,7 @@
           <w:sz w:val="21"/>
           <w:szCs w:val="21"/>
         </w:rPr>
-        <w:t xml:space="preserve">The Handbook is split into 131 pieces stored in handbook_chunks, each with a vector embedding and a searchable text index covering its section heading as well as its body.</w:t>
-      </w:r>
-    </w:p>
-    <w:p>
-      <w:pPr>
-        <w:spacing w:after="150" w:line="276"/>
-      </w:pPr>
-      <w:r>
-        <w:rPr>
-          <w:rFonts w:ascii="Calibri" w:cs="Calibri" w:eastAsia="Calibri" w:hAnsi="Calibri"/>
-          <w:b w:val="false"/>
-          <w:bCs w:val="false"/>
-          <w:i w:val="false"/>
-          <w:iCs w:val="false"/>
-          <w:color w:val="1A1A1A"/>
-          <w:sz w:val="21"/>
-          <w:szCs w:val="21"/>
-        </w:rPr>
-        <w:t xml:space="preserve">Search is hybrid: </w:t>
+        <w:t xml:space="preserve">Configuration, not code. The function can use a model the faculty runs itself — an open model such as Qwen 2.5 3B under Ollama, which answers in seconds on an ordinary CPU — and Google Gemini with one or more API keys. It tries them in the order </w:t>
       </w:r>
       <w:r>
         <w:rPr>
@@ -6256,38 +7848,69 @@
           <w:sz w:val="19"/>
           <w:szCs w:val="19"/>
         </w:rPr>
-        <w:t xml:space="preserve">search_handbook_hybrid</w:t>
-      </w:r>
-      <w:r>
-        <w:rPr>
-          <w:rFonts w:ascii="Calibri" w:cs="Calibri" w:eastAsia="Calibri" w:hAnsi="Calibri"/>
-          <w:b w:val="false"/>
-          <w:bCs w:val="false"/>
-          <w:i w:val="false"/>
-          <w:iCs w:val="false"/>
-          <w:color w:val="1A1A1A"/>
-          <w:sz w:val="21"/>
-          <w:szCs w:val="21"/>
-        </w:rPr>
-        <w:t xml:space="preserve"> ORs the question's words rather than requiring all of them, and fuses that with vector similarity. The previous version required every word to match, which found nothing for 15 of 18 real student questions — so the model was being told the Handbook had no answer when it plainly did.</w:t>
+        <w:t xml:space="preserve">AI_PROVIDERS</w:t>
+      </w:r>
+      <w:r>
+        <w:rPr>
+          <w:rFonts w:ascii="Calibri" w:cs="Calibri" w:eastAsia="Calibri" w:hAnsi="Calibri"/>
+          <w:b w:val="false"/>
+          <w:bCs w:val="false"/>
+          <w:i w:val="false"/>
+          <w:iCs w:val="false"/>
+          <w:color w:val="1A1A1A"/>
+          <w:sz w:val="21"/>
+          <w:szCs w:val="21"/>
+        </w:rPr>
+        <w:t xml:space="preserve"> sets (local first, by default), and a provider that is rate limited, busy, down or too slow is stepped past to the next. On a small local model it uses shorter instructions and a hint naming the lookup the question probably needs. Guide 7 lists the settings; </w:t>
+      </w:r>
+      <w:r>
+        <w:rPr>
+          <w:rFonts w:ascii="Consolas" w:cs="Consolas" w:eastAsia="Consolas" w:hAnsi="Consolas"/>
+          <w:b w:val="false"/>
+          <w:bCs w:val="false"/>
+          <w:i w:val="false"/>
+          <w:iCs w:val="false"/>
+          <w:color w:val="8B1E2D"/>
+          <w:sz w:val="19"/>
+          <w:szCs w:val="19"/>
+        </w:rPr>
+        <w:t xml:space="preserve">docs/local-llm.md</w:t>
+      </w:r>
+      <w:r>
+        <w:rPr>
+          <w:rFonts w:ascii="Calibri" w:cs="Calibri" w:eastAsia="Calibri" w:hAnsi="Calibri"/>
+          <w:b w:val="false"/>
+          <w:bCs w:val="false"/>
+          <w:i w:val="false"/>
+          <w:iCs w:val="false"/>
+          <w:color w:val="1A1A1A"/>
+          <w:sz w:val="21"/>
+          <w:szCs w:val="21"/>
+        </w:rPr>
+        <w:t xml:space="preserve"> sets up the faculty machine.</w:t>
       </w:r>
     </w:p>
     <w:p>
       <w:pPr>
         <w:pStyle w:val="Heading2"/>
+        <w:keepNext/>
         <w:spacing w:after="120" w:before="300"/>
       </w:pPr>
+      <w:bookmarkStart w:id="33" w:name="_Toc_33"/>
       <w:r>
         <w:rPr>
           <w:rFonts w:ascii="Calibri" w:cs="Calibri" w:eastAsia="Calibri" w:hAnsi="Calibri"/>
           <w:b/>
           <w:bCs/>
+          <w:i w:val="false"/>
+          <w:iCs w:val="false"/>
           <w:color w:val="1A1A1A"/>
           <w:sz w:val="26"/>
           <w:szCs w:val="26"/>
         </w:rPr>
-        <w:t xml:space="preserve">9.5 What it still cannot do</w:t>
-      </w:r>
+        <w:t xml:space="preserve">9.4 Limits</w:t>
+      </w:r>
+      <w:bookmarkEnd w:id="33"/>
     </w:p>
     <w:p>
       <w:pPr>
@@ -6309,7 +7932,7 @@
           <w:sz w:val="21"/>
           <w:szCs w:val="21"/>
         </w:rPr>
-        <w:t xml:space="preserve">Course feedback — there is no tool for it yet.</w:t>
+        <w:t xml:space="preserve">Gemini's free tier allows only a few requests a minute, and one question costs several (every tool turn is a request). A local model has no such allowance; its only limit is the machine.</w:t>
       </w:r>
     </w:p>
     <w:p>
@@ -6332,7 +7955,59 @@
           <w:sz w:val="21"/>
           <w:szCs w:val="21"/>
         </w:rPr>
-        <w:t xml:space="preserve">Whether an enrolment window is open right now. It knows what a student owes, not whether they can enrol today.</w:t>
+        <w:t xml:space="preserve">PES's own daily caps (</w:t>
+      </w:r>
+      <w:r>
+        <w:rPr>
+          <w:rFonts w:ascii="Consolas" w:cs="Consolas" w:eastAsia="Consolas" w:hAnsi="Consolas"/>
+          <w:b w:val="false"/>
+          <w:bCs w:val="false"/>
+          <w:i w:val="false"/>
+          <w:iCs w:val="false"/>
+          <w:color w:val="8B1E2D"/>
+          <w:sz w:val="19"/>
+          <w:szCs w:val="19"/>
+        </w:rPr>
+        <w:t xml:space="preserve">AI_DAILY_QUOTA</w:t>
+      </w:r>
+      <w:r>
+        <w:rPr>
+          <w:rFonts w:ascii="Calibri" w:cs="Calibri" w:eastAsia="Calibri" w:hAnsi="Calibri"/>
+          <w:b w:val="false"/>
+          <w:bCs w:val="false"/>
+          <w:i w:val="false"/>
+          <w:iCs w:val="false"/>
+          <w:color w:val="1A1A1A"/>
+          <w:sz w:val="21"/>
+          <w:szCs w:val="21"/>
+        </w:rPr>
+        <w:t xml:space="preserve">, default 5,000 a day; </w:t>
+      </w:r>
+      <w:r>
+        <w:rPr>
+          <w:rFonts w:ascii="Consolas" w:cs="Consolas" w:eastAsia="Consolas" w:hAnsi="Consolas"/>
+          <w:b w:val="false"/>
+          <w:bCs w:val="false"/>
+          <w:i w:val="false"/>
+          <w:iCs w:val="false"/>
+          <w:color w:val="8B1E2D"/>
+          <w:sz w:val="19"/>
+          <w:szCs w:val="19"/>
+        </w:rPr>
+        <w:t xml:space="preserve">AI_PER_STUDENT_DAILY</w:t>
+      </w:r>
+      <w:r>
+        <w:rPr>
+          <w:rFonts w:ascii="Calibri" w:cs="Calibri" w:eastAsia="Calibri" w:hAnsi="Calibri"/>
+          <w:b w:val="false"/>
+          <w:bCs w:val="false"/>
+          <w:i w:val="false"/>
+          <w:iCs w:val="false"/>
+          <w:color w:val="1A1A1A"/>
+          <w:sz w:val="21"/>
+          <w:szCs w:val="21"/>
+        </w:rPr>
+        <w:t xml:space="preserve">, default 1,000) are deliberately loose while one developer tests; tighten them before release.</w:t>
       </w:r>
     </w:p>
     <w:p>
@@ -6355,60 +8030,33 @@
           <w:sz w:val="21"/>
           <w:szCs w:val="21"/>
         </w:rPr>
-        <w:t xml:space="preserve">Anything at all that changes data. It reads records; it never submits, enrols or withdraws.</w:t>
-      </w:r>
-    </w:p>
-    <w:p>
-      <w:pPr>
-        <w:spacing w:after="150" w:line="276"/>
-      </w:pPr>
-      <w:r>
-        <w:rPr>
-          <w:rFonts w:ascii="Calibri" w:cs="Calibri" w:eastAsia="Calibri" w:hAnsi="Calibri"/>
-          <w:b w:val="false"/>
-          <w:bCs w:val="false"/>
-          <w:i w:val="false"/>
-          <w:iCs w:val="false"/>
-          <w:color w:val="1A1A1A"/>
-          <w:sz w:val="21"/>
-          <w:szCs w:val="21"/>
-        </w:rPr>
-        <w:t xml:space="preserve">The prompt names these explicitly, so the assistant says it cannot see them and points at the page that can, rather than reaching for the Handbook to cover a record it cannot read.</w:t>
-      </w:r>
-    </w:p>
-    <w:p>
-      <w:pPr>
-        <w:pStyle w:val="Heading2"/>
-        <w:spacing w:after="120" w:before="300"/>
-      </w:pPr>
-      <w:r>
-        <w:rPr>
-          <w:rFonts w:ascii="Calibri" w:cs="Calibri" w:eastAsia="Calibri" w:hAnsi="Calibri"/>
-          <w:b/>
-          <w:bCs/>
-          <w:color w:val="1A1A1A"/>
-          <w:sz w:val="26"/>
-          <w:szCs w:val="26"/>
-        </w:rPr>
-        <w:t xml:space="preserve">9.6 The real constraint</w:t>
-      </w:r>
-    </w:p>
-    <w:p>
-      <w:pPr>
-        <w:spacing w:after="150" w:line="276"/>
-      </w:pPr>
-      <w:r>
-        <w:rPr>
-          <w:rFonts w:ascii="Calibri" w:cs="Calibri" w:eastAsia="Calibri" w:hAnsi="Calibri"/>
-          <w:b w:val="false"/>
-          <w:bCs w:val="false"/>
-          <w:i w:val="false"/>
-          <w:iCs w:val="false"/>
-          <w:color w:val="1A1A1A"/>
-          <w:sz w:val="21"/>
-          <w:szCs w:val="21"/>
-        </w:rPr>
-        <w:t xml:space="preserve">Not code — quota. The free Gemini tier allows twenty requests per day per model, and one student question costs three or four of them, because every tool turn is its own request. That is roughly five questions a day for the whole system.</w:t>
+        <w:t xml:space="preserve">A question stops after 60 seconds (</w:t>
+      </w:r>
+      <w:r>
+        <w:rPr>
+          <w:rFonts w:ascii="Consolas" w:cs="Consolas" w:eastAsia="Consolas" w:hAnsi="Consolas"/>
+          <w:b w:val="false"/>
+          <w:bCs w:val="false"/>
+          <w:i w:val="false"/>
+          <w:iCs w:val="false"/>
+          <w:color w:val="8B1E2D"/>
+          <w:sz w:val="19"/>
+          <w:szCs w:val="19"/>
+        </w:rPr>
+        <w:t xml:space="preserve">AI_DEADLINE_MS</w:t>
+      </w:r>
+      <w:r>
+        <w:rPr>
+          <w:rFonts w:ascii="Calibri" w:cs="Calibri" w:eastAsia="Calibri" w:hAnsi="Calibri"/>
+          <w:b w:val="false"/>
+          <w:bCs w:val="false"/>
+          <w:i w:val="false"/>
+          <w:iCs w:val="false"/>
+          <w:color w:val="1A1A1A"/>
+          <w:sz w:val="21"/>
+          <w:szCs w:val="21"/>
+        </w:rPr>
+        <w:t xml:space="preserve">) so it can still answer rather than being killed.</w:t>
       </w:r>
     </w:p>
     <w:p>
@@ -6431,30 +8079,258 @@
           <w:sz w:val="21"/>
           <w:szCs w:val="21"/>
         </w:rPr>
-        <w:t xml:space="preserve">A rate limit is waited out and retried, not reported as a crash.</w:t>
-      </w:r>
+        <w:t xml:space="preserve">It reads records; it never submits, enrols or withdraws. It has no tool for course feedback or for whether an enrolment window is open today, and it says so rather than guessing.</w:t>
+      </w:r>
+    </w:p>
+    <w:p>
+      <w:r>
+        <w:br w:type="page"/>
+      </w:r>
+    </w:p>
+    <w:p>
+      <w:pPr>
+        <w:pStyle w:val="Heading1"/>
+        <w:keepNext/>
+        <w:spacing w:after="170" w:before="380"/>
+      </w:pPr>
+      <w:bookmarkStart w:id="34" w:name="_Toc_34"/>
+      <w:r>
+        <w:rPr>
+          <w:rFonts w:ascii="Calibri" w:cs="Calibri" w:eastAsia="Calibri" w:hAnsi="Calibri"/>
+          <w:b/>
+          <w:bCs/>
+          <w:i w:val="false"/>
+          <w:iCs w:val="false"/>
+          <w:color w:val="8B1E2D"/>
+          <w:sz w:val="32"/>
+          <w:szCs w:val="32"/>
+        </w:rPr>
+        <w:t xml:space="preserve">10. Batches and accounts</w:t>
+      </w:r>
+      <w:bookmarkEnd w:id="34"/>
+    </w:p>
+    <w:p>
+      <w:pPr>
+        <w:spacing w:after="150" w:line="276"/>
+      </w:pPr>
+      <w:r>
+        <w:rPr>
+          <w:rFonts w:ascii="Calibri" w:cs="Calibri" w:eastAsia="Calibri" w:hAnsi="Calibri"/>
+          <w:b/>
+          <w:bCs/>
+          <w:i w:val="false"/>
+          <w:iCs w:val="false"/>
+          <w:color w:val="1A1A1A"/>
+          <w:sz w:val="21"/>
+          <w:szCs w:val="21"/>
+        </w:rPr>
+        <w:t xml:space="preserve">Who:</w:t>
+      </w:r>
+      <w:r>
+        <w:rPr>
+          <w:rFonts w:ascii="Calibri" w:cs="Calibri" w:eastAsia="Calibri" w:hAnsi="Calibri"/>
+          <w:b w:val="false"/>
+          <w:bCs w:val="false"/>
+          <w:i w:val="false"/>
+          <w:iCs w:val="false"/>
+          <w:color w:val="1A1A1A"/>
+          <w:sz w:val="21"/>
+          <w:szCs w:val="21"/>
+        </w:rPr>
+        <w:t xml:space="preserve"> the super admin.</w:t>
+      </w:r>
+    </w:p>
+    <w:p>
+      <w:pPr>
+        <w:spacing w:after="150" w:line="276"/>
+      </w:pPr>
+      <w:r>
+        <w:rPr>
+          <w:rFonts w:ascii="Calibri" w:cs="Calibri" w:eastAsia="Calibri" w:hAnsi="Calibri"/>
+          <w:b/>
+          <w:bCs/>
+          <w:i w:val="false"/>
+          <w:iCs w:val="false"/>
+          <w:color w:val="1A1A1A"/>
+          <w:sz w:val="21"/>
+          <w:szCs w:val="21"/>
+        </w:rPr>
+        <w:t xml:space="preserve">Where:</w:t>
+      </w:r>
+      <w:r>
+        <w:rPr>
+          <w:rFonts w:ascii="Calibri" w:cs="Calibri" w:eastAsia="Calibri" w:hAnsi="Calibri"/>
+          <w:b w:val="false"/>
+          <w:bCs w:val="false"/>
+          <w:i w:val="false"/>
+          <w:iCs w:val="false"/>
+          <w:color w:val="1A1A1A"/>
+          <w:sz w:val="21"/>
+          <w:szCs w:val="21"/>
+        </w:rPr>
+        <w:t xml:space="preserve"> AdminBatches.tsx (with IntakeDialog, DepartmentsDialog, RemoveBatchDialog and </w:t>
+      </w:r>
+      <w:r>
+        <w:rPr>
+          <w:rFonts w:ascii="Consolas" w:cs="Consolas" w:eastAsia="Consolas" w:hAnsi="Consolas"/>
+          <w:b w:val="false"/>
+          <w:bCs w:val="false"/>
+          <w:i w:val="false"/>
+          <w:iCs w:val="false"/>
+          <w:color w:val="8B1E2D"/>
+          <w:sz w:val="19"/>
+          <w:szCs w:val="19"/>
+        </w:rPr>
+        <w:t xml:space="preserve">lib/batchIntake.ts</w:t>
+      </w:r>
+      <w:r>
+        <w:rPr>
+          <w:rFonts w:ascii="Calibri" w:cs="Calibri" w:eastAsia="Calibri" w:hAnsi="Calibri"/>
+          <w:b w:val="false"/>
+          <w:bCs w:val="false"/>
+          <w:i w:val="false"/>
+          <w:iCs w:val="false"/>
+          <w:color w:val="1A1A1A"/>
+          <w:sz w:val="21"/>
+          <w:szCs w:val="21"/>
+        </w:rPr>
+        <w:t xml:space="preserve">), AdminUsers.tsx (with AddUserDialog), the </w:t>
+      </w:r>
+      <w:r>
+        <w:rPr>
+          <w:rFonts w:ascii="Consolas" w:cs="Consolas" w:eastAsia="Consolas" w:hAnsi="Consolas"/>
+          <w:b w:val="false"/>
+          <w:bCs w:val="false"/>
+          <w:i w:val="false"/>
+          <w:iCs w:val="false"/>
+          <w:color w:val="8B1E2D"/>
+          <w:sz w:val="19"/>
+          <w:szCs w:val="19"/>
+        </w:rPr>
+        <w:t xml:space="preserve">manage-batches</w:t>
+      </w:r>
+      <w:r>
+        <w:rPr>
+          <w:rFonts w:ascii="Calibri" w:cs="Calibri" w:eastAsia="Calibri" w:hAnsi="Calibri"/>
+          <w:b w:val="false"/>
+          <w:bCs w:val="false"/>
+          <w:i w:val="false"/>
+          <w:iCs w:val="false"/>
+          <w:color w:val="1A1A1A"/>
+          <w:sz w:val="21"/>
+          <w:szCs w:val="21"/>
+        </w:rPr>
+        <w:t xml:space="preserve"> and </w:t>
+      </w:r>
+      <w:r>
+        <w:rPr>
+          <w:rFonts w:ascii="Consolas" w:cs="Consolas" w:eastAsia="Consolas" w:hAnsi="Consolas"/>
+          <w:b w:val="false"/>
+          <w:bCs w:val="false"/>
+          <w:i w:val="false"/>
+          <w:iCs w:val="false"/>
+          <w:color w:val="8B1E2D"/>
+          <w:sz w:val="19"/>
+          <w:szCs w:val="19"/>
+        </w:rPr>
+        <w:t xml:space="preserve">account</w:t>
+      </w:r>
+      <w:r>
+        <w:rPr>
+          <w:rFonts w:ascii="Calibri" w:cs="Calibri" w:eastAsia="Calibri" w:hAnsi="Calibri"/>
+          <w:b w:val="false"/>
+          <w:bCs w:val="false"/>
+          <w:i w:val="false"/>
+          <w:iCs w:val="false"/>
+          <w:color w:val="1A1A1A"/>
+          <w:sz w:val="21"/>
+          <w:szCs w:val="21"/>
+        </w:rPr>
+        <w:t xml:space="preserve"> Edge Functions.</w:t>
+      </w:r>
+    </w:p>
+    <w:p>
+      <w:pPr>
+        <w:pStyle w:val="Heading2"/>
+        <w:keepNext/>
+        <w:spacing w:after="120" w:before="300"/>
+      </w:pPr>
+      <w:bookmarkStart w:id="35" w:name="_Toc_35"/>
+      <w:r>
+        <w:rPr>
+          <w:rFonts w:ascii="Calibri" w:cs="Calibri" w:eastAsia="Calibri" w:hAnsi="Calibri"/>
+          <w:b/>
+          <w:bCs/>
+          <w:i w:val="false"/>
+          <w:iCs w:val="false"/>
+          <w:color w:val="1A1A1A"/>
+          <w:sz w:val="26"/>
+          <w:szCs w:val="26"/>
+        </w:rPr>
+        <w:t xml:space="preserve">10.1 A batch's life</w:t>
+      </w:r>
+      <w:bookmarkEnd w:id="35"/>
     </w:p>
     <w:p>
       <w:pPr>
         <w:pStyle w:val="ListParagraph"/>
         <w:numPr>
           <w:ilvl w:val="0"/>
-          <w:numId w:val="2"/>
+          <w:numId w:val="109"/>
         </w:numPr>
-        <w:spacing w:after="70" w:line="276"/>
-      </w:pPr>
-      <w:r>
-        <w:rPr>
-          <w:rFonts w:ascii="Calibri" w:cs="Calibri" w:eastAsia="Calibri" w:hAnsi="Calibri"/>
-          <w:b w:val="false"/>
-          <w:bCs w:val="false"/>
-          <w:i w:val="false"/>
-          <w:iCs w:val="false"/>
-          <w:color w:val="1A1A1A"/>
-          <w:sz w:val="21"/>
-          <w:szCs w:val="21"/>
-        </w:rPr>
-        <w:t xml:space="preserve">A model that is out of allowance falls through to the next candidate, since limits are counted per model.</w:t>
+        <w:spacing w:after="80" w:line="276"/>
+      </w:pPr>
+      <w:r>
+        <w:rPr>
+          <w:rFonts w:ascii="Calibri" w:cs="Calibri" w:eastAsia="Calibri" w:hAnsi="Calibri"/>
+          <w:b/>
+          <w:bCs/>
+          <w:i w:val="false"/>
+          <w:iCs w:val="false"/>
+          <w:color w:val="1A1A1A"/>
+          <w:sz w:val="21"/>
+          <w:szCs w:val="21"/>
+        </w:rPr>
+        <w:t xml:space="preserve">Intake.</w:t>
+      </w:r>
+      <w:r>
+        <w:rPr>
+          <w:rFonts w:ascii="Calibri" w:cs="Calibri" w:eastAsia="Calibri" w:hAnsi="Calibri"/>
+          <w:b w:val="false"/>
+          <w:bCs w:val="false"/>
+          <w:i w:val="false"/>
+          <w:iCs w:val="false"/>
+          <w:color w:val="1A1A1A"/>
+          <w:sz w:val="21"/>
+          <w:szCs w:val="21"/>
+        </w:rPr>
+        <w:t xml:space="preserve"> The super admin uploads the faculty's spreadsheet of a new batch: names, registration and index numbers, emails. </w:t>
+      </w:r>
+      <w:r>
+        <w:rPr>
+          <w:rFonts w:ascii="Consolas" w:cs="Consolas" w:eastAsia="Consolas" w:hAnsi="Consolas"/>
+          <w:b w:val="false"/>
+          <w:bCs w:val="false"/>
+          <w:i w:val="false"/>
+          <w:iCs w:val="false"/>
+          <w:color w:val="8B1E2D"/>
+          <w:sz w:val="19"/>
+          <w:szCs w:val="19"/>
+        </w:rPr>
+        <w:t xml:space="preserve">manage-batches</w:t>
+      </w:r>
+      <w:r>
+        <w:rPr>
+          <w:rFonts w:ascii="Calibri" w:cs="Calibri" w:eastAsia="Calibri" w:hAnsi="Calibri"/>
+          <w:b w:val="false"/>
+          <w:bCs w:val="false"/>
+          <w:i w:val="false"/>
+          <w:iCs w:val="false"/>
+          <w:color w:val="1A1A1A"/>
+          <w:sz w:val="21"/>
+          <w:szCs w:val="21"/>
+        </w:rPr>
+        <w:t xml:space="preserve"> creates a sign-in account and a student row for each, with a random temporary password, and returns the passwords once, as a sheet to hand out. They are not stored anywhere. A long list is sent in chunks.</w:t>
       </w:r>
     </w:p>
     <w:p>
@@ -6462,80 +8338,275 @@
         <w:pStyle w:val="ListParagraph"/>
         <w:numPr>
           <w:ilvl w:val="0"/>
-          <w:numId w:val="2"/>
+          <w:numId w:val="109"/>
         </w:numPr>
-        <w:spacing w:after="70" w:line="276"/>
-      </w:pPr>
-      <w:r>
-        <w:rPr>
-          <w:rFonts w:ascii="Calibri" w:cs="Calibri" w:eastAsia="Calibri" w:hAnsi="Calibri"/>
-          <w:b w:val="false"/>
-          <w:bCs w:val="false"/>
-          <w:i w:val="false"/>
-          <w:iCs w:val="false"/>
-          <w:color w:val="1A1A1A"/>
-          <w:sz w:val="21"/>
-          <w:szCs w:val="21"/>
-        </w:rPr>
-        <w:t xml:space="preserve">The function stops itself after sixty seconds so it can still answer, rather than being killed with nothing to show.</w:t>
-      </w:r>
-    </w:p>
-    <w:p>
-      <w:pPr>
-        <w:spacing w:after="150" w:line="276"/>
-      </w:pPr>
-      <w:r>
-        <w:rPr>
-          <w:rFonts w:ascii="Calibri" w:cs="Calibri" w:eastAsia="Calibri" w:hAnsi="Calibri"/>
-          <w:b w:val="false"/>
-          <w:bCs w:val="false"/>
-          <w:i w:val="false"/>
-          <w:iCs w:val="false"/>
-          <w:color w:val="1A1A1A"/>
-          <w:sz w:val="21"/>
-          <w:szCs w:val="21"/>
-        </w:rPr>
-        <w:t xml:space="preserve">This is a deliberate choice for now: PES stays on the free tier while it is being developed, and a paid Gemini key replaces it when PES is distributed to students. The key is the GEMINI_API_KEY secret, so the switch needs no code change and no redeploy. Everything else about the feature is finished.</w:t>
-      </w:r>
-    </w:p>
-    <w:p>
-      <w:r>
-        <w:br w:type="page"/>
-      </w:r>
-    </w:p>
-    <w:p>
-      <w:pPr>
-        <w:pStyle w:val="Heading1"/>
-        <w:spacing w:after="170" w:before="380"/>
+        <w:spacing w:after="80" w:line="276"/>
       </w:pPr>
       <w:r>
         <w:rPr>
           <w:rFonts w:ascii="Calibri" w:cs="Calibri" w:eastAsia="Calibri" w:hAnsi="Calibri"/>
           <w:b/>
           <w:bCs/>
+          <w:i w:val="false"/>
+          <w:iCs w:val="false"/>
+          <w:color w:val="1A1A1A"/>
+          <w:sz w:val="21"/>
+          <w:szCs w:val="21"/>
+        </w:rPr>
+        <w:t xml:space="preserve">First sign-in.</w:t>
+      </w:r>
+      <w:r>
+        <w:rPr>
+          <w:rFonts w:ascii="Calibri" w:cs="Calibri" w:eastAsia="Calibri" w:hAnsi="Calibri"/>
+          <w:b w:val="false"/>
+          <w:bCs w:val="false"/>
+          <w:i w:val="false"/>
+          <w:iCs w:val="false"/>
+          <w:color w:val="1A1A1A"/>
+          <w:sz w:val="21"/>
+          <w:szCs w:val="21"/>
+        </w:rPr>
+        <w:t xml:space="preserve"> Each student must choose their own password before anything else (Guide 3, section 3.3).</w:t>
+      </w:r>
+    </w:p>
+    <w:p>
+      <w:pPr>
+        <w:pStyle w:val="ListParagraph"/>
+        <w:numPr>
+          <w:ilvl w:val="0"/>
+          <w:numId w:val="109"/>
+        </w:numPr>
+        <w:spacing w:after="80" w:line="276"/>
+      </w:pPr>
+      <w:r>
+        <w:rPr>
+          <w:rFonts w:ascii="Calibri" w:cs="Calibri" w:eastAsia="Calibri" w:hAnsi="Calibri"/>
+          <w:b/>
+          <w:bCs/>
+          <w:i w:val="false"/>
+          <w:iCs w:val="false"/>
+          <w:color w:val="1A1A1A"/>
+          <w:sz w:val="21"/>
+          <w:szCs w:val="21"/>
+        </w:rPr>
+        <w:t xml:space="preserve">Division into departments.</w:t>
+      </w:r>
+      <w:r>
+        <w:rPr>
+          <w:rFonts w:ascii="Calibri" w:cs="Calibri" w:eastAsia="Calibri" w:hAnsi="Calibri"/>
+          <w:b w:val="false"/>
+          <w:bCs w:val="false"/>
+          <w:i w:val="false"/>
+          <w:iCs w:val="false"/>
+          <w:color w:val="1A1A1A"/>
+          <w:sz w:val="21"/>
+          <w:szCs w:val="21"/>
+        </w:rPr>
+        <w:t xml:space="preserve"> A first-year intake belongs to the faculty, not a department. When the faculty divides it, the super admin uploads the list — registration number and department — and </w:t>
+      </w:r>
+      <w:r>
+        <w:rPr>
+          <w:rFonts w:ascii="Consolas" w:cs="Consolas" w:eastAsia="Consolas" w:hAnsi="Consolas"/>
+          <w:b w:val="false"/>
+          <w:bCs w:val="false"/>
+          <w:i w:val="false"/>
+          <w:iCs w:val="false"/>
+          <w:color w:val="8B1E2D"/>
+          <w:sz w:val="19"/>
+          <w:szCs w:val="19"/>
+        </w:rPr>
+        <w:t xml:space="preserve">assign_batch_departments</w:t>
+      </w:r>
+      <w:r>
+        <w:rPr>
+          <w:rFonts w:ascii="Calibri" w:cs="Calibri" w:eastAsia="Calibri" w:hAnsi="Calibri"/>
+          <w:b w:val="false"/>
+          <w:bCs w:val="false"/>
+          <w:i w:val="false"/>
+          <w:iCs w:val="false"/>
+          <w:color w:val="1A1A1A"/>
+          <w:sz w:val="21"/>
+          <w:szCs w:val="21"/>
+        </w:rPr>
+        <w:t xml:space="preserve"> records it for the whole batch at once.</w:t>
+      </w:r>
+    </w:p>
+    <w:p>
+      <w:pPr>
+        <w:pStyle w:val="ListParagraph"/>
+        <w:numPr>
+          <w:ilvl w:val="0"/>
+          <w:numId w:val="109"/>
+        </w:numPr>
+        <w:spacing w:after="80" w:line="276"/>
+      </w:pPr>
+      <w:r>
+        <w:rPr>
+          <w:rFonts w:ascii="Calibri" w:cs="Calibri" w:eastAsia="Calibri" w:hAnsi="Calibri"/>
+          <w:b/>
+          <w:bCs/>
+          <w:i w:val="false"/>
+          <w:iCs w:val="false"/>
+          <w:color w:val="1A1A1A"/>
+          <w:sz w:val="21"/>
+          <w:szCs w:val="21"/>
+        </w:rPr>
+        <w:t xml:space="preserve">Leaving.</w:t>
+      </w:r>
+      <w:r>
+        <w:rPr>
+          <w:rFonts w:ascii="Calibri" w:cs="Calibri" w:eastAsia="Calibri" w:hAnsi="Calibri"/>
+          <w:b w:val="false"/>
+          <w:bCs w:val="false"/>
+          <w:i w:val="false"/>
+          <w:iCs w:val="false"/>
+          <w:color w:val="1A1A1A"/>
+          <w:sz w:val="21"/>
+          <w:szCs w:val="21"/>
+        </w:rPr>
+        <w:t xml:space="preserve"> For a batch that has left, the page first shows what removing it would take with it (</w:t>
+      </w:r>
+      <w:r>
+        <w:rPr>
+          <w:rFonts w:ascii="Consolas" w:cs="Consolas" w:eastAsia="Consolas" w:hAnsi="Consolas"/>
+          <w:b w:val="false"/>
+          <w:bCs w:val="false"/>
+          <w:i w:val="false"/>
+          <w:iCs w:val="false"/>
+          <w:color w:val="8B1E2D"/>
+          <w:sz w:val="19"/>
+          <w:szCs w:val="19"/>
+        </w:rPr>
+        <w:t xml:space="preserve">get_batch_footprint</w:t>
+      </w:r>
+      <w:r>
+        <w:rPr>
+          <w:rFonts w:ascii="Calibri" w:cs="Calibri" w:eastAsia="Calibri" w:hAnsi="Calibri"/>
+          <w:b w:val="false"/>
+          <w:bCs w:val="false"/>
+          <w:i w:val="false"/>
+          <w:iCs w:val="false"/>
+          <w:color w:val="1A1A1A"/>
+          <w:sz w:val="21"/>
+          <w:szCs w:val="21"/>
+        </w:rPr>
+        <w:t xml:space="preserve">) and offers its records as a spreadsheet (</w:t>
+      </w:r>
+      <w:r>
+        <w:rPr>
+          <w:rFonts w:ascii="Consolas" w:cs="Consolas" w:eastAsia="Consolas" w:hAnsi="Consolas"/>
+          <w:b w:val="false"/>
+          <w:bCs w:val="false"/>
+          <w:i w:val="false"/>
+          <w:iCs w:val="false"/>
+          <w:color w:val="8B1E2D"/>
+          <w:sz w:val="19"/>
+          <w:szCs w:val="19"/>
+        </w:rPr>
+        <w:t xml:space="preserve">export_batch_records</w:t>
+      </w:r>
+      <w:r>
+        <w:rPr>
+          <w:rFonts w:ascii="Calibri" w:cs="Calibri" w:eastAsia="Calibri" w:hAnsi="Calibri"/>
+          <w:b w:val="false"/>
+          <w:bCs w:val="false"/>
+          <w:i w:val="false"/>
+          <w:iCs w:val="false"/>
+          <w:color w:val="1A1A1A"/>
+          <w:sz w:val="21"/>
+          <w:szCs w:val="21"/>
+        </w:rPr>
+        <w:t xml:space="preserve">). Removal then deletes the students — their results, attendance, enrolments, medical submissions, mentoring and minor choice go with them — their stored files and their sign-in accounts. Course feedback is kept anonymously unless the super admin chooses otherwise.</w:t>
+      </w:r>
+    </w:p>
+    <w:p>
+      <w:pPr>
+        <w:pStyle w:val="Heading2"/>
+        <w:keepNext/>
+        <w:spacing w:after="120" w:before="300"/>
+      </w:pPr>
+      <w:bookmarkStart w:id="36" w:name="_Toc_36"/>
+      <w:r>
+        <w:rPr>
+          <w:rFonts w:ascii="Calibri" w:cs="Calibri" w:eastAsia="Calibri" w:hAnsi="Calibri"/>
+          <w:b/>
+          <w:bCs/>
+          <w:i w:val="false"/>
+          <w:iCs w:val="false"/>
+          <w:color w:val="1A1A1A"/>
+          <w:sz w:val="26"/>
+          <w:szCs w:val="26"/>
+        </w:rPr>
+        <w:t xml:space="preserve">10.2 Accounts</w:t>
+      </w:r>
+      <w:bookmarkEnd w:id="36"/>
+    </w:p>
+    <w:p>
+      <w:pPr>
+        <w:spacing w:after="150" w:line="276"/>
+      </w:pPr>
+      <w:r>
+        <w:rPr>
+          <w:rFonts w:ascii="Calibri" w:cs="Calibri" w:eastAsia="Calibri" w:hAnsi="Calibri"/>
+          <w:b w:val="false"/>
+          <w:bCs w:val="false"/>
+          <w:i w:val="false"/>
+          <w:iCs w:val="false"/>
+          <w:color w:val="1A1A1A"/>
+          <w:sz w:val="21"/>
+          <w:szCs w:val="21"/>
+        </w:rPr>
+        <w:t xml:space="preserve">The Users page lists every account with its state — active, invited, invitation expired, deactivated, or no account — and the super admin invites, resends, cancels, deactivates and reactivates from there. Anyone can ask for a password-reset link from the sign-in page. Guide 3, section 8 follows each step and Guide 4, section 3A explains the checks.</w:t>
+      </w:r>
+    </w:p>
+    <w:p>
+      <w:r>
+        <w:br w:type="page"/>
+      </w:r>
+    </w:p>
+    <w:p>
+      <w:pPr>
+        <w:pStyle w:val="Heading1"/>
+        <w:keepNext/>
+        <w:spacing w:after="170" w:before="380"/>
+      </w:pPr>
+      <w:bookmarkStart w:id="37" w:name="_Toc_37"/>
+      <w:r>
+        <w:rPr>
+          <w:rFonts w:ascii="Calibri" w:cs="Calibri" w:eastAsia="Calibri" w:hAnsi="Calibri"/>
+          <w:b/>
+          <w:bCs/>
+          <w:i w:val="false"/>
+          <w:iCs w:val="false"/>
           <w:color w:val="8B1E2D"/>
           <w:sz w:val="32"/>
           <w:szCs w:val="32"/>
         </w:rPr>
-        <w:t xml:space="preserve">10. Dashboards and notifications</w:t>
-      </w:r>
+        <w:t xml:space="preserve">11. Dashboards and notifications</w:t>
+      </w:r>
+      <w:bookmarkEnd w:id="37"/>
     </w:p>
     <w:p>
       <w:pPr>
         <w:pStyle w:val="Heading2"/>
+        <w:keepNext/>
         <w:spacing w:after="120" w:before="300"/>
       </w:pPr>
+      <w:bookmarkStart w:id="38" w:name="_Toc_38"/>
       <w:r>
         <w:rPr>
           <w:rFonts w:ascii="Calibri" w:cs="Calibri" w:eastAsia="Calibri" w:hAnsi="Calibri"/>
           <w:b/>
           <w:bCs/>
+          <w:i w:val="false"/>
+          <w:iCs w:val="false"/>
           <w:color w:val="1A1A1A"/>
           <w:sz w:val="26"/>
           <w:szCs w:val="26"/>
         </w:rPr>
-        <w:t xml:space="preserve">10.1 The three dashboards</w:t>
-      </w:r>
+        <w:t xml:space="preserve">11.1 The three dashboards</w:t>
+      </w:r>
+      <w:bookmarkEnd w:id="38"/>
     </w:p>
     <w:tbl>
       <w:tblPr>
@@ -6550,16 +8621,17 @@
         </w:tblBorders>
       </w:tblPr>
       <w:tblGrid>
-        <w:gridCol w:w="1700"/>
-        <w:gridCol w:w="7326"/>
+        <w:gridCol w:w="1714"/>
+        <w:gridCol w:w="7312"/>
       </w:tblGrid>
       <w:tr>
         <w:trPr>
           <w:tblHeader/>
+          <w:cantSplit/>
         </w:trPr>
         <w:tc>
           <w:tcPr>
-            <w:tcW w:type="dxa" w:w="1700"/>
+            <w:tcW w:type="dxa" w:w="1714"/>
             <w:shd w:fill="8B1E2D" w:color="auto" w:val="clear"/>
             <w:tcMar>
               <w:top w:type="dxa" w:w="90"/>
@@ -6577,6 +8649,8 @@
                 <w:rFonts w:ascii="Calibri" w:cs="Calibri" w:eastAsia="Calibri" w:hAnsi="Calibri"/>
                 <w:b/>
                 <w:bCs/>
+                <w:i w:val="false"/>
+                <w:iCs w:val="false"/>
                 <w:color w:val="FFFFFF"/>
                 <w:sz w:val="19"/>
                 <w:szCs w:val="19"/>
@@ -6587,7 +8661,7 @@
         </w:tc>
         <w:tc>
           <w:tcPr>
-            <w:tcW w:type="dxa" w:w="7326"/>
+            <w:tcW w:type="dxa" w:w="7312"/>
             <w:shd w:fill="8B1E2D" w:color="auto" w:val="clear"/>
             <w:tcMar>
               <w:top w:type="dxa" w:w="90"/>
@@ -6605,6 +8679,8 @@
                 <w:rFonts w:ascii="Calibri" w:cs="Calibri" w:eastAsia="Calibri" w:hAnsi="Calibri"/>
                 <w:b/>
                 <w:bCs/>
+                <w:i w:val="false"/>
+                <w:iCs w:val="false"/>
                 <w:color w:val="FFFFFF"/>
                 <w:sz w:val="19"/>
                 <w:szCs w:val="19"/>
@@ -6615,9 +8691,12 @@
         </w:tc>
       </w:tr>
       <w:tr>
+        <w:trPr>
+          <w:cantSplit/>
+        </w:trPr>
         <w:tc>
           <w:tcPr>
-            <w:tcW w:type="dxa" w:w="1700"/>
+            <w:tcW w:type="dxa" w:w="1714"/>
             <w:shd w:fill="FFFFFF" w:color="auto" w:val="clear"/>
             <w:tcMar>
               <w:top w:type="dxa" w:w="90"/>
@@ -6635,6 +8714,8 @@
                 <w:rFonts w:ascii="Calibri" w:cs="Calibri" w:eastAsia="Calibri" w:hAnsi="Calibri"/>
                 <w:b w:val="false"/>
                 <w:bCs w:val="false"/>
+                <w:i w:val="false"/>
+                <w:iCs w:val="false"/>
                 <w:color w:val="1A1A1A"/>
                 <w:sz w:val="19"/>
                 <w:szCs w:val="19"/>
@@ -6645,7 +8726,7 @@
         </w:tc>
         <w:tc>
           <w:tcPr>
-            <w:tcW w:type="dxa" w:w="7326"/>
+            <w:tcW w:type="dxa" w:w="7312"/>
             <w:shd w:fill="FFFFFF" w:color="auto" w:val="clear"/>
             <w:tcMar>
               <w:top w:type="dxa" w:w="90"/>
@@ -6663,19 +8744,24 @@
                 <w:rFonts w:ascii="Calibri" w:cs="Calibri" w:eastAsia="Calibri" w:hAnsi="Calibri"/>
                 <w:b w:val="false"/>
                 <w:bCs w:val="false"/>
+                <w:i w:val="false"/>
+                <w:iCs w:val="false"/>
                 <w:color w:val="1A1A1A"/>
                 <w:sz w:val="19"/>
                 <w:szCs w:val="19"/>
               </w:rPr>
-              <w:t xml:space="preserve">GPA, credits, attendance, recent results, and what needs attention.</w:t>
+              <w:t xml:space="preserve">The CGPA in a soft brand card with its class and trend, then GPA trend and attendance by course side by side, the things needing attention in their colours (an open enrolment window in blue, a warning in amber, something urgent in red), this semester's courses, and the latest notices.</w:t>
             </w:r>
           </w:p>
         </w:tc>
       </w:tr>
       <w:tr>
+        <w:trPr>
+          <w:cantSplit/>
+        </w:trPr>
         <w:tc>
           <w:tcPr>
-            <w:tcW w:type="dxa" w:w="1700"/>
+            <w:tcW w:type="dxa" w:w="1714"/>
             <w:shd w:fill="FFFFFF" w:color="auto" w:val="clear"/>
             <w:tcMar>
               <w:top w:type="dxa" w:w="90"/>
@@ -6693,6 +8779,8 @@
                 <w:rFonts w:ascii="Calibri" w:cs="Calibri" w:eastAsia="Calibri" w:hAnsi="Calibri"/>
                 <w:b w:val="false"/>
                 <w:bCs w:val="false"/>
+                <w:i w:val="false"/>
+                <w:iCs w:val="false"/>
                 <w:color w:val="1A1A1A"/>
                 <w:sz w:val="19"/>
                 <w:szCs w:val="19"/>
@@ -6703,7 +8791,7 @@
         </w:tc>
         <w:tc>
           <w:tcPr>
-            <w:tcW w:type="dxa" w:w="7326"/>
+            <w:tcW w:type="dxa" w:w="7312"/>
             <w:shd w:fill="FFFFFF" w:color="auto" w:val="clear"/>
             <w:tcMar>
               <w:top w:type="dxa" w:w="90"/>
@@ -6721,19 +8809,24 @@
                 <w:rFonts w:ascii="Calibri" w:cs="Calibri" w:eastAsia="Calibri" w:hAnsi="Calibri"/>
                 <w:b w:val="false"/>
                 <w:bCs w:val="false"/>
+                <w:i w:val="false"/>
+                <w:iCs w:val="false"/>
                 <w:color w:val="1A1A1A"/>
                 <w:sz w:val="19"/>
                 <w:szCs w:val="19"/>
               </w:rPr>
-              <w:t xml:space="preserve">The lecturer's own offerings, unclosed registers, mentee alerts, and for a head of department the pending approvals.</w:t>
+              <w:t xml:space="preserve">A "waiting on you" list (unclosed registers, sheets to submit, requests to answer), the lecturer's own offerings, mentee alerts, and for a head of department the pending approvals.</w:t>
             </w:r>
           </w:p>
         </w:tc>
       </w:tr>
       <w:tr>
+        <w:trPr>
+          <w:cantSplit/>
+        </w:trPr>
         <w:tc>
           <w:tcPr>
-            <w:tcW w:type="dxa" w:w="1700"/>
+            <w:tcW w:type="dxa" w:w="1714"/>
             <w:shd w:fill="FFFFFF" w:color="auto" w:val="clear"/>
             <w:tcMar>
               <w:top w:type="dxa" w:w="90"/>
@@ -6751,6 +8844,8 @@
                 <w:rFonts w:ascii="Calibri" w:cs="Calibri" w:eastAsia="Calibri" w:hAnsi="Calibri"/>
                 <w:b w:val="false"/>
                 <w:bCs w:val="false"/>
+                <w:i w:val="false"/>
+                <w:iCs w:val="false"/>
                 <w:color w:val="1A1A1A"/>
                 <w:sz w:val="19"/>
                 <w:szCs w:val="19"/>
@@ -6761,7 +8856,7 @@
         </w:tc>
         <w:tc>
           <w:tcPr>
-            <w:tcW w:type="dxa" w:w="7326"/>
+            <w:tcW w:type="dxa" w:w="7312"/>
             <w:shd w:fill="FFFFFF" w:color="auto" w:val="clear"/>
             <w:tcMar>
               <w:top w:type="dxa" w:w="90"/>
@@ -6779,11 +8874,13 @@
                 <w:rFonts w:ascii="Calibri" w:cs="Calibri" w:eastAsia="Calibri" w:hAnsi="Calibri"/>
                 <w:b w:val="false"/>
                 <w:bCs w:val="false"/>
+                <w:i w:val="false"/>
+                <w:iCs w:val="false"/>
                 <w:color w:val="1A1A1A"/>
                 <w:sz w:val="19"/>
                 <w:szCs w:val="19"/>
               </w:rPr>
-              <w:t xml:space="preserve">Department or faculty totals, recent results, and pending medical reviews.</w:t>
+              <w:t xml:space="preserve">Department or faculty totals, a department breakdown for the super admin, recent results and pending reviews, and the faculty website reader's status with its Refresh button.</w:t>
             </w:r>
           </w:p>
         </w:tc>
@@ -6791,20 +8888,30 @@
     </w:tbl>
     <w:p>
       <w:pPr>
+        <w:spacing w:after="0" w:line="120" w:lineRule="exact"/>
+      </w:pPr>
+    </w:p>
+    <w:p>
+      <w:pPr>
         <w:pStyle w:val="Heading2"/>
+        <w:keepNext/>
         <w:spacing w:after="120" w:before="300"/>
       </w:pPr>
+      <w:bookmarkStart w:id="39" w:name="_Toc_39"/>
       <w:r>
         <w:rPr>
           <w:rFonts w:ascii="Calibri" w:cs="Calibri" w:eastAsia="Calibri" w:hAnsi="Calibri"/>
           <w:b/>
           <w:bCs/>
+          <w:i w:val="false"/>
+          <w:iCs w:val="false"/>
           <w:color w:val="1A1A1A"/>
           <w:sz w:val="26"/>
           <w:szCs w:val="26"/>
         </w:rPr>
-        <w:t xml:space="preserve">10.2 Badges</w:t>
-      </w:r>
+        <w:t xml:space="preserve">11.2 Badges</w:t>
+      </w:r>
+      <w:bookmarkEnd w:id="39"/>
     </w:p>
     <w:p>
       <w:pPr>
@@ -6853,19 +8960,24 @@
     <w:p>
       <w:pPr>
         <w:pStyle w:val="Heading2"/>
+        <w:keepNext/>
         <w:spacing w:after="120" w:before="300"/>
       </w:pPr>
+      <w:bookmarkStart w:id="40" w:name="_Toc_40"/>
       <w:r>
         <w:rPr>
           <w:rFonts w:ascii="Calibri" w:cs="Calibri" w:eastAsia="Calibri" w:hAnsi="Calibri"/>
           <w:b/>
           <w:bCs/>
+          <w:i w:val="false"/>
+          <w:iCs w:val="false"/>
           <w:color w:val="1A1A1A"/>
           <w:sz w:val="26"/>
           <w:szCs w:val="26"/>
         </w:rPr>
-        <w:t xml:space="preserve">10.3 Notifications</w:t>
-      </w:r>
+        <w:t xml:space="preserve">11.3 Notifications</w:t>
+      </w:r>
+      <w:bookmarkEnd w:id="40"/>
     </w:p>
     <w:p>
       <w:pPr>
@@ -6900,262 +9012,59 @@
           <w:sz w:val="21"/>
           <w:szCs w:val="21"/>
         </w:rPr>
-        <w:t xml:space="preserve">They are written only by database triggers, never by the browser. When the department publishes a sheet, the trigger on results writes one notification per student on it. The browser cannot forge one, and a screen that forgets to announce a change cannot cause one to be missed. The Notifications page and the bell in the header read them with get_my_notifications() and clear them with mark_notifications_read().</w:t>
-      </w:r>
-    </w:p>
-    <w:p>
-      <w:pPr>
-        <w:pStyle w:val="Heading2"/>
-        <w:spacing w:after="120" w:before="300"/>
-      </w:pPr>
-      <w:r>
-        <w:rPr>
-          <w:rFonts w:ascii="Calibri" w:cs="Calibri" w:eastAsia="Calibri" w:hAnsi="Calibri"/>
-          <w:b/>
-          <w:bCs/>
-          <w:color w:val="1A1A1A"/>
-          <w:sz w:val="26"/>
-          <w:szCs w:val="26"/>
-        </w:rPr>
-        <w:t xml:space="preserve">10.4 Notices</w:t>
-      </w:r>
-    </w:p>
-    <w:p>
-      <w:pPr>
-        <w:spacing w:after="150" w:line="276"/>
-      </w:pPr>
-      <w:r>
-        <w:rPr>
-          <w:rFonts w:ascii="Calibri" w:cs="Calibri" w:eastAsia="Calibri" w:hAnsi="Calibri"/>
-          <w:b w:val="false"/>
-          <w:bCs w:val="false"/>
-          <w:i w:val="false"/>
-          <w:iCs w:val="false"/>
-          <w:color w:val="1A1A1A"/>
-          <w:sz w:val="21"/>
-          <w:szCs w:val="21"/>
-        </w:rPr>
-        <w:t xml:space="preserve">The notice board is for announcements someone chooses to make: exam timetables, deadlines, events. A notice is scoped by department, batch, and optionally one course offering; a scope left empty means "not narrowed by this", so a notice with no department is faculty-wide.</w:t>
-      </w:r>
-    </w:p>
-    <w:p>
-      <w:pPr>
-        <w:spacing w:after="150" w:line="276"/>
-      </w:pPr>
-      <w:r>
-        <w:rPr>
-          <w:rFonts w:ascii="Calibri" w:cs="Calibri" w:eastAsia="Calibri" w:hAnsi="Calibri"/>
-          <w:b w:val="false"/>
-          <w:bCs w:val="false"/>
-          <w:i w:val="false"/>
-          <w:iCs w:val="false"/>
-          <w:color w:val="1A1A1A"/>
-          <w:sz w:val="21"/>
-          <w:szCs w:val="21"/>
-        </w:rPr>
-        <w:t xml:space="preserve">Who may publish is decided by the database: a super admin anywhere, a department admin or head of department in their department, a lecturer for the courses they teach. Some categories are further restricted to certain desks: a lecturer may post a lab schedule for their own class, never a faculty examination timetable. Whether a student may read a notice is a separate question from whether it is relevant to them, and get_my_notices() answers both, ranking the ones aimed at their batch and courses first. Attachments go in the private notice-attachments bucket, and opening a notice is what clears its badge.</w:t>
-      </w:r>
-    </w:p>
-    <w:p>
-      <w:r>
-        <w:br w:type="page"/>
-      </w:r>
-    </w:p>
-    <w:p>
-      <w:pPr>
-        <w:pStyle w:val="Heading1"/>
-        <w:spacing w:after="170" w:before="380"/>
-      </w:pPr>
-      <w:r>
-        <w:rPr>
-          <w:rFonts w:ascii="Calibri" w:cs="Calibri" w:eastAsia="Calibri" w:hAnsi="Calibri"/>
-          <w:b/>
-          <w:bCs/>
+        <w:t xml:space="preserve">They are written only by database triggers and a few functions, never by the browser; each carries the department it comes from. When the department publishes a sheet, the trigger on results writes one notification per student on it. The browser cannot forge one, and a screen that forgets to announce a change cannot cause one to be missed. The Notifications page and the bell in the header read them with </w:t>
+      </w:r>
+      <w:r>
+        <w:rPr>
+          <w:rFonts w:ascii="Consolas" w:cs="Consolas" w:eastAsia="Consolas" w:hAnsi="Consolas"/>
+          <w:b w:val="false"/>
+          <w:bCs w:val="false"/>
+          <w:i w:val="false"/>
+          <w:iCs w:val="false"/>
           <w:color w:val="8B1E2D"/>
-          <w:sz w:val="32"/>
-          <w:szCs w:val="32"/>
-        </w:rPr>
-        <w:t xml:space="preserve">11. Patterns worth copying</w:t>
-      </w:r>
-    </w:p>
-    <w:p>
-      <w:pPr>
-        <w:spacing w:after="150" w:line="276"/>
-      </w:pPr>
-      <w:r>
-        <w:rPr>
-          <w:rFonts w:ascii="Calibri" w:cs="Calibri" w:eastAsia="Calibri" w:hAnsi="Calibri"/>
-          <w:b w:val="false"/>
-          <w:bCs w:val="false"/>
-          <w:i w:val="false"/>
-          <w:iCs w:val="false"/>
-          <w:color w:val="1A1A1A"/>
-          <w:sz w:val="21"/>
-          <w:szCs w:val="21"/>
-        </w:rPr>
-        <w:t xml:space="preserve">Four habits appear throughout this codebase. If you add a feature, follow them.</w:t>
-      </w:r>
-    </w:p>
-    <w:p>
-      <w:pPr>
-        <w:pStyle w:val="Heading3"/>
-        <w:spacing w:after="90" w:before="220"/>
-      </w:pPr>
-      <w:r>
-        <w:rPr>
-          <w:rFonts w:ascii="Calibri" w:cs="Calibri" w:eastAsia="Calibri" w:hAnsi="Calibri"/>
-          <w:b/>
-          <w:bCs/>
+          <w:sz w:val="19"/>
+          <w:szCs w:val="19"/>
+        </w:rPr>
+        <w:t xml:space="preserve">get_my_notifications()</w:t>
+      </w:r>
+      <w:r>
+        <w:rPr>
+          <w:rFonts w:ascii="Calibri" w:cs="Calibri" w:eastAsia="Calibri" w:hAnsi="Calibri"/>
+          <w:b w:val="false"/>
+          <w:bCs w:val="false"/>
+          <w:i w:val="false"/>
+          <w:iCs w:val="false"/>
+          <w:color w:val="1A1A1A"/>
+          <w:sz w:val="21"/>
+          <w:szCs w:val="21"/>
+        </w:rPr>
+        <w:t xml:space="preserve">, update live through Realtime, and clear them with </w:t>
+      </w:r>
+      <w:r>
+        <w:rPr>
+          <w:rFonts w:ascii="Consolas" w:cs="Consolas" w:eastAsia="Consolas" w:hAnsi="Consolas"/>
+          <w:b w:val="false"/>
+          <w:bCs w:val="false"/>
+          <w:i w:val="false"/>
+          <w:iCs w:val="false"/>
           <w:color w:val="8B1E2D"/>
-          <w:sz w:val="23"/>
-          <w:szCs w:val="23"/>
-        </w:rPr>
-        <w:t xml:space="preserve">Ask the database once for what it can answer once</w:t>
-      </w:r>
-    </w:p>
-    <w:p>
-      <w:pPr>
-        <w:spacing w:after="150" w:line="276"/>
-      </w:pPr>
-      <w:r>
-        <w:rPr>
-          <w:rFonts w:ascii="Calibri" w:cs="Calibri" w:eastAsia="Calibri" w:hAnsi="Calibri"/>
-          <w:b w:val="false"/>
-          <w:bCs w:val="false"/>
-          <w:i w:val="false"/>
-          <w:iCs w:val="false"/>
-          <w:color w:val="1A1A1A"/>
-          <w:sz w:val="21"/>
-          <w:szCs w:val="21"/>
-        </w:rPr>
-        <w:t xml:space="preserve">Do not fetch rows to count them in the browser. Besides the wasted transfer, the API caps how many rows it returns — so past that cap the page does not fail, it quietly reports a number that is too low. That was a real bug on the course management page, fixed in September 2026.</w:t>
-      </w:r>
-    </w:p>
-    <w:p>
-      <w:pPr>
-        <w:pStyle w:val="Heading3"/>
-        <w:spacing w:after="90" w:before="220"/>
-      </w:pPr>
-      <w:r>
-        <w:rPr>
-          <w:rFonts w:ascii="Calibri" w:cs="Calibri" w:eastAsia="Calibri" w:hAnsi="Calibri"/>
-          <w:b/>
-          <w:bCs/>
-          <w:color w:val="8B1E2D"/>
-          <w:sz w:val="23"/>
-          <w:szCs w:val="23"/>
-        </w:rPr>
-        <w:t xml:space="preserve">Let the database decide insert or update</w:t>
-      </w:r>
-    </w:p>
-    <w:p>
-      <w:pPr>
-        <w:spacing w:after="150" w:line="276"/>
-      </w:pPr>
-      <w:r>
-        <w:rPr>
-          <w:rFonts w:ascii="Calibri" w:cs="Calibri" w:eastAsia="Calibri" w:hAnsi="Calibri"/>
-          <w:b w:val="false"/>
-          <w:bCs w:val="false"/>
-          <w:i w:val="false"/>
-          <w:iCs w:val="false"/>
-          <w:color w:val="1A1A1A"/>
-          <w:sz w:val="21"/>
-          <w:szCs w:val="21"/>
-        </w:rPr>
-        <w:t xml:space="preserve">If a unique key already exists, use one upsert instead of a loop. It is faster and, more importantly, it is atomic.</w:t>
-      </w:r>
-    </w:p>
-    <w:p>
-      <w:pPr>
-        <w:pStyle w:val="Heading3"/>
-        <w:spacing w:after="90" w:before="220"/>
-      </w:pPr>
-      <w:r>
-        <w:rPr>
-          <w:rFonts w:ascii="Calibri" w:cs="Calibri" w:eastAsia="Calibri" w:hAnsi="Calibri"/>
-          <w:b/>
-          <w:bCs/>
-          <w:color w:val="8B1E2D"/>
-          <w:sz w:val="23"/>
-          <w:szCs w:val="23"/>
-        </w:rPr>
-        <w:t xml:space="preserve">Fetch shared data once and pass it on</w:t>
-      </w:r>
-    </w:p>
-    <w:p>
-      <w:pPr>
-        <w:spacing w:after="150" w:line="276"/>
-      </w:pPr>
-      <w:r>
-        <w:rPr>
-          <w:rFonts w:ascii="Calibri" w:cs="Calibri" w:eastAsia="Calibri" w:hAnsi="Calibri"/>
-          <w:b w:val="false"/>
-          <w:bCs w:val="false"/>
-          <w:i w:val="false"/>
-          <w:iCs w:val="false"/>
-          <w:color w:val="1A1A1A"/>
-          <w:sz w:val="21"/>
-          <w:szCs w:val="21"/>
-        </w:rPr>
-        <w:t xml:space="preserve">The student dashboard used to read the enrolment list twice — same student, same filter, different columns. One read, handed to both consumers, cannot disagree with itself.</w:t>
-      </w:r>
-    </w:p>
-    <w:p>
-      <w:pPr>
-        <w:pStyle w:val="Heading3"/>
-        <w:spacing w:after="90" w:before="220"/>
-      </w:pPr>
-      <w:r>
-        <w:rPr>
-          <w:rFonts w:ascii="Calibri" w:cs="Calibri" w:eastAsia="Calibri" w:hAnsi="Calibri"/>
-          <w:b/>
-          <w:bCs/>
-          <w:color w:val="8B1E2D"/>
-          <w:sz w:val="23"/>
-          <w:szCs w:val="23"/>
-        </w:rPr>
-        <w:t xml:space="preserve">Put the calculation in lib, not in the page</w:t>
-      </w:r>
-    </w:p>
-    <w:p>
-      <w:pPr>
-        <w:spacing w:after="150" w:line="276"/>
-      </w:pPr>
-      <w:r>
-        <w:rPr>
-          <w:rFonts w:ascii="Calibri" w:cs="Calibri" w:eastAsia="Calibri" w:hAnsi="Calibri"/>
-          <w:b w:val="false"/>
-          <w:bCs w:val="false"/>
-          <w:i w:val="false"/>
-          <w:iCs w:val="false"/>
-          <w:color w:val="1A1A1A"/>
-          <w:sz w:val="21"/>
-          <w:szCs w:val="21"/>
-        </w:rPr>
-        <w:t xml:space="preserve">Attendance percentages, batch descriptions and grade maths all live in src/lib/. That is what lets the same number appear on a page, in a PDF and in the AI assistant without being written three times and drifting apart.</w:t>
-      </w:r>
-    </w:p>
-    <w:p>
-      <w:r>
-        <w:br w:type="page"/>
-      </w:r>
-    </w:p>
-    <w:p>
-      <w:pPr>
-        <w:pStyle w:val="Heading1"/>
-        <w:spacing w:after="170" w:before="380"/>
-      </w:pPr>
-      <w:r>
-        <w:rPr>
-          <w:rFonts w:ascii="Calibri" w:cs="Calibri" w:eastAsia="Calibri" w:hAnsi="Calibri"/>
-          <w:b/>
-          <w:bCs/>
-          <w:color w:val="8B1E2D"/>
-          <w:sz w:val="32"/>
-          <w:szCs w:val="32"/>
-        </w:rPr>
-        <w:t xml:space="preserve">12. Quick reference</w:t>
+          <w:sz w:val="19"/>
+          <w:szCs w:val="19"/>
+        </w:rPr>
+        <w:t xml:space="preserve">mark_notifications_read()</w:t>
+      </w:r>
+      <w:r>
+        <w:rPr>
+          <w:rFonts w:ascii="Calibri" w:cs="Calibri" w:eastAsia="Calibri" w:hAnsi="Calibri"/>
+          <w:b w:val="false"/>
+          <w:bCs w:val="false"/>
+          <w:i w:val="false"/>
+          <w:iCs w:val="false"/>
+          <w:color w:val="1A1A1A"/>
+          <w:sz w:val="21"/>
+          <w:szCs w:val="21"/>
+        </w:rPr>
+        <w:t xml:space="preserve">.</w:t>
       </w:r>
     </w:p>
     <w:tbl>
@@ -7171,16 +9080,17 @@
         </w:tblBorders>
       </w:tblPr>
       <w:tblGrid>
-        <w:gridCol w:w="3400"/>
-        <w:gridCol w:w="5626"/>
+        <w:gridCol w:w="3249"/>
+        <w:gridCol w:w="5777"/>
       </w:tblGrid>
       <w:tr>
         <w:trPr>
           <w:tblHeader/>
+          <w:cantSplit/>
         </w:trPr>
         <w:tc>
           <w:tcPr>
-            <w:tcW w:type="dxa" w:w="3400"/>
+            <w:tcW w:type="dxa" w:w="3249"/>
             <w:shd w:fill="8B1E2D" w:color="auto" w:val="clear"/>
             <w:tcMar>
               <w:top w:type="dxa" w:w="90"/>
@@ -7198,17 +9108,19 @@
                 <w:rFonts w:ascii="Calibri" w:cs="Calibri" w:eastAsia="Calibri" w:hAnsi="Calibri"/>
                 <w:b/>
                 <w:bCs/>
+                <w:i w:val="false"/>
+                <w:iCs w:val="false"/>
                 <w:color w:val="FFFFFF"/>
                 <w:sz w:val="19"/>
                 <w:szCs w:val="19"/>
               </w:rPr>
-              <w:t xml:space="preserve">I want to understand...</w:t>
+              <w:t xml:space="preserve">Trigger</w:t>
             </w:r>
           </w:p>
         </w:tc>
         <w:tc>
           <w:tcPr>
-            <w:tcW w:type="dxa" w:w="5626"/>
+            <w:tcW w:type="dxa" w:w="5777"/>
             <w:shd w:fill="8B1E2D" w:color="auto" w:val="clear"/>
             <w:tcMar>
               <w:top w:type="dxa" w:w="90"/>
@@ -7226,19 +9138,24 @@
                 <w:rFonts w:ascii="Calibri" w:cs="Calibri" w:eastAsia="Calibri" w:hAnsi="Calibri"/>
                 <w:b/>
                 <w:bCs/>
+                <w:i w:val="false"/>
+                <w:iCs w:val="false"/>
                 <w:color w:val="FFFFFF"/>
                 <w:sz w:val="19"/>
                 <w:szCs w:val="19"/>
               </w:rPr>
-              <w:t xml:space="preserve">Start with this file</w:t>
+              <w:t xml:space="preserve">Tells whom, when</w:t>
             </w:r>
           </w:p>
         </w:tc>
       </w:tr>
       <w:tr>
+        <w:trPr>
+          <w:cantSplit/>
+        </w:trPr>
         <w:tc>
           <w:tcPr>
-            <w:tcW w:type="dxa" w:w="3400"/>
+            <w:tcW w:type="dxa" w:w="3249"/>
             <w:shd w:fill="FFFFFF" w:color="auto" w:val="clear"/>
             <w:tcMar>
               <w:top w:type="dxa" w:w="90"/>
@@ -7256,17 +9173,19 @@
                 <w:rFonts w:ascii="Calibri" w:cs="Calibri" w:eastAsia="Calibri" w:hAnsi="Calibri"/>
                 <w:b w:val="false"/>
                 <w:bCs w:val="false"/>
+                <w:i w:val="false"/>
+                <w:iCs w:val="false"/>
                 <w:color w:val="1A1A1A"/>
                 <w:sz w:val="19"/>
                 <w:szCs w:val="19"/>
               </w:rPr>
-              <w:t xml:space="preserve">Who is signed in</w:t>
+              <w:t xml:space="preserve">notify_result_changes</w:t>
             </w:r>
           </w:p>
         </w:tc>
         <w:tc>
           <w:tcPr>
-            <w:tcW w:type="dxa" w:w="5626"/>
+            <w:tcW w:type="dxa" w:w="5777"/>
             <w:shd w:fill="FFFFFF" w:color="auto" w:val="clear"/>
             <w:tcMar>
               <w:top w:type="dxa" w:w="90"/>
@@ -7284,19 +9203,24 @@
                 <w:rFonts w:ascii="Calibri" w:cs="Calibri" w:eastAsia="Calibri" w:hAnsi="Calibri"/>
                 <w:b w:val="false"/>
                 <w:bCs w:val="false"/>
+                <w:i w:val="false"/>
+                <w:iCs w:val="false"/>
                 <w:color w:val="1A1A1A"/>
                 <w:sz w:val="19"/>
                 <w:szCs w:val="19"/>
               </w:rPr>
-              <w:t xml:space="preserve">src/app/context/AuthContext.tsx</w:t>
+              <w:t xml:space="preserve">The department office and head, when a sheet is submitted; the lecturer, when it is returned; every student on it, when it is published.</w:t>
             </w:r>
           </w:p>
         </w:tc>
       </w:tr>
       <w:tr>
+        <w:trPr>
+          <w:cantSplit/>
+        </w:trPr>
         <w:tc>
           <w:tcPr>
-            <w:tcW w:type="dxa" w:w="3400"/>
+            <w:tcW w:type="dxa" w:w="3249"/>
             <w:shd w:fill="FFFFFF" w:color="auto" w:val="clear"/>
             <w:tcMar>
               <w:top w:type="dxa" w:w="90"/>
@@ -7314,17 +9238,19 @@
                 <w:rFonts w:ascii="Calibri" w:cs="Calibri" w:eastAsia="Calibri" w:hAnsi="Calibri"/>
                 <w:b w:val="false"/>
                 <w:bCs w:val="false"/>
+                <w:i w:val="false"/>
+                <w:iCs w:val="false"/>
                 <w:color w:val="1A1A1A"/>
                 <w:sz w:val="19"/>
                 <w:szCs w:val="19"/>
               </w:rPr>
-              <w:t xml:space="preserve">Which page shows for which URL</w:t>
+              <w:t xml:space="preserve">nudge_semester_complete</w:t>
             </w:r>
           </w:p>
         </w:tc>
         <w:tc>
           <w:tcPr>
-            <w:tcW w:type="dxa" w:w="5626"/>
+            <w:tcW w:type="dxa" w:w="5777"/>
             <w:shd w:fill="FFFFFF" w:color="auto" w:val="clear"/>
             <w:tcMar>
               <w:top w:type="dxa" w:w="90"/>
@@ -7342,19 +9268,24 @@
                 <w:rFonts w:ascii="Calibri" w:cs="Calibri" w:eastAsia="Calibri" w:hAnsi="Calibri"/>
                 <w:b w:val="false"/>
                 <w:bCs w:val="false"/>
+                <w:i w:val="false"/>
+                <w:iCs w:val="false"/>
                 <w:color w:val="1A1A1A"/>
                 <w:sz w:val="19"/>
                 <w:szCs w:val="19"/>
               </w:rPr>
-              <w:t xml:space="preserve">src/app/routes.tsx</w:t>
+              <w:t xml:space="preserve">A student, when the last GPA course of their semester is published (section 8.3).</w:t>
             </w:r>
           </w:p>
         </w:tc>
       </w:tr>
       <w:tr>
+        <w:trPr>
+          <w:cantSplit/>
+        </w:trPr>
         <w:tc>
           <w:tcPr>
-            <w:tcW w:type="dxa" w:w="3400"/>
+            <w:tcW w:type="dxa" w:w="3249"/>
             <w:shd w:fill="FFFFFF" w:color="auto" w:val="clear"/>
             <w:tcMar>
               <w:top w:type="dxa" w:w="90"/>
@@ -7372,17 +9303,19 @@
                 <w:rFonts w:ascii="Calibri" w:cs="Calibri" w:eastAsia="Calibri" w:hAnsi="Calibri"/>
                 <w:b w:val="false"/>
                 <w:bCs w:val="false"/>
+                <w:i w:val="false"/>
+                <w:iCs w:val="false"/>
                 <w:color w:val="1A1A1A"/>
                 <w:sz w:val="19"/>
                 <w:szCs w:val="19"/>
               </w:rPr>
-              <w:t xml:space="preserve">How a role is stopped at the door</w:t>
+              <w:t xml:space="preserve">notify_register_open, notify_register_reopened</w:t>
             </w:r>
           </w:p>
         </w:tc>
         <w:tc>
           <w:tcPr>
-            <w:tcW w:type="dxa" w:w="5626"/>
+            <w:tcW w:type="dxa" w:w="5777"/>
             <w:shd w:fill="FFFFFF" w:color="auto" w:val="clear"/>
             <w:tcMar>
               <w:top w:type="dxa" w:w="90"/>
@@ -7400,19 +9333,24 @@
                 <w:rFonts w:ascii="Calibri" w:cs="Calibri" w:eastAsia="Calibri" w:hAnsi="Calibri"/>
                 <w:b w:val="false"/>
                 <w:bCs w:val="false"/>
+                <w:i w:val="false"/>
+                <w:iCs w:val="false"/>
                 <w:color w:val="1A1A1A"/>
                 <w:sz w:val="19"/>
                 <w:szCs w:val="19"/>
               </w:rPr>
-              <w:t xml:space="preserve">src/app/components/ProtectedRoute.tsx</w:t>
+              <w:t xml:space="preserve">Students, when a register is opened for a class they are in.</w:t>
             </w:r>
           </w:p>
         </w:tc>
       </w:tr>
       <w:tr>
+        <w:trPr>
+          <w:cantSplit/>
+        </w:trPr>
         <w:tc>
           <w:tcPr>
-            <w:tcW w:type="dxa" w:w="3400"/>
+            <w:tcW w:type="dxa" w:w="3249"/>
             <w:shd w:fill="FFFFFF" w:color="auto" w:val="clear"/>
             <w:tcMar>
               <w:top w:type="dxa" w:w="90"/>
@@ -7430,17 +9368,19 @@
                 <w:rFonts w:ascii="Calibri" w:cs="Calibri" w:eastAsia="Calibri" w:hAnsi="Calibri"/>
                 <w:b w:val="false"/>
                 <w:bCs w:val="false"/>
+                <w:i w:val="false"/>
+                <w:iCs w:val="false"/>
                 <w:color w:val="1A1A1A"/>
                 <w:sz w:val="19"/>
                 <w:szCs w:val="19"/>
               </w:rPr>
-              <w:t xml:space="preserve">The academic rules and thresholds</w:t>
+              <w:t xml:space="preserve">notify_mentor_message, notify_mentor_assigned</w:t>
             </w:r>
           </w:p>
         </w:tc>
         <w:tc>
           <w:tcPr>
-            <w:tcW w:type="dxa" w:w="5626"/>
+            <w:tcW w:type="dxa" w:w="5777"/>
             <w:shd w:fill="FFFFFF" w:color="auto" w:val="clear"/>
             <w:tcMar>
               <w:top w:type="dxa" w:w="90"/>
@@ -7458,19 +9398,24 @@
                 <w:rFonts w:ascii="Calibri" w:cs="Calibri" w:eastAsia="Calibri" w:hAnsi="Calibri"/>
                 <w:b w:val="false"/>
                 <w:bCs w:val="false"/>
+                <w:i w:val="false"/>
+                <w:iCs w:val="false"/>
                 <w:color w:val="1A1A1A"/>
                 <w:sz w:val="19"/>
                 <w:szCs w:val="19"/>
               </w:rPr>
-              <w:t xml:space="preserve">src/lib/settings.ts</w:t>
+              <w:t xml:space="preserve">The other person in the thread; a student and their new mentor.</w:t>
             </w:r>
           </w:p>
         </w:tc>
       </w:tr>
       <w:tr>
+        <w:trPr>
+          <w:cantSplit/>
+        </w:trPr>
         <w:tc>
           <w:tcPr>
-            <w:tcW w:type="dxa" w:w="3400"/>
+            <w:tcW w:type="dxa" w:w="3249"/>
             <w:shd w:fill="FFFFFF" w:color="auto" w:val="clear"/>
             <w:tcMar>
               <w:top w:type="dxa" w:w="90"/>
@@ -7488,17 +9433,19 @@
                 <w:rFonts w:ascii="Calibri" w:cs="Calibri" w:eastAsia="Calibri" w:hAnsi="Calibri"/>
                 <w:b w:val="false"/>
                 <w:bCs w:val="false"/>
+                <w:i w:val="false"/>
+                <w:iCs w:val="false"/>
                 <w:color w:val="1A1A1A"/>
                 <w:sz w:val="19"/>
                 <w:szCs w:val="19"/>
               </w:rPr>
-              <w:t xml:space="preserve">The AI assistant</w:t>
+              <w:t xml:space="preserve">notify_medical_submitted, notify_medical_reviewed</w:t>
             </w:r>
           </w:p>
         </w:tc>
         <w:tc>
           <w:tcPr>
-            <w:tcW w:type="dxa" w:w="5626"/>
+            <w:tcW w:type="dxa" w:w="5777"/>
             <w:shd w:fill="FFFFFF" w:color="auto" w:val="clear"/>
             <w:tcMar>
               <w:top w:type="dxa" w:w="90"/>
@@ -7516,19 +9463,24 @@
                 <w:rFonts w:ascii="Calibri" w:cs="Calibri" w:eastAsia="Calibri" w:hAnsi="Calibri"/>
                 <w:b w:val="false"/>
                 <w:bCs w:val="false"/>
+                <w:i w:val="false"/>
+                <w:iCs w:val="false"/>
                 <w:color w:val="1A1A1A"/>
                 <w:sz w:val="19"/>
                 <w:szCs w:val="19"/>
               </w:rPr>
-              <w:t xml:space="preserve">supabase/functions/ai-assistant/index.ts</w:t>
+              <w:t xml:space="preserve">The department office; then the student, per module.</w:t>
             </w:r>
           </w:p>
         </w:tc>
       </w:tr>
       <w:tr>
+        <w:trPr>
+          <w:cantSplit/>
+        </w:trPr>
         <w:tc>
           <w:tcPr>
-            <w:tcW w:type="dxa" w:w="3400"/>
+            <w:tcW w:type="dxa" w:w="3249"/>
             <w:shd w:fill="FFFFFF" w:color="auto" w:val="clear"/>
             <w:tcMar>
               <w:top w:type="dxa" w:w="90"/>
@@ -7546,17 +9498,19 @@
                 <w:rFonts w:ascii="Calibri" w:cs="Calibri" w:eastAsia="Calibri" w:hAnsi="Calibri"/>
                 <w:b w:val="false"/>
                 <w:bCs w:val="false"/>
+                <w:i w:val="false"/>
+                <w:iCs w:val="false"/>
                 <w:color w:val="1A1A1A"/>
                 <w:sz w:val="19"/>
                 <w:szCs w:val="19"/>
               </w:rPr>
-              <w:t xml:space="preserve">Mentoring</w:t>
+              <w:t xml:space="preserve">notify_enrolment_window</w:t>
             </w:r>
           </w:p>
         </w:tc>
         <w:tc>
           <w:tcPr>
-            <w:tcW w:type="dxa" w:w="5626"/>
+            <w:tcW w:type="dxa" w:w="5777"/>
             <w:shd w:fill="FFFFFF" w:color="auto" w:val="clear"/>
             <w:tcMar>
               <w:top w:type="dxa" w:w="90"/>
@@ -7574,19 +9528,24 @@
                 <w:rFonts w:ascii="Calibri" w:cs="Calibri" w:eastAsia="Calibri" w:hAnsi="Calibri"/>
                 <w:b w:val="false"/>
                 <w:bCs w:val="false"/>
+                <w:i w:val="false"/>
+                <w:iCs w:val="false"/>
                 <w:color w:val="1A1A1A"/>
                 <w:sz w:val="19"/>
                 <w:szCs w:val="19"/>
               </w:rPr>
-              <w:t xml:space="preserve">src/lib/mentorService.ts</w:t>
+              <w:t xml:space="preserve">The students a window covers, when it opens or is extended.</w:t>
             </w:r>
           </w:p>
         </w:tc>
       </w:tr>
       <w:tr>
+        <w:trPr>
+          <w:cantSplit/>
+        </w:trPr>
         <w:tc>
           <w:tcPr>
-            <w:tcW w:type="dxa" w:w="3400"/>
+            <w:tcW w:type="dxa" w:w="3249"/>
             <w:shd w:fill="FFFFFF" w:color="auto" w:val="clear"/>
             <w:tcMar>
               <w:top w:type="dxa" w:w="90"/>
@@ -7604,17 +9563,19 @@
                 <w:rFonts w:ascii="Calibri" w:cs="Calibri" w:eastAsia="Calibri" w:hAnsi="Calibri"/>
                 <w:b w:val="false"/>
                 <w:bCs w:val="false"/>
+                <w:i w:val="false"/>
+                <w:iCs w:val="false"/>
                 <w:color w:val="1A1A1A"/>
                 <w:sz w:val="19"/>
                 <w:szCs w:val="19"/>
               </w:rPr>
-              <w:t xml:space="preserve">Lecturer and HOD operations</w:t>
+              <w:t xml:space="preserve">notify_feedback_changes</w:t>
             </w:r>
           </w:p>
         </w:tc>
         <w:tc>
           <w:tcPr>
-            <w:tcW w:type="dxa" w:w="5626"/>
+            <w:tcW w:type="dxa" w:w="5777"/>
             <w:shd w:fill="FFFFFF" w:color="auto" w:val="clear"/>
             <w:tcMar>
               <w:top w:type="dxa" w:w="90"/>
@@ -7632,19 +9593,24 @@
                 <w:rFonts w:ascii="Calibri" w:cs="Calibri" w:eastAsia="Calibri" w:hAnsi="Calibri"/>
                 <w:b w:val="false"/>
                 <w:bCs w:val="false"/>
+                <w:i w:val="false"/>
+                <w:iCs w:val="false"/>
                 <w:color w:val="1A1A1A"/>
                 <w:sz w:val="19"/>
                 <w:szCs w:val="19"/>
               </w:rPr>
-              <w:t xml:space="preserve">src/lib/staffService.ts</w:t>
+              <w:t xml:space="preserve">The students a round covers, when it opens; the department office, when a lecturer requests a round; that lecturer, when it is approved or not.</w:t>
             </w:r>
           </w:p>
         </w:tc>
       </w:tr>
       <w:tr>
+        <w:trPr>
+          <w:cantSplit/>
+        </w:trPr>
         <w:tc>
           <w:tcPr>
-            <w:tcW w:type="dxa" w:w="3400"/>
+            <w:tcW w:type="dxa" w:w="3249"/>
             <w:shd w:fill="FFFFFF" w:color="auto" w:val="clear"/>
             <w:tcMar>
               <w:top w:type="dxa" w:w="90"/>
@@ -7662,17 +9628,19 @@
                 <w:rFonts w:ascii="Calibri" w:cs="Calibri" w:eastAsia="Calibri" w:hAnsi="Calibri"/>
                 <w:b w:val="false"/>
                 <w:bCs w:val="false"/>
+                <w:i w:val="false"/>
+                <w:iCs w:val="false"/>
                 <w:color w:val="1A1A1A"/>
                 <w:sz w:val="19"/>
                 <w:szCs w:val="19"/>
               </w:rPr>
-              <w:t xml:space="preserve">Attendance maths</w:t>
+              <w:t xml:space="preserve">notify_draft_form_ready</w:t>
             </w:r>
           </w:p>
         </w:tc>
         <w:tc>
           <w:tcPr>
-            <w:tcW w:type="dxa" w:w="5626"/>
+            <w:tcW w:type="dxa" w:w="5777"/>
             <w:shd w:fill="FFFFFF" w:color="auto" w:val="clear"/>
             <w:tcMar>
               <w:top w:type="dxa" w:w="90"/>
@@ -7690,19 +9658,24 @@
                 <w:rFonts w:ascii="Calibri" w:cs="Calibri" w:eastAsia="Calibri" w:hAnsi="Calibri"/>
                 <w:b w:val="false"/>
                 <w:bCs w:val="false"/>
+                <w:i w:val="false"/>
+                <w:iCs w:val="false"/>
                 <w:color w:val="1A1A1A"/>
                 <w:sz w:val="19"/>
                 <w:szCs w:val="19"/>
               </w:rPr>
-              <w:t xml:space="preserve">src/lib/attendanceMath.ts</w:t>
+              <w:t xml:space="preserve">The lecturers of each course in a draft round ("set up your feedback form"), and the head of department.</w:t>
             </w:r>
           </w:p>
         </w:tc>
       </w:tr>
       <w:tr>
+        <w:trPr>
+          <w:cantSplit/>
+        </w:trPr>
         <w:tc>
           <w:tcPr>
-            <w:tcW w:type="dxa" w:w="3400"/>
+            <w:tcW w:type="dxa" w:w="3249"/>
             <w:shd w:fill="FFFFFF" w:color="auto" w:val="clear"/>
             <w:tcMar>
               <w:top w:type="dxa" w:w="90"/>
@@ -7720,17 +9693,19 @@
                 <w:rFonts w:ascii="Calibri" w:cs="Calibri" w:eastAsia="Calibri" w:hAnsi="Calibri"/>
                 <w:b w:val="false"/>
                 <w:bCs w:val="false"/>
+                <w:i w:val="false"/>
+                <w:iCs w:val="false"/>
                 <w:color w:val="1A1A1A"/>
                 <w:sz w:val="19"/>
                 <w:szCs w:val="19"/>
               </w:rPr>
-              <w:t xml:space="preserve">Why a table looks the way it does</w:t>
+              <w:t xml:space="preserve">notify_course_assigned</w:t>
             </w:r>
           </w:p>
         </w:tc>
         <w:tc>
           <w:tcPr>
-            <w:tcW w:type="dxa" w:w="5626"/>
+            <w:tcW w:type="dxa" w:w="5777"/>
             <w:shd w:fill="FFFFFF" w:color="auto" w:val="clear"/>
             <w:tcMar>
               <w:top w:type="dxa" w:w="90"/>
@@ -7748,16 +9723,1368 @@
                 <w:rFonts w:ascii="Calibri" w:cs="Calibri" w:eastAsia="Calibri" w:hAnsi="Calibri"/>
                 <w:b w:val="false"/>
                 <w:bCs w:val="false"/>
+                <w:i w:val="false"/>
+                <w:iCs w:val="false"/>
                 <w:color w:val="1A1A1A"/>
                 <w:sz w:val="19"/>
                 <w:szCs w:val="19"/>
               </w:rPr>
-              <w:t xml:space="preserve">supabase/migrations/ — read in date order</w:t>
+              <w:t xml:space="preserve">A lecturer, when they are assigned to teach an offering.</w:t>
+            </w:r>
+          </w:p>
+        </w:tc>
+      </w:tr>
+      <w:tr>
+        <w:trPr>
+          <w:cantSplit/>
+        </w:trPr>
+        <w:tc>
+          <w:tcPr>
+            <w:tcW w:type="dxa" w:w="3249"/>
+            <w:shd w:fill="FFFFFF" w:color="auto" w:val="clear"/>
+            <w:tcMar>
+              <w:top w:type="dxa" w:w="90"/>
+              <w:left w:type="dxa" w:w="120"/>
+              <w:bottom w:type="dxa" w:w="90"/>
+              <w:right w:type="dxa" w:w="120"/>
+            </w:tcMar>
+          </w:tcPr>
+          <w:p>
+            <w:pPr>
+              <w:spacing w:after="0" w:line="250"/>
+            </w:pPr>
+            <w:r>
+              <w:rPr>
+                <w:rFonts w:ascii="Calibri" w:cs="Calibri" w:eastAsia="Calibri" w:hAnsi="Calibri"/>
+                <w:b w:val="false"/>
+                <w:bCs w:val="false"/>
+                <w:i w:val="false"/>
+                <w:iCs w:val="false"/>
+                <w:color w:val="1A1A1A"/>
+                <w:sz w:val="19"/>
+                <w:szCs w:val="19"/>
+              </w:rPr>
+              <w:t xml:space="preserve">notify_notice_published, notify_notice_created_published</w:t>
+            </w:r>
+          </w:p>
+        </w:tc>
+        <w:tc>
+          <w:tcPr>
+            <w:tcW w:type="dxa" w:w="5777"/>
+            <w:shd w:fill="FFFFFF" w:color="auto" w:val="clear"/>
+            <w:tcMar>
+              <w:top w:type="dxa" w:w="90"/>
+              <w:left w:type="dxa" w:w="120"/>
+              <w:bottom w:type="dxa" w:w="90"/>
+              <w:right w:type="dxa" w:w="120"/>
+            </w:tcMar>
+          </w:tcPr>
+          <w:p>
+            <w:pPr>
+              <w:spacing w:after="0" w:line="250"/>
+            </w:pPr>
+            <w:r>
+              <w:rPr>
+                <w:rFonts w:ascii="Calibri" w:cs="Calibri" w:eastAsia="Calibri" w:hAnsi="Calibri"/>
+                <w:b w:val="false"/>
+                <w:bCs w:val="false"/>
+                <w:i w:val="false"/>
+                <w:iCs w:val="false"/>
+                <w:color w:val="1A1A1A"/>
+                <w:sz w:val="19"/>
+                <w:szCs w:val="19"/>
+              </w:rPr>
+              <w:t xml:space="preserve">Everyone a notice is aimed at.</w:t>
             </w:r>
           </w:p>
         </w:tc>
       </w:tr>
     </w:tbl>
+    <w:p>
+      <w:pPr>
+        <w:spacing w:after="0" w:line="120" w:lineRule="exact"/>
+      </w:pPr>
+    </w:p>
+    <w:p>
+      <w:pPr>
+        <w:pStyle w:val="Heading2"/>
+        <w:keepNext/>
+        <w:spacing w:after="120" w:before="300"/>
+      </w:pPr>
+      <w:bookmarkStart w:id="41" w:name="_Toc_41"/>
+      <w:r>
+        <w:rPr>
+          <w:rFonts w:ascii="Calibri" w:cs="Calibri" w:eastAsia="Calibri" w:hAnsi="Calibri"/>
+          <w:b/>
+          <w:bCs/>
+          <w:i w:val="false"/>
+          <w:iCs w:val="false"/>
+          <w:color w:val="1A1A1A"/>
+          <w:sz w:val="26"/>
+          <w:szCs w:val="26"/>
+        </w:rPr>
+        <w:t xml:space="preserve">11.4 Notices</w:t>
+      </w:r>
+      <w:bookmarkEnd w:id="41"/>
+    </w:p>
+    <w:p>
+      <w:pPr>
+        <w:spacing w:after="150" w:line="276"/>
+      </w:pPr>
+      <w:r>
+        <w:rPr>
+          <w:rFonts w:ascii="Calibri" w:cs="Calibri" w:eastAsia="Calibri" w:hAnsi="Calibri"/>
+          <w:b w:val="false"/>
+          <w:bCs w:val="false"/>
+          <w:i w:val="false"/>
+          <w:iCs w:val="false"/>
+          <w:color w:val="1A1A1A"/>
+          <w:sz w:val="21"/>
+          <w:szCs w:val="21"/>
+        </w:rPr>
+        <w:t xml:space="preserve">The notice board is for announcements someone chooses to make: exam timetables, deadlines, events. A notice is scoped by department, batch, and optionally one course offering; a scope left empty means "not narrowed by this", so a notice with no department is faculty-wide.</w:t>
+      </w:r>
+    </w:p>
+    <w:p>
+      <w:pPr>
+        <w:spacing w:after="150" w:line="276"/>
+      </w:pPr>
+      <w:r>
+        <w:rPr>
+          <w:rFonts w:ascii="Calibri" w:cs="Calibri" w:eastAsia="Calibri" w:hAnsi="Calibri"/>
+          <w:b w:val="false"/>
+          <w:bCs w:val="false"/>
+          <w:i w:val="false"/>
+          <w:iCs w:val="false"/>
+          <w:color w:val="1A1A1A"/>
+          <w:sz w:val="21"/>
+          <w:szCs w:val="21"/>
+        </w:rPr>
+        <w:t xml:space="preserve">Who may publish is decided by the database: a super admin anywhere, a department admin or head of department in their department, a lecturer for the courses they teach. Some categories are further restricted to certain desks: a lecturer may post a lab schedule for their own class, never a faculty examination timetable. Whether a student may read a notice is a separate question from whether it is relevant to them, and get_my_notices() answers both, ranking the ones aimed at their batch and courses first. Attachments go in the private notice-attachments bucket, and opening a notice is what clears its badge.</w:t>
+      </w:r>
+    </w:p>
+    <w:p>
+      <w:r>
+        <w:br w:type="page"/>
+      </w:r>
+    </w:p>
+    <w:p>
+      <w:pPr>
+        <w:pStyle w:val="Heading1"/>
+        <w:keepNext/>
+        <w:spacing w:after="170" w:before="380"/>
+      </w:pPr>
+      <w:bookmarkStart w:id="42" w:name="_Toc_42"/>
+      <w:r>
+        <w:rPr>
+          <w:rFonts w:ascii="Calibri" w:cs="Calibri" w:eastAsia="Calibri" w:hAnsi="Calibri"/>
+          <w:b/>
+          <w:bCs/>
+          <w:i w:val="false"/>
+          <w:iCs w:val="false"/>
+          <w:color w:val="8B1E2D"/>
+          <w:sz w:val="32"/>
+          <w:szCs w:val="32"/>
+        </w:rPr>
+        <w:t xml:space="preserve">12. Patterns worth copying</w:t>
+      </w:r>
+      <w:bookmarkEnd w:id="42"/>
+    </w:p>
+    <w:p>
+      <w:pPr>
+        <w:spacing w:after="150" w:line="276"/>
+      </w:pPr>
+      <w:r>
+        <w:rPr>
+          <w:rFonts w:ascii="Calibri" w:cs="Calibri" w:eastAsia="Calibri" w:hAnsi="Calibri"/>
+          <w:b w:val="false"/>
+          <w:bCs w:val="false"/>
+          <w:i w:val="false"/>
+          <w:iCs w:val="false"/>
+          <w:color w:val="1A1A1A"/>
+          <w:sz w:val="21"/>
+          <w:szCs w:val="21"/>
+        </w:rPr>
+        <w:t xml:space="preserve">Four habits appear throughout this codebase. If you add a feature, follow them.</w:t>
+      </w:r>
+    </w:p>
+    <w:p>
+      <w:pPr>
+        <w:pStyle w:val="Heading3"/>
+        <w:keepNext/>
+        <w:spacing w:after="90" w:before="220"/>
+      </w:pPr>
+      <w:r>
+        <w:rPr>
+          <w:rFonts w:ascii="Calibri" w:cs="Calibri" w:eastAsia="Calibri" w:hAnsi="Calibri"/>
+          <w:b/>
+          <w:bCs/>
+          <w:i w:val="false"/>
+          <w:iCs w:val="false"/>
+          <w:color w:val="8B1E2D"/>
+          <w:sz w:val="23"/>
+          <w:szCs w:val="23"/>
+        </w:rPr>
+        <w:t xml:space="preserve">Ask the database once for what it can answer once</w:t>
+      </w:r>
+    </w:p>
+    <w:p>
+      <w:pPr>
+        <w:spacing w:after="150" w:line="276"/>
+      </w:pPr>
+      <w:r>
+        <w:rPr>
+          <w:rFonts w:ascii="Calibri" w:cs="Calibri" w:eastAsia="Calibri" w:hAnsi="Calibri"/>
+          <w:b w:val="false"/>
+          <w:bCs w:val="false"/>
+          <w:i w:val="false"/>
+          <w:iCs w:val="false"/>
+          <w:color w:val="1A1A1A"/>
+          <w:sz w:val="21"/>
+          <w:szCs w:val="21"/>
+        </w:rPr>
+        <w:t xml:space="preserve">Do not fetch rows to count them in the browser. Besides the wasted transfer, the API caps how many rows it returns — so past that cap the page does not fail, it quietly reports a number that is too low. That was a real bug on the course management page, fixed in September 2026.</w:t>
+      </w:r>
+    </w:p>
+    <w:p>
+      <w:pPr>
+        <w:pStyle w:val="Heading3"/>
+        <w:keepNext/>
+        <w:spacing w:after="90" w:before="220"/>
+      </w:pPr>
+      <w:r>
+        <w:rPr>
+          <w:rFonts w:ascii="Calibri" w:cs="Calibri" w:eastAsia="Calibri" w:hAnsi="Calibri"/>
+          <w:b/>
+          <w:bCs/>
+          <w:i w:val="false"/>
+          <w:iCs w:val="false"/>
+          <w:color w:val="8B1E2D"/>
+          <w:sz w:val="23"/>
+          <w:szCs w:val="23"/>
+        </w:rPr>
+        <w:t xml:space="preserve">Let the database decide insert or update</w:t>
+      </w:r>
+    </w:p>
+    <w:p>
+      <w:pPr>
+        <w:spacing w:after="150" w:line="276"/>
+      </w:pPr>
+      <w:r>
+        <w:rPr>
+          <w:rFonts w:ascii="Calibri" w:cs="Calibri" w:eastAsia="Calibri" w:hAnsi="Calibri"/>
+          <w:b w:val="false"/>
+          <w:bCs w:val="false"/>
+          <w:i w:val="false"/>
+          <w:iCs w:val="false"/>
+          <w:color w:val="1A1A1A"/>
+          <w:sz w:val="21"/>
+          <w:szCs w:val="21"/>
+        </w:rPr>
+        <w:t xml:space="preserve">If a unique key already exists, use one upsert instead of a loop. It is faster and, more importantly, it is atomic.</w:t>
+      </w:r>
+    </w:p>
+    <w:p>
+      <w:pPr>
+        <w:pStyle w:val="Heading3"/>
+        <w:keepNext/>
+        <w:spacing w:after="90" w:before="220"/>
+      </w:pPr>
+      <w:r>
+        <w:rPr>
+          <w:rFonts w:ascii="Calibri" w:cs="Calibri" w:eastAsia="Calibri" w:hAnsi="Calibri"/>
+          <w:b/>
+          <w:bCs/>
+          <w:i w:val="false"/>
+          <w:iCs w:val="false"/>
+          <w:color w:val="8B1E2D"/>
+          <w:sz w:val="23"/>
+          <w:szCs w:val="23"/>
+        </w:rPr>
+        <w:t xml:space="preserve">Fetch shared data once and pass it on</w:t>
+      </w:r>
+    </w:p>
+    <w:p>
+      <w:pPr>
+        <w:spacing w:after="150" w:line="276"/>
+      </w:pPr>
+      <w:r>
+        <w:rPr>
+          <w:rFonts w:ascii="Calibri" w:cs="Calibri" w:eastAsia="Calibri" w:hAnsi="Calibri"/>
+          <w:b w:val="false"/>
+          <w:bCs w:val="false"/>
+          <w:i w:val="false"/>
+          <w:iCs w:val="false"/>
+          <w:color w:val="1A1A1A"/>
+          <w:sz w:val="21"/>
+          <w:szCs w:val="21"/>
+        </w:rPr>
+        <w:t xml:space="preserve">The student dashboard used to read the enrolment list twice — same student, same filter, different columns. One read, handed to both consumers, cannot disagree with itself.</w:t>
+      </w:r>
+    </w:p>
+    <w:p>
+      <w:pPr>
+        <w:pStyle w:val="Heading3"/>
+        <w:keepNext/>
+        <w:spacing w:after="90" w:before="220"/>
+      </w:pPr>
+      <w:r>
+        <w:rPr>
+          <w:rFonts w:ascii="Calibri" w:cs="Calibri" w:eastAsia="Calibri" w:hAnsi="Calibri"/>
+          <w:b/>
+          <w:bCs/>
+          <w:i w:val="false"/>
+          <w:iCs w:val="false"/>
+          <w:color w:val="8B1E2D"/>
+          <w:sz w:val="23"/>
+          <w:szCs w:val="23"/>
+        </w:rPr>
+        <w:t xml:space="preserve">Put the calculation in lib, not in the page</w:t>
+      </w:r>
+    </w:p>
+    <w:p>
+      <w:pPr>
+        <w:spacing w:after="150" w:line="276"/>
+      </w:pPr>
+      <w:r>
+        <w:rPr>
+          <w:rFonts w:ascii="Calibri" w:cs="Calibri" w:eastAsia="Calibri" w:hAnsi="Calibri"/>
+          <w:b w:val="false"/>
+          <w:bCs w:val="false"/>
+          <w:i w:val="false"/>
+          <w:iCs w:val="false"/>
+          <w:color w:val="1A1A1A"/>
+          <w:sz w:val="21"/>
+          <w:szCs w:val="21"/>
+        </w:rPr>
+        <w:t xml:space="preserve">Attendance percentages, batch descriptions and grade maths all live in src/lib/. That is what lets the same number appear on a page, in a PDF and in the AI assistant without being written three times and drifting apart.</w:t>
+      </w:r>
+    </w:p>
+    <w:p>
+      <w:r>
+        <w:br w:type="page"/>
+      </w:r>
+    </w:p>
+    <w:p>
+      <w:pPr>
+        <w:pStyle w:val="Heading1"/>
+        <w:keepNext/>
+        <w:spacing w:after="170" w:before="380"/>
+      </w:pPr>
+      <w:bookmarkStart w:id="43" w:name="_Toc_43"/>
+      <w:r>
+        <w:rPr>
+          <w:rFonts w:ascii="Calibri" w:cs="Calibri" w:eastAsia="Calibri" w:hAnsi="Calibri"/>
+          <w:b/>
+          <w:bCs/>
+          <w:i w:val="false"/>
+          <w:iCs w:val="false"/>
+          <w:color w:val="8B1E2D"/>
+          <w:sz w:val="32"/>
+          <w:szCs w:val="32"/>
+        </w:rPr>
+        <w:t xml:space="preserve">13. Quick reference</w:t>
+      </w:r>
+      <w:bookmarkEnd w:id="43"/>
+    </w:p>
+    <w:tbl>
+      <w:tblPr>
+        <w:tblW w:type="dxa" w:w="9026"/>
+        <w:tblBorders>
+          <w:top w:val="single" w:color="C9C9C9" w:sz="4"/>
+          <w:left w:val="single" w:color="C9C9C9" w:sz="4"/>
+          <w:bottom w:val="single" w:color="C9C9C9" w:sz="4"/>
+          <w:right w:val="single" w:color="C9C9C9" w:sz="4"/>
+          <w:insideH w:val="single" w:color="C9C9C9" w:sz="4"/>
+          <w:insideV w:val="single" w:color="C9C9C9" w:sz="4"/>
+        </w:tblBorders>
+      </w:tblPr>
+      <w:tblGrid>
+        <w:gridCol w:w="3429"/>
+        <w:gridCol w:w="5597"/>
+      </w:tblGrid>
+      <w:tr>
+        <w:trPr>
+          <w:tblHeader/>
+          <w:cantSplit/>
+        </w:trPr>
+        <w:tc>
+          <w:tcPr>
+            <w:tcW w:type="dxa" w:w="3429"/>
+            <w:shd w:fill="8B1E2D" w:color="auto" w:val="clear"/>
+            <w:tcMar>
+              <w:top w:type="dxa" w:w="90"/>
+              <w:left w:type="dxa" w:w="120"/>
+              <w:bottom w:type="dxa" w:w="90"/>
+              <w:right w:type="dxa" w:w="120"/>
+            </w:tcMar>
+          </w:tcPr>
+          <w:p>
+            <w:pPr>
+              <w:spacing w:after="0" w:line="250"/>
+            </w:pPr>
+            <w:r>
+              <w:rPr>
+                <w:rFonts w:ascii="Calibri" w:cs="Calibri" w:eastAsia="Calibri" w:hAnsi="Calibri"/>
+                <w:b/>
+                <w:bCs/>
+                <w:i w:val="false"/>
+                <w:iCs w:val="false"/>
+                <w:color w:val="FFFFFF"/>
+                <w:sz w:val="19"/>
+                <w:szCs w:val="19"/>
+              </w:rPr>
+              <w:t xml:space="preserve">I want to understand...</w:t>
+            </w:r>
+          </w:p>
+        </w:tc>
+        <w:tc>
+          <w:tcPr>
+            <w:tcW w:type="dxa" w:w="5597"/>
+            <w:shd w:fill="8B1E2D" w:color="auto" w:val="clear"/>
+            <w:tcMar>
+              <w:top w:type="dxa" w:w="90"/>
+              <w:left w:type="dxa" w:w="120"/>
+              <w:bottom w:type="dxa" w:w="90"/>
+              <w:right w:type="dxa" w:w="120"/>
+            </w:tcMar>
+          </w:tcPr>
+          <w:p>
+            <w:pPr>
+              <w:spacing w:after="0" w:line="250"/>
+            </w:pPr>
+            <w:r>
+              <w:rPr>
+                <w:rFonts w:ascii="Calibri" w:cs="Calibri" w:eastAsia="Calibri" w:hAnsi="Calibri"/>
+                <w:b/>
+                <w:bCs/>
+                <w:i w:val="false"/>
+                <w:iCs w:val="false"/>
+                <w:color w:val="FFFFFF"/>
+                <w:sz w:val="19"/>
+                <w:szCs w:val="19"/>
+              </w:rPr>
+              <w:t xml:space="preserve">Start with this file</w:t>
+            </w:r>
+          </w:p>
+        </w:tc>
+      </w:tr>
+      <w:tr>
+        <w:trPr>
+          <w:cantSplit/>
+        </w:trPr>
+        <w:tc>
+          <w:tcPr>
+            <w:tcW w:type="dxa" w:w="3429"/>
+            <w:shd w:fill="FFFFFF" w:color="auto" w:val="clear"/>
+            <w:tcMar>
+              <w:top w:type="dxa" w:w="90"/>
+              <w:left w:type="dxa" w:w="120"/>
+              <w:bottom w:type="dxa" w:w="90"/>
+              <w:right w:type="dxa" w:w="120"/>
+            </w:tcMar>
+          </w:tcPr>
+          <w:p>
+            <w:pPr>
+              <w:spacing w:after="0" w:line="250"/>
+            </w:pPr>
+            <w:r>
+              <w:rPr>
+                <w:rFonts w:ascii="Calibri" w:cs="Calibri" w:eastAsia="Calibri" w:hAnsi="Calibri"/>
+                <w:b w:val="false"/>
+                <w:bCs w:val="false"/>
+                <w:i w:val="false"/>
+                <w:iCs w:val="false"/>
+                <w:color w:val="1A1A1A"/>
+                <w:sz w:val="19"/>
+                <w:szCs w:val="19"/>
+              </w:rPr>
+              <w:t xml:space="preserve">Who is signed in</w:t>
+            </w:r>
+          </w:p>
+        </w:tc>
+        <w:tc>
+          <w:tcPr>
+            <w:tcW w:type="dxa" w:w="5597"/>
+            <w:shd w:fill="FFFFFF" w:color="auto" w:val="clear"/>
+            <w:tcMar>
+              <w:top w:type="dxa" w:w="90"/>
+              <w:left w:type="dxa" w:w="120"/>
+              <w:bottom w:type="dxa" w:w="90"/>
+              <w:right w:type="dxa" w:w="120"/>
+            </w:tcMar>
+          </w:tcPr>
+          <w:p>
+            <w:pPr>
+              <w:spacing w:after="0" w:line="250"/>
+            </w:pPr>
+            <w:r>
+              <w:rPr>
+                <w:rFonts w:ascii="Calibri" w:cs="Calibri" w:eastAsia="Calibri" w:hAnsi="Calibri"/>
+                <w:b w:val="false"/>
+                <w:bCs w:val="false"/>
+                <w:i w:val="false"/>
+                <w:iCs w:val="false"/>
+                <w:color w:val="1A1A1A"/>
+                <w:sz w:val="19"/>
+                <w:szCs w:val="19"/>
+              </w:rPr>
+              <w:t xml:space="preserve">src/app/context/AuthContext.tsx</w:t>
+            </w:r>
+          </w:p>
+        </w:tc>
+      </w:tr>
+      <w:tr>
+        <w:trPr>
+          <w:cantSplit/>
+        </w:trPr>
+        <w:tc>
+          <w:tcPr>
+            <w:tcW w:type="dxa" w:w="3429"/>
+            <w:shd w:fill="FFFFFF" w:color="auto" w:val="clear"/>
+            <w:tcMar>
+              <w:top w:type="dxa" w:w="90"/>
+              <w:left w:type="dxa" w:w="120"/>
+              <w:bottom w:type="dxa" w:w="90"/>
+              <w:right w:type="dxa" w:w="120"/>
+            </w:tcMar>
+          </w:tcPr>
+          <w:p>
+            <w:pPr>
+              <w:spacing w:after="0" w:line="250"/>
+            </w:pPr>
+            <w:r>
+              <w:rPr>
+                <w:rFonts w:ascii="Calibri" w:cs="Calibri" w:eastAsia="Calibri" w:hAnsi="Calibri"/>
+                <w:b w:val="false"/>
+                <w:bCs w:val="false"/>
+                <w:i w:val="false"/>
+                <w:iCs w:val="false"/>
+                <w:color w:val="1A1A1A"/>
+                <w:sz w:val="19"/>
+                <w:szCs w:val="19"/>
+              </w:rPr>
+              <w:t xml:space="preserve">Which page shows for which URL</w:t>
+            </w:r>
+          </w:p>
+        </w:tc>
+        <w:tc>
+          <w:tcPr>
+            <w:tcW w:type="dxa" w:w="5597"/>
+            <w:shd w:fill="FFFFFF" w:color="auto" w:val="clear"/>
+            <w:tcMar>
+              <w:top w:type="dxa" w:w="90"/>
+              <w:left w:type="dxa" w:w="120"/>
+              <w:bottom w:type="dxa" w:w="90"/>
+              <w:right w:type="dxa" w:w="120"/>
+            </w:tcMar>
+          </w:tcPr>
+          <w:p>
+            <w:pPr>
+              <w:spacing w:after="0" w:line="250"/>
+            </w:pPr>
+            <w:r>
+              <w:rPr>
+                <w:rFonts w:ascii="Calibri" w:cs="Calibri" w:eastAsia="Calibri" w:hAnsi="Calibri"/>
+                <w:b w:val="false"/>
+                <w:bCs w:val="false"/>
+                <w:i w:val="false"/>
+                <w:iCs w:val="false"/>
+                <w:color w:val="1A1A1A"/>
+                <w:sz w:val="19"/>
+                <w:szCs w:val="19"/>
+              </w:rPr>
+              <w:t xml:space="preserve">src/app/routes.tsx</w:t>
+            </w:r>
+          </w:p>
+        </w:tc>
+      </w:tr>
+      <w:tr>
+        <w:trPr>
+          <w:cantSplit/>
+        </w:trPr>
+        <w:tc>
+          <w:tcPr>
+            <w:tcW w:type="dxa" w:w="3429"/>
+            <w:shd w:fill="FFFFFF" w:color="auto" w:val="clear"/>
+            <w:tcMar>
+              <w:top w:type="dxa" w:w="90"/>
+              <w:left w:type="dxa" w:w="120"/>
+              <w:bottom w:type="dxa" w:w="90"/>
+              <w:right w:type="dxa" w:w="120"/>
+            </w:tcMar>
+          </w:tcPr>
+          <w:p>
+            <w:pPr>
+              <w:spacing w:after="0" w:line="250"/>
+            </w:pPr>
+            <w:r>
+              <w:rPr>
+                <w:rFonts w:ascii="Calibri" w:cs="Calibri" w:eastAsia="Calibri" w:hAnsi="Calibri"/>
+                <w:b w:val="false"/>
+                <w:bCs w:val="false"/>
+                <w:i w:val="false"/>
+                <w:iCs w:val="false"/>
+                <w:color w:val="1A1A1A"/>
+                <w:sz w:val="19"/>
+                <w:szCs w:val="19"/>
+              </w:rPr>
+              <w:t xml:space="preserve">How a role is stopped at the door</w:t>
+            </w:r>
+          </w:p>
+        </w:tc>
+        <w:tc>
+          <w:tcPr>
+            <w:tcW w:type="dxa" w:w="5597"/>
+            <w:shd w:fill="FFFFFF" w:color="auto" w:val="clear"/>
+            <w:tcMar>
+              <w:top w:type="dxa" w:w="90"/>
+              <w:left w:type="dxa" w:w="120"/>
+              <w:bottom w:type="dxa" w:w="90"/>
+              <w:right w:type="dxa" w:w="120"/>
+            </w:tcMar>
+          </w:tcPr>
+          <w:p>
+            <w:pPr>
+              <w:spacing w:after="0" w:line="250"/>
+            </w:pPr>
+            <w:r>
+              <w:rPr>
+                <w:rFonts w:ascii="Calibri" w:cs="Calibri" w:eastAsia="Calibri" w:hAnsi="Calibri"/>
+                <w:b w:val="false"/>
+                <w:bCs w:val="false"/>
+                <w:i w:val="false"/>
+                <w:iCs w:val="false"/>
+                <w:color w:val="1A1A1A"/>
+                <w:sz w:val="19"/>
+                <w:szCs w:val="19"/>
+              </w:rPr>
+              <w:t xml:space="preserve">src/app/components/ProtectedRoute.tsx</w:t>
+            </w:r>
+          </w:p>
+        </w:tc>
+      </w:tr>
+      <w:tr>
+        <w:trPr>
+          <w:cantSplit/>
+        </w:trPr>
+        <w:tc>
+          <w:tcPr>
+            <w:tcW w:type="dxa" w:w="3429"/>
+            <w:shd w:fill="FFFFFF" w:color="auto" w:val="clear"/>
+            <w:tcMar>
+              <w:top w:type="dxa" w:w="90"/>
+              <w:left w:type="dxa" w:w="120"/>
+              <w:bottom w:type="dxa" w:w="90"/>
+              <w:right w:type="dxa" w:w="120"/>
+            </w:tcMar>
+          </w:tcPr>
+          <w:p>
+            <w:pPr>
+              <w:spacing w:after="0" w:line="250"/>
+            </w:pPr>
+            <w:r>
+              <w:rPr>
+                <w:rFonts w:ascii="Calibri" w:cs="Calibri" w:eastAsia="Calibri" w:hAnsi="Calibri"/>
+                <w:b w:val="false"/>
+                <w:bCs w:val="false"/>
+                <w:i w:val="false"/>
+                <w:iCs w:val="false"/>
+                <w:color w:val="1A1A1A"/>
+                <w:sz w:val="19"/>
+                <w:szCs w:val="19"/>
+              </w:rPr>
+              <w:t xml:space="preserve">The academic rules and thresholds</w:t>
+            </w:r>
+          </w:p>
+        </w:tc>
+        <w:tc>
+          <w:tcPr>
+            <w:tcW w:type="dxa" w:w="5597"/>
+            <w:shd w:fill="FFFFFF" w:color="auto" w:val="clear"/>
+            <w:tcMar>
+              <w:top w:type="dxa" w:w="90"/>
+              <w:left w:type="dxa" w:w="120"/>
+              <w:bottom w:type="dxa" w:w="90"/>
+              <w:right w:type="dxa" w:w="120"/>
+            </w:tcMar>
+          </w:tcPr>
+          <w:p>
+            <w:pPr>
+              <w:spacing w:after="0" w:line="250"/>
+            </w:pPr>
+            <w:r>
+              <w:rPr>
+                <w:rFonts w:ascii="Calibri" w:cs="Calibri" w:eastAsia="Calibri" w:hAnsi="Calibri"/>
+                <w:b w:val="false"/>
+                <w:bCs w:val="false"/>
+                <w:i w:val="false"/>
+                <w:iCs w:val="false"/>
+                <w:color w:val="1A1A1A"/>
+                <w:sz w:val="19"/>
+                <w:szCs w:val="19"/>
+              </w:rPr>
+              <w:t xml:space="preserve">src/lib/settings.ts</w:t>
+            </w:r>
+          </w:p>
+        </w:tc>
+      </w:tr>
+      <w:tr>
+        <w:trPr>
+          <w:cantSplit/>
+        </w:trPr>
+        <w:tc>
+          <w:tcPr>
+            <w:tcW w:type="dxa" w:w="3429"/>
+            <w:shd w:fill="FFFFFF" w:color="auto" w:val="clear"/>
+            <w:tcMar>
+              <w:top w:type="dxa" w:w="90"/>
+              <w:left w:type="dxa" w:w="120"/>
+              <w:bottom w:type="dxa" w:w="90"/>
+              <w:right w:type="dxa" w:w="120"/>
+            </w:tcMar>
+          </w:tcPr>
+          <w:p>
+            <w:pPr>
+              <w:spacing w:after="0" w:line="250"/>
+            </w:pPr>
+            <w:r>
+              <w:rPr>
+                <w:rFonts w:ascii="Calibri" w:cs="Calibri" w:eastAsia="Calibri" w:hAnsi="Calibri"/>
+                <w:b w:val="false"/>
+                <w:bCs w:val="false"/>
+                <w:i w:val="false"/>
+                <w:iCs w:val="false"/>
+                <w:color w:val="1A1A1A"/>
+                <w:sz w:val="19"/>
+                <w:szCs w:val="19"/>
+              </w:rPr>
+              <w:t xml:space="preserve">The AI assistant</w:t>
+            </w:r>
+          </w:p>
+        </w:tc>
+        <w:tc>
+          <w:tcPr>
+            <w:tcW w:type="dxa" w:w="5597"/>
+            <w:shd w:fill="FFFFFF" w:color="auto" w:val="clear"/>
+            <w:tcMar>
+              <w:top w:type="dxa" w:w="90"/>
+              <w:left w:type="dxa" w:w="120"/>
+              <w:bottom w:type="dxa" w:w="90"/>
+              <w:right w:type="dxa" w:w="120"/>
+            </w:tcMar>
+          </w:tcPr>
+          <w:p>
+            <w:pPr>
+              <w:spacing w:after="0" w:line="250"/>
+            </w:pPr>
+            <w:r>
+              <w:rPr>
+                <w:rFonts w:ascii="Calibri" w:cs="Calibri" w:eastAsia="Calibri" w:hAnsi="Calibri"/>
+                <w:b w:val="false"/>
+                <w:bCs w:val="false"/>
+                <w:i w:val="false"/>
+                <w:iCs w:val="false"/>
+                <w:color w:val="1A1A1A"/>
+                <w:sz w:val="19"/>
+                <w:szCs w:val="19"/>
+              </w:rPr>
+              <w:t xml:space="preserve">supabase/functions/ai-assistant/index.ts</w:t>
+            </w:r>
+          </w:p>
+        </w:tc>
+      </w:tr>
+      <w:tr>
+        <w:trPr>
+          <w:cantSplit/>
+        </w:trPr>
+        <w:tc>
+          <w:tcPr>
+            <w:tcW w:type="dxa" w:w="3429"/>
+            <w:shd w:fill="FFFFFF" w:color="auto" w:val="clear"/>
+            <w:tcMar>
+              <w:top w:type="dxa" w:w="90"/>
+              <w:left w:type="dxa" w:w="120"/>
+              <w:bottom w:type="dxa" w:w="90"/>
+              <w:right w:type="dxa" w:w="120"/>
+            </w:tcMar>
+          </w:tcPr>
+          <w:p>
+            <w:pPr>
+              <w:spacing w:after="0" w:line="250"/>
+            </w:pPr>
+            <w:r>
+              <w:rPr>
+                <w:rFonts w:ascii="Calibri" w:cs="Calibri" w:eastAsia="Calibri" w:hAnsi="Calibri"/>
+                <w:b w:val="false"/>
+                <w:bCs w:val="false"/>
+                <w:i w:val="false"/>
+                <w:iCs w:val="false"/>
+                <w:color w:val="1A1A1A"/>
+                <w:sz w:val="19"/>
+                <w:szCs w:val="19"/>
+              </w:rPr>
+              <w:t xml:space="preserve">Mentoring</w:t>
+            </w:r>
+          </w:p>
+        </w:tc>
+        <w:tc>
+          <w:tcPr>
+            <w:tcW w:type="dxa" w:w="5597"/>
+            <w:shd w:fill="FFFFFF" w:color="auto" w:val="clear"/>
+            <w:tcMar>
+              <w:top w:type="dxa" w:w="90"/>
+              <w:left w:type="dxa" w:w="120"/>
+              <w:bottom w:type="dxa" w:w="90"/>
+              <w:right w:type="dxa" w:w="120"/>
+            </w:tcMar>
+          </w:tcPr>
+          <w:p>
+            <w:pPr>
+              <w:spacing w:after="0" w:line="250"/>
+            </w:pPr>
+            <w:r>
+              <w:rPr>
+                <w:rFonts w:ascii="Calibri" w:cs="Calibri" w:eastAsia="Calibri" w:hAnsi="Calibri"/>
+                <w:b w:val="false"/>
+                <w:bCs w:val="false"/>
+                <w:i w:val="false"/>
+                <w:iCs w:val="false"/>
+                <w:color w:val="1A1A1A"/>
+                <w:sz w:val="19"/>
+                <w:szCs w:val="19"/>
+              </w:rPr>
+              <w:t xml:space="preserve">src/lib/mentorService.ts</w:t>
+            </w:r>
+          </w:p>
+        </w:tc>
+      </w:tr>
+      <w:tr>
+        <w:trPr>
+          <w:cantSplit/>
+        </w:trPr>
+        <w:tc>
+          <w:tcPr>
+            <w:tcW w:type="dxa" w:w="3429"/>
+            <w:shd w:fill="FFFFFF" w:color="auto" w:val="clear"/>
+            <w:tcMar>
+              <w:top w:type="dxa" w:w="90"/>
+              <w:left w:type="dxa" w:w="120"/>
+              <w:bottom w:type="dxa" w:w="90"/>
+              <w:right w:type="dxa" w:w="120"/>
+            </w:tcMar>
+          </w:tcPr>
+          <w:p>
+            <w:pPr>
+              <w:spacing w:after="0" w:line="250"/>
+            </w:pPr>
+            <w:r>
+              <w:rPr>
+                <w:rFonts w:ascii="Calibri" w:cs="Calibri" w:eastAsia="Calibri" w:hAnsi="Calibri"/>
+                <w:b w:val="false"/>
+                <w:bCs w:val="false"/>
+                <w:i w:val="false"/>
+                <w:iCs w:val="false"/>
+                <w:color w:val="1A1A1A"/>
+                <w:sz w:val="19"/>
+                <w:szCs w:val="19"/>
+              </w:rPr>
+              <w:t xml:space="preserve">Lecturer and HOD operations</w:t>
+            </w:r>
+          </w:p>
+        </w:tc>
+        <w:tc>
+          <w:tcPr>
+            <w:tcW w:type="dxa" w:w="5597"/>
+            <w:shd w:fill="FFFFFF" w:color="auto" w:val="clear"/>
+            <w:tcMar>
+              <w:top w:type="dxa" w:w="90"/>
+              <w:left w:type="dxa" w:w="120"/>
+              <w:bottom w:type="dxa" w:w="90"/>
+              <w:right w:type="dxa" w:w="120"/>
+            </w:tcMar>
+          </w:tcPr>
+          <w:p>
+            <w:pPr>
+              <w:spacing w:after="0" w:line="250"/>
+            </w:pPr>
+            <w:r>
+              <w:rPr>
+                <w:rFonts w:ascii="Calibri" w:cs="Calibri" w:eastAsia="Calibri" w:hAnsi="Calibri"/>
+                <w:b w:val="false"/>
+                <w:bCs w:val="false"/>
+                <w:i w:val="false"/>
+                <w:iCs w:val="false"/>
+                <w:color w:val="1A1A1A"/>
+                <w:sz w:val="19"/>
+                <w:szCs w:val="19"/>
+              </w:rPr>
+              <w:t xml:space="preserve">src/lib/staffService.ts</w:t>
+            </w:r>
+          </w:p>
+        </w:tc>
+      </w:tr>
+      <w:tr>
+        <w:trPr>
+          <w:cantSplit/>
+        </w:trPr>
+        <w:tc>
+          <w:tcPr>
+            <w:tcW w:type="dxa" w:w="3429"/>
+            <w:shd w:fill="FFFFFF" w:color="auto" w:val="clear"/>
+            <w:tcMar>
+              <w:top w:type="dxa" w:w="90"/>
+              <w:left w:type="dxa" w:w="120"/>
+              <w:bottom w:type="dxa" w:w="90"/>
+              <w:right w:type="dxa" w:w="120"/>
+            </w:tcMar>
+          </w:tcPr>
+          <w:p>
+            <w:pPr>
+              <w:spacing w:after="0" w:line="250"/>
+            </w:pPr>
+            <w:r>
+              <w:rPr>
+                <w:rFonts w:ascii="Calibri" w:cs="Calibri" w:eastAsia="Calibri" w:hAnsi="Calibri"/>
+                <w:b w:val="false"/>
+                <w:bCs w:val="false"/>
+                <w:i w:val="false"/>
+                <w:iCs w:val="false"/>
+                <w:color w:val="1A1A1A"/>
+                <w:sz w:val="19"/>
+                <w:szCs w:val="19"/>
+              </w:rPr>
+              <w:t xml:space="preserve">Attendance maths</w:t>
+            </w:r>
+          </w:p>
+        </w:tc>
+        <w:tc>
+          <w:tcPr>
+            <w:tcW w:type="dxa" w:w="5597"/>
+            <w:shd w:fill="FFFFFF" w:color="auto" w:val="clear"/>
+            <w:tcMar>
+              <w:top w:type="dxa" w:w="90"/>
+              <w:left w:type="dxa" w:w="120"/>
+              <w:bottom w:type="dxa" w:w="90"/>
+              <w:right w:type="dxa" w:w="120"/>
+            </w:tcMar>
+          </w:tcPr>
+          <w:p>
+            <w:pPr>
+              <w:spacing w:after="0" w:line="250"/>
+            </w:pPr>
+            <w:r>
+              <w:rPr>
+                <w:rFonts w:ascii="Calibri" w:cs="Calibri" w:eastAsia="Calibri" w:hAnsi="Calibri"/>
+                <w:b w:val="false"/>
+                <w:bCs w:val="false"/>
+                <w:i w:val="false"/>
+                <w:iCs w:val="false"/>
+                <w:color w:val="1A1A1A"/>
+                <w:sz w:val="19"/>
+                <w:szCs w:val="19"/>
+              </w:rPr>
+              <w:t xml:space="preserve">src/lib/attendanceMath.ts</w:t>
+            </w:r>
+          </w:p>
+        </w:tc>
+      </w:tr>
+      <w:tr>
+        <w:trPr>
+          <w:cantSplit/>
+        </w:trPr>
+        <w:tc>
+          <w:tcPr>
+            <w:tcW w:type="dxa" w:w="3429"/>
+            <w:shd w:fill="FFFFFF" w:color="auto" w:val="clear"/>
+            <w:tcMar>
+              <w:top w:type="dxa" w:w="90"/>
+              <w:left w:type="dxa" w:w="120"/>
+              <w:bottom w:type="dxa" w:w="90"/>
+              <w:right w:type="dxa" w:w="120"/>
+            </w:tcMar>
+          </w:tcPr>
+          <w:p>
+            <w:pPr>
+              <w:spacing w:after="0" w:line="250"/>
+            </w:pPr>
+            <w:r>
+              <w:rPr>
+                <w:rFonts w:ascii="Calibri" w:cs="Calibri" w:eastAsia="Calibri" w:hAnsi="Calibri"/>
+                <w:b w:val="false"/>
+                <w:bCs w:val="false"/>
+                <w:i w:val="false"/>
+                <w:iCs w:val="false"/>
+                <w:color w:val="1A1A1A"/>
+                <w:sz w:val="19"/>
+                <w:szCs w:val="19"/>
+              </w:rPr>
+              <w:t xml:space="preserve">The Graduation Planner's arithmetic</w:t>
+            </w:r>
+          </w:p>
+        </w:tc>
+        <w:tc>
+          <w:tcPr>
+            <w:tcW w:type="dxa" w:w="5597"/>
+            <w:shd w:fill="FFFFFF" w:color="auto" w:val="clear"/>
+            <w:tcMar>
+              <w:top w:type="dxa" w:w="90"/>
+              <w:left w:type="dxa" w:w="120"/>
+              <w:bottom w:type="dxa" w:w="90"/>
+              <w:right w:type="dxa" w:w="120"/>
+            </w:tcMar>
+          </w:tcPr>
+          <w:p>
+            <w:pPr>
+              <w:spacing w:after="0" w:line="250"/>
+            </w:pPr>
+            <w:r>
+              <w:rPr>
+                <w:rFonts w:ascii="Calibri" w:cs="Calibri" w:eastAsia="Calibri" w:hAnsi="Calibri"/>
+                <w:b w:val="false"/>
+                <w:bCs w:val="false"/>
+                <w:i w:val="false"/>
+                <w:iCs w:val="false"/>
+                <w:color w:val="1A1A1A"/>
+                <w:sz w:val="19"/>
+                <w:szCs w:val="19"/>
+              </w:rPr>
+              <w:t xml:space="preserve">src/lib/graduationPlan.ts</w:t>
+            </w:r>
+          </w:p>
+        </w:tc>
+      </w:tr>
+      <w:tr>
+        <w:trPr>
+          <w:cantSplit/>
+        </w:trPr>
+        <w:tc>
+          <w:tcPr>
+            <w:tcW w:type="dxa" w:w="3429"/>
+            <w:shd w:fill="FFFFFF" w:color="auto" w:val="clear"/>
+            <w:tcMar>
+              <w:top w:type="dxa" w:w="90"/>
+              <w:left w:type="dxa" w:w="120"/>
+              <w:bottom w:type="dxa" w:w="90"/>
+              <w:right w:type="dxa" w:w="120"/>
+            </w:tcMar>
+          </w:tcPr>
+          <w:p>
+            <w:pPr>
+              <w:spacing w:after="0" w:line="250"/>
+            </w:pPr>
+            <w:r>
+              <w:rPr>
+                <w:rFonts w:ascii="Calibri" w:cs="Calibri" w:eastAsia="Calibri" w:hAnsi="Calibri"/>
+                <w:b w:val="false"/>
+                <w:bCs w:val="false"/>
+                <w:i w:val="false"/>
+                <w:iCs w:val="false"/>
+                <w:color w:val="1A1A1A"/>
+                <w:sz w:val="19"/>
+                <w:szCs w:val="19"/>
+              </w:rPr>
+              <w:t xml:space="preserve">Results spreadsheets</w:t>
+            </w:r>
+          </w:p>
+        </w:tc>
+        <w:tc>
+          <w:tcPr>
+            <w:tcW w:type="dxa" w:w="5597"/>
+            <w:shd w:fill="FFFFFF" w:color="auto" w:val="clear"/>
+            <w:tcMar>
+              <w:top w:type="dxa" w:w="90"/>
+              <w:left w:type="dxa" w:w="120"/>
+              <w:bottom w:type="dxa" w:w="90"/>
+              <w:right w:type="dxa" w:w="120"/>
+            </w:tcMar>
+          </w:tcPr>
+          <w:p>
+            <w:pPr>
+              <w:spacing w:after="0" w:line="250"/>
+            </w:pPr>
+            <w:r>
+              <w:rPr>
+                <w:rFonts w:ascii="Calibri" w:cs="Calibri" w:eastAsia="Calibri" w:hAnsi="Calibri"/>
+                <w:b w:val="false"/>
+                <w:bCs w:val="false"/>
+                <w:i w:val="false"/>
+                <w:iCs w:val="false"/>
+                <w:color w:val="1A1A1A"/>
+                <w:sz w:val="19"/>
+                <w:szCs w:val="19"/>
+              </w:rPr>
+              <w:t xml:space="preserve">src/lib/resultsWorkbook.ts</w:t>
+            </w:r>
+          </w:p>
+        </w:tc>
+      </w:tr>
+      <w:tr>
+        <w:trPr>
+          <w:cantSplit/>
+        </w:trPr>
+        <w:tc>
+          <w:tcPr>
+            <w:tcW w:type="dxa" w:w="3429"/>
+            <w:shd w:fill="FFFFFF" w:color="auto" w:val="clear"/>
+            <w:tcMar>
+              <w:top w:type="dxa" w:w="90"/>
+              <w:left w:type="dxa" w:w="120"/>
+              <w:bottom w:type="dxa" w:w="90"/>
+              <w:right w:type="dxa" w:w="120"/>
+            </w:tcMar>
+          </w:tcPr>
+          <w:p>
+            <w:pPr>
+              <w:spacing w:after="0" w:line="250"/>
+            </w:pPr>
+            <w:r>
+              <w:rPr>
+                <w:rFonts w:ascii="Calibri" w:cs="Calibri" w:eastAsia="Calibri" w:hAnsi="Calibri"/>
+                <w:b w:val="false"/>
+                <w:bCs w:val="false"/>
+                <w:i w:val="false"/>
+                <w:iCs w:val="false"/>
+                <w:color w:val="1A1A1A"/>
+                <w:sz w:val="19"/>
+                <w:szCs w:val="19"/>
+              </w:rPr>
+              <w:t xml:space="preserve">Batches and accounts</w:t>
+            </w:r>
+          </w:p>
+        </w:tc>
+        <w:tc>
+          <w:tcPr>
+            <w:tcW w:type="dxa" w:w="5597"/>
+            <w:shd w:fill="FFFFFF" w:color="auto" w:val="clear"/>
+            <w:tcMar>
+              <w:top w:type="dxa" w:w="90"/>
+              <w:left w:type="dxa" w:w="120"/>
+              <w:bottom w:type="dxa" w:w="90"/>
+              <w:right w:type="dxa" w:w="120"/>
+            </w:tcMar>
+          </w:tcPr>
+          <w:p>
+            <w:pPr>
+              <w:spacing w:after="0" w:line="250"/>
+            </w:pPr>
+            <w:r>
+              <w:rPr>
+                <w:rFonts w:ascii="Calibri" w:cs="Calibri" w:eastAsia="Calibri" w:hAnsi="Calibri"/>
+                <w:b w:val="false"/>
+                <w:bCs w:val="false"/>
+                <w:i w:val="false"/>
+                <w:iCs w:val="false"/>
+                <w:color w:val="1A1A1A"/>
+                <w:sz w:val="19"/>
+                <w:szCs w:val="19"/>
+              </w:rPr>
+              <w:t xml:space="preserve">src/lib/batches.ts, src/lib/accounts.ts, supabase/functions/manage-batches, supabase/functions/account</w:t>
+            </w:r>
+          </w:p>
+        </w:tc>
+      </w:tr>
+      <w:tr>
+        <w:trPr>
+          <w:cantSplit/>
+        </w:trPr>
+        <w:tc>
+          <w:tcPr>
+            <w:tcW w:type="dxa" w:w="3429"/>
+            <w:shd w:fill="FFFFFF" w:color="auto" w:val="clear"/>
+            <w:tcMar>
+              <w:top w:type="dxa" w:w="90"/>
+              <w:left w:type="dxa" w:w="120"/>
+              <w:bottom w:type="dxa" w:w="90"/>
+              <w:right w:type="dxa" w:w="120"/>
+            </w:tcMar>
+          </w:tcPr>
+          <w:p>
+            <w:pPr>
+              <w:spacing w:after="0" w:line="250"/>
+            </w:pPr>
+            <w:r>
+              <w:rPr>
+                <w:rFonts w:ascii="Calibri" w:cs="Calibri" w:eastAsia="Calibri" w:hAnsi="Calibri"/>
+                <w:b w:val="false"/>
+                <w:bCs w:val="false"/>
+                <w:i w:val="false"/>
+                <w:iCs w:val="false"/>
+                <w:color w:val="1A1A1A"/>
+                <w:sz w:val="19"/>
+                <w:szCs w:val="19"/>
+              </w:rPr>
+              <w:t xml:space="preserve">Minors and their study plan</w:t>
+            </w:r>
+          </w:p>
+        </w:tc>
+        <w:tc>
+          <w:tcPr>
+            <w:tcW w:type="dxa" w:w="5597"/>
+            <w:shd w:fill="FFFFFF" w:color="auto" w:val="clear"/>
+            <w:tcMar>
+              <w:top w:type="dxa" w:w="90"/>
+              <w:left w:type="dxa" w:w="120"/>
+              <w:bottom w:type="dxa" w:w="90"/>
+              <w:right w:type="dxa" w:w="120"/>
+            </w:tcMar>
+          </w:tcPr>
+          <w:p>
+            <w:pPr>
+              <w:spacing w:after="0" w:line="250"/>
+            </w:pPr>
+            <w:r>
+              <w:rPr>
+                <w:rFonts w:ascii="Calibri" w:cs="Calibri" w:eastAsia="Calibri" w:hAnsi="Calibri"/>
+                <w:b w:val="false"/>
+                <w:bCs w:val="false"/>
+                <w:i w:val="false"/>
+                <w:iCs w:val="false"/>
+                <w:color w:val="1A1A1A"/>
+                <w:sz w:val="19"/>
+                <w:szCs w:val="19"/>
+              </w:rPr>
+              <w:t xml:space="preserve">src/lib/minorPlan.ts</w:t>
+            </w:r>
+          </w:p>
+        </w:tc>
+      </w:tr>
+      <w:tr>
+        <w:trPr>
+          <w:cantSplit/>
+        </w:trPr>
+        <w:tc>
+          <w:tcPr>
+            <w:tcW w:type="dxa" w:w="3429"/>
+            <w:shd w:fill="FFFFFF" w:color="auto" w:val="clear"/>
+            <w:tcMar>
+              <w:top w:type="dxa" w:w="90"/>
+              <w:left w:type="dxa" w:w="120"/>
+              <w:bottom w:type="dxa" w:w="90"/>
+              <w:right w:type="dxa" w:w="120"/>
+            </w:tcMar>
+          </w:tcPr>
+          <w:p>
+            <w:pPr>
+              <w:spacing w:after="0" w:line="250"/>
+            </w:pPr>
+            <w:r>
+              <w:rPr>
+                <w:rFonts w:ascii="Calibri" w:cs="Calibri" w:eastAsia="Calibri" w:hAnsi="Calibri"/>
+                <w:b w:val="false"/>
+                <w:bCs w:val="false"/>
+                <w:i w:val="false"/>
+                <w:iCs w:val="false"/>
+                <w:color w:val="1A1A1A"/>
+                <w:sz w:val="19"/>
+                <w:szCs w:val="19"/>
+              </w:rPr>
+              <w:t xml:space="preserve">The shared interface pieces</w:t>
+            </w:r>
+          </w:p>
+        </w:tc>
+        <w:tc>
+          <w:tcPr>
+            <w:tcW w:type="dxa" w:w="5597"/>
+            <w:shd w:fill="FFFFFF" w:color="auto" w:val="clear"/>
+            <w:tcMar>
+              <w:top w:type="dxa" w:w="90"/>
+              <w:left w:type="dxa" w:w="120"/>
+              <w:bottom w:type="dxa" w:w="90"/>
+              <w:right w:type="dxa" w:w="120"/>
+            </w:tcMar>
+          </w:tcPr>
+          <w:p>
+            <w:pPr>
+              <w:spacing w:after="0" w:line="250"/>
+            </w:pPr>
+            <w:r>
+              <w:rPr>
+                <w:rFonts w:ascii="Calibri" w:cs="Calibri" w:eastAsia="Calibri" w:hAnsi="Calibri"/>
+                <w:b w:val="false"/>
+                <w:bCs w:val="false"/>
+                <w:i w:val="false"/>
+                <w:iCs w:val="false"/>
+                <w:color w:val="1A1A1A"/>
+                <w:sz w:val="19"/>
+                <w:szCs w:val="19"/>
+              </w:rPr>
+              <w:t xml:space="preserve">src/app/components/common/ (Guide 6)</w:t>
+            </w:r>
+          </w:p>
+        </w:tc>
+      </w:tr>
+      <w:tr>
+        <w:trPr>
+          <w:cantSplit/>
+        </w:trPr>
+        <w:tc>
+          <w:tcPr>
+            <w:tcW w:type="dxa" w:w="3429"/>
+            <w:shd w:fill="FFFFFF" w:color="auto" w:val="clear"/>
+            <w:tcMar>
+              <w:top w:type="dxa" w:w="90"/>
+              <w:left w:type="dxa" w:w="120"/>
+              <w:bottom w:type="dxa" w:w="90"/>
+              <w:right w:type="dxa" w:w="120"/>
+            </w:tcMar>
+          </w:tcPr>
+          <w:p>
+            <w:pPr>
+              <w:spacing w:after="0" w:line="250"/>
+            </w:pPr>
+            <w:r>
+              <w:rPr>
+                <w:rFonts w:ascii="Calibri" w:cs="Calibri" w:eastAsia="Calibri" w:hAnsi="Calibri"/>
+                <w:b w:val="false"/>
+                <w:bCs w:val="false"/>
+                <w:i w:val="false"/>
+                <w:iCs w:val="false"/>
+                <w:color w:val="1A1A1A"/>
+                <w:sz w:val="19"/>
+                <w:szCs w:val="19"/>
+              </w:rPr>
+              <w:t xml:space="preserve">Why a table looks the way it does</w:t>
+            </w:r>
+          </w:p>
+        </w:tc>
+        <w:tc>
+          <w:tcPr>
+            <w:tcW w:type="dxa" w:w="5597"/>
+            <w:shd w:fill="FFFFFF" w:color="auto" w:val="clear"/>
+            <w:tcMar>
+              <w:top w:type="dxa" w:w="90"/>
+              <w:left w:type="dxa" w:w="120"/>
+              <w:bottom w:type="dxa" w:w="90"/>
+              <w:right w:type="dxa" w:w="120"/>
+            </w:tcMar>
+          </w:tcPr>
+          <w:p>
+            <w:pPr>
+              <w:spacing w:after="0" w:line="250"/>
+            </w:pPr>
+            <w:r>
+              <w:rPr>
+                <w:rFonts w:ascii="Calibri" w:cs="Calibri" w:eastAsia="Calibri" w:hAnsi="Calibri"/>
+                <w:b w:val="false"/>
+                <w:bCs w:val="false"/>
+                <w:i w:val="false"/>
+                <w:iCs w:val="false"/>
+                <w:color w:val="1A1A1A"/>
+                <w:sz w:val="19"/>
+                <w:szCs w:val="19"/>
+              </w:rPr>
+              <w:t xml:space="preserve">supabase/migrations/ — read in date order</w:t>
+            </w:r>
+          </w:p>
+        </w:tc>
+      </w:tr>
+    </w:tbl>
+    <w:p>
+      <w:pPr>
+        <w:spacing w:after="0" w:line="120" w:lineRule="exact"/>
+      </w:pPr>
+    </w:p>
     <w:p>
       <w:pPr>
         <w:pBdr>
@@ -7769,6 +11096,8 @@
       <w:r>
         <w:rPr>
           <w:rFonts w:ascii="Calibri" w:cs="Calibri" w:eastAsia="Calibri" w:hAnsi="Calibri"/>
+          <w:b w:val="false"/>
+          <w:bCs w:val="false"/>
           <w:i/>
           <w:iCs/>
           <w:color w:val="5A5A5A"/>
@@ -8023,37 +11352,55 @@
       <w:startOverride w:val="1"/>
     </w:lvlOverride>
   </w:num>
-  <w:num w:numId="3">
+  <w:num w:numId="101">
     <w:abstractNumId w:val="3"/>
     <w:lvlOverride w:ilvl="0">
       <w:startOverride w:val="1"/>
     </w:lvlOverride>
   </w:num>
-  <w:num w:numId="4">
+  <w:num w:numId="102">
     <w:abstractNumId w:val="3"/>
     <w:lvlOverride w:ilvl="0">
       <w:startOverride w:val="1"/>
     </w:lvlOverride>
   </w:num>
-  <w:num w:numId="5">
+  <w:num w:numId="103">
     <w:abstractNumId w:val="3"/>
     <w:lvlOverride w:ilvl="0">
       <w:startOverride w:val="1"/>
     </w:lvlOverride>
   </w:num>
-  <w:num w:numId="6">
+  <w:num w:numId="104">
     <w:abstractNumId w:val="3"/>
     <w:lvlOverride w:ilvl="0">
       <w:startOverride w:val="1"/>
     </w:lvlOverride>
   </w:num>
-  <w:num w:numId="7">
+  <w:num w:numId="105">
     <w:abstractNumId w:val="3"/>
     <w:lvlOverride w:ilvl="0">
       <w:startOverride w:val="1"/>
     </w:lvlOverride>
   </w:num>
-  <w:num w:numId="8">
+  <w:num w:numId="106">
+    <w:abstractNumId w:val="3"/>
+    <w:lvlOverride w:ilvl="0">
+      <w:startOverride w:val="1"/>
+    </w:lvlOverride>
+  </w:num>
+  <w:num w:numId="107">
+    <w:abstractNumId w:val="3"/>
+    <w:lvlOverride w:ilvl="0">
+      <w:startOverride w:val="1"/>
+    </w:lvlOverride>
+  </w:num>
+  <w:num w:numId="108">
+    <w:abstractNumId w:val="3"/>
+    <w:lvlOverride w:ilvl="0">
+      <w:startOverride w:val="1"/>
+    </w:lvlOverride>
+  </w:num>
+  <w:num w:numId="109">
     <w:abstractNumId w:val="3"/>
     <w:lvlOverride w:ilvl="0">
       <w:startOverride w:val="1"/>
